--- a/WebContent/docx/肝胆胰腺肿瘤120基因检测报告-单样本-重庆分子.docx
+++ b/WebContent/docx/肝胆胰腺肿瘤120基因检测报告-单样本-重庆分子.docx
@@ -298,6 +298,12 @@
             <w:insideH w:val="single" w:color="auto" w:sz="4" w:space="0"/>
             <w:insideV w:val="single" w:color="auto" w:sz="4" w:space="0"/>
           </w:tblBorders>
+          <w:tblCellMar>
+            <w:top w:w="0" w:type="dxa"/>
+            <w:left w:w="108" w:type="dxa"/>
+            <w:bottom w:w="0" w:type="dxa"/>
+            <w:right w:w="108" w:type="dxa"/>
+          </w:tblCellMar>
         </w:tblPrEx>
         <w:trPr>
           <w:trHeight w:val="667" w:hRule="atLeast"/>
@@ -3166,16 +3172,16 @@
           <w:lang w:eastAsia="zh-CN"/>
         </w:rPr>
       </w:pPr>
-      <w:bookmarkStart w:id="0" w:name="_Toc32054"/>
-      <w:bookmarkStart w:id="1" w:name="_Toc19944"/>
-      <w:bookmarkStart w:id="2" w:name="_Toc30143_WPSOffice_Level1"/>
-      <w:bookmarkStart w:id="3" w:name="_Toc10446"/>
-      <w:bookmarkStart w:id="4" w:name="_Toc21669"/>
-      <w:bookmarkStart w:id="5" w:name="_Toc27500"/>
-      <w:bookmarkStart w:id="6" w:name="_Toc24397"/>
-      <w:bookmarkStart w:id="7" w:name="_Toc24178_WPSOffice_Level1"/>
+      <w:bookmarkStart w:id="0" w:name="_Toc19944"/>
+      <w:bookmarkStart w:id="1" w:name="_Toc30143_WPSOffice_Level1"/>
+      <w:bookmarkStart w:id="2" w:name="_Toc32054"/>
+      <w:bookmarkStart w:id="3" w:name="_Toc21669"/>
+      <w:bookmarkStart w:id="4" w:name="_Toc24397"/>
+      <w:bookmarkStart w:id="5" w:name="_Toc24178_WPSOffice_Level1"/>
+      <w:bookmarkStart w:id="6" w:name="_Toc21009_WPSOffice_Level1"/>
+      <w:bookmarkStart w:id="7" w:name="_Toc27500"/>
       <w:bookmarkStart w:id="8" w:name="_Toc13806"/>
-      <w:bookmarkStart w:id="9" w:name="_Toc21009_WPSOffice_Level1"/>
+      <w:bookmarkStart w:id="9" w:name="_Toc10446"/>
       <w:r>
         <w:rPr>
           <w:rFonts w:ascii="Times New Roman" w:hAnsi="Times New Roman"/>
@@ -3238,7 +3244,6 @@
             <w:insideH w:val="single" w:color="BEBEBE" w:themeColor="background1" w:themeShade="BF" w:sz="4" w:space="0"/>
             <w:insideV w:val="single" w:color="BEBEBE" w:themeColor="background1" w:themeShade="BF" w:sz="4" w:space="0"/>
           </w:tblBorders>
-          <w:shd w:val="clear" w:color="auto" w:fill="FFFFFF" w:themeFill="background1"/>
           <w:tblCellMar>
             <w:top w:w="0" w:type="dxa"/>
             <w:left w:w="108" w:type="dxa"/>
@@ -3521,24 +3526,17 @@
             </w:pPr>
             <w:r>
               <w:rPr>
-                <w:rFonts w:ascii="Times New Roman" w:hAnsi="Times New Roman" w:eastAsia="微软雅黑" w:cs="Times New Roman"/>
+                <w:rFonts w:hint="eastAsia" w:ascii="Times New Roman" w:hAnsi="Times New Roman" w:eastAsia="微软雅黑" w:cs="Times New Roman"/>
+                <w:bCs/>
                 <w:color w:val="000000"/>
                 <w:sz w:val="21"/>
                 <w:szCs w:val="21"/>
-                <w:lang w:eastAsia="zh-CN"/>
-              </w:rPr>
-              <w:t>标本类型：</w:t>
-            </w:r>
-            <w:r>
-              <w:rPr>
-                <w:rFonts w:hint="eastAsia" w:ascii="Times New Roman" w:hAnsi="Times New Roman" w:eastAsia="微软雅黑" w:cs="Times New Roman"/>
-                <w:color w:val="000000"/>
-                <w:sz w:val="21"/>
-                <w:szCs w:val="21"/>
-                <w:lang w:eastAsia="zh-CN"/>
-              </w:rPr>
-              <w:t>{{ sample_type }}</w:t>
-            </w:r>
+                <w:lang w:val="en-US" w:eastAsia="zh-CN"/>
+              </w:rPr>
+              <w:t>病理编号：{{ patientid }}</w:t>
+            </w:r>
+            <w:bookmarkStart w:id="171" w:name="_GoBack"/>
+            <w:bookmarkEnd w:id="171"/>
           </w:p>
         </w:tc>
       </w:tr>
@@ -3677,14 +3675,54 @@
             </w:pPr>
             <w:r>
               <w:rPr>
-                <w:rFonts w:hint="eastAsia" w:ascii="Times New Roman" w:hAnsi="Times New Roman" w:eastAsia="微软雅黑" w:cs="Times New Roman"/>
-                <w:bCs/>
+                <w:rFonts w:ascii="Times New Roman" w:hAnsi="Times New Roman" w:eastAsia="微软雅黑" w:cs="Times New Roman"/>
                 <w:color w:val="000000"/>
                 <w:sz w:val="21"/>
                 <w:szCs w:val="21"/>
-                <w:lang w:val="en-US" w:eastAsia="zh-CN"/>
-              </w:rPr>
-              <w:t>病理编号：{{ patientid }}</w:t>
+                <w:lang w:eastAsia="zh-CN"/>
+              </w:rPr>
+              <w:t>标本类型：</w:t>
+            </w:r>
+            <w:r>
+              <w:rPr>
+                <w:rFonts w:hint="eastAsia" w:ascii="Times New Roman" w:hAnsi="Times New Roman" w:eastAsia="微软雅黑" w:cs="黑体"/>
+                <w:sz w:val="21"/>
+                <w:lang w:eastAsia="zh-CN"/>
+              </w:rPr>
+              <w:t xml:space="preserve">{% if summaryOfRresults.type == </w:t>
+            </w:r>
+            <w:r>
+              <w:rPr>
+                <w:rFonts w:ascii="Times New Roman" w:hAnsi="Times New Roman" w:eastAsia="微软雅黑" w:cs="黑体"/>
+                <w:sz w:val="21"/>
+                <w:lang w:eastAsia="zh-CN"/>
+              </w:rPr>
+              <w:t>“tissue”</w:t>
+            </w:r>
+            <w:r>
+              <w:rPr>
+                <w:rFonts w:hint="eastAsia" w:ascii="Times New Roman" w:hAnsi="Times New Roman" w:eastAsia="微软雅黑" w:cs="黑体"/>
+                <w:sz w:val="21"/>
+                <w:lang w:eastAsia="zh-CN"/>
+              </w:rPr>
+              <w:t xml:space="preserve"> %}石蜡样本{% else %}</w:t>
+            </w:r>
+            <w:r>
+              <w:rPr>
+                <w:rFonts w:hint="eastAsia" w:ascii="微软雅黑" w:hAnsi="微软雅黑" w:eastAsia="微软雅黑" w:cs="微软雅黑"/>
+                <w:sz w:val="21"/>
+                <w:szCs w:val="21"/>
+                <w:lang w:val="en-US" w:eastAsia="zh-CN" w:bidi="ar"/>
+              </w:rPr>
+              <w:t>血液</w:t>
+            </w:r>
+            <w:r>
+              <w:rPr>
+                <w:rFonts w:hint="eastAsia" w:ascii="Times New Roman" w:hAnsi="Times New Roman" w:eastAsia="微软雅黑" w:cs="黑体"/>
+                <w:sz w:val="21"/>
+                <w:lang w:eastAsia="zh-CN"/>
+              </w:rPr>
+              <w:t>{% endif %}</w:t>
             </w:r>
           </w:p>
         </w:tc>
@@ -3885,10 +3923,10 @@
           </w14:shadow>
         </w:rPr>
       </w:pPr>
-      <w:bookmarkStart w:id="10" w:name="_Toc11465"/>
-      <w:bookmarkStart w:id="11" w:name="_Toc10518"/>
-      <w:bookmarkStart w:id="12" w:name="_Toc11015_WPSOffice_Level1"/>
-      <w:bookmarkStart w:id="13" w:name="_Toc19594"/>
+      <w:bookmarkStart w:id="10" w:name="_Toc10518"/>
+      <w:bookmarkStart w:id="11" w:name="_Toc11015_WPSOffice_Level1"/>
+      <w:bookmarkStart w:id="12" w:name="_Toc19594"/>
+      <w:bookmarkStart w:id="13" w:name="_Toc11465"/>
       <w:bookmarkStart w:id="14" w:name="_Toc13931"/>
       <w:bookmarkStart w:id="15" w:name="_Toc18062_WPSOffice_Level1"/>
       <w:bookmarkStart w:id="16" w:name="_Toc17451"/>
@@ -4168,15 +4206,15 @@
       </w:pPr>
       <w:bookmarkStart w:id="21" w:name="_Toc16576"/>
       <w:bookmarkStart w:id="22" w:name="_Toc149832727"/>
-      <w:bookmarkStart w:id="23" w:name="_Toc1410"/>
-      <w:bookmarkStart w:id="24" w:name="_Toc23369_WPSOffice_Level1"/>
-      <w:bookmarkStart w:id="25" w:name="_Toc3871"/>
+      <w:bookmarkStart w:id="23" w:name="_Toc23369_WPSOffice_Level1"/>
+      <w:bookmarkStart w:id="24" w:name="_Toc3871"/>
+      <w:bookmarkStart w:id="25" w:name="_Toc1410"/>
       <w:bookmarkStart w:id="26" w:name="_Toc149826002"/>
       <w:bookmarkStart w:id="27" w:name="_Toc2563"/>
-      <w:bookmarkStart w:id="28" w:name="_Toc29731"/>
-      <w:bookmarkStart w:id="29" w:name="_Toc25920"/>
-      <w:bookmarkStart w:id="30" w:name="_Toc18058"/>
-      <w:bookmarkStart w:id="31" w:name="_Toc4088"/>
+      <w:bookmarkStart w:id="28" w:name="_Toc25920"/>
+      <w:bookmarkStart w:id="29" w:name="_Toc18058"/>
+      <w:bookmarkStart w:id="30" w:name="_Toc4088"/>
+      <w:bookmarkStart w:id="31" w:name="_Toc29731"/>
       <w:bookmarkStart w:id="32" w:name="_Toc6221_WPSOffice_Level1"/>
       <w:r>
         <w:rPr>
@@ -4272,12 +4310,6 @@
             <w:insideH w:val="single" w:color="A4A4A4" w:sz="4" w:space="0"/>
             <w:insideV w:val="single" w:color="A4A4A4" w:sz="4" w:space="0"/>
           </w:tblBorders>
-          <w:tblCellMar>
-            <w:top w:w="0" w:type="dxa"/>
-            <w:left w:w="0" w:type="dxa"/>
-            <w:bottom w:w="0" w:type="dxa"/>
-            <w:right w:w="0" w:type="dxa"/>
-          </w:tblCellMar>
         </w:tblPrEx>
         <w:trPr>
           <w:trHeight w:val="490" w:hRule="atLeast"/>
@@ -5147,12 +5179,6 @@
             <w:insideH w:val="single" w:color="A4A4A4" w:sz="4" w:space="0"/>
             <w:insideV w:val="single" w:color="A4A4A4" w:sz="4" w:space="0"/>
           </w:tblBorders>
-          <w:tblCellMar>
-            <w:top w:w="0" w:type="dxa"/>
-            <w:left w:w="0" w:type="dxa"/>
-            <w:bottom w:w="0" w:type="dxa"/>
-            <w:right w:w="0" w:type="dxa"/>
-          </w:tblCellMar>
         </w:tblPrEx>
         <w:trPr>
           <w:trHeight w:val="397" w:hRule="atLeast"/>
@@ -5674,6 +5700,12 @@
             <w:insideH w:val="single" w:color="A4A4A4" w:sz="4" w:space="0"/>
             <w:insideV w:val="single" w:color="A4A4A4" w:sz="4" w:space="0"/>
           </w:tblBorders>
+          <w:tblCellMar>
+            <w:top w:w="0" w:type="dxa"/>
+            <w:left w:w="108" w:type="dxa"/>
+            <w:bottom w:w="0" w:type="dxa"/>
+            <w:right w:w="108" w:type="dxa"/>
+          </w:tblCellMar>
         </w:tblPrEx>
         <w:trPr>
           <w:trHeight w:val="454" w:hRule="atLeast"/>
@@ -7127,8 +7159,8 @@
       <w:bookmarkStart w:id="49" w:name="_Toc9977"/>
       <w:bookmarkStart w:id="50" w:name="_Toc9088"/>
       <w:bookmarkStart w:id="51" w:name="_Toc23375"/>
-      <w:bookmarkStart w:id="52" w:name="_Toc30265"/>
-      <w:bookmarkStart w:id="53" w:name="_Toc22976"/>
+      <w:bookmarkStart w:id="52" w:name="_Toc22976"/>
+      <w:bookmarkStart w:id="53" w:name="_Toc30265"/>
       <w:bookmarkStart w:id="54" w:name="_Toc20643"/>
       <w:r>
         <w:rPr>
@@ -12060,20 +12092,20 @@
           <w:lang w:eastAsia="zh-CN"/>
         </w:rPr>
       </w:pPr>
-      <w:bookmarkStart w:id="55" w:name="_Toc23479"/>
-      <w:bookmarkStart w:id="56" w:name="_Toc149837260"/>
-      <w:bookmarkStart w:id="57" w:name="_Toc15206"/>
-      <w:bookmarkStart w:id="58" w:name="_Toc22163"/>
-      <w:bookmarkStart w:id="59" w:name="_Toc16483"/>
-      <w:bookmarkStart w:id="60" w:name="_Toc2919"/>
-      <w:bookmarkStart w:id="61" w:name="_Toc25675"/>
+      <w:bookmarkStart w:id="55" w:name="_Toc2919"/>
+      <w:bookmarkStart w:id="56" w:name="_Toc22163"/>
+      <w:bookmarkStart w:id="57" w:name="_Toc16483"/>
+      <w:bookmarkStart w:id="58" w:name="_Toc149837260"/>
+      <w:bookmarkStart w:id="59" w:name="_Toc15206"/>
+      <w:bookmarkStart w:id="60" w:name="_Toc23479"/>
+      <w:bookmarkStart w:id="61" w:name="_Toc4339"/>
       <w:bookmarkStart w:id="62" w:name="_Toc6221_WPSOffice_Level2"/>
-      <w:bookmarkStart w:id="63" w:name="_Toc25737"/>
-      <w:bookmarkStart w:id="64" w:name="_Toc4339"/>
-      <w:bookmarkStart w:id="65" w:name="_Toc1549"/>
-      <w:bookmarkStart w:id="66" w:name="_Toc626"/>
-      <w:bookmarkStart w:id="67" w:name="_Toc17410"/>
-      <w:bookmarkStart w:id="68" w:name="_Toc7551_WPSOffice_Level2"/>
+      <w:bookmarkStart w:id="63" w:name="_Toc1549"/>
+      <w:bookmarkStart w:id="64" w:name="_Toc25737"/>
+      <w:bookmarkStart w:id="65" w:name="_Toc17410"/>
+      <w:bookmarkStart w:id="66" w:name="_Toc25675"/>
+      <w:bookmarkStart w:id="67" w:name="_Toc7551_WPSOffice_Level2"/>
+      <w:bookmarkStart w:id="68" w:name="_Toc626"/>
       <w:r>
         <w:rPr>
           <w:rFonts w:hint="eastAsia"/>
@@ -12700,8 +12732,8 @@
         </w:rPr>
       </w:pPr>
       <w:bookmarkStart w:id="70" w:name="_Toc3816"/>
-      <w:bookmarkStart w:id="71" w:name="_Toc10994"/>
-      <w:bookmarkStart w:id="72" w:name="_Toc24055"/>
+      <w:bookmarkStart w:id="71" w:name="_Toc24055"/>
+      <w:bookmarkStart w:id="72" w:name="_Toc10994"/>
       <w:bookmarkStart w:id="73" w:name="_Toc2577"/>
       <w:r>
         <w:rPr>
@@ -12764,12 +12796,6 @@
             <w:insideH w:val="single" w:color="A4A4A4" w:sz="4" w:space="0"/>
             <w:insideV w:val="single" w:color="A4A4A4" w:sz="4" w:space="0"/>
           </w:tblBorders>
-          <w:tblCellMar>
-            <w:top w:w="0" w:type="dxa"/>
-            <w:left w:w="108" w:type="dxa"/>
-            <w:bottom w:w="0" w:type="dxa"/>
-            <w:right w:w="108" w:type="dxa"/>
-          </w:tblCellMar>
         </w:tblPrEx>
         <w:trPr>
           <w:trHeight w:val="510" w:hRule="atLeast"/>
@@ -13298,12 +13324,12 @@
           <w:lang w:eastAsia="zh-CN"/>
         </w:rPr>
       </w:pPr>
-      <w:bookmarkStart w:id="74" w:name="_Toc19763"/>
-      <w:bookmarkStart w:id="75" w:name="_Toc819"/>
-      <w:bookmarkStart w:id="76" w:name="_Toc1361"/>
-      <w:bookmarkStart w:id="77" w:name="_Toc149837262"/>
-      <w:bookmarkStart w:id="78" w:name="_Toc21662"/>
-      <w:bookmarkStart w:id="79" w:name="_Toc9691"/>
+      <w:bookmarkStart w:id="74" w:name="_Toc819"/>
+      <w:bookmarkStart w:id="75" w:name="_Toc149837262"/>
+      <w:bookmarkStart w:id="76" w:name="_Toc19763"/>
+      <w:bookmarkStart w:id="77" w:name="_Toc21662"/>
+      <w:bookmarkStart w:id="78" w:name="_Toc9691"/>
+      <w:bookmarkStart w:id="79" w:name="_Toc1361"/>
       <w:bookmarkStart w:id="80" w:name="_Toc3791"/>
       <w:r>
         <w:rPr>
@@ -16469,7 +16495,6 @@
             <w:insideH w:val="dotted" w:color="A5A5A5" w:sz="4" w:space="0"/>
             <w:insideV w:val="dotted" w:color="A5A5A5" w:sz="4" w:space="0"/>
           </w:tblBorders>
-          <w:shd w:val="clear" w:color="auto" w:fill="auto"/>
           <w:tblCellMar>
             <w:top w:w="0" w:type="dxa"/>
             <w:left w:w="108" w:type="dxa"/>
@@ -17682,7 +17707,6 @@
             <w:insideH w:val="dotted" w:color="A5A5A5" w:sz="4" w:space="0"/>
             <w:insideV w:val="dotted" w:color="A5A5A5" w:sz="4" w:space="0"/>
           </w:tblBorders>
-          <w:shd w:val="clear" w:color="auto" w:fill="auto"/>
           <w:tblCellMar>
             <w:top w:w="0" w:type="dxa"/>
             <w:left w:w="108" w:type="dxa"/>
@@ -18360,6 +18384,7 @@
             <w:insideH w:val="dotted" w:color="A5A5A5" w:sz="4" w:space="0"/>
             <w:insideV w:val="dotted" w:color="A5A5A5" w:sz="4" w:space="0"/>
           </w:tblBorders>
+          <w:shd w:val="clear" w:color="auto" w:fill="auto"/>
           <w:tblCellMar>
             <w:top w:w="0" w:type="dxa"/>
             <w:left w:w="108" w:type="dxa"/>
@@ -19037,6 +19062,7 @@
             <w:insideH w:val="dotted" w:color="A5A5A5" w:sz="4" w:space="0"/>
             <w:insideV w:val="dotted" w:color="A5A5A5" w:sz="4" w:space="0"/>
           </w:tblBorders>
+          <w:shd w:val="clear" w:color="auto" w:fill="auto"/>
           <w:tblCellMar>
             <w:top w:w="0" w:type="dxa"/>
             <w:left w:w="108" w:type="dxa"/>
@@ -21125,7 +21151,6 @@
             <w:insideH w:val="dotted" w:color="A5A5A5" w:sz="4" w:space="0"/>
             <w:insideV w:val="dotted" w:color="A5A5A5" w:sz="4" w:space="0"/>
           </w:tblBorders>
-          <w:shd w:val="clear" w:color="auto" w:fill="auto"/>
           <w:tblCellMar>
             <w:top w:w="0" w:type="dxa"/>
             <w:left w:w="108" w:type="dxa"/>
@@ -21523,16 +21548,16 @@
           </w14:shadow>
         </w:rPr>
       </w:pPr>
-      <w:bookmarkStart w:id="81" w:name="_Toc28194"/>
-      <w:bookmarkStart w:id="82" w:name="_Toc23846_WPSOffice_Level1"/>
-      <w:bookmarkStart w:id="83" w:name="_Toc3978"/>
+      <w:bookmarkStart w:id="81" w:name="_Toc23846_WPSOffice_Level1"/>
+      <w:bookmarkStart w:id="82" w:name="_Toc3978"/>
+      <w:bookmarkStart w:id="83" w:name="_Toc28194"/>
       <w:bookmarkStart w:id="84" w:name="_Toc32661"/>
       <w:bookmarkStart w:id="85" w:name="_Toc4331_WPSOffice_Level1"/>
       <w:bookmarkStart w:id="86" w:name="_Toc5598"/>
       <w:bookmarkStart w:id="87" w:name="_Toc19559"/>
       <w:bookmarkStart w:id="88" w:name="_Toc25727"/>
-      <w:bookmarkStart w:id="89" w:name="_Toc32443_WPSOffice_Level1"/>
-      <w:bookmarkStart w:id="90" w:name="_Toc23903"/>
+      <w:bookmarkStart w:id="89" w:name="_Toc23903"/>
+      <w:bookmarkStart w:id="90" w:name="_Toc32443_WPSOffice_Level1"/>
       <w:r>
         <w:rPr>
           <w:rFonts w:ascii="Times New Roman" w:hAnsi="Times New Roman"/>
@@ -21594,16 +21619,16 @@
           <w:lang w:eastAsia="zh-CN"/>
         </w:rPr>
       </w:pPr>
-      <w:bookmarkStart w:id="92" w:name="_Toc29195"/>
-      <w:bookmarkStart w:id="93" w:name="_Toc23606"/>
-      <w:bookmarkStart w:id="94" w:name="_Toc4331_WPSOffice_Level2"/>
-      <w:bookmarkStart w:id="95" w:name="_Toc32302"/>
-      <w:bookmarkStart w:id="96" w:name="_Toc32443_WPSOffice_Level2"/>
+      <w:bookmarkStart w:id="92" w:name="_Toc4331_WPSOffice_Level2"/>
+      <w:bookmarkStart w:id="93" w:name="_Toc32302"/>
+      <w:bookmarkStart w:id="94" w:name="_Toc23606"/>
+      <w:bookmarkStart w:id="95" w:name="_Toc32443_WPSOffice_Level2"/>
+      <w:bookmarkStart w:id="96" w:name="_Toc29195"/>
       <w:bookmarkStart w:id="97" w:name="_Toc19553"/>
-      <w:bookmarkStart w:id="98" w:name="_Toc4743"/>
-      <w:bookmarkStart w:id="99" w:name="_Toc20503"/>
+      <w:bookmarkStart w:id="98" w:name="_Toc149837264"/>
+      <w:bookmarkStart w:id="99" w:name="_Toc4743"/>
       <w:bookmarkStart w:id="100" w:name="_Toc9699"/>
-      <w:bookmarkStart w:id="101" w:name="_Toc149837264"/>
+      <w:bookmarkStart w:id="101" w:name="_Toc20503"/>
       <w:r>
         <w:rPr>
           <w:rFonts w:hint="eastAsia"/>
@@ -30660,9 +30685,9 @@
       </w:pPr>
       <w:bookmarkStart w:id="102" w:name="_Toc29383"/>
       <w:bookmarkStart w:id="103" w:name="_Toc20694"/>
-      <w:bookmarkStart w:id="104" w:name="_Toc6784"/>
-      <w:bookmarkStart w:id="105" w:name="_Toc32468"/>
-      <w:bookmarkStart w:id="106" w:name="_Toc5036"/>
+      <w:bookmarkStart w:id="104" w:name="_Toc32468"/>
+      <w:bookmarkStart w:id="105" w:name="_Toc5036"/>
+      <w:bookmarkStart w:id="106" w:name="_Toc6784"/>
       <w:r>
         <w:rPr>
           <w:rFonts w:hint="eastAsia" w:ascii="Times New Roman" w:hAnsi="Times New Roman"/>
@@ -30692,11 +30717,11 @@
       </w:pPr>
       <w:bookmarkStart w:id="107" w:name="_Toc26651"/>
       <w:bookmarkStart w:id="108" w:name="_Toc23518"/>
-      <w:bookmarkStart w:id="109" w:name="_Toc20674"/>
-      <w:bookmarkStart w:id="110" w:name="_Toc13456"/>
+      <w:bookmarkStart w:id="109" w:name="_Toc13456"/>
+      <w:bookmarkStart w:id="110" w:name="_Toc20674"/>
       <w:bookmarkStart w:id="111" w:name="_Toc11562_WPSOffice_Level3"/>
-      <w:bookmarkStart w:id="112" w:name="_Toc107825560"/>
-      <w:bookmarkStart w:id="113" w:name="_Toc14132"/>
+      <w:bookmarkStart w:id="112" w:name="_Toc14132"/>
+      <w:bookmarkStart w:id="113" w:name="_Toc107825560"/>
       <w:bookmarkStart w:id="114" w:name="_Toc12977"/>
       <w:r>
         <w:rPr>
@@ -31818,14 +31843,14 @@
         </w:rPr>
       </w:pPr>
       <w:bookmarkStart w:id="116" w:name="_Toc1707_WPSOffice_Level1"/>
-      <w:bookmarkStart w:id="117" w:name="_Toc18680"/>
-      <w:bookmarkStart w:id="118" w:name="_Toc13196_WPSOffice_Level1"/>
-      <w:bookmarkStart w:id="119" w:name="_Toc28240"/>
-      <w:bookmarkStart w:id="120" w:name="_Toc27302"/>
-      <w:bookmarkStart w:id="121" w:name="_Toc21764_WPSOffice_Level1"/>
-      <w:bookmarkStart w:id="122" w:name="_Toc12505"/>
-      <w:bookmarkStart w:id="123" w:name="_Toc2409"/>
-      <w:bookmarkStart w:id="124" w:name="_Toc16594"/>
+      <w:bookmarkStart w:id="117" w:name="_Toc16594"/>
+      <w:bookmarkStart w:id="118" w:name="_Toc12505"/>
+      <w:bookmarkStart w:id="119" w:name="_Toc27302"/>
+      <w:bookmarkStart w:id="120" w:name="_Toc13196_WPSOffice_Level1"/>
+      <w:bookmarkStart w:id="121" w:name="_Toc28240"/>
+      <w:bookmarkStart w:id="122" w:name="_Toc2409"/>
+      <w:bookmarkStart w:id="123" w:name="_Toc21764_WPSOffice_Level1"/>
+      <w:bookmarkStart w:id="124" w:name="_Toc18680"/>
       <w:r>
         <w:rPr>
           <w:rFonts w:ascii="Times New Roman" w:hAnsi="Times New Roman" w:eastAsia="微软雅黑" w:cs="Times New Roman"/>
@@ -34059,13 +34084,13 @@
           <w:lang w:val="en-US" w:eastAsia="zh-CN"/>
         </w:rPr>
       </w:pPr>
-      <w:bookmarkStart w:id="126" w:name="_Toc24085_WPSOffice_Level1"/>
-      <w:bookmarkStart w:id="127" w:name="_Toc3674"/>
-      <w:bookmarkStart w:id="128" w:name="_Toc9914"/>
-      <w:bookmarkStart w:id="129" w:name="_Toc15840_WPSOffice_Level1"/>
-      <w:bookmarkStart w:id="130" w:name="_Toc9066"/>
-      <w:bookmarkStart w:id="131" w:name="_Toc8395"/>
-      <w:bookmarkStart w:id="132" w:name="_Toc14255_WPSOffice_Level1"/>
+      <w:bookmarkStart w:id="126" w:name="_Toc15840_WPSOffice_Level1"/>
+      <w:bookmarkStart w:id="127" w:name="_Toc9066"/>
+      <w:bookmarkStart w:id="128" w:name="_Toc24085_WPSOffice_Level1"/>
+      <w:bookmarkStart w:id="129" w:name="_Toc3674"/>
+      <w:bookmarkStart w:id="130" w:name="_Toc9914"/>
+      <w:bookmarkStart w:id="131" w:name="_Toc14255_WPSOffice_Level1"/>
+      <w:bookmarkStart w:id="132" w:name="_Toc8395"/>
       <w:r>
         <w:rPr>
           <w:rFonts w:hint="eastAsia" w:ascii="Times New Roman" w:hAnsi="Times New Roman"/>
@@ -36638,9 +36663,9 @@
       </w:r>
     </w:p>
     <w:p>
-      <w:bookmarkStart w:id="133" w:name="_Toc20303"/>
-      <w:bookmarkStart w:id="134" w:name="_Toc1779"/>
-      <w:bookmarkStart w:id="135" w:name="_Toc11812"/>
+      <w:bookmarkStart w:id="133" w:name="_Toc1779"/>
+      <w:bookmarkStart w:id="134" w:name="_Toc11812"/>
+      <w:bookmarkStart w:id="135" w:name="_Toc20303"/>
       <w:bookmarkStart w:id="136" w:name="_Toc11896_WPSOffice_Level1"/>
       <w:bookmarkStart w:id="137" w:name="_Toc4979"/>
       <w:bookmarkStart w:id="138" w:name="_Toc28810_WPSOffice_Level1"/>
@@ -37373,13 +37398,13 @@
       <w:bookmarkStart w:id="141" w:name="_Toc7549"/>
       <w:bookmarkStart w:id="142" w:name="_Toc6864"/>
       <w:bookmarkStart w:id="143" w:name="_Toc29730"/>
-      <w:bookmarkStart w:id="144" w:name="_Toc19099"/>
-      <w:bookmarkStart w:id="145" w:name="_Toc159"/>
-      <w:bookmarkStart w:id="146" w:name="_Toc22484_WPSOffice_Level1"/>
-      <w:bookmarkStart w:id="147" w:name="_Toc16368_WPSOffice_Level1"/>
-      <w:bookmarkStart w:id="148" w:name="_Toc28910_WPSOffice_Level1"/>
-      <w:bookmarkStart w:id="149" w:name="_Toc28537"/>
-      <w:bookmarkStart w:id="150" w:name="_Toc8182"/>
+      <w:bookmarkStart w:id="144" w:name="_Toc28537"/>
+      <w:bookmarkStart w:id="145" w:name="_Toc8182"/>
+      <w:bookmarkStart w:id="146" w:name="_Toc19099"/>
+      <w:bookmarkStart w:id="147" w:name="_Toc22484_WPSOffice_Level1"/>
+      <w:bookmarkStart w:id="148" w:name="_Toc16368_WPSOffice_Level1"/>
+      <w:bookmarkStart w:id="149" w:name="_Toc28910_WPSOffice_Level1"/>
+      <w:bookmarkStart w:id="150" w:name="_Toc159"/>
       <w:r>
         <w:rPr>
           <w:rFonts w:hint="eastAsia" w:ascii="Times New Roman" w:hAnsi="Times New Roman"/>
@@ -37833,9 +37858,9 @@
           <w:lang w:eastAsia="zh-CN"/>
         </w:rPr>
       </w:pPr>
-      <w:bookmarkStart w:id="151" w:name="_Toc26985_WPSOffice_Level1"/>
+      <w:bookmarkStart w:id="151" w:name="_Toc28454_WPSOffice_Level1"/>
       <w:bookmarkStart w:id="152" w:name="_Toc20170_WPSOffice_Level1"/>
-      <w:bookmarkStart w:id="153" w:name="_Toc28454_WPSOffice_Level1"/>
+      <w:bookmarkStart w:id="153" w:name="_Toc26985_WPSOffice_Level1"/>
       <w:r>
         <w:rPr>
           <w:lang w:eastAsia="zh-CN"/>
@@ -37861,21 +37886,21 @@
           <w:lang w:eastAsia="zh-CN"/>
         </w:rPr>
       </w:pPr>
-      <w:bookmarkStart w:id="154" w:name="_Toc7234"/>
-      <w:bookmarkStart w:id="155" w:name="_Toc15114"/>
-      <w:bookmarkStart w:id="156" w:name="_Toc3409"/>
-      <w:bookmarkStart w:id="157" w:name="_Toc8911"/>
-      <w:bookmarkStart w:id="158" w:name="_Toc107825570"/>
+      <w:bookmarkStart w:id="154" w:name="_Toc3409"/>
+      <w:bookmarkStart w:id="155" w:name="_Toc7234"/>
+      <w:bookmarkStart w:id="156" w:name="_Toc15114"/>
+      <w:bookmarkStart w:id="157" w:name="_Toc107825570"/>
+      <w:bookmarkStart w:id="158" w:name="_Toc8911"/>
       <w:bookmarkStart w:id="159" w:name="_Toc27034"/>
-      <w:bookmarkStart w:id="160" w:name="_Toc11901"/>
+      <w:bookmarkStart w:id="160" w:name="_Toc15630"/>
       <w:bookmarkStart w:id="161" w:name="_Toc4503"/>
-      <w:bookmarkStart w:id="162" w:name="_Toc27809"/>
-      <w:bookmarkStart w:id="163" w:name="_Toc15630"/>
-      <w:bookmarkStart w:id="164" w:name="_Toc22623"/>
-      <w:bookmarkStart w:id="165" w:name="_Toc14611_WPSOffice_Level1"/>
-      <w:bookmarkStart w:id="166" w:name="_Toc19584_WPSOffice_Level1"/>
-      <w:bookmarkStart w:id="167" w:name="_Toc22162_WPSOffice_Level1"/>
-      <w:bookmarkStart w:id="168" w:name="_Toc17792_WPSOffice_Level2"/>
+      <w:bookmarkStart w:id="162" w:name="_Toc11901"/>
+      <w:bookmarkStart w:id="163" w:name="_Toc27809"/>
+      <w:bookmarkStart w:id="164" w:name="_Toc14611_WPSOffice_Level1"/>
+      <w:bookmarkStart w:id="165" w:name="_Toc22162_WPSOffice_Level1"/>
+      <w:bookmarkStart w:id="166" w:name="_Toc17792_WPSOffice_Level2"/>
+      <w:bookmarkStart w:id="167" w:name="_Toc22623"/>
+      <w:bookmarkStart w:id="168" w:name="_Toc19584_WPSOffice_Level1"/>
       <w:bookmarkStart w:id="169" w:name="_Toc13275"/>
       <w:r>
         <w:rPr>
@@ -38007,8 +38032,6 @@
         </w:rPr>
         <w:t>局限性说明</w:t>
       </w:r>
-      <w:bookmarkStart w:id="171" w:name="_GoBack"/>
-      <w:bookmarkEnd w:id="171"/>
     </w:p>
     <w:p>
       <w:pPr>

--- a/WebContent/docx/肝胆胰腺肿瘤120基因检测报告-单样本-重庆分子.docx
+++ b/WebContent/docx/肝胆胰腺肿瘤120基因检测报告-单样本-重庆分子.docx
@@ -3196,16 +3196,16 @@
           <w:lang w:eastAsia="zh-CN"/>
         </w:rPr>
       </w:pPr>
-      <w:bookmarkStart w:id="0" w:name="_Toc32054"/>
-      <w:bookmarkStart w:id="1" w:name="_Toc13806"/>
-      <w:bookmarkStart w:id="2" w:name="_Toc10446"/>
-      <w:bookmarkStart w:id="3" w:name="_Toc27500"/>
-      <w:bookmarkStart w:id="4" w:name="_Toc19944"/>
+      <w:bookmarkStart w:id="0" w:name="_Toc13806"/>
+      <w:bookmarkStart w:id="1" w:name="_Toc10446"/>
+      <w:bookmarkStart w:id="2" w:name="_Toc27500"/>
+      <w:bookmarkStart w:id="3" w:name="_Toc19944"/>
+      <w:bookmarkStart w:id="4" w:name="_Toc24397"/>
       <w:bookmarkStart w:id="5" w:name="_Toc21009_WPSOffice_Level1"/>
       <w:bookmarkStart w:id="6" w:name="_Toc24178_WPSOffice_Level1"/>
-      <w:bookmarkStart w:id="7" w:name="_Toc24397"/>
-      <w:bookmarkStart w:id="8" w:name="_Toc21669"/>
-      <w:bookmarkStart w:id="9" w:name="_Toc30143_WPSOffice_Level1"/>
+      <w:bookmarkStart w:id="7" w:name="_Toc32054"/>
+      <w:bookmarkStart w:id="8" w:name="_Toc30143_WPSOffice_Level1"/>
+      <w:bookmarkStart w:id="9" w:name="_Toc21669"/>
       <w:r>
         <w:rPr>
           <w:rFonts w:ascii="Times New Roman" w:hAnsi="Times New Roman"/>
@@ -3268,163 +3268,6 @@
             <w:insideH w:val="single" w:color="BEBEBE" w:themeColor="background1" w:themeShade="BF" w:sz="4" w:space="0"/>
             <w:insideV w:val="single" w:color="BEBEBE" w:themeColor="background1" w:themeShade="BF" w:sz="4" w:space="0"/>
           </w:tblBorders>
-          <w:tblCellMar>
-            <w:top w:w="0" w:type="dxa"/>
-            <w:left w:w="108" w:type="dxa"/>
-            <w:bottom w:w="0" w:type="dxa"/>
-            <w:right w:w="108" w:type="dxa"/>
-          </w:tblCellMar>
-        </w:tblPrEx>
-        <w:trPr>
-          <w:trHeight w:val="397" w:hRule="atLeast"/>
-          <w:jc w:val="center"/>
-        </w:trPr>
-        <w:tc>
-          <w:tcPr>
-            <w:tcW w:w="3231" w:type="dxa"/>
-            <w:tcBorders>
-              <w:top w:val="single" w:color="62B541" w:sz="24" w:space="0"/>
-            </w:tcBorders>
-            <w:shd w:val="clear" w:color="auto" w:fill="auto"/>
-            <w:vAlign w:val="center"/>
-          </w:tcPr>
-          <w:p>
-            <w:pPr>
-              <w:jc w:val="both"/>
-              <w:rPr>
-                <w:rFonts w:ascii="Times New Roman" w:hAnsi="Times New Roman" w:eastAsia="微软雅黑" w:cs="Times New Roman"/>
-                <w:bCs/>
-                <w:color w:val="000000"/>
-                <w:sz w:val="21"/>
-                <w:szCs w:val="21"/>
-                <w:lang w:eastAsia="zh-CN"/>
-              </w:rPr>
-            </w:pPr>
-            <w:r>
-              <w:rPr>
-                <w:rFonts w:ascii="Times New Roman" w:hAnsi="Times New Roman" w:eastAsia="微软雅黑" w:cs="Times New Roman"/>
-                <w:bCs/>
-                <w:color w:val="000000"/>
-                <w:sz w:val="21"/>
-                <w:szCs w:val="21"/>
-                <w:lang w:eastAsia="zh-CN"/>
-              </w:rPr>
-              <w:t>姓名：</w:t>
-            </w:r>
-            <w:r>
-              <w:rPr>
-                <w:rFonts w:hint="eastAsia" w:ascii="Times New Roman" w:hAnsi="Times New Roman" w:eastAsia="微软雅黑" w:cs="Times New Roman"/>
-                <w:bCs/>
-                <w:color w:val="000000"/>
-                <w:sz w:val="21"/>
-                <w:szCs w:val="21"/>
-                <w:lang w:eastAsia="zh-CN"/>
-              </w:rPr>
-              <w:t>{{ client }}</w:t>
-            </w:r>
-          </w:p>
-        </w:tc>
-        <w:tc>
-          <w:tcPr>
-            <w:tcW w:w="3323" w:type="dxa"/>
-            <w:tcBorders>
-              <w:top w:val="single" w:color="62B541" w:sz="24" w:space="0"/>
-            </w:tcBorders>
-            <w:shd w:val="clear" w:color="auto" w:fill="auto"/>
-            <w:vAlign w:val="center"/>
-          </w:tcPr>
-          <w:p>
-            <w:pPr>
-              <w:jc w:val="both"/>
-              <w:rPr>
-                <w:rFonts w:ascii="Times New Roman" w:hAnsi="Times New Roman" w:eastAsia="微软雅黑" w:cs="Times New Roman"/>
-                <w:bCs/>
-                <w:color w:val="000000"/>
-                <w:sz w:val="21"/>
-                <w:szCs w:val="21"/>
-                <w:lang w:eastAsia="zh-CN"/>
-              </w:rPr>
-            </w:pPr>
-            <w:r>
-              <w:rPr>
-                <w:rFonts w:ascii="Times New Roman" w:hAnsi="Times New Roman" w:eastAsia="微软雅黑" w:cs="Times New Roman"/>
-                <w:bCs/>
-                <w:color w:val="000000"/>
-                <w:sz w:val="21"/>
-                <w:szCs w:val="21"/>
-                <w:lang w:eastAsia="zh-CN"/>
-              </w:rPr>
-              <w:t>送检医院：</w:t>
-            </w:r>
-            <w:r>
-              <w:rPr>
-                <w:rFonts w:hint="eastAsia" w:ascii="Times New Roman" w:hAnsi="Times New Roman" w:eastAsia="微软雅黑" w:cs="Times New Roman"/>
-                <w:bCs/>
-                <w:color w:val="000000"/>
-                <w:sz w:val="21"/>
-                <w:szCs w:val="21"/>
-                <w:lang w:eastAsia="zh-CN"/>
-              </w:rPr>
-              <w:t>{{ hospital }}</w:t>
-            </w:r>
-          </w:p>
-        </w:tc>
-        <w:tc>
-          <w:tcPr>
-            <w:tcW w:w="3316" w:type="dxa"/>
-            <w:tcBorders>
-              <w:top w:val="single" w:color="62B541" w:sz="24" w:space="0"/>
-            </w:tcBorders>
-            <w:shd w:val="clear" w:color="auto" w:fill="auto"/>
-            <w:vAlign w:val="center"/>
-          </w:tcPr>
-          <w:p>
-            <w:pPr>
-              <w:jc w:val="both"/>
-              <w:rPr>
-                <w:rFonts w:ascii="Times New Roman" w:hAnsi="Times New Roman" w:eastAsia="微软雅黑" w:cs="Times New Roman"/>
-                <w:bCs/>
-                <w:color w:val="000000"/>
-                <w:sz w:val="21"/>
-                <w:szCs w:val="21"/>
-                <w:lang w:eastAsia="zh-CN"/>
-              </w:rPr>
-            </w:pPr>
-            <w:r>
-              <w:rPr>
-                <w:rFonts w:ascii="Times New Roman" w:hAnsi="Times New Roman" w:eastAsia="微软雅黑" w:cs="Times New Roman"/>
-                <w:bCs/>
-                <w:color w:val="000000"/>
-                <w:sz w:val="21"/>
-                <w:szCs w:val="21"/>
-                <w:lang w:eastAsia="zh-CN"/>
-              </w:rPr>
-              <w:t>样本编号：</w:t>
-            </w:r>
-            <w:r>
-              <w:rPr>
-                <w:rFonts w:hint="eastAsia" w:ascii="Times New Roman" w:hAnsi="Times New Roman" w:eastAsia="微软雅黑" w:cs="Times New Roman"/>
-                <w:bCs/>
-                <w:color w:val="000000"/>
-                <w:sz w:val="21"/>
-                <w:szCs w:val="21"/>
-                <w:lang w:eastAsia="zh-CN"/>
-              </w:rPr>
-              <w:t>{{ subbarcode }}</w:t>
-            </w:r>
-          </w:p>
-        </w:tc>
-      </w:tr>
-      <w:tr>
-        <w:tblPrEx>
-          <w:tblBorders>
-            <w:top w:val="single" w:color="5A9D46" w:sz="24" w:space="0"/>
-            <w:left w:val="none" w:color="auto" w:sz="0" w:space="0"/>
-            <w:bottom w:val="none" w:color="auto" w:sz="0" w:space="0"/>
-            <w:right w:val="none" w:color="auto" w:sz="0" w:space="0"/>
-            <w:insideH w:val="single" w:color="BEBEBE" w:themeColor="background1" w:themeShade="BF" w:sz="4" w:space="0"/>
-            <w:insideV w:val="single" w:color="BEBEBE" w:themeColor="background1" w:themeShade="BF" w:sz="4" w:space="0"/>
-          </w:tblBorders>
           <w:shd w:val="clear" w:color="auto" w:fill="FFFFFF" w:themeFill="background1"/>
           <w:tblCellMar>
             <w:top w:w="0" w:type="dxa"/>
@@ -3441,8 +3284,7 @@
           <w:tcPr>
             <w:tcW w:w="3231" w:type="dxa"/>
             <w:tcBorders>
-              <w:tl2br w:val="nil"/>
-              <w:tr2bl w:val="nil"/>
+              <w:top w:val="single" w:color="62B541" w:sz="24" w:space="0"/>
             </w:tcBorders>
             <w:shd w:val="clear" w:color="auto" w:fill="auto"/>
             <w:vAlign w:val="center"/>
@@ -3468,7 +3310,7 @@
                 <w:szCs w:val="21"/>
                 <w:lang w:eastAsia="zh-CN"/>
               </w:rPr>
-              <w:t>性别：</w:t>
+              <w:t>姓名：</w:t>
             </w:r>
             <w:r>
               <w:rPr>
@@ -3479,7 +3321,7 @@
                 <w:szCs w:val="21"/>
                 <w:lang w:eastAsia="zh-CN"/>
               </w:rPr>
-              <w:t>{{ sex }}</w:t>
+              <w:t>{{ client }}</w:t>
             </w:r>
           </w:p>
         </w:tc>
@@ -3487,8 +3329,7 @@
           <w:tcPr>
             <w:tcW w:w="3323" w:type="dxa"/>
             <w:tcBorders>
-              <w:tl2br w:val="nil"/>
-              <w:tr2bl w:val="nil"/>
+              <w:top w:val="single" w:color="62B541" w:sz="24" w:space="0"/>
             </w:tcBorders>
             <w:shd w:val="clear" w:color="auto" w:fill="auto"/>
             <w:vAlign w:val="center"/>
@@ -3498,6 +3339,7 @@
               <w:jc w:val="both"/>
               <w:rPr>
                 <w:rFonts w:ascii="Times New Roman" w:hAnsi="Times New Roman" w:eastAsia="微软雅黑" w:cs="Times New Roman"/>
+                <w:bCs/>
                 <w:color w:val="000000"/>
                 <w:sz w:val="21"/>
                 <w:szCs w:val="21"/>
@@ -3507,22 +3349,24 @@
             <w:r>
               <w:rPr>
                 <w:rFonts w:ascii="Times New Roman" w:hAnsi="Times New Roman" w:eastAsia="微软雅黑" w:cs="Times New Roman"/>
+                <w:bCs/>
                 <w:color w:val="000000"/>
                 <w:sz w:val="21"/>
                 <w:szCs w:val="21"/>
                 <w:lang w:eastAsia="zh-CN"/>
               </w:rPr>
-              <w:t>送检科室：</w:t>
-            </w:r>
-            <w:r>
-              <w:rPr>
-                <w:rFonts w:hint="eastAsia" w:ascii="Times New Roman" w:hAnsi="Times New Roman" w:eastAsia="微软雅黑" w:cs="Times New Roman"/>
+              <w:t>送检医院：</w:t>
+            </w:r>
+            <w:r>
+              <w:rPr>
+                <w:rFonts w:hint="eastAsia" w:ascii="Times New Roman" w:hAnsi="Times New Roman" w:eastAsia="微软雅黑" w:cs="Times New Roman"/>
+                <w:bCs/>
                 <w:color w:val="000000"/>
                 <w:sz w:val="21"/>
                 <w:szCs w:val="21"/>
                 <w:lang w:eastAsia="zh-CN"/>
               </w:rPr>
-              <w:t>{{ locationname }}</w:t>
+              <w:t>{{ hospital }}</w:t>
             </w:r>
           </w:p>
         </w:tc>
@@ -3530,8 +3374,7 @@
           <w:tcPr>
             <w:tcW w:w="3316" w:type="dxa"/>
             <w:tcBorders>
-              <w:tl2br w:val="nil"/>
-              <w:tr2bl w:val="nil"/>
+              <w:top w:val="single" w:color="62B541" w:sz="24" w:space="0"/>
             </w:tcBorders>
             <w:shd w:val="clear" w:color="auto" w:fill="auto"/>
             <w:vAlign w:val="center"/>
@@ -3551,53 +3394,24 @@
             <w:r>
               <w:rPr>
                 <w:rFonts w:ascii="Times New Roman" w:hAnsi="Times New Roman" w:eastAsia="微软雅黑" w:cs="Times New Roman"/>
+                <w:bCs/>
                 <w:color w:val="000000"/>
                 <w:sz w:val="21"/>
                 <w:szCs w:val="21"/>
                 <w:lang w:eastAsia="zh-CN"/>
               </w:rPr>
-              <w:t>标本类型：</w:t>
-            </w:r>
-            <w:r>
-              <w:rPr>
-                <w:rFonts w:hint="eastAsia" w:ascii="Times New Roman" w:hAnsi="Times New Roman" w:eastAsia="微软雅黑" w:cs="黑体"/>
-                <w:sz w:val="21"/>
-                <w:lang w:eastAsia="zh-CN"/>
-              </w:rPr>
-              <w:t xml:space="preserve">{% if summaryOfRresults.type == </w:t>
-            </w:r>
-            <w:r>
-              <w:rPr>
-                <w:rFonts w:ascii="Times New Roman" w:hAnsi="Times New Roman" w:eastAsia="微软雅黑" w:cs="黑体"/>
-                <w:sz w:val="21"/>
-                <w:lang w:eastAsia="zh-CN"/>
-              </w:rPr>
-              <w:t>“tissue”</w:t>
-            </w:r>
-            <w:r>
-              <w:rPr>
-                <w:rFonts w:hint="eastAsia" w:ascii="Times New Roman" w:hAnsi="Times New Roman" w:eastAsia="微软雅黑" w:cs="黑体"/>
-                <w:sz w:val="21"/>
-                <w:lang w:eastAsia="zh-CN"/>
-              </w:rPr>
-              <w:t xml:space="preserve"> %}石蜡样本{% else %}</w:t>
-            </w:r>
-            <w:r>
-              <w:rPr>
-                <w:rFonts w:hint="eastAsia" w:ascii="微软雅黑" w:hAnsi="微软雅黑" w:eastAsia="微软雅黑" w:cs="微软雅黑"/>
-                <w:sz w:val="21"/>
-                <w:szCs w:val="21"/>
-                <w:lang w:val="en-US" w:eastAsia="zh-CN" w:bidi="ar"/>
-              </w:rPr>
-              <w:t>血液</w:t>
-            </w:r>
-            <w:r>
-              <w:rPr>
-                <w:rFonts w:hint="eastAsia" w:ascii="Times New Roman" w:hAnsi="Times New Roman" w:eastAsia="微软雅黑" w:cs="黑体"/>
-                <w:sz w:val="21"/>
-                <w:lang w:eastAsia="zh-CN"/>
-              </w:rPr>
-              <w:t>{% endif %}</w:t>
+              <w:t>样本编号：</w:t>
+            </w:r>
+            <w:r>
+              <w:rPr>
+                <w:rFonts w:hint="eastAsia" w:ascii="Times New Roman" w:hAnsi="Times New Roman" w:eastAsia="微软雅黑" w:cs="Times New Roman"/>
+                <w:bCs/>
+                <w:color w:val="000000"/>
+                <w:sz w:val="21"/>
+                <w:szCs w:val="21"/>
+                <w:lang w:eastAsia="zh-CN"/>
+              </w:rPr>
+              <w:t>{{ subbarcode }}</w:t>
             </w:r>
           </w:p>
         </w:tc>
@@ -3612,7 +3426,6 @@
             <w:insideH w:val="single" w:color="BEBEBE" w:themeColor="background1" w:themeShade="BF" w:sz="4" w:space="0"/>
             <w:insideV w:val="single" w:color="BEBEBE" w:themeColor="background1" w:themeShade="BF" w:sz="4" w:space="0"/>
           </w:tblBorders>
-          <w:shd w:val="clear" w:color="auto" w:fill="FFFFFF" w:themeFill="background1"/>
           <w:tblCellMar>
             <w:top w:w="0" w:type="dxa"/>
             <w:left w:w="108" w:type="dxa"/>
@@ -3655,7 +3468,7 @@
                 <w:szCs w:val="21"/>
                 <w:lang w:eastAsia="zh-CN"/>
               </w:rPr>
-              <w:t>年龄：</w:t>
+              <w:t>性别：</w:t>
             </w:r>
             <w:r>
               <w:rPr>
@@ -3666,7 +3479,7 @@
                 <w:szCs w:val="21"/>
                 <w:lang w:eastAsia="zh-CN"/>
               </w:rPr>
-              <w:t>{{ age }}</w:t>
+              <w:t>{{ sex }}</w:t>
             </w:r>
           </w:p>
         </w:tc>
@@ -3699,7 +3512,7 @@
                 <w:szCs w:val="21"/>
                 <w:lang w:eastAsia="zh-CN"/>
               </w:rPr>
-              <w:t>送检医生：</w:t>
+              <w:t>送检科室：</w:t>
             </w:r>
             <w:r>
               <w:rPr>
@@ -3709,7 +3522,7 @@
                 <w:szCs w:val="21"/>
                 <w:lang w:eastAsia="zh-CN"/>
               </w:rPr>
-              <w:t>{{ doctorname }}</w:t>
+              <w:t>{{ locationname }}</w:t>
             </w:r>
           </w:p>
         </w:tc>
@@ -3727,24 +3540,64 @@
             <w:pPr>
               <w:jc w:val="both"/>
               <w:rPr>
-                <w:rFonts w:hint="default" w:ascii="Times New Roman" w:hAnsi="Times New Roman" w:eastAsia="微软雅黑" w:cs="Times New Roman"/>
+                <w:rFonts w:ascii="Times New Roman" w:hAnsi="Times New Roman" w:eastAsia="微软雅黑" w:cs="Times New Roman"/>
                 <w:bCs/>
                 <w:color w:val="000000"/>
                 <w:sz w:val="21"/>
                 <w:szCs w:val="21"/>
-                <w:lang w:val="en-US" w:eastAsia="zh-CN"/>
-              </w:rPr>
-            </w:pPr>
-            <w:r>
-              <w:rPr>
-                <w:rFonts w:hint="eastAsia" w:ascii="Times New Roman" w:hAnsi="Times New Roman" w:eastAsia="微软雅黑" w:cs="Times New Roman"/>
-                <w:bCs/>
+                <w:lang w:eastAsia="zh-CN"/>
+              </w:rPr>
+            </w:pPr>
+            <w:r>
+              <w:rPr>
+                <w:rFonts w:ascii="Times New Roman" w:hAnsi="Times New Roman" w:eastAsia="微软雅黑" w:cs="Times New Roman"/>
                 <w:color w:val="000000"/>
                 <w:sz w:val="21"/>
                 <w:szCs w:val="21"/>
-                <w:lang w:val="en-US" w:eastAsia="zh-CN"/>
-              </w:rPr>
-              <w:t>病理编号：{{ patientid }}</w:t>
+                <w:lang w:eastAsia="zh-CN"/>
+              </w:rPr>
+              <w:t>标本类型：</w:t>
+            </w:r>
+            <w:r>
+              <w:rPr>
+                <w:rFonts w:hint="eastAsia" w:ascii="Times New Roman" w:hAnsi="Times New Roman" w:eastAsia="微软雅黑" w:cs="黑体"/>
+                <w:sz w:val="21"/>
+                <w:lang w:eastAsia="zh-CN"/>
+              </w:rPr>
+              <w:t xml:space="preserve">{% if summaryOfRresults.type == </w:t>
+            </w:r>
+            <w:r>
+              <w:rPr>
+                <w:rFonts w:ascii="Times New Roman" w:hAnsi="Times New Roman" w:eastAsia="微软雅黑" w:cs="黑体"/>
+                <w:sz w:val="21"/>
+                <w:lang w:eastAsia="zh-CN"/>
+              </w:rPr>
+              <w:t>“tissue”</w:t>
+            </w:r>
+            <w:r>
+              <w:rPr>
+                <w:rFonts w:hint="eastAsia" w:ascii="Times New Roman" w:hAnsi="Times New Roman" w:eastAsia="微软雅黑" w:cs="黑体"/>
+                <w:sz w:val="21"/>
+                <w:lang w:eastAsia="zh-CN"/>
+              </w:rPr>
+              <w:t xml:space="preserve"> %}石蜡样本{% else %}</w:t>
+            </w:r>
+            <w:r>
+              <w:rPr>
+                <w:rFonts w:hint="eastAsia" w:ascii="微软雅黑" w:hAnsi="微软雅黑" w:eastAsia="微软雅黑" w:cs="微软雅黑"/>
+                <w:sz w:val="21"/>
+                <w:szCs w:val="21"/>
+                <w:lang w:val="en-US" w:eastAsia="zh-CN" w:bidi="ar"/>
+              </w:rPr>
+              <w:t>血液</w:t>
+            </w:r>
+            <w:r>
+              <w:rPr>
+                <w:rFonts w:hint="eastAsia" w:ascii="Times New Roman" w:hAnsi="Times New Roman" w:eastAsia="微软雅黑" w:cs="黑体"/>
+                <w:sz w:val="21"/>
+                <w:lang w:eastAsia="zh-CN"/>
+              </w:rPr>
+              <w:t>{% endif %}</w:t>
             </w:r>
           </w:p>
         </w:tc>
@@ -3759,7 +3612,6 @@
             <w:insideH w:val="single" w:color="BEBEBE" w:themeColor="background1" w:themeShade="BF" w:sz="4" w:space="0"/>
             <w:insideV w:val="single" w:color="BEBEBE" w:themeColor="background1" w:themeShade="BF" w:sz="4" w:space="0"/>
           </w:tblBorders>
-          <w:shd w:val="clear" w:color="auto" w:fill="FFFFFF" w:themeFill="background1"/>
           <w:tblCellMar>
             <w:top w:w="0" w:type="dxa"/>
             <w:left w:w="108" w:type="dxa"/>
@@ -3775,6 +3627,152 @@
           <w:tcPr>
             <w:tcW w:w="3231" w:type="dxa"/>
             <w:tcBorders>
+              <w:tl2br w:val="nil"/>
+              <w:tr2bl w:val="nil"/>
+            </w:tcBorders>
+            <w:shd w:val="clear" w:color="auto" w:fill="auto"/>
+            <w:vAlign w:val="center"/>
+          </w:tcPr>
+          <w:p>
+            <w:pPr>
+              <w:jc w:val="both"/>
+              <w:rPr>
+                <w:rFonts w:ascii="Times New Roman" w:hAnsi="Times New Roman" w:eastAsia="微软雅黑" w:cs="Times New Roman"/>
+                <w:bCs/>
+                <w:color w:val="000000"/>
+                <w:sz w:val="21"/>
+                <w:szCs w:val="21"/>
+                <w:lang w:eastAsia="zh-CN"/>
+              </w:rPr>
+            </w:pPr>
+            <w:r>
+              <w:rPr>
+                <w:rFonts w:ascii="Times New Roman" w:hAnsi="Times New Roman" w:eastAsia="微软雅黑" w:cs="Times New Roman"/>
+                <w:bCs/>
+                <w:color w:val="000000"/>
+                <w:sz w:val="21"/>
+                <w:szCs w:val="21"/>
+                <w:lang w:eastAsia="zh-CN"/>
+              </w:rPr>
+              <w:t>年龄：</w:t>
+            </w:r>
+            <w:r>
+              <w:rPr>
+                <w:rFonts w:hint="eastAsia" w:ascii="Times New Roman" w:hAnsi="Times New Roman" w:eastAsia="微软雅黑" w:cs="Times New Roman"/>
+                <w:bCs/>
+                <w:color w:val="000000"/>
+                <w:sz w:val="21"/>
+                <w:szCs w:val="21"/>
+                <w:lang w:eastAsia="zh-CN"/>
+              </w:rPr>
+              <w:t>{{ age }}</w:t>
+            </w:r>
+          </w:p>
+        </w:tc>
+        <w:tc>
+          <w:tcPr>
+            <w:tcW w:w="3323" w:type="dxa"/>
+            <w:tcBorders>
+              <w:tl2br w:val="nil"/>
+              <w:tr2bl w:val="nil"/>
+            </w:tcBorders>
+            <w:shd w:val="clear" w:color="auto" w:fill="auto"/>
+            <w:vAlign w:val="center"/>
+          </w:tcPr>
+          <w:p>
+            <w:pPr>
+              <w:jc w:val="both"/>
+              <w:rPr>
+                <w:rFonts w:ascii="Times New Roman" w:hAnsi="Times New Roman" w:eastAsia="微软雅黑" w:cs="Times New Roman"/>
+                <w:color w:val="000000"/>
+                <w:sz w:val="21"/>
+                <w:szCs w:val="21"/>
+                <w:lang w:eastAsia="zh-CN"/>
+              </w:rPr>
+            </w:pPr>
+            <w:r>
+              <w:rPr>
+                <w:rFonts w:ascii="Times New Roman" w:hAnsi="Times New Roman" w:eastAsia="微软雅黑" w:cs="Times New Roman"/>
+                <w:color w:val="000000"/>
+                <w:sz w:val="21"/>
+                <w:szCs w:val="21"/>
+                <w:lang w:eastAsia="zh-CN"/>
+              </w:rPr>
+              <w:t>送检医生：</w:t>
+            </w:r>
+            <w:r>
+              <w:rPr>
+                <w:rFonts w:hint="eastAsia" w:ascii="Times New Roman" w:hAnsi="Times New Roman" w:eastAsia="微软雅黑" w:cs="Times New Roman"/>
+                <w:color w:val="000000"/>
+                <w:sz w:val="21"/>
+                <w:szCs w:val="21"/>
+                <w:lang w:eastAsia="zh-CN"/>
+              </w:rPr>
+              <w:t>{{ doctorname }}</w:t>
+            </w:r>
+          </w:p>
+        </w:tc>
+        <w:tc>
+          <w:tcPr>
+            <w:tcW w:w="3316" w:type="dxa"/>
+            <w:tcBorders>
+              <w:tl2br w:val="nil"/>
+              <w:tr2bl w:val="nil"/>
+            </w:tcBorders>
+            <w:shd w:val="clear" w:color="auto" w:fill="auto"/>
+            <w:vAlign w:val="center"/>
+          </w:tcPr>
+          <w:p>
+            <w:pPr>
+              <w:jc w:val="both"/>
+              <w:rPr>
+                <w:rFonts w:hint="default" w:ascii="Times New Roman" w:hAnsi="Times New Roman" w:eastAsia="微软雅黑" w:cs="Times New Roman"/>
+                <w:bCs/>
+                <w:color w:val="000000"/>
+                <w:sz w:val="21"/>
+                <w:szCs w:val="21"/>
+                <w:lang w:val="en-US" w:eastAsia="zh-CN"/>
+              </w:rPr>
+            </w:pPr>
+            <w:r>
+              <w:rPr>
+                <w:rFonts w:hint="eastAsia" w:ascii="Times New Roman" w:hAnsi="Times New Roman" w:eastAsia="微软雅黑" w:cs="Times New Roman"/>
+                <w:bCs/>
+                <w:color w:val="000000"/>
+                <w:sz w:val="21"/>
+                <w:szCs w:val="21"/>
+                <w:lang w:val="en-US" w:eastAsia="zh-CN"/>
+              </w:rPr>
+              <w:t>病理编号：{{ patientid }}</w:t>
+            </w:r>
+          </w:p>
+        </w:tc>
+      </w:tr>
+      <w:tr>
+        <w:tblPrEx>
+          <w:tblBorders>
+            <w:top w:val="single" w:color="5A9D46" w:sz="24" w:space="0"/>
+            <w:left w:val="none" w:color="auto" w:sz="0" w:space="0"/>
+            <w:bottom w:val="none" w:color="auto" w:sz="0" w:space="0"/>
+            <w:right w:val="none" w:color="auto" w:sz="0" w:space="0"/>
+            <w:insideH w:val="single" w:color="BEBEBE" w:themeColor="background1" w:themeShade="BF" w:sz="4" w:space="0"/>
+            <w:insideV w:val="single" w:color="BEBEBE" w:themeColor="background1" w:themeShade="BF" w:sz="4" w:space="0"/>
+          </w:tblBorders>
+          <w:tblCellMar>
+            <w:top w:w="0" w:type="dxa"/>
+            <w:left w:w="108" w:type="dxa"/>
+            <w:bottom w:w="0" w:type="dxa"/>
+            <w:right w:w="108" w:type="dxa"/>
+          </w:tblCellMar>
+        </w:tblPrEx>
+        <w:trPr>
+          <w:trHeight w:val="397" w:hRule="atLeast"/>
+          <w:jc w:val="center"/>
+        </w:trPr>
+        <w:tc>
+          <w:tcPr>
+            <w:tcW w:w="3231" w:type="dxa"/>
+            <w:tcBorders>
               <w:bottom w:val="single" w:color="A4A4A4" w:sz="4" w:space="0"/>
               <w:tl2br w:val="nil"/>
               <w:tr2bl w:val="nil"/>
@@ -3945,15 +3943,15 @@
           </w14:shadow>
         </w:rPr>
       </w:pPr>
-      <w:bookmarkStart w:id="10" w:name="_Toc18062_WPSOffice_Level1"/>
-      <w:bookmarkStart w:id="11" w:name="_Toc7021_WPSOffice_Level1"/>
-      <w:bookmarkStart w:id="12" w:name="_Toc6031"/>
-      <w:bookmarkStart w:id="13" w:name="_Toc19594"/>
-      <w:bookmarkStart w:id="14" w:name="_Toc11465"/>
-      <w:bookmarkStart w:id="15" w:name="_Toc11015_WPSOffice_Level1"/>
-      <w:bookmarkStart w:id="16" w:name="_Toc13931"/>
-      <w:bookmarkStart w:id="17" w:name="_Toc17451"/>
-      <w:bookmarkStart w:id="18" w:name="_Toc10518"/>
+      <w:bookmarkStart w:id="10" w:name="_Toc10518"/>
+      <w:bookmarkStart w:id="11" w:name="_Toc17451"/>
+      <w:bookmarkStart w:id="12" w:name="_Toc13931"/>
+      <w:bookmarkStart w:id="13" w:name="_Toc18062_WPSOffice_Level1"/>
+      <w:bookmarkStart w:id="14" w:name="_Toc7021_WPSOffice_Level1"/>
+      <w:bookmarkStart w:id="15" w:name="_Toc19594"/>
+      <w:bookmarkStart w:id="16" w:name="_Toc6031"/>
+      <w:bookmarkStart w:id="17" w:name="_Toc11465"/>
+      <w:bookmarkStart w:id="18" w:name="_Toc11015_WPSOffice_Level1"/>
       <w:bookmarkStart w:id="19" w:name="_Toc3823"/>
       <w:r>
         <w:rPr>
@@ -4234,10 +4232,10 @@
       <w:bookmarkStart w:id="26" w:name="_Toc4088"/>
       <w:bookmarkStart w:id="27" w:name="_Toc6221_WPSOffice_Level1"/>
       <w:bookmarkStart w:id="28" w:name="_Toc2563"/>
-      <w:bookmarkStart w:id="29" w:name="_Toc149832727"/>
-      <w:bookmarkStart w:id="30" w:name="_Toc29731"/>
-      <w:bookmarkStart w:id="31" w:name="_Toc3871"/>
-      <w:bookmarkStart w:id="32" w:name="_Toc25920"/>
+      <w:bookmarkStart w:id="29" w:name="_Toc25920"/>
+      <w:bookmarkStart w:id="30" w:name="_Toc149832727"/>
+      <w:bookmarkStart w:id="31" w:name="_Toc29731"/>
+      <w:bookmarkStart w:id="32" w:name="_Toc3871"/>
       <w:r>
         <w:rPr>
           <w:rStyle w:val="45"/>
@@ -5523,14 +5521,14 @@
       <w:bookmarkStart w:id="34" w:name="_Toc31425"/>
       <w:bookmarkStart w:id="35" w:name="_Toc24836"/>
       <w:bookmarkStart w:id="36" w:name="_Toc149832729"/>
-      <w:bookmarkStart w:id="37" w:name="_Toc19898_WPSOffice_Level1"/>
-      <w:bookmarkStart w:id="38" w:name="_Toc19184"/>
-      <w:bookmarkStart w:id="39" w:name="_Toc2781"/>
-      <w:bookmarkStart w:id="40" w:name="_Toc14062"/>
-      <w:bookmarkStart w:id="41" w:name="_Toc22132"/>
-      <w:bookmarkStart w:id="42" w:name="_Toc284"/>
-      <w:bookmarkStart w:id="43" w:name="_Toc20136_WPSOffice_Level1"/>
-      <w:bookmarkStart w:id="44" w:name="_Toc12381"/>
+      <w:bookmarkStart w:id="37" w:name="_Toc22132"/>
+      <w:bookmarkStart w:id="38" w:name="_Toc12381"/>
+      <w:bookmarkStart w:id="39" w:name="_Toc284"/>
+      <w:bookmarkStart w:id="40" w:name="_Toc19898_WPSOffice_Level1"/>
+      <w:bookmarkStart w:id="41" w:name="_Toc2781"/>
+      <w:bookmarkStart w:id="42" w:name="_Toc19184"/>
+      <w:bookmarkStart w:id="43" w:name="_Toc14062"/>
+      <w:bookmarkStart w:id="44" w:name="_Toc20136_WPSOffice_Level1"/>
       <w:r>
         <w:rPr>
           <w:rFonts w:hint="eastAsia"/>
@@ -6985,18 +6983,7 @@
           <w:szCs w:val="18"/>
           <w:lang w:eastAsia="zh-CN"/>
         </w:rPr>
-        <w:t>%}/专家共识{% endif %}推荐的{% if importantTargetedDiseaseName == ‘泛癌种’%}用于指导靶向用药的相关基因突变。{%else%}与{% if importantTargetedDiseaseName == ‘肺癌’%}肺癌{% elif importantTargetedDiseaseName == ‘结直肠癌’ %}结直肠癌{% elif importantTargetedDiseaseName == ‘乳腺癌’ %}乳腺癌{% endif %}靶向药物</w:t>
-      </w:r>
-      <w:bookmarkStart w:id="171" w:name="_GoBack"/>
-      <w:bookmarkEnd w:id="171"/>
-      <w:r>
-        <w:rPr>
-          <w:rFonts w:hint="eastAsia" w:ascii="Times New Roman" w:hAnsi="Times New Roman" w:eastAsia="微软雅黑" w:cs="Times New Roman"/>
-          <w:sz w:val="18"/>
-          <w:szCs w:val="18"/>
-          <w:lang w:eastAsia="zh-CN"/>
-        </w:rPr>
-        <w:t>密切相关的基因突变。{% endif %}</w:t>
+        <w:t>%}/专家共识{% endif %}推荐的{% if importantTargetedDiseaseName == ‘泛癌种’%}用于指导靶向用药的相关基因突变。{%else%}与{% if importantTargetedDiseaseName == ‘肺癌’%}肺癌{% elif importantTargetedDiseaseName == ‘结直肠癌’ %}结直肠癌{% elif importantTargetedDiseaseName == ‘乳腺癌’ %}乳腺癌{% endif %}靶向药物密切相关的基因突变。{% endif %}</w:t>
       </w:r>
     </w:p>
     <w:p>
@@ -7638,15 +7625,15 @@
           <w:sz w:val="30"/>
         </w:rPr>
       </w:pPr>
-      <w:bookmarkStart w:id="46" w:name="_Toc18062_WPSOffice_Level2"/>
-      <w:bookmarkStart w:id="47" w:name="_Toc22976"/>
-      <w:bookmarkStart w:id="48" w:name="_Toc11015_WPSOffice_Level2"/>
-      <w:bookmarkStart w:id="49" w:name="_Toc9088"/>
-      <w:bookmarkStart w:id="50" w:name="_Toc9977"/>
-      <w:bookmarkStart w:id="51" w:name="_Toc20643"/>
-      <w:bookmarkStart w:id="52" w:name="_Toc24979"/>
-      <w:bookmarkStart w:id="53" w:name="_Toc23375"/>
-      <w:bookmarkStart w:id="54" w:name="_Toc30265"/>
+      <w:bookmarkStart w:id="46" w:name="_Toc23375"/>
+      <w:bookmarkStart w:id="47" w:name="_Toc9088"/>
+      <w:bookmarkStart w:id="48" w:name="_Toc24979"/>
+      <w:bookmarkStart w:id="49" w:name="_Toc11015_WPSOffice_Level2"/>
+      <w:bookmarkStart w:id="50" w:name="_Toc18062_WPSOffice_Level2"/>
+      <w:bookmarkStart w:id="51" w:name="_Toc9977"/>
+      <w:bookmarkStart w:id="52" w:name="_Toc22976"/>
+      <w:bookmarkStart w:id="53" w:name="_Toc30265"/>
+      <w:bookmarkStart w:id="54" w:name="_Toc20643"/>
       <w:r>
         <w:rPr>
           <w:rFonts w:ascii="Times New Roman" w:hAnsi="Times New Roman"/>
@@ -7959,18 +7946,34 @@
             </w:pPr>
             <w:r>
               <w:rPr>
-                <w:rFonts w:ascii="Times New Roman" w:hAnsi="Times New Roman" w:eastAsia="微软雅黑" w:cs="Times New Roman"/>
+                <w:rFonts w:hint="eastAsia" w:ascii="Times New Roman" w:hAnsi="Times New Roman" w:eastAsia="微软雅黑" w:cs="Times New Roman"/>
                 <w:b/>
                 <w:color w:val="FFFFFF" w:themeColor="background1"/>
                 <w:sz w:val="21"/>
                 <w:szCs w:val="21"/>
+                <w:lang w:val="en-US" w:eastAsia="zh-CN"/>
                 <w14:textFill>
                   <w14:solidFill>
                     <w14:schemeClr w14:val="bg1"/>
                   </w14:solidFill>
                 </w14:textFill>
               </w:rPr>
-              <w:t>突变基因</w:t>
+              <w:t>检测</w:t>
+            </w:r>
+            <w:r>
+              <w:rPr>
+                <w:rFonts w:ascii="Times New Roman" w:hAnsi="Times New Roman" w:eastAsia="微软雅黑" w:cs="Times New Roman"/>
+                <w:b/>
+                <w:color w:val="FFFFFF" w:themeColor="background1"/>
+                <w:sz w:val="21"/>
+                <w:szCs w:val="21"/>
+                <w14:textFill>
+                  <w14:solidFill>
+                    <w14:schemeClr w14:val="bg1"/>
+                  </w14:solidFill>
+                </w14:textFill>
+              </w:rPr>
+              <w:t>基因</w:t>
             </w:r>
           </w:p>
         </w:tc>
@@ -10352,7 +10355,7 @@
         </w:tc>
         <w:tc>
           <w:tcPr>
-            <w:tcW w:w="535" w:type="pct"/>
+            <w:tcW w:w="1076" w:type="dxa"/>
             <w:tcBorders>
               <w:top w:val="nil"/>
               <w:left w:val="single" w:color="A4A4A4" w:themeColor="background1" w:themeShade="A5" w:sz="4" w:space="0"/>
@@ -10364,7 +10367,7 @@
           </w:tcPr>
           <w:p>
             <w:pPr>
-              <w:ind w:left="162" w:right="163"/>
+              <w:ind w:left="162" w:leftChars="0" w:right="163" w:rightChars="0"/>
               <w:jc w:val="center"/>
               <w:rPr>
                 <w:rFonts w:ascii="Times New Roman" w:hAnsi="Times New Roman" w:eastAsia="微软雅黑" w:cs="Times New Roman"/>
@@ -10376,19 +10379,39 @@
             </w:pPr>
             <w:r>
               <w:rPr>
-                <w:rFonts w:hint="eastAsia" w:ascii="Times New Roman" w:hAnsi="Times New Roman" w:eastAsia="微软雅黑" w:cs="Times New Roman"/>
+                <w:rFonts w:hint="default" w:ascii="Times New Roman" w:hAnsi="Times New Roman" w:eastAsia="微软雅黑" w:cs="Times New Roman"/>
                 <w:b/>
                 <w:sz w:val="21"/>
                 <w:szCs w:val="21"/>
                 <w:lang w:eastAsia="zh-CN"/>
               </w:rPr>
-              <w:t>{{ tip.comutation }}</w:t>
-            </w:r>
-          </w:p>
-        </w:tc>
-        <w:tc>
-          <w:tcPr>
-            <w:tcW w:w="759" w:type="pct"/>
+              <w:t>{{ tip.comutation</w:t>
+            </w:r>
+            <w:r>
+              <w:rPr>
+                <w:rFonts w:hint="eastAsia" w:ascii="Times New Roman" w:hAnsi="Times New Roman" w:eastAsia="微软雅黑" w:cs="Times New Roman"/>
+                <w:b/>
+                <w:sz w:val="21"/>
+                <w:szCs w:val="21"/>
+                <w:lang w:val="en-US" w:eastAsia="zh-CN"/>
+              </w:rPr>
+              <w:t>1</w:t>
+            </w:r>
+            <w:r>
+              <w:rPr>
+                <w:rFonts w:hint="default" w:ascii="Times New Roman" w:hAnsi="Times New Roman" w:eastAsia="微软雅黑" w:cs="Times New Roman"/>
+                <w:b/>
+                <w:sz w:val="21"/>
+                <w:szCs w:val="21"/>
+                <w:lang w:eastAsia="zh-CN"/>
+              </w:rPr>
+              <w:t xml:space="preserve"> }}</w:t>
+            </w:r>
+          </w:p>
+        </w:tc>
+        <w:tc>
+          <w:tcPr>
+            <w:tcW w:w="1528" w:type="dxa"/>
             <w:tcBorders>
               <w:top w:val="nil"/>
               <w:left w:val="single" w:color="A4A4A4" w:themeColor="background1" w:themeShade="A5" w:sz="4" w:space="0"/>
@@ -10401,7 +10424,7 @@
           <w:p>
             <w:pPr>
               <w:spacing w:before="2"/>
-              <w:ind w:left="116" w:right="116"/>
+              <w:ind w:left="116" w:leftChars="0" w:right="116" w:rightChars="0"/>
               <w:jc w:val="center"/>
               <w:rPr>
                 <w:rFonts w:ascii="Times New Roman" w:hAnsi="Times New Roman" w:eastAsia="微软雅黑" w:cs="Times New Roman"/>
@@ -10412,12 +10435,12 @@
             </w:pPr>
             <w:r>
               <w:rPr>
-                <w:rFonts w:hint="eastAsia" w:ascii="Times New Roman" w:hAnsi="Times New Roman" w:eastAsia="微软雅黑" w:cs="Times New Roman"/>
-                <w:sz w:val="21"/>
-                <w:szCs w:val="21"/>
-                <w:lang w:val="en-US" w:eastAsia="zh-CN"/>
-              </w:rPr>
-              <w:t>-</w:t>
+                <w:rFonts w:hint="default" w:ascii="Times New Roman" w:hAnsi="Times New Roman" w:eastAsia="微软雅黑" w:cs="Times New Roman"/>
+                <w:sz w:val="21"/>
+                <w:szCs w:val="21"/>
+                <w:lang w:eastAsia="zh-CN"/>
+              </w:rPr>
+              <w:t>{{ tip.comutation }}</w:t>
             </w:r>
           </w:p>
         </w:tc>
@@ -12577,20 +12600,20 @@
           <w:lang w:eastAsia="zh-CN"/>
         </w:rPr>
       </w:pPr>
-      <w:bookmarkStart w:id="55" w:name="_Toc16483"/>
-      <w:bookmarkStart w:id="56" w:name="_Toc23479"/>
-      <w:bookmarkStart w:id="57" w:name="_Toc22163"/>
-      <w:bookmarkStart w:id="58" w:name="_Toc15206"/>
-      <w:bookmarkStart w:id="59" w:name="_Toc2919"/>
+      <w:bookmarkStart w:id="55" w:name="_Toc22163"/>
+      <w:bookmarkStart w:id="56" w:name="_Toc16483"/>
+      <w:bookmarkStart w:id="57" w:name="_Toc23479"/>
+      <w:bookmarkStart w:id="58" w:name="_Toc2919"/>
+      <w:bookmarkStart w:id="59" w:name="_Toc15206"/>
       <w:bookmarkStart w:id="60" w:name="_Toc149837260"/>
       <w:bookmarkStart w:id="61" w:name="_Toc626"/>
-      <w:bookmarkStart w:id="62" w:name="_Toc7551_WPSOffice_Level2"/>
-      <w:bookmarkStart w:id="63" w:name="_Toc4339"/>
+      <w:bookmarkStart w:id="62" w:name="_Toc1549"/>
+      <w:bookmarkStart w:id="63" w:name="_Toc6221_WPSOffice_Level2"/>
       <w:bookmarkStart w:id="64" w:name="_Toc25737"/>
-      <w:bookmarkStart w:id="65" w:name="_Toc25675"/>
-      <w:bookmarkStart w:id="66" w:name="_Toc6221_WPSOffice_Level2"/>
-      <w:bookmarkStart w:id="67" w:name="_Toc1549"/>
-      <w:bookmarkStart w:id="68" w:name="_Toc17410"/>
+      <w:bookmarkStart w:id="65" w:name="_Toc7551_WPSOffice_Level2"/>
+      <w:bookmarkStart w:id="66" w:name="_Toc17410"/>
+      <w:bookmarkStart w:id="67" w:name="_Toc4339"/>
+      <w:bookmarkStart w:id="68" w:name="_Toc25675"/>
       <w:r>
         <w:rPr>
           <w:rFonts w:hint="eastAsia"/>
@@ -13217,8 +13240,8 @@
         </w:rPr>
       </w:pPr>
       <w:bookmarkStart w:id="70" w:name="_Toc2577"/>
-      <w:bookmarkStart w:id="71" w:name="_Toc3816"/>
-      <w:bookmarkStart w:id="72" w:name="_Toc10994"/>
+      <w:bookmarkStart w:id="71" w:name="_Toc10994"/>
+      <w:bookmarkStart w:id="72" w:name="_Toc3816"/>
       <w:bookmarkStart w:id="73" w:name="_Toc24055"/>
       <w:r>
         <w:rPr>
@@ -13816,12 +13839,12 @@
         </w:rPr>
       </w:pPr>
       <w:bookmarkStart w:id="74" w:name="_Toc819"/>
-      <w:bookmarkStart w:id="75" w:name="_Toc149837262"/>
-      <w:bookmarkStart w:id="76" w:name="_Toc3791"/>
-      <w:bookmarkStart w:id="77" w:name="_Toc9691"/>
-      <w:bookmarkStart w:id="78" w:name="_Toc19763"/>
-      <w:bookmarkStart w:id="79" w:name="_Toc21662"/>
-      <w:bookmarkStart w:id="80" w:name="_Toc1361"/>
+      <w:bookmarkStart w:id="75" w:name="_Toc21662"/>
+      <w:bookmarkStart w:id="76" w:name="_Toc1361"/>
+      <w:bookmarkStart w:id="77" w:name="_Toc19763"/>
+      <w:bookmarkStart w:id="78" w:name="_Toc3791"/>
+      <w:bookmarkStart w:id="79" w:name="_Toc149837262"/>
+      <w:bookmarkStart w:id="80" w:name="_Toc9691"/>
       <w:r>
         <w:rPr>
           <w:rFonts w:hint="eastAsia"/>
@@ -17374,6 +17397,7 @@
             <w:insideH w:val="dotted" w:color="A5A5A5" w:sz="4" w:space="0"/>
             <w:insideV w:val="dotted" w:color="A5A5A5" w:sz="4" w:space="0"/>
           </w:tblBorders>
+          <w:shd w:val="clear" w:color="auto" w:fill="auto"/>
           <w:tblCellMar>
             <w:top w:w="0" w:type="dxa"/>
             <w:left w:w="108" w:type="dxa"/>
@@ -17693,2822 +17717,6 @@
             <w:tcW w:w="1658" w:type="dxa"/>
             <w:tcBorders>
               <w:top w:val="nil"/>
-              <w:tl2br w:val="nil"/>
-              <w:tr2bl w:val="nil"/>
-            </w:tcBorders>
-            <w:shd w:val="clear" w:color="auto" w:fill="auto"/>
-            <w:vAlign w:val="center"/>
-          </w:tcPr>
-          <w:p>
-            <w:pPr>
-              <w:keepNext w:val="0"/>
-              <w:keepLines w:val="0"/>
-              <w:widowControl/>
-              <w:suppressLineNumbers w:val="0"/>
-              <w:spacing w:line="240" w:lineRule="auto"/>
-              <w:jc w:val="center"/>
-              <w:textAlignment w:val="center"/>
-              <w:rPr>
-                <w:rFonts w:hint="default" w:ascii="Times New Roman" w:hAnsi="Times New Roman" w:eastAsia="宋体" w:cs="Times New Roman"/>
-                <w:i w:val="0"/>
-                <w:iCs w:val="0"/>
-                <w:color w:val="auto"/>
-                <w:kern w:val="0"/>
-                <w:sz w:val="18"/>
-                <w:szCs w:val="18"/>
-                <w:u w:val="none"/>
-                <w:lang w:val="en-US" w:eastAsia="zh-CN" w:bidi="ar"/>
-              </w:rPr>
-            </w:pPr>
-            <w:r>
-              <w:rPr>
-                <w:rFonts w:hint="default" w:ascii="Times New Roman" w:hAnsi="Times New Roman" w:eastAsia="宋体" w:cs="Times New Roman"/>
-                <w:i w:val="0"/>
-                <w:iCs w:val="0"/>
-                <w:color w:val="auto"/>
-                <w:kern w:val="0"/>
-                <w:sz w:val="18"/>
-                <w:szCs w:val="18"/>
-                <w:u w:val="none"/>
-                <w:lang w:val="en-US" w:eastAsia="zh-CN" w:bidi="ar"/>
-              </w:rPr>
-              <w:t>/</w:t>
-            </w:r>
-          </w:p>
-        </w:tc>
-      </w:tr>
-      <w:tr>
-        <w:tblPrEx>
-          <w:tblBorders>
-            <w:top w:val="dotted" w:color="A5A5A5" w:sz="4" w:space="0"/>
-            <w:left w:val="dotted" w:color="A5A5A5" w:sz="4" w:space="0"/>
-            <w:bottom w:val="dotted" w:color="A5A5A5" w:sz="4" w:space="0"/>
-            <w:right w:val="dotted" w:color="A5A5A5" w:sz="4" w:space="0"/>
-            <w:insideH w:val="dotted" w:color="A5A5A5" w:sz="4" w:space="0"/>
-            <w:insideV w:val="dotted" w:color="A5A5A5" w:sz="4" w:space="0"/>
-          </w:tblBorders>
-          <w:tblCellMar>
-            <w:top w:w="0" w:type="dxa"/>
-            <w:left w:w="108" w:type="dxa"/>
-            <w:bottom w:w="0" w:type="dxa"/>
-            <w:right w:w="108" w:type="dxa"/>
-          </w:tblCellMar>
-        </w:tblPrEx>
-        <w:trPr>
-          <w:trHeight w:val="465" w:hRule="atLeast"/>
-        </w:trPr>
-        <w:tc>
-          <w:tcPr>
-            <w:tcW w:w="906" w:type="dxa"/>
-            <w:tcBorders>
-              <w:tl2br w:val="nil"/>
-              <w:tr2bl w:val="nil"/>
-            </w:tcBorders>
-            <w:shd w:val="clear" w:color="auto" w:fill="auto"/>
-            <w:vAlign w:val="center"/>
-          </w:tcPr>
-          <w:p>
-            <w:pPr>
-              <w:keepNext w:val="0"/>
-              <w:keepLines w:val="0"/>
-              <w:widowControl/>
-              <w:suppressLineNumbers w:val="0"/>
-              <w:spacing w:line="240" w:lineRule="auto"/>
-              <w:jc w:val="center"/>
-              <w:textAlignment w:val="center"/>
-              <w:rPr>
-                <w:rFonts w:hint="default" w:ascii="Times New Roman" w:hAnsi="Times New Roman" w:eastAsia="宋体" w:cs="Times New Roman"/>
-                <w:i w:val="0"/>
-                <w:iCs w:val="0"/>
-                <w:color w:val="000000"/>
-                <w:sz w:val="18"/>
-                <w:szCs w:val="18"/>
-                <w:u w:val="none"/>
-              </w:rPr>
-            </w:pPr>
-            <w:r>
-              <w:rPr>
-                <w:rFonts w:hint="default" w:ascii="Times New Roman" w:hAnsi="Times New Roman" w:eastAsia="宋体" w:cs="Times New Roman"/>
-                <w:i w:val="0"/>
-                <w:iCs w:val="0"/>
-                <w:color w:val="000000"/>
-                <w:kern w:val="0"/>
-                <w:sz w:val="18"/>
-                <w:szCs w:val="18"/>
-                <w:u w:val="none"/>
-                <w:lang w:val="en-US" w:eastAsia="zh-CN" w:bidi="ar"/>
-              </w:rPr>
-              <w:t>Keytruda</w:t>
-            </w:r>
-          </w:p>
-        </w:tc>
-        <w:tc>
-          <w:tcPr>
-            <w:tcW w:w="1486" w:type="dxa"/>
-            <w:tcBorders>
-              <w:tl2br w:val="nil"/>
-              <w:tr2bl w:val="nil"/>
-            </w:tcBorders>
-            <w:shd w:val="clear" w:color="auto" w:fill="auto"/>
-            <w:vAlign w:val="center"/>
-          </w:tcPr>
-          <w:p>
-            <w:pPr>
-              <w:keepNext w:val="0"/>
-              <w:keepLines w:val="0"/>
-              <w:widowControl/>
-              <w:suppressLineNumbers w:val="0"/>
-              <w:spacing w:line="240" w:lineRule="auto"/>
-              <w:jc w:val="center"/>
-              <w:textAlignment w:val="center"/>
-              <w:rPr>
-                <w:rFonts w:hint="default" w:ascii="Times New Roman" w:hAnsi="Times New Roman" w:eastAsia="宋体" w:cs="Times New Roman"/>
-                <w:i w:val="0"/>
-                <w:iCs w:val="0"/>
-                <w:color w:val="000000"/>
-                <w:sz w:val="18"/>
-                <w:szCs w:val="18"/>
-                <w:u w:val="none"/>
-              </w:rPr>
-            </w:pPr>
-            <w:r>
-              <w:rPr>
-                <w:rFonts w:hint="default" w:ascii="Times New Roman" w:hAnsi="Times New Roman" w:eastAsia="宋体" w:cs="Times New Roman"/>
-                <w:i w:val="0"/>
-                <w:iCs w:val="0"/>
-                <w:color w:val="000000"/>
-                <w:kern w:val="0"/>
-                <w:sz w:val="18"/>
-                <w:szCs w:val="18"/>
-                <w:u w:val="none"/>
-                <w:lang w:val="en-US" w:eastAsia="zh-CN" w:bidi="ar"/>
-              </w:rPr>
-              <w:t>Pembrolizumab</w:t>
-            </w:r>
-          </w:p>
-        </w:tc>
-        <w:tc>
-          <w:tcPr>
-            <w:tcW w:w="1630" w:type="dxa"/>
-            <w:tcBorders>
-              <w:tl2br w:val="nil"/>
-              <w:tr2bl w:val="nil"/>
-            </w:tcBorders>
-            <w:shd w:val="clear" w:color="auto" w:fill="auto"/>
-            <w:vAlign w:val="center"/>
-          </w:tcPr>
-          <w:p>
-            <w:pPr>
-              <w:keepNext w:val="0"/>
-              <w:keepLines w:val="0"/>
-              <w:widowControl/>
-              <w:suppressLineNumbers w:val="0"/>
-              <w:spacing w:line="240" w:lineRule="auto"/>
-              <w:jc w:val="center"/>
-              <w:textAlignment w:val="center"/>
-              <w:rPr>
-                <w:rFonts w:hint="eastAsia" w:ascii="微软雅黑" w:hAnsi="微软雅黑" w:eastAsia="微软雅黑" w:cs="微软雅黑"/>
-                <w:i w:val="0"/>
-                <w:iCs w:val="0"/>
-                <w:color w:val="000000"/>
-                <w:sz w:val="18"/>
-                <w:szCs w:val="18"/>
-                <w:u w:val="none"/>
-              </w:rPr>
-            </w:pPr>
-            <w:r>
-              <w:rPr>
-                <w:rFonts w:hint="eastAsia" w:ascii="微软雅黑" w:hAnsi="微软雅黑" w:eastAsia="微软雅黑" w:cs="微软雅黑"/>
-                <w:i w:val="0"/>
-                <w:iCs w:val="0"/>
-                <w:color w:val="000000"/>
-                <w:kern w:val="0"/>
-                <w:sz w:val="18"/>
-                <w:szCs w:val="18"/>
-                <w:u w:val="none"/>
-                <w:lang w:val="en-US" w:eastAsia="zh-CN" w:bidi="ar"/>
-              </w:rPr>
-              <w:t>帕博利珠单抗</w:t>
-            </w:r>
-            <w:r>
-              <w:rPr>
-                <w:rFonts w:hint="eastAsia" w:ascii="微软雅黑" w:hAnsi="微软雅黑" w:eastAsia="微软雅黑" w:cs="微软雅黑"/>
-                <w:i w:val="0"/>
-                <w:iCs w:val="0"/>
-                <w:color w:val="000000"/>
-                <w:kern w:val="0"/>
-                <w:sz w:val="18"/>
-                <w:szCs w:val="18"/>
-                <w:u w:val="none"/>
-                <w:lang w:val="en-US" w:eastAsia="zh-CN" w:bidi="ar"/>
-              </w:rPr>
-              <w:br w:type="textWrapping"/>
-            </w:r>
-            <w:r>
-              <w:rPr>
-                <w:rFonts w:hint="eastAsia" w:ascii="微软雅黑" w:hAnsi="微软雅黑" w:eastAsia="微软雅黑" w:cs="微软雅黑"/>
-                <w:i w:val="0"/>
-                <w:iCs w:val="0"/>
-                <w:color w:val="000000"/>
-                <w:kern w:val="0"/>
-                <w:sz w:val="18"/>
-                <w:szCs w:val="18"/>
-                <w:u w:val="none"/>
-                <w:lang w:val="en-US" w:eastAsia="zh-CN" w:bidi="ar"/>
-              </w:rPr>
-              <w:t>（可瑞达）</w:t>
-            </w:r>
-          </w:p>
-        </w:tc>
-        <w:tc>
-          <w:tcPr>
-            <w:tcW w:w="903" w:type="dxa"/>
-            <w:tcBorders>
-              <w:tl2br w:val="nil"/>
-              <w:tr2bl w:val="nil"/>
-            </w:tcBorders>
-            <w:shd w:val="clear" w:color="auto" w:fill="auto"/>
-            <w:vAlign w:val="center"/>
-          </w:tcPr>
-          <w:p>
-            <w:pPr>
-              <w:keepNext w:val="0"/>
-              <w:keepLines w:val="0"/>
-              <w:widowControl/>
-              <w:suppressLineNumbers w:val="0"/>
-              <w:spacing w:line="240" w:lineRule="auto"/>
-              <w:jc w:val="center"/>
-              <w:textAlignment w:val="center"/>
-              <w:rPr>
-                <w:rFonts w:hint="default" w:ascii="Times New Roman" w:hAnsi="Times New Roman" w:eastAsia="宋体" w:cs="Times New Roman"/>
-                <w:i w:val="0"/>
-                <w:iCs w:val="0"/>
-                <w:color w:val="000000"/>
-                <w:sz w:val="18"/>
-                <w:szCs w:val="18"/>
-                <w:u w:val="none"/>
-              </w:rPr>
-            </w:pPr>
-            <w:r>
-              <w:rPr>
-                <w:rFonts w:hint="default" w:ascii="Times New Roman" w:hAnsi="Times New Roman" w:eastAsia="宋体" w:cs="Times New Roman"/>
-                <w:i w:val="0"/>
-                <w:iCs w:val="0"/>
-                <w:color w:val="000000"/>
-                <w:kern w:val="0"/>
-                <w:sz w:val="18"/>
-                <w:szCs w:val="18"/>
-                <w:u w:val="none"/>
-                <w:lang w:val="en-US" w:eastAsia="zh-CN" w:bidi="ar"/>
-              </w:rPr>
-              <w:t>PD-1</w:t>
-            </w:r>
-          </w:p>
-        </w:tc>
-        <w:tc>
-          <w:tcPr>
-            <w:tcW w:w="1658" w:type="dxa"/>
-            <w:tcBorders>
-              <w:tl2br w:val="nil"/>
-              <w:tr2bl w:val="nil"/>
-            </w:tcBorders>
-            <w:shd w:val="clear" w:color="auto" w:fill="auto"/>
-            <w:vAlign w:val="center"/>
-          </w:tcPr>
-          <w:p>
-            <w:pPr>
-              <w:keepNext w:val="0"/>
-              <w:keepLines w:val="0"/>
-              <w:widowControl/>
-              <w:suppressLineNumbers w:val="0"/>
-              <w:spacing w:line="240" w:lineRule="auto"/>
-              <w:jc w:val="center"/>
-              <w:textAlignment w:val="center"/>
-              <w:rPr>
-                <w:rFonts w:hint="default" w:ascii="Times New Roman" w:hAnsi="Times New Roman" w:eastAsia="宋体" w:cs="Times New Roman"/>
-                <w:i w:val="0"/>
-                <w:iCs w:val="0"/>
-                <w:color w:val="auto"/>
-                <w:sz w:val="18"/>
-                <w:szCs w:val="18"/>
-                <w:u w:val="none"/>
-              </w:rPr>
-            </w:pPr>
-            <w:r>
-              <w:rPr>
-                <w:rFonts w:hint="default" w:ascii="Times New Roman" w:hAnsi="Times New Roman" w:eastAsia="宋体" w:cs="Times New Roman"/>
-                <w:i w:val="0"/>
-                <w:iCs w:val="0"/>
-                <w:color w:val="auto"/>
-                <w:kern w:val="0"/>
-                <w:sz w:val="18"/>
-                <w:szCs w:val="18"/>
-                <w:u w:val="none"/>
-                <w:lang w:val="en-US" w:eastAsia="zh-CN" w:bidi="ar"/>
-              </w:rPr>
-              <w:t>FDA</w:t>
-            </w:r>
-            <w:r>
-              <w:rPr>
-                <w:rFonts w:hint="eastAsia" w:ascii="宋体" w:hAnsi="宋体" w:eastAsia="宋体" w:cs="宋体"/>
-                <w:i w:val="0"/>
-                <w:iCs w:val="0"/>
-                <w:color w:val="auto"/>
-                <w:kern w:val="0"/>
-                <w:sz w:val="18"/>
-                <w:szCs w:val="18"/>
-                <w:u w:val="none"/>
-                <w:lang w:val="en-US" w:eastAsia="zh-CN" w:bidi="ar"/>
-              </w:rPr>
-              <w:t>、</w:t>
-            </w:r>
-            <w:r>
-              <w:rPr>
-                <w:rFonts w:hint="default" w:ascii="Times New Roman" w:hAnsi="Times New Roman" w:eastAsia="宋体" w:cs="Times New Roman"/>
-                <w:i w:val="0"/>
-                <w:iCs w:val="0"/>
-                <w:color w:val="auto"/>
-                <w:kern w:val="0"/>
-                <w:sz w:val="18"/>
-                <w:szCs w:val="18"/>
-                <w:u w:val="none"/>
-                <w:lang w:val="en-US" w:eastAsia="zh-CN" w:bidi="ar"/>
-              </w:rPr>
-              <w:t>NMPA</w:t>
-            </w:r>
-          </w:p>
-        </w:tc>
-        <w:tc>
-          <w:tcPr>
-            <w:tcW w:w="1658" w:type="dxa"/>
-            <w:tcBorders>
-              <w:tl2br w:val="nil"/>
-              <w:tr2bl w:val="nil"/>
-            </w:tcBorders>
-            <w:shd w:val="clear" w:color="auto" w:fill="auto"/>
-            <w:vAlign w:val="center"/>
-          </w:tcPr>
-          <w:p>
-            <w:pPr>
-              <w:keepNext w:val="0"/>
-              <w:keepLines w:val="0"/>
-              <w:widowControl/>
-              <w:suppressLineNumbers w:val="0"/>
-              <w:spacing w:line="240" w:lineRule="auto"/>
-              <w:jc w:val="center"/>
-              <w:textAlignment w:val="center"/>
-              <w:rPr>
-                <w:rFonts w:hint="default" w:ascii="Times New Roman" w:hAnsi="Times New Roman" w:eastAsia="宋体" w:cs="Times New Roman"/>
-                <w:i w:val="0"/>
-                <w:iCs w:val="0"/>
-                <w:color w:val="auto"/>
-                <w:sz w:val="18"/>
-                <w:szCs w:val="18"/>
-                <w:u w:val="none"/>
-              </w:rPr>
-            </w:pPr>
-            <w:r>
-              <w:rPr>
-                <w:rFonts w:hint="default" w:ascii="Times New Roman" w:hAnsi="Times New Roman" w:eastAsia="宋体" w:cs="Times New Roman"/>
-                <w:i w:val="0"/>
-                <w:iCs w:val="0"/>
-                <w:color w:val="auto"/>
-                <w:kern w:val="0"/>
-                <w:sz w:val="18"/>
-                <w:szCs w:val="18"/>
-                <w:u w:val="none"/>
-                <w:lang w:val="en-US" w:eastAsia="zh-CN" w:bidi="ar"/>
-              </w:rPr>
-              <w:t>FDA</w:t>
-            </w:r>
-            <w:r>
-              <w:rPr>
-                <w:rFonts w:hint="eastAsia" w:ascii="宋体" w:hAnsi="宋体" w:eastAsia="宋体" w:cs="宋体"/>
-                <w:i w:val="0"/>
-                <w:iCs w:val="0"/>
-                <w:color w:val="auto"/>
-                <w:kern w:val="0"/>
-                <w:sz w:val="18"/>
-                <w:szCs w:val="18"/>
-                <w:u w:val="none"/>
-                <w:lang w:val="en-US" w:eastAsia="zh-CN" w:bidi="ar"/>
-              </w:rPr>
-              <w:t>、</w:t>
-            </w:r>
-            <w:r>
-              <w:rPr>
-                <w:rFonts w:hint="default" w:ascii="Times New Roman" w:hAnsi="Times New Roman" w:eastAsia="宋体" w:cs="Times New Roman"/>
-                <w:i w:val="0"/>
-                <w:iCs w:val="0"/>
-                <w:color w:val="auto"/>
-                <w:kern w:val="0"/>
-                <w:sz w:val="18"/>
-                <w:szCs w:val="18"/>
-                <w:u w:val="none"/>
-                <w:lang w:val="en-US" w:eastAsia="zh-CN" w:bidi="ar"/>
-              </w:rPr>
-              <w:t>NMPA</w:t>
-            </w:r>
-          </w:p>
-        </w:tc>
-        <w:tc>
-          <w:tcPr>
-            <w:tcW w:w="1658" w:type="dxa"/>
-            <w:tcBorders>
-              <w:tl2br w:val="nil"/>
-              <w:tr2bl w:val="nil"/>
-            </w:tcBorders>
-            <w:shd w:val="clear" w:color="auto" w:fill="auto"/>
-            <w:vAlign w:val="center"/>
-          </w:tcPr>
-          <w:p>
-            <w:pPr>
-              <w:keepNext w:val="0"/>
-              <w:keepLines w:val="0"/>
-              <w:widowControl/>
-              <w:suppressLineNumbers w:val="0"/>
-              <w:spacing w:line="240" w:lineRule="auto"/>
-              <w:jc w:val="center"/>
-              <w:textAlignment w:val="center"/>
-              <w:rPr>
-                <w:rFonts w:hint="default" w:ascii="Times New Roman" w:hAnsi="Times New Roman" w:eastAsia="宋体" w:cs="Times New Roman"/>
-                <w:i w:val="0"/>
-                <w:iCs w:val="0"/>
-                <w:color w:val="auto"/>
-                <w:kern w:val="0"/>
-                <w:sz w:val="18"/>
-                <w:szCs w:val="18"/>
-                <w:u w:val="none"/>
-                <w:lang w:val="en-US" w:eastAsia="zh-CN" w:bidi="ar"/>
-              </w:rPr>
-            </w:pPr>
-            <w:r>
-              <w:rPr>
-                <w:rFonts w:hint="default" w:ascii="Times New Roman" w:hAnsi="Times New Roman" w:eastAsia="宋体" w:cs="Times New Roman"/>
-                <w:i w:val="0"/>
-                <w:iCs w:val="0"/>
-                <w:color w:val="auto"/>
-                <w:kern w:val="0"/>
-                <w:sz w:val="18"/>
-                <w:szCs w:val="18"/>
-                <w:u w:val="none"/>
-                <w:lang w:val="en-US" w:eastAsia="zh-CN" w:bidi="ar"/>
-              </w:rPr>
-              <w:t>FDA</w:t>
-            </w:r>
-            <w:r>
-              <w:rPr>
-                <w:rFonts w:hint="eastAsia" w:ascii="宋体" w:hAnsi="宋体" w:eastAsia="宋体" w:cs="宋体"/>
-                <w:i w:val="0"/>
-                <w:iCs w:val="0"/>
-                <w:color w:val="auto"/>
-                <w:kern w:val="0"/>
-                <w:sz w:val="18"/>
-                <w:szCs w:val="18"/>
-                <w:u w:val="none"/>
-                <w:lang w:val="en-US" w:eastAsia="zh-CN" w:bidi="ar"/>
-              </w:rPr>
-              <w:t>、</w:t>
-            </w:r>
-            <w:r>
-              <w:rPr>
-                <w:rFonts w:hint="default" w:ascii="Times New Roman" w:hAnsi="Times New Roman" w:eastAsia="宋体" w:cs="Times New Roman"/>
-                <w:i w:val="0"/>
-                <w:iCs w:val="0"/>
-                <w:color w:val="auto"/>
-                <w:kern w:val="0"/>
-                <w:sz w:val="18"/>
-                <w:szCs w:val="18"/>
-                <w:u w:val="none"/>
-                <w:lang w:val="en-US" w:eastAsia="zh-CN" w:bidi="ar"/>
-              </w:rPr>
-              <w:t>NMPA</w:t>
-            </w:r>
-          </w:p>
-        </w:tc>
-      </w:tr>
-      <w:tr>
-        <w:tblPrEx>
-          <w:tblBorders>
-            <w:top w:val="dotted" w:color="A5A5A5" w:sz="4" w:space="0"/>
-            <w:left w:val="dotted" w:color="A5A5A5" w:sz="4" w:space="0"/>
-            <w:bottom w:val="dotted" w:color="A5A5A5" w:sz="4" w:space="0"/>
-            <w:right w:val="dotted" w:color="A5A5A5" w:sz="4" w:space="0"/>
-            <w:insideH w:val="dotted" w:color="A5A5A5" w:sz="4" w:space="0"/>
-            <w:insideV w:val="dotted" w:color="A5A5A5" w:sz="4" w:space="0"/>
-          </w:tblBorders>
-          <w:tblCellMar>
-            <w:top w:w="0" w:type="dxa"/>
-            <w:left w:w="108" w:type="dxa"/>
-            <w:bottom w:w="0" w:type="dxa"/>
-            <w:right w:w="108" w:type="dxa"/>
-          </w:tblCellMar>
-        </w:tblPrEx>
-        <w:trPr>
-          <w:trHeight w:val="465" w:hRule="atLeast"/>
-        </w:trPr>
-        <w:tc>
-          <w:tcPr>
-            <w:tcW w:w="906" w:type="dxa"/>
-            <w:tcBorders>
-              <w:tl2br w:val="nil"/>
-              <w:tr2bl w:val="nil"/>
-            </w:tcBorders>
-            <w:shd w:val="clear" w:color="auto" w:fill="auto"/>
-            <w:vAlign w:val="center"/>
-          </w:tcPr>
-          <w:p>
-            <w:pPr>
-              <w:keepNext w:val="0"/>
-              <w:keepLines w:val="0"/>
-              <w:widowControl/>
-              <w:suppressLineNumbers w:val="0"/>
-              <w:spacing w:line="240" w:lineRule="auto"/>
-              <w:jc w:val="center"/>
-              <w:textAlignment w:val="center"/>
-              <w:rPr>
-                <w:rFonts w:hint="eastAsia" w:ascii="微软雅黑" w:hAnsi="微软雅黑" w:eastAsia="微软雅黑" w:cs="微软雅黑"/>
-                <w:i w:val="0"/>
-                <w:iCs w:val="0"/>
-                <w:color w:val="000000"/>
-                <w:sz w:val="18"/>
-                <w:szCs w:val="18"/>
-                <w:u w:val="none"/>
-              </w:rPr>
-            </w:pPr>
-            <w:r>
-              <w:rPr>
-                <w:rFonts w:hint="eastAsia" w:ascii="微软雅黑" w:hAnsi="微软雅黑" w:eastAsia="微软雅黑" w:cs="微软雅黑"/>
-                <w:i w:val="0"/>
-                <w:iCs w:val="0"/>
-                <w:color w:val="000000"/>
-                <w:kern w:val="0"/>
-                <w:sz w:val="18"/>
-                <w:szCs w:val="18"/>
-                <w:u w:val="none"/>
-                <w:lang w:val="en-US" w:eastAsia="zh-CN" w:bidi="ar"/>
-              </w:rPr>
-              <w:t>达伯舒</w:t>
-            </w:r>
-          </w:p>
-        </w:tc>
-        <w:tc>
-          <w:tcPr>
-            <w:tcW w:w="1486" w:type="dxa"/>
-            <w:tcBorders>
-              <w:tl2br w:val="nil"/>
-              <w:tr2bl w:val="nil"/>
-            </w:tcBorders>
-            <w:shd w:val="clear" w:color="auto" w:fill="auto"/>
-            <w:vAlign w:val="center"/>
-          </w:tcPr>
-          <w:p>
-            <w:pPr>
-              <w:keepNext w:val="0"/>
-              <w:keepLines w:val="0"/>
-              <w:widowControl/>
-              <w:suppressLineNumbers w:val="0"/>
-              <w:spacing w:line="240" w:lineRule="auto"/>
-              <w:jc w:val="center"/>
-              <w:textAlignment w:val="center"/>
-              <w:rPr>
-                <w:rFonts w:hint="default" w:ascii="Times New Roman" w:hAnsi="Times New Roman" w:eastAsia="宋体" w:cs="Times New Roman"/>
-                <w:i w:val="0"/>
-                <w:iCs w:val="0"/>
-                <w:color w:val="000000"/>
-                <w:sz w:val="18"/>
-                <w:szCs w:val="18"/>
-                <w:u w:val="none"/>
-              </w:rPr>
-            </w:pPr>
-            <w:r>
-              <w:rPr>
-                <w:rFonts w:hint="default" w:ascii="Times New Roman" w:hAnsi="Times New Roman" w:eastAsia="宋体" w:cs="Times New Roman"/>
-                <w:i w:val="0"/>
-                <w:iCs w:val="0"/>
-                <w:color w:val="000000"/>
-                <w:kern w:val="0"/>
-                <w:sz w:val="18"/>
-                <w:szCs w:val="18"/>
-                <w:u w:val="none"/>
-                <w:lang w:val="en-US" w:eastAsia="zh-CN" w:bidi="ar"/>
-              </w:rPr>
-              <w:t>Sintilimab</w:t>
-            </w:r>
-          </w:p>
-        </w:tc>
-        <w:tc>
-          <w:tcPr>
-            <w:tcW w:w="1630" w:type="dxa"/>
-            <w:tcBorders>
-              <w:tl2br w:val="nil"/>
-              <w:tr2bl w:val="nil"/>
-            </w:tcBorders>
-            <w:shd w:val="clear" w:color="auto" w:fill="auto"/>
-            <w:vAlign w:val="center"/>
-          </w:tcPr>
-          <w:p>
-            <w:pPr>
-              <w:keepNext w:val="0"/>
-              <w:keepLines w:val="0"/>
-              <w:widowControl/>
-              <w:suppressLineNumbers w:val="0"/>
-              <w:spacing w:line="240" w:lineRule="auto"/>
-              <w:jc w:val="center"/>
-              <w:textAlignment w:val="center"/>
-              <w:rPr>
-                <w:rFonts w:hint="eastAsia" w:ascii="微软雅黑" w:hAnsi="微软雅黑" w:eastAsia="微软雅黑" w:cs="微软雅黑"/>
-                <w:i w:val="0"/>
-                <w:iCs w:val="0"/>
-                <w:color w:val="000000"/>
-                <w:sz w:val="18"/>
-                <w:szCs w:val="18"/>
-                <w:u w:val="none"/>
-              </w:rPr>
-            </w:pPr>
-            <w:r>
-              <w:rPr>
-                <w:rFonts w:hint="eastAsia" w:ascii="微软雅黑" w:hAnsi="微软雅黑" w:eastAsia="微软雅黑" w:cs="微软雅黑"/>
-                <w:i w:val="0"/>
-                <w:iCs w:val="0"/>
-                <w:color w:val="000000"/>
-                <w:kern w:val="0"/>
-                <w:sz w:val="18"/>
-                <w:szCs w:val="18"/>
-                <w:u w:val="none"/>
-                <w:lang w:val="en-US" w:eastAsia="zh-CN" w:bidi="ar"/>
-              </w:rPr>
-              <w:t>信迪利单抗</w:t>
-            </w:r>
-          </w:p>
-        </w:tc>
-        <w:tc>
-          <w:tcPr>
-            <w:tcW w:w="903" w:type="dxa"/>
-            <w:tcBorders>
-              <w:tl2br w:val="nil"/>
-              <w:tr2bl w:val="nil"/>
-            </w:tcBorders>
-            <w:shd w:val="clear" w:color="auto" w:fill="auto"/>
-            <w:vAlign w:val="center"/>
-          </w:tcPr>
-          <w:p>
-            <w:pPr>
-              <w:keepNext w:val="0"/>
-              <w:keepLines w:val="0"/>
-              <w:widowControl/>
-              <w:suppressLineNumbers w:val="0"/>
-              <w:spacing w:line="240" w:lineRule="auto"/>
-              <w:jc w:val="center"/>
-              <w:textAlignment w:val="center"/>
-              <w:rPr>
-                <w:rFonts w:hint="default" w:ascii="Times New Roman" w:hAnsi="Times New Roman" w:eastAsia="宋体" w:cs="Times New Roman"/>
-                <w:i w:val="0"/>
-                <w:iCs w:val="0"/>
-                <w:color w:val="000000"/>
-                <w:sz w:val="18"/>
-                <w:szCs w:val="18"/>
-                <w:u w:val="none"/>
-              </w:rPr>
-            </w:pPr>
-            <w:r>
-              <w:rPr>
-                <w:rFonts w:hint="default" w:ascii="Times New Roman" w:hAnsi="Times New Roman" w:eastAsia="宋体" w:cs="Times New Roman"/>
-                <w:i w:val="0"/>
-                <w:iCs w:val="0"/>
-                <w:color w:val="000000"/>
-                <w:kern w:val="0"/>
-                <w:sz w:val="18"/>
-                <w:szCs w:val="18"/>
-                <w:u w:val="none"/>
-                <w:lang w:val="en-US" w:eastAsia="zh-CN" w:bidi="ar"/>
-              </w:rPr>
-              <w:t>PD-1</w:t>
-            </w:r>
-          </w:p>
-        </w:tc>
-        <w:tc>
-          <w:tcPr>
-            <w:tcW w:w="1658" w:type="dxa"/>
-            <w:tcBorders>
-              <w:tl2br w:val="nil"/>
-              <w:tr2bl w:val="nil"/>
-            </w:tcBorders>
-            <w:shd w:val="clear" w:color="auto" w:fill="auto"/>
-            <w:vAlign w:val="center"/>
-          </w:tcPr>
-          <w:p>
-            <w:pPr>
-              <w:keepNext w:val="0"/>
-              <w:keepLines w:val="0"/>
-              <w:widowControl/>
-              <w:suppressLineNumbers w:val="0"/>
-              <w:spacing w:line="240" w:lineRule="auto"/>
-              <w:jc w:val="center"/>
-              <w:textAlignment w:val="center"/>
-              <w:rPr>
-                <w:rFonts w:hint="default" w:ascii="Times New Roman" w:hAnsi="Times New Roman" w:eastAsia="宋体" w:cs="Times New Roman"/>
-                <w:i w:val="0"/>
-                <w:iCs w:val="0"/>
-                <w:color w:val="auto"/>
-                <w:sz w:val="18"/>
-                <w:szCs w:val="18"/>
-                <w:u w:val="none"/>
-              </w:rPr>
-            </w:pPr>
-            <w:r>
-              <w:rPr>
-                <w:rFonts w:hint="default" w:ascii="Times New Roman" w:hAnsi="Times New Roman" w:eastAsia="宋体" w:cs="Times New Roman"/>
-                <w:i w:val="0"/>
-                <w:iCs w:val="0"/>
-                <w:color w:val="auto"/>
-                <w:kern w:val="0"/>
-                <w:sz w:val="18"/>
-                <w:szCs w:val="18"/>
-                <w:u w:val="none"/>
-                <w:lang w:val="en-US" w:eastAsia="zh-CN" w:bidi="ar"/>
-              </w:rPr>
-              <w:t>NMPA</w:t>
-            </w:r>
-          </w:p>
-        </w:tc>
-        <w:tc>
-          <w:tcPr>
-            <w:tcW w:w="1658" w:type="dxa"/>
-            <w:tcBorders>
-              <w:tl2br w:val="nil"/>
-              <w:tr2bl w:val="nil"/>
-            </w:tcBorders>
-            <w:shd w:val="clear" w:color="auto" w:fill="auto"/>
-            <w:vAlign w:val="center"/>
-          </w:tcPr>
-          <w:p>
-            <w:pPr>
-              <w:keepNext w:val="0"/>
-              <w:keepLines w:val="0"/>
-              <w:widowControl/>
-              <w:suppressLineNumbers w:val="0"/>
-              <w:spacing w:line="240" w:lineRule="auto"/>
-              <w:jc w:val="center"/>
-              <w:textAlignment w:val="center"/>
-              <w:rPr>
-                <w:rFonts w:hint="default" w:ascii="Times New Roman" w:hAnsi="Times New Roman" w:eastAsia="宋体" w:cs="Times New Roman"/>
-                <w:i w:val="0"/>
-                <w:iCs w:val="0"/>
-                <w:color w:val="auto"/>
-                <w:sz w:val="18"/>
-                <w:szCs w:val="18"/>
-                <w:u w:val="none"/>
-              </w:rPr>
-            </w:pPr>
-            <w:r>
-              <w:rPr>
-                <w:rFonts w:hint="default" w:ascii="Times New Roman" w:hAnsi="Times New Roman" w:eastAsia="宋体" w:cs="Times New Roman"/>
-                <w:i w:val="0"/>
-                <w:iCs w:val="0"/>
-                <w:color w:val="auto"/>
-                <w:kern w:val="0"/>
-                <w:sz w:val="18"/>
-                <w:szCs w:val="18"/>
-                <w:u w:val="none"/>
-                <w:lang w:val="en-US" w:eastAsia="zh-CN" w:bidi="ar"/>
-              </w:rPr>
-              <w:t>/</w:t>
-            </w:r>
-          </w:p>
-        </w:tc>
-        <w:tc>
-          <w:tcPr>
-            <w:tcW w:w="1658" w:type="dxa"/>
-            <w:tcBorders>
-              <w:tl2br w:val="nil"/>
-              <w:tr2bl w:val="nil"/>
-            </w:tcBorders>
-            <w:shd w:val="clear" w:color="auto" w:fill="auto"/>
-            <w:vAlign w:val="center"/>
-          </w:tcPr>
-          <w:p>
-            <w:pPr>
-              <w:keepNext w:val="0"/>
-              <w:keepLines w:val="0"/>
-              <w:widowControl/>
-              <w:suppressLineNumbers w:val="0"/>
-              <w:spacing w:line="240" w:lineRule="auto"/>
-              <w:jc w:val="center"/>
-              <w:textAlignment w:val="center"/>
-              <w:rPr>
-                <w:rFonts w:hint="default" w:ascii="Times New Roman" w:hAnsi="Times New Roman" w:eastAsia="宋体" w:cs="Times New Roman"/>
-                <w:i w:val="0"/>
-                <w:iCs w:val="0"/>
-                <w:color w:val="auto"/>
-                <w:kern w:val="0"/>
-                <w:sz w:val="18"/>
-                <w:szCs w:val="18"/>
-                <w:u w:val="none"/>
-                <w:lang w:val="en-US" w:eastAsia="zh-CN" w:bidi="ar"/>
-              </w:rPr>
-            </w:pPr>
-            <w:r>
-              <w:rPr>
-                <w:rFonts w:hint="default" w:ascii="Times New Roman" w:hAnsi="Times New Roman" w:eastAsia="宋体" w:cs="Times New Roman"/>
-                <w:i w:val="0"/>
-                <w:iCs w:val="0"/>
-                <w:color w:val="auto"/>
-                <w:kern w:val="0"/>
-                <w:sz w:val="18"/>
-                <w:szCs w:val="18"/>
-                <w:u w:val="none"/>
-                <w:lang w:val="en-US" w:eastAsia="zh-CN" w:bidi="ar"/>
-              </w:rPr>
-              <w:t>/</w:t>
-            </w:r>
-          </w:p>
-        </w:tc>
-      </w:tr>
-      <w:tr>
-        <w:tblPrEx>
-          <w:tblBorders>
-            <w:top w:val="dotted" w:color="A5A5A5" w:sz="4" w:space="0"/>
-            <w:left w:val="dotted" w:color="A5A5A5" w:sz="4" w:space="0"/>
-            <w:bottom w:val="dotted" w:color="A5A5A5" w:sz="4" w:space="0"/>
-            <w:right w:val="dotted" w:color="A5A5A5" w:sz="4" w:space="0"/>
-            <w:insideH w:val="dotted" w:color="A5A5A5" w:sz="4" w:space="0"/>
-            <w:insideV w:val="dotted" w:color="A5A5A5" w:sz="4" w:space="0"/>
-          </w:tblBorders>
-          <w:tblCellMar>
-            <w:top w:w="0" w:type="dxa"/>
-            <w:left w:w="108" w:type="dxa"/>
-            <w:bottom w:w="0" w:type="dxa"/>
-            <w:right w:w="108" w:type="dxa"/>
-          </w:tblCellMar>
-        </w:tblPrEx>
-        <w:trPr>
-          <w:trHeight w:val="465" w:hRule="atLeast"/>
-        </w:trPr>
-        <w:tc>
-          <w:tcPr>
-            <w:tcW w:w="906" w:type="dxa"/>
-            <w:tcBorders>
-              <w:tl2br w:val="nil"/>
-              <w:tr2bl w:val="nil"/>
-            </w:tcBorders>
-            <w:shd w:val="clear" w:color="auto" w:fill="auto"/>
-            <w:vAlign w:val="center"/>
-          </w:tcPr>
-          <w:p>
-            <w:pPr>
-              <w:keepNext w:val="0"/>
-              <w:keepLines w:val="0"/>
-              <w:widowControl/>
-              <w:suppressLineNumbers w:val="0"/>
-              <w:spacing w:line="240" w:lineRule="auto"/>
-              <w:jc w:val="center"/>
-              <w:textAlignment w:val="center"/>
-              <w:rPr>
-                <w:rFonts w:hint="eastAsia" w:ascii="微软雅黑" w:hAnsi="微软雅黑" w:eastAsia="微软雅黑" w:cs="微软雅黑"/>
-                <w:i w:val="0"/>
-                <w:iCs w:val="0"/>
-                <w:color w:val="000000"/>
-                <w:sz w:val="18"/>
-                <w:szCs w:val="18"/>
-                <w:u w:val="none"/>
-              </w:rPr>
-            </w:pPr>
-            <w:r>
-              <w:rPr>
-                <w:rFonts w:hint="eastAsia" w:ascii="微软雅黑" w:hAnsi="微软雅黑" w:eastAsia="微软雅黑" w:cs="微软雅黑"/>
-                <w:i w:val="0"/>
-                <w:iCs w:val="0"/>
-                <w:color w:val="000000"/>
-                <w:kern w:val="0"/>
-                <w:sz w:val="18"/>
-                <w:szCs w:val="18"/>
-                <w:u w:val="none"/>
-                <w:lang w:val="en-US" w:eastAsia="zh-CN" w:bidi="ar"/>
-              </w:rPr>
-              <w:t>艾瑞卡</w:t>
-            </w:r>
-          </w:p>
-        </w:tc>
-        <w:tc>
-          <w:tcPr>
-            <w:tcW w:w="1486" w:type="dxa"/>
-            <w:tcBorders>
-              <w:tl2br w:val="nil"/>
-              <w:tr2bl w:val="nil"/>
-            </w:tcBorders>
-            <w:shd w:val="clear" w:color="auto" w:fill="auto"/>
-            <w:vAlign w:val="center"/>
-          </w:tcPr>
-          <w:p>
-            <w:pPr>
-              <w:keepNext w:val="0"/>
-              <w:keepLines w:val="0"/>
-              <w:widowControl/>
-              <w:suppressLineNumbers w:val="0"/>
-              <w:spacing w:line="240" w:lineRule="auto"/>
-              <w:jc w:val="center"/>
-              <w:textAlignment w:val="center"/>
-              <w:rPr>
-                <w:rFonts w:hint="default" w:ascii="Times New Roman" w:hAnsi="Times New Roman" w:eastAsia="宋体" w:cs="Times New Roman"/>
-                <w:i w:val="0"/>
-                <w:iCs w:val="0"/>
-                <w:color w:val="000000"/>
-                <w:sz w:val="18"/>
-                <w:szCs w:val="18"/>
-                <w:u w:val="none"/>
-              </w:rPr>
-            </w:pPr>
-            <w:r>
-              <w:rPr>
-                <w:rFonts w:hint="default" w:ascii="Times New Roman" w:hAnsi="Times New Roman" w:eastAsia="宋体" w:cs="Times New Roman"/>
-                <w:i w:val="0"/>
-                <w:iCs w:val="0"/>
-                <w:color w:val="000000"/>
-                <w:kern w:val="0"/>
-                <w:sz w:val="18"/>
-                <w:szCs w:val="18"/>
-                <w:u w:val="none"/>
-                <w:lang w:val="en-US" w:eastAsia="zh-CN" w:bidi="ar"/>
-              </w:rPr>
-              <w:t>Camrelizumab</w:t>
-            </w:r>
-          </w:p>
-        </w:tc>
-        <w:tc>
-          <w:tcPr>
-            <w:tcW w:w="1630" w:type="dxa"/>
-            <w:tcBorders>
-              <w:tl2br w:val="nil"/>
-              <w:tr2bl w:val="nil"/>
-            </w:tcBorders>
-            <w:shd w:val="clear" w:color="auto" w:fill="auto"/>
-            <w:vAlign w:val="center"/>
-          </w:tcPr>
-          <w:p>
-            <w:pPr>
-              <w:keepNext w:val="0"/>
-              <w:keepLines w:val="0"/>
-              <w:widowControl/>
-              <w:suppressLineNumbers w:val="0"/>
-              <w:spacing w:line="240" w:lineRule="auto"/>
-              <w:jc w:val="center"/>
-              <w:textAlignment w:val="center"/>
-              <w:rPr>
-                <w:rFonts w:hint="eastAsia" w:ascii="微软雅黑" w:hAnsi="微软雅黑" w:eastAsia="微软雅黑" w:cs="微软雅黑"/>
-                <w:i w:val="0"/>
-                <w:iCs w:val="0"/>
-                <w:color w:val="000000"/>
-                <w:sz w:val="18"/>
-                <w:szCs w:val="18"/>
-                <w:u w:val="none"/>
-              </w:rPr>
-            </w:pPr>
-            <w:r>
-              <w:rPr>
-                <w:rFonts w:hint="eastAsia" w:ascii="微软雅黑" w:hAnsi="微软雅黑" w:eastAsia="微软雅黑" w:cs="微软雅黑"/>
-                <w:i w:val="0"/>
-                <w:iCs w:val="0"/>
-                <w:color w:val="000000"/>
-                <w:kern w:val="0"/>
-                <w:sz w:val="18"/>
-                <w:szCs w:val="18"/>
-                <w:u w:val="none"/>
-                <w:lang w:val="en-US" w:eastAsia="zh-CN" w:bidi="ar"/>
-              </w:rPr>
-              <w:t>卡瑞利珠单抗</w:t>
-            </w:r>
-          </w:p>
-        </w:tc>
-        <w:tc>
-          <w:tcPr>
-            <w:tcW w:w="903" w:type="dxa"/>
-            <w:tcBorders>
-              <w:tl2br w:val="nil"/>
-              <w:tr2bl w:val="nil"/>
-            </w:tcBorders>
-            <w:shd w:val="clear" w:color="auto" w:fill="auto"/>
-            <w:vAlign w:val="center"/>
-          </w:tcPr>
-          <w:p>
-            <w:pPr>
-              <w:keepNext w:val="0"/>
-              <w:keepLines w:val="0"/>
-              <w:widowControl/>
-              <w:suppressLineNumbers w:val="0"/>
-              <w:spacing w:line="240" w:lineRule="auto"/>
-              <w:jc w:val="center"/>
-              <w:textAlignment w:val="center"/>
-              <w:rPr>
-                <w:rFonts w:hint="default" w:ascii="Times New Roman" w:hAnsi="Times New Roman" w:eastAsia="宋体" w:cs="Times New Roman"/>
-                <w:i w:val="0"/>
-                <w:iCs w:val="0"/>
-                <w:color w:val="000000"/>
-                <w:sz w:val="18"/>
-                <w:szCs w:val="18"/>
-                <w:u w:val="none"/>
-              </w:rPr>
-            </w:pPr>
-            <w:r>
-              <w:rPr>
-                <w:rFonts w:hint="default" w:ascii="Times New Roman" w:hAnsi="Times New Roman" w:eastAsia="宋体" w:cs="Times New Roman"/>
-                <w:i w:val="0"/>
-                <w:iCs w:val="0"/>
-                <w:color w:val="000000"/>
-                <w:kern w:val="0"/>
-                <w:sz w:val="18"/>
-                <w:szCs w:val="18"/>
-                <w:u w:val="none"/>
-                <w:lang w:val="en-US" w:eastAsia="zh-CN" w:bidi="ar"/>
-              </w:rPr>
-              <w:t>PD-1</w:t>
-            </w:r>
-          </w:p>
-        </w:tc>
-        <w:tc>
-          <w:tcPr>
-            <w:tcW w:w="1658" w:type="dxa"/>
-            <w:tcBorders>
-              <w:tl2br w:val="nil"/>
-              <w:tr2bl w:val="nil"/>
-            </w:tcBorders>
-            <w:shd w:val="clear" w:color="auto" w:fill="auto"/>
-            <w:vAlign w:val="center"/>
-          </w:tcPr>
-          <w:p>
-            <w:pPr>
-              <w:keepNext w:val="0"/>
-              <w:keepLines w:val="0"/>
-              <w:widowControl/>
-              <w:suppressLineNumbers w:val="0"/>
-              <w:spacing w:line="240" w:lineRule="auto"/>
-              <w:jc w:val="center"/>
-              <w:textAlignment w:val="center"/>
-              <w:rPr>
-                <w:rFonts w:hint="default" w:ascii="Times New Roman" w:hAnsi="Times New Roman" w:eastAsia="宋体" w:cs="Times New Roman"/>
-                <w:i w:val="0"/>
-                <w:iCs w:val="0"/>
-                <w:color w:val="auto"/>
-                <w:sz w:val="18"/>
-                <w:szCs w:val="18"/>
-                <w:u w:val="none"/>
-              </w:rPr>
-            </w:pPr>
-            <w:r>
-              <w:rPr>
-                <w:rFonts w:hint="default" w:ascii="Times New Roman" w:hAnsi="Times New Roman" w:eastAsia="宋体" w:cs="Times New Roman"/>
-                <w:i w:val="0"/>
-                <w:iCs w:val="0"/>
-                <w:color w:val="auto"/>
-                <w:kern w:val="0"/>
-                <w:sz w:val="18"/>
-                <w:szCs w:val="18"/>
-                <w:u w:val="none"/>
-                <w:lang w:val="en-US" w:eastAsia="zh-CN" w:bidi="ar"/>
-              </w:rPr>
-              <w:t>NMPA</w:t>
-            </w:r>
-          </w:p>
-        </w:tc>
-        <w:tc>
-          <w:tcPr>
-            <w:tcW w:w="1658" w:type="dxa"/>
-            <w:tcBorders>
-              <w:tl2br w:val="nil"/>
-              <w:tr2bl w:val="nil"/>
-            </w:tcBorders>
-            <w:shd w:val="clear" w:color="auto" w:fill="auto"/>
-            <w:vAlign w:val="center"/>
-          </w:tcPr>
-          <w:p>
-            <w:pPr>
-              <w:keepNext w:val="0"/>
-              <w:keepLines w:val="0"/>
-              <w:widowControl/>
-              <w:suppressLineNumbers w:val="0"/>
-              <w:spacing w:line="240" w:lineRule="auto"/>
-              <w:jc w:val="center"/>
-              <w:textAlignment w:val="center"/>
-              <w:rPr>
-                <w:rFonts w:hint="default" w:ascii="Times New Roman" w:hAnsi="Times New Roman" w:eastAsia="宋体" w:cs="Times New Roman"/>
-                <w:i w:val="0"/>
-                <w:iCs w:val="0"/>
-                <w:color w:val="auto"/>
-                <w:sz w:val="18"/>
-                <w:szCs w:val="18"/>
-                <w:u w:val="none"/>
-              </w:rPr>
-            </w:pPr>
-            <w:r>
-              <w:rPr>
-                <w:rFonts w:hint="default" w:ascii="Times New Roman" w:hAnsi="Times New Roman" w:eastAsia="宋体" w:cs="Times New Roman"/>
-                <w:i w:val="0"/>
-                <w:iCs w:val="0"/>
-                <w:color w:val="auto"/>
-                <w:kern w:val="0"/>
-                <w:sz w:val="18"/>
-                <w:szCs w:val="18"/>
-                <w:u w:val="none"/>
-                <w:lang w:val="en-US" w:eastAsia="zh-CN" w:bidi="ar"/>
-              </w:rPr>
-              <w:t>/</w:t>
-            </w:r>
-          </w:p>
-        </w:tc>
-        <w:tc>
-          <w:tcPr>
-            <w:tcW w:w="1658" w:type="dxa"/>
-            <w:tcBorders>
-              <w:tl2br w:val="nil"/>
-              <w:tr2bl w:val="nil"/>
-            </w:tcBorders>
-            <w:shd w:val="clear" w:color="auto" w:fill="auto"/>
-            <w:vAlign w:val="center"/>
-          </w:tcPr>
-          <w:p>
-            <w:pPr>
-              <w:keepNext w:val="0"/>
-              <w:keepLines w:val="0"/>
-              <w:widowControl/>
-              <w:suppressLineNumbers w:val="0"/>
-              <w:spacing w:line="240" w:lineRule="auto"/>
-              <w:jc w:val="center"/>
-              <w:textAlignment w:val="center"/>
-              <w:rPr>
-                <w:rFonts w:hint="default" w:ascii="Times New Roman" w:hAnsi="Times New Roman" w:eastAsia="宋体" w:cs="Times New Roman"/>
-                <w:i w:val="0"/>
-                <w:iCs w:val="0"/>
-                <w:color w:val="auto"/>
-                <w:kern w:val="0"/>
-                <w:sz w:val="18"/>
-                <w:szCs w:val="18"/>
-                <w:u w:val="none"/>
-                <w:lang w:val="en-US" w:eastAsia="zh-CN" w:bidi="ar"/>
-              </w:rPr>
-            </w:pPr>
-            <w:r>
-              <w:rPr>
-                <w:rFonts w:hint="default" w:ascii="Times New Roman" w:hAnsi="Times New Roman" w:eastAsia="宋体" w:cs="Times New Roman"/>
-                <w:i w:val="0"/>
-                <w:iCs w:val="0"/>
-                <w:color w:val="auto"/>
-                <w:kern w:val="0"/>
-                <w:sz w:val="18"/>
-                <w:szCs w:val="18"/>
-                <w:u w:val="none"/>
-                <w:lang w:val="en-US" w:eastAsia="zh-CN" w:bidi="ar"/>
-              </w:rPr>
-              <w:t>/</w:t>
-            </w:r>
-          </w:p>
-        </w:tc>
-      </w:tr>
-      <w:tr>
-        <w:tblPrEx>
-          <w:tblBorders>
-            <w:top w:val="dotted" w:color="A5A5A5" w:sz="4" w:space="0"/>
-            <w:left w:val="dotted" w:color="A5A5A5" w:sz="4" w:space="0"/>
-            <w:bottom w:val="dotted" w:color="A5A5A5" w:sz="4" w:space="0"/>
-            <w:right w:val="dotted" w:color="A5A5A5" w:sz="4" w:space="0"/>
-            <w:insideH w:val="dotted" w:color="A5A5A5" w:sz="4" w:space="0"/>
-            <w:insideV w:val="dotted" w:color="A5A5A5" w:sz="4" w:space="0"/>
-          </w:tblBorders>
-          <w:tblCellMar>
-            <w:top w:w="0" w:type="dxa"/>
-            <w:left w:w="108" w:type="dxa"/>
-            <w:bottom w:w="0" w:type="dxa"/>
-            <w:right w:w="108" w:type="dxa"/>
-          </w:tblCellMar>
-        </w:tblPrEx>
-        <w:trPr>
-          <w:trHeight w:val="465" w:hRule="atLeast"/>
-        </w:trPr>
-        <w:tc>
-          <w:tcPr>
-            <w:tcW w:w="906" w:type="dxa"/>
-            <w:tcBorders>
-              <w:tl2br w:val="nil"/>
-              <w:tr2bl w:val="nil"/>
-            </w:tcBorders>
-            <w:shd w:val="clear" w:color="auto" w:fill="auto"/>
-            <w:vAlign w:val="center"/>
-          </w:tcPr>
-          <w:p>
-            <w:pPr>
-              <w:keepNext w:val="0"/>
-              <w:keepLines w:val="0"/>
-              <w:widowControl/>
-              <w:suppressLineNumbers w:val="0"/>
-              <w:spacing w:line="240" w:lineRule="auto"/>
-              <w:jc w:val="center"/>
-              <w:textAlignment w:val="center"/>
-              <w:rPr>
-                <w:rFonts w:hint="eastAsia" w:ascii="微软雅黑" w:hAnsi="微软雅黑" w:eastAsia="微软雅黑" w:cs="微软雅黑"/>
-                <w:i w:val="0"/>
-                <w:iCs w:val="0"/>
-                <w:color w:val="000000"/>
-                <w:sz w:val="18"/>
-                <w:szCs w:val="18"/>
-                <w:u w:val="none"/>
-              </w:rPr>
-            </w:pPr>
-            <w:r>
-              <w:rPr>
-                <w:rFonts w:hint="eastAsia" w:ascii="微软雅黑" w:hAnsi="微软雅黑" w:eastAsia="微软雅黑" w:cs="微软雅黑"/>
-                <w:i w:val="0"/>
-                <w:iCs w:val="0"/>
-                <w:color w:val="000000"/>
-                <w:kern w:val="0"/>
-                <w:sz w:val="18"/>
-                <w:szCs w:val="18"/>
-                <w:u w:val="none"/>
-                <w:lang w:val="en-US" w:eastAsia="zh-CN" w:bidi="ar"/>
-              </w:rPr>
-              <w:t>百泽安</w:t>
-            </w:r>
-          </w:p>
-        </w:tc>
-        <w:tc>
-          <w:tcPr>
-            <w:tcW w:w="1486" w:type="dxa"/>
-            <w:tcBorders>
-              <w:tl2br w:val="nil"/>
-              <w:tr2bl w:val="nil"/>
-            </w:tcBorders>
-            <w:shd w:val="clear" w:color="auto" w:fill="auto"/>
-            <w:vAlign w:val="center"/>
-          </w:tcPr>
-          <w:p>
-            <w:pPr>
-              <w:keepNext w:val="0"/>
-              <w:keepLines w:val="0"/>
-              <w:widowControl/>
-              <w:suppressLineNumbers w:val="0"/>
-              <w:spacing w:line="240" w:lineRule="auto"/>
-              <w:jc w:val="center"/>
-              <w:textAlignment w:val="center"/>
-              <w:rPr>
-                <w:rFonts w:hint="default" w:ascii="Times New Roman" w:hAnsi="Times New Roman" w:eastAsia="宋体" w:cs="Times New Roman"/>
-                <w:i w:val="0"/>
-                <w:iCs w:val="0"/>
-                <w:color w:val="000000"/>
-                <w:sz w:val="18"/>
-                <w:szCs w:val="18"/>
-                <w:u w:val="none"/>
-              </w:rPr>
-            </w:pPr>
-            <w:r>
-              <w:rPr>
-                <w:rFonts w:hint="default" w:ascii="Times New Roman" w:hAnsi="Times New Roman" w:eastAsia="宋体" w:cs="Times New Roman"/>
-                <w:i w:val="0"/>
-                <w:iCs w:val="0"/>
-                <w:color w:val="000000"/>
-                <w:kern w:val="0"/>
-                <w:sz w:val="18"/>
-                <w:szCs w:val="18"/>
-                <w:u w:val="none"/>
-                <w:lang w:val="en-US" w:eastAsia="zh-CN" w:bidi="ar"/>
-              </w:rPr>
-              <w:t>Tislelizumab</w:t>
-            </w:r>
-          </w:p>
-        </w:tc>
-        <w:tc>
-          <w:tcPr>
-            <w:tcW w:w="1630" w:type="dxa"/>
-            <w:tcBorders>
-              <w:tl2br w:val="nil"/>
-              <w:tr2bl w:val="nil"/>
-            </w:tcBorders>
-            <w:shd w:val="clear" w:color="auto" w:fill="auto"/>
-            <w:vAlign w:val="center"/>
-          </w:tcPr>
-          <w:p>
-            <w:pPr>
-              <w:keepNext w:val="0"/>
-              <w:keepLines w:val="0"/>
-              <w:widowControl/>
-              <w:suppressLineNumbers w:val="0"/>
-              <w:spacing w:line="240" w:lineRule="auto"/>
-              <w:jc w:val="center"/>
-              <w:textAlignment w:val="center"/>
-              <w:rPr>
-                <w:rFonts w:hint="eastAsia" w:ascii="微软雅黑" w:hAnsi="微软雅黑" w:eastAsia="微软雅黑" w:cs="微软雅黑"/>
-                <w:i w:val="0"/>
-                <w:iCs w:val="0"/>
-                <w:color w:val="000000"/>
-                <w:sz w:val="18"/>
-                <w:szCs w:val="18"/>
-                <w:u w:val="none"/>
-              </w:rPr>
-            </w:pPr>
-            <w:r>
-              <w:rPr>
-                <w:rFonts w:hint="eastAsia" w:ascii="微软雅黑" w:hAnsi="微软雅黑" w:eastAsia="微软雅黑" w:cs="微软雅黑"/>
-                <w:i w:val="0"/>
-                <w:iCs w:val="0"/>
-                <w:color w:val="000000"/>
-                <w:kern w:val="0"/>
-                <w:sz w:val="18"/>
-                <w:szCs w:val="18"/>
-                <w:u w:val="none"/>
-                <w:lang w:val="en-US" w:eastAsia="zh-CN" w:bidi="ar"/>
-              </w:rPr>
-              <w:t>替雷利珠单抗</w:t>
-            </w:r>
-          </w:p>
-        </w:tc>
-        <w:tc>
-          <w:tcPr>
-            <w:tcW w:w="903" w:type="dxa"/>
-            <w:tcBorders>
-              <w:tl2br w:val="nil"/>
-              <w:tr2bl w:val="nil"/>
-            </w:tcBorders>
-            <w:shd w:val="clear" w:color="auto" w:fill="auto"/>
-            <w:vAlign w:val="center"/>
-          </w:tcPr>
-          <w:p>
-            <w:pPr>
-              <w:keepNext w:val="0"/>
-              <w:keepLines w:val="0"/>
-              <w:widowControl/>
-              <w:suppressLineNumbers w:val="0"/>
-              <w:spacing w:line="240" w:lineRule="auto"/>
-              <w:jc w:val="center"/>
-              <w:textAlignment w:val="center"/>
-              <w:rPr>
-                <w:rFonts w:hint="default" w:ascii="Times New Roman" w:hAnsi="Times New Roman" w:eastAsia="宋体" w:cs="Times New Roman"/>
-                <w:i w:val="0"/>
-                <w:iCs w:val="0"/>
-                <w:color w:val="000000"/>
-                <w:sz w:val="18"/>
-                <w:szCs w:val="18"/>
-                <w:u w:val="none"/>
-              </w:rPr>
-            </w:pPr>
-            <w:r>
-              <w:rPr>
-                <w:rFonts w:hint="default" w:ascii="Times New Roman" w:hAnsi="Times New Roman" w:eastAsia="宋体" w:cs="Times New Roman"/>
-                <w:i w:val="0"/>
-                <w:iCs w:val="0"/>
-                <w:color w:val="000000"/>
-                <w:kern w:val="0"/>
-                <w:sz w:val="18"/>
-                <w:szCs w:val="18"/>
-                <w:u w:val="none"/>
-                <w:lang w:val="en-US" w:eastAsia="zh-CN" w:bidi="ar"/>
-              </w:rPr>
-              <w:t>PD-1</w:t>
-            </w:r>
-          </w:p>
-        </w:tc>
-        <w:tc>
-          <w:tcPr>
-            <w:tcW w:w="1658" w:type="dxa"/>
-            <w:tcBorders>
-              <w:tl2br w:val="nil"/>
-              <w:tr2bl w:val="nil"/>
-            </w:tcBorders>
-            <w:shd w:val="clear" w:color="auto" w:fill="auto"/>
-            <w:vAlign w:val="center"/>
-          </w:tcPr>
-          <w:p>
-            <w:pPr>
-              <w:keepNext w:val="0"/>
-              <w:keepLines w:val="0"/>
-              <w:widowControl/>
-              <w:suppressLineNumbers w:val="0"/>
-              <w:spacing w:line="240" w:lineRule="auto"/>
-              <w:jc w:val="center"/>
-              <w:textAlignment w:val="center"/>
-              <w:rPr>
-                <w:rFonts w:hint="default" w:ascii="Times New Roman" w:hAnsi="Times New Roman" w:eastAsia="宋体" w:cs="Times New Roman"/>
-                <w:i w:val="0"/>
-                <w:iCs w:val="0"/>
-                <w:color w:val="auto"/>
-                <w:sz w:val="18"/>
-                <w:szCs w:val="18"/>
-                <w:u w:val="none"/>
-              </w:rPr>
-            </w:pPr>
-            <w:r>
-              <w:rPr>
-                <w:rFonts w:hint="default" w:ascii="Times New Roman" w:hAnsi="Times New Roman" w:eastAsia="宋体" w:cs="Times New Roman"/>
-                <w:i w:val="0"/>
-                <w:iCs w:val="0"/>
-                <w:color w:val="auto"/>
-                <w:kern w:val="0"/>
-                <w:sz w:val="18"/>
-                <w:szCs w:val="18"/>
-                <w:u w:val="none"/>
-                <w:lang w:val="en-US" w:eastAsia="zh-CN" w:bidi="ar"/>
-              </w:rPr>
-              <w:t>NMPA</w:t>
-            </w:r>
-          </w:p>
-        </w:tc>
-        <w:tc>
-          <w:tcPr>
-            <w:tcW w:w="1658" w:type="dxa"/>
-            <w:tcBorders>
-              <w:tl2br w:val="nil"/>
-              <w:tr2bl w:val="nil"/>
-            </w:tcBorders>
-            <w:shd w:val="clear" w:color="auto" w:fill="auto"/>
-            <w:vAlign w:val="center"/>
-          </w:tcPr>
-          <w:p>
-            <w:pPr>
-              <w:keepNext w:val="0"/>
-              <w:keepLines w:val="0"/>
-              <w:widowControl/>
-              <w:suppressLineNumbers w:val="0"/>
-              <w:spacing w:line="240" w:lineRule="auto"/>
-              <w:jc w:val="center"/>
-              <w:textAlignment w:val="center"/>
-              <w:rPr>
-                <w:rFonts w:hint="default" w:ascii="Times New Roman" w:hAnsi="Times New Roman" w:eastAsia="宋体" w:cs="Times New Roman"/>
-                <w:i w:val="0"/>
-                <w:iCs w:val="0"/>
-                <w:color w:val="auto"/>
-                <w:sz w:val="18"/>
-                <w:szCs w:val="18"/>
-                <w:u w:val="none"/>
-              </w:rPr>
-            </w:pPr>
-            <w:r>
-              <w:rPr>
-                <w:rFonts w:hint="default" w:ascii="Times New Roman" w:hAnsi="Times New Roman" w:eastAsia="宋体" w:cs="Times New Roman"/>
-                <w:i w:val="0"/>
-                <w:iCs w:val="0"/>
-                <w:color w:val="auto"/>
-                <w:kern w:val="0"/>
-                <w:sz w:val="18"/>
-                <w:szCs w:val="18"/>
-                <w:u w:val="none"/>
-                <w:lang w:val="en-US" w:eastAsia="zh-CN" w:bidi="ar"/>
-              </w:rPr>
-              <w:t>/</w:t>
-            </w:r>
-          </w:p>
-        </w:tc>
-        <w:tc>
-          <w:tcPr>
-            <w:tcW w:w="1658" w:type="dxa"/>
-            <w:tcBorders>
-              <w:tl2br w:val="nil"/>
-              <w:tr2bl w:val="nil"/>
-            </w:tcBorders>
-            <w:shd w:val="clear" w:color="auto" w:fill="auto"/>
-            <w:vAlign w:val="center"/>
-          </w:tcPr>
-          <w:p>
-            <w:pPr>
-              <w:keepNext w:val="0"/>
-              <w:keepLines w:val="0"/>
-              <w:widowControl/>
-              <w:suppressLineNumbers w:val="0"/>
-              <w:spacing w:line="240" w:lineRule="auto"/>
-              <w:jc w:val="center"/>
-              <w:textAlignment w:val="center"/>
-              <w:rPr>
-                <w:rFonts w:hint="default" w:ascii="Times New Roman" w:hAnsi="Times New Roman" w:eastAsia="宋体" w:cs="Times New Roman"/>
-                <w:i w:val="0"/>
-                <w:iCs w:val="0"/>
-                <w:color w:val="auto"/>
-                <w:kern w:val="0"/>
-                <w:sz w:val="18"/>
-                <w:szCs w:val="18"/>
-                <w:u w:val="none"/>
-                <w:lang w:val="en-US" w:eastAsia="zh-CN" w:bidi="ar"/>
-              </w:rPr>
-            </w:pPr>
-            <w:r>
-              <w:rPr>
-                <w:rFonts w:hint="default" w:ascii="Times New Roman" w:hAnsi="Times New Roman" w:eastAsia="宋体" w:cs="Times New Roman"/>
-                <w:i w:val="0"/>
-                <w:iCs w:val="0"/>
-                <w:color w:val="auto"/>
-                <w:kern w:val="0"/>
-                <w:sz w:val="18"/>
-                <w:szCs w:val="18"/>
-                <w:u w:val="none"/>
-                <w:lang w:val="en-US" w:eastAsia="zh-CN" w:bidi="ar"/>
-              </w:rPr>
-              <w:t>NMPA</w:t>
-            </w:r>
-          </w:p>
-        </w:tc>
-      </w:tr>
-      <w:tr>
-        <w:tblPrEx>
-          <w:tblBorders>
-            <w:top w:val="dotted" w:color="A5A5A5" w:sz="4" w:space="0"/>
-            <w:left w:val="dotted" w:color="A5A5A5" w:sz="4" w:space="0"/>
-            <w:bottom w:val="dotted" w:color="A5A5A5" w:sz="4" w:space="0"/>
-            <w:right w:val="dotted" w:color="A5A5A5" w:sz="4" w:space="0"/>
-            <w:insideH w:val="dotted" w:color="A5A5A5" w:sz="4" w:space="0"/>
-            <w:insideV w:val="dotted" w:color="A5A5A5" w:sz="4" w:space="0"/>
-          </w:tblBorders>
-          <w:tblCellMar>
-            <w:top w:w="0" w:type="dxa"/>
-            <w:left w:w="108" w:type="dxa"/>
-            <w:bottom w:w="0" w:type="dxa"/>
-            <w:right w:w="108" w:type="dxa"/>
-          </w:tblCellMar>
-        </w:tblPrEx>
-        <w:trPr>
-          <w:trHeight w:val="465" w:hRule="atLeast"/>
-        </w:trPr>
-        <w:tc>
-          <w:tcPr>
-            <w:tcW w:w="906" w:type="dxa"/>
-            <w:tcBorders>
-              <w:tl2br w:val="nil"/>
-              <w:tr2bl w:val="nil"/>
-            </w:tcBorders>
-            <w:shd w:val="clear" w:color="auto" w:fill="auto"/>
-            <w:vAlign w:val="center"/>
-          </w:tcPr>
-          <w:p>
-            <w:pPr>
-              <w:keepNext w:val="0"/>
-              <w:keepLines w:val="0"/>
-              <w:widowControl/>
-              <w:suppressLineNumbers w:val="0"/>
-              <w:spacing w:line="240" w:lineRule="auto"/>
-              <w:jc w:val="center"/>
-              <w:textAlignment w:val="center"/>
-              <w:rPr>
-                <w:rFonts w:hint="default" w:ascii="Times New Roman" w:hAnsi="Times New Roman" w:eastAsia="宋体" w:cs="Times New Roman"/>
-                <w:i w:val="0"/>
-                <w:iCs w:val="0"/>
-                <w:color w:val="auto"/>
-                <w:sz w:val="18"/>
-                <w:szCs w:val="18"/>
-                <w:u w:val="none"/>
-              </w:rPr>
-            </w:pPr>
-            <w:r>
-              <w:rPr>
-                <w:rFonts w:hint="default" w:ascii="Times New Roman" w:hAnsi="Times New Roman" w:eastAsia="宋体" w:cs="Times New Roman"/>
-                <w:i w:val="0"/>
-                <w:iCs w:val="0"/>
-                <w:color w:val="auto"/>
-                <w:kern w:val="0"/>
-                <w:sz w:val="18"/>
-                <w:szCs w:val="18"/>
-                <w:u w:val="none"/>
-                <w:lang w:val="en-US" w:eastAsia="zh-CN" w:bidi="ar"/>
-              </w:rPr>
-              <w:t>Jemperli</w:t>
-            </w:r>
-          </w:p>
-        </w:tc>
-        <w:tc>
-          <w:tcPr>
-            <w:tcW w:w="1486" w:type="dxa"/>
-            <w:tcBorders>
-              <w:tl2br w:val="nil"/>
-              <w:tr2bl w:val="nil"/>
-            </w:tcBorders>
-            <w:shd w:val="clear" w:color="auto" w:fill="auto"/>
-            <w:vAlign w:val="center"/>
-          </w:tcPr>
-          <w:p>
-            <w:pPr>
-              <w:keepNext w:val="0"/>
-              <w:keepLines w:val="0"/>
-              <w:widowControl/>
-              <w:suppressLineNumbers w:val="0"/>
-              <w:spacing w:line="240" w:lineRule="auto"/>
-              <w:jc w:val="center"/>
-              <w:textAlignment w:val="center"/>
-              <w:rPr>
-                <w:rFonts w:hint="default" w:ascii="Times New Roman" w:hAnsi="Times New Roman" w:eastAsia="宋体" w:cs="Times New Roman"/>
-                <w:i w:val="0"/>
-                <w:iCs w:val="0"/>
-                <w:color w:val="auto"/>
-                <w:sz w:val="18"/>
-                <w:szCs w:val="18"/>
-                <w:u w:val="none"/>
-              </w:rPr>
-            </w:pPr>
-            <w:r>
-              <w:rPr>
-                <w:rFonts w:hint="default" w:ascii="Times New Roman" w:hAnsi="Times New Roman" w:eastAsia="宋体" w:cs="Times New Roman"/>
-                <w:i w:val="0"/>
-                <w:iCs w:val="0"/>
-                <w:color w:val="auto"/>
-                <w:kern w:val="0"/>
-                <w:sz w:val="18"/>
-                <w:szCs w:val="18"/>
-                <w:u w:val="none"/>
-                <w:lang w:val="en-US" w:eastAsia="zh-CN" w:bidi="ar"/>
-              </w:rPr>
-              <w:t>Dostarlimab</w:t>
-            </w:r>
-          </w:p>
-        </w:tc>
-        <w:tc>
-          <w:tcPr>
-            <w:tcW w:w="1630" w:type="dxa"/>
-            <w:tcBorders>
-              <w:tl2br w:val="nil"/>
-              <w:tr2bl w:val="nil"/>
-            </w:tcBorders>
-            <w:shd w:val="clear" w:color="auto" w:fill="auto"/>
-            <w:vAlign w:val="center"/>
-          </w:tcPr>
-          <w:p>
-            <w:pPr>
-              <w:keepNext w:val="0"/>
-              <w:keepLines w:val="0"/>
-              <w:widowControl/>
-              <w:suppressLineNumbers w:val="0"/>
-              <w:spacing w:line="240" w:lineRule="auto"/>
-              <w:jc w:val="center"/>
-              <w:textAlignment w:val="center"/>
-              <w:rPr>
-                <w:rFonts w:hint="eastAsia" w:ascii="微软雅黑" w:hAnsi="微软雅黑" w:eastAsia="微软雅黑" w:cs="微软雅黑"/>
-                <w:i w:val="0"/>
-                <w:iCs w:val="0"/>
-                <w:color w:val="auto"/>
-                <w:sz w:val="18"/>
-                <w:szCs w:val="18"/>
-                <w:u w:val="none"/>
-              </w:rPr>
-            </w:pPr>
-            <w:r>
-              <w:rPr>
-                <w:rFonts w:hint="eastAsia" w:ascii="微软雅黑" w:hAnsi="微软雅黑" w:eastAsia="微软雅黑" w:cs="微软雅黑"/>
-                <w:i w:val="0"/>
-                <w:iCs w:val="0"/>
-                <w:color w:val="auto"/>
-                <w:kern w:val="0"/>
-                <w:sz w:val="18"/>
-                <w:szCs w:val="18"/>
-                <w:u w:val="none"/>
-                <w:lang w:val="en-US" w:eastAsia="zh-CN" w:bidi="ar"/>
-              </w:rPr>
-              <w:t>暂无</w:t>
-            </w:r>
-          </w:p>
-        </w:tc>
-        <w:tc>
-          <w:tcPr>
-            <w:tcW w:w="903" w:type="dxa"/>
-            <w:tcBorders>
-              <w:tl2br w:val="nil"/>
-              <w:tr2bl w:val="nil"/>
-            </w:tcBorders>
-            <w:shd w:val="clear" w:color="auto" w:fill="auto"/>
-            <w:vAlign w:val="center"/>
-          </w:tcPr>
-          <w:p>
-            <w:pPr>
-              <w:keepNext w:val="0"/>
-              <w:keepLines w:val="0"/>
-              <w:widowControl/>
-              <w:suppressLineNumbers w:val="0"/>
-              <w:spacing w:line="240" w:lineRule="auto"/>
-              <w:jc w:val="center"/>
-              <w:textAlignment w:val="center"/>
-              <w:rPr>
-                <w:rFonts w:hint="default" w:ascii="Times New Roman" w:hAnsi="Times New Roman" w:eastAsia="宋体" w:cs="Times New Roman"/>
-                <w:i w:val="0"/>
-                <w:iCs w:val="0"/>
-                <w:color w:val="auto"/>
-                <w:sz w:val="18"/>
-                <w:szCs w:val="18"/>
-                <w:u w:val="none"/>
-              </w:rPr>
-            </w:pPr>
-            <w:r>
-              <w:rPr>
-                <w:rFonts w:hint="default" w:ascii="Times New Roman" w:hAnsi="Times New Roman" w:eastAsia="宋体" w:cs="Times New Roman"/>
-                <w:i w:val="0"/>
-                <w:iCs w:val="0"/>
-                <w:color w:val="auto"/>
-                <w:kern w:val="0"/>
-                <w:sz w:val="18"/>
-                <w:szCs w:val="18"/>
-                <w:u w:val="none"/>
-                <w:lang w:val="en-US" w:eastAsia="zh-CN" w:bidi="ar"/>
-              </w:rPr>
-              <w:t>PD-1</w:t>
-            </w:r>
-          </w:p>
-        </w:tc>
-        <w:tc>
-          <w:tcPr>
-            <w:tcW w:w="1658" w:type="dxa"/>
-            <w:tcBorders>
-              <w:tl2br w:val="nil"/>
-              <w:tr2bl w:val="nil"/>
-            </w:tcBorders>
-            <w:shd w:val="clear" w:color="auto" w:fill="auto"/>
-            <w:vAlign w:val="center"/>
-          </w:tcPr>
-          <w:p>
-            <w:pPr>
-              <w:keepNext w:val="0"/>
-              <w:keepLines w:val="0"/>
-              <w:widowControl/>
-              <w:suppressLineNumbers w:val="0"/>
-              <w:spacing w:line="240" w:lineRule="auto"/>
-              <w:jc w:val="center"/>
-              <w:textAlignment w:val="center"/>
-              <w:rPr>
-                <w:rFonts w:hint="default" w:ascii="Times New Roman" w:hAnsi="Times New Roman" w:eastAsia="宋体" w:cs="Times New Roman"/>
-                <w:i w:val="0"/>
-                <w:iCs w:val="0"/>
-                <w:color w:val="auto"/>
-                <w:sz w:val="18"/>
-                <w:szCs w:val="18"/>
-                <w:u w:val="none"/>
-              </w:rPr>
-            </w:pPr>
-            <w:r>
-              <w:rPr>
-                <w:rFonts w:hint="default" w:ascii="Times New Roman" w:hAnsi="Times New Roman" w:eastAsia="宋体" w:cs="Times New Roman"/>
-                <w:i w:val="0"/>
-                <w:iCs w:val="0"/>
-                <w:color w:val="auto"/>
-                <w:kern w:val="0"/>
-                <w:sz w:val="18"/>
-                <w:szCs w:val="18"/>
-                <w:u w:val="none"/>
-                <w:lang w:val="en-US" w:eastAsia="zh-CN" w:bidi="ar"/>
-              </w:rPr>
-              <w:t>/</w:t>
-            </w:r>
-          </w:p>
-        </w:tc>
-        <w:tc>
-          <w:tcPr>
-            <w:tcW w:w="1658" w:type="dxa"/>
-            <w:tcBorders>
-              <w:tl2br w:val="nil"/>
-              <w:tr2bl w:val="nil"/>
-            </w:tcBorders>
-            <w:shd w:val="clear" w:color="auto" w:fill="auto"/>
-            <w:vAlign w:val="center"/>
-          </w:tcPr>
-          <w:p>
-            <w:pPr>
-              <w:keepNext w:val="0"/>
-              <w:keepLines w:val="0"/>
-              <w:widowControl/>
-              <w:suppressLineNumbers w:val="0"/>
-              <w:spacing w:line="240" w:lineRule="auto"/>
-              <w:jc w:val="center"/>
-              <w:textAlignment w:val="center"/>
-              <w:rPr>
-                <w:rFonts w:hint="default" w:ascii="Times New Roman" w:hAnsi="Times New Roman" w:eastAsia="宋体" w:cs="Times New Roman"/>
-                <w:i w:val="0"/>
-                <w:iCs w:val="0"/>
-                <w:color w:val="auto"/>
-                <w:sz w:val="18"/>
-                <w:szCs w:val="18"/>
-                <w:u w:val="none"/>
-              </w:rPr>
-            </w:pPr>
-            <w:r>
-              <w:rPr>
-                <w:rFonts w:hint="default" w:ascii="Times New Roman" w:hAnsi="Times New Roman" w:eastAsia="宋体" w:cs="Times New Roman"/>
-                <w:i w:val="0"/>
-                <w:iCs w:val="0"/>
-                <w:color w:val="auto"/>
-                <w:kern w:val="0"/>
-                <w:sz w:val="18"/>
-                <w:szCs w:val="18"/>
-                <w:u w:val="none"/>
-                <w:lang w:val="en-US" w:eastAsia="zh-CN" w:bidi="ar"/>
-              </w:rPr>
-              <w:t>/</w:t>
-            </w:r>
-          </w:p>
-        </w:tc>
-        <w:tc>
-          <w:tcPr>
-            <w:tcW w:w="1658" w:type="dxa"/>
-            <w:tcBorders>
-              <w:tl2br w:val="nil"/>
-              <w:tr2bl w:val="nil"/>
-            </w:tcBorders>
-            <w:shd w:val="clear" w:color="auto" w:fill="auto"/>
-            <w:vAlign w:val="center"/>
-          </w:tcPr>
-          <w:p>
-            <w:pPr>
-              <w:keepNext w:val="0"/>
-              <w:keepLines w:val="0"/>
-              <w:widowControl/>
-              <w:suppressLineNumbers w:val="0"/>
-              <w:spacing w:line="240" w:lineRule="auto"/>
-              <w:jc w:val="center"/>
-              <w:textAlignment w:val="center"/>
-              <w:rPr>
-                <w:rFonts w:hint="default" w:ascii="Times New Roman" w:hAnsi="Times New Roman" w:eastAsia="宋体" w:cs="Times New Roman"/>
-                <w:i w:val="0"/>
-                <w:iCs w:val="0"/>
-                <w:color w:val="auto"/>
-                <w:kern w:val="0"/>
-                <w:sz w:val="18"/>
-                <w:szCs w:val="18"/>
-                <w:u w:val="none"/>
-                <w:lang w:val="en-US" w:eastAsia="zh-CN" w:bidi="ar"/>
-              </w:rPr>
-            </w:pPr>
-            <w:r>
-              <w:rPr>
-                <w:rFonts w:hint="default" w:ascii="Times New Roman" w:hAnsi="Times New Roman" w:eastAsia="宋体" w:cs="Times New Roman"/>
-                <w:i w:val="0"/>
-                <w:iCs w:val="0"/>
-                <w:color w:val="auto"/>
-                <w:kern w:val="0"/>
-                <w:sz w:val="18"/>
-                <w:szCs w:val="18"/>
-                <w:u w:val="none"/>
-                <w:lang w:val="en-US" w:eastAsia="zh-CN" w:bidi="ar"/>
-              </w:rPr>
-              <w:t>FDA</w:t>
-            </w:r>
-          </w:p>
-        </w:tc>
-      </w:tr>
-      <w:tr>
-        <w:tblPrEx>
-          <w:tblBorders>
-            <w:top w:val="dotted" w:color="A5A5A5" w:sz="4" w:space="0"/>
-            <w:left w:val="dotted" w:color="A5A5A5" w:sz="4" w:space="0"/>
-            <w:bottom w:val="dotted" w:color="A5A5A5" w:sz="4" w:space="0"/>
-            <w:right w:val="dotted" w:color="A5A5A5" w:sz="4" w:space="0"/>
-            <w:insideH w:val="dotted" w:color="A5A5A5" w:sz="4" w:space="0"/>
-            <w:insideV w:val="dotted" w:color="A5A5A5" w:sz="4" w:space="0"/>
-          </w:tblBorders>
-          <w:tblCellMar>
-            <w:top w:w="0" w:type="dxa"/>
-            <w:left w:w="108" w:type="dxa"/>
-            <w:bottom w:w="0" w:type="dxa"/>
-            <w:right w:w="108" w:type="dxa"/>
-          </w:tblCellMar>
-        </w:tblPrEx>
-        <w:trPr>
-          <w:trHeight w:val="465" w:hRule="atLeast"/>
-        </w:trPr>
-        <w:tc>
-          <w:tcPr>
-            <w:tcW w:w="906" w:type="dxa"/>
-            <w:tcBorders>
-              <w:tl2br w:val="nil"/>
-              <w:tr2bl w:val="nil"/>
-            </w:tcBorders>
-            <w:shd w:val="clear" w:color="auto" w:fill="auto"/>
-            <w:vAlign w:val="center"/>
-          </w:tcPr>
-          <w:p>
-            <w:pPr>
-              <w:keepNext w:val="0"/>
-              <w:keepLines w:val="0"/>
-              <w:widowControl/>
-              <w:suppressLineNumbers w:val="0"/>
-              <w:spacing w:line="240" w:lineRule="auto"/>
-              <w:jc w:val="center"/>
-              <w:textAlignment w:val="center"/>
-              <w:rPr>
-                <w:rFonts w:hint="eastAsia" w:ascii="微软雅黑" w:hAnsi="微软雅黑" w:eastAsia="微软雅黑" w:cs="微软雅黑"/>
-                <w:i w:val="0"/>
-                <w:iCs w:val="0"/>
-                <w:color w:val="000000"/>
-                <w:sz w:val="18"/>
-                <w:szCs w:val="18"/>
-                <w:u w:val="none"/>
-              </w:rPr>
-            </w:pPr>
-            <w:r>
-              <w:rPr>
-                <w:rFonts w:hint="eastAsia" w:ascii="微软雅黑" w:hAnsi="微软雅黑" w:eastAsia="微软雅黑" w:cs="微软雅黑"/>
-                <w:i w:val="0"/>
-                <w:iCs w:val="0"/>
-                <w:color w:val="000000"/>
-                <w:kern w:val="0"/>
-                <w:sz w:val="18"/>
-                <w:szCs w:val="18"/>
-                <w:u w:val="none"/>
-                <w:lang w:val="en-US" w:eastAsia="zh-CN" w:bidi="ar"/>
-              </w:rPr>
-              <w:t>汉斯状</w:t>
-            </w:r>
-          </w:p>
-        </w:tc>
-        <w:tc>
-          <w:tcPr>
-            <w:tcW w:w="1486" w:type="dxa"/>
-            <w:tcBorders>
-              <w:tl2br w:val="nil"/>
-              <w:tr2bl w:val="nil"/>
-            </w:tcBorders>
-            <w:shd w:val="clear" w:color="auto" w:fill="auto"/>
-            <w:vAlign w:val="center"/>
-          </w:tcPr>
-          <w:p>
-            <w:pPr>
-              <w:keepNext w:val="0"/>
-              <w:keepLines w:val="0"/>
-              <w:widowControl/>
-              <w:suppressLineNumbers w:val="0"/>
-              <w:spacing w:line="240" w:lineRule="auto"/>
-              <w:jc w:val="center"/>
-              <w:textAlignment w:val="center"/>
-              <w:rPr>
-                <w:rFonts w:hint="default" w:ascii="Times New Roman" w:hAnsi="Times New Roman" w:eastAsia="宋体" w:cs="Times New Roman"/>
-                <w:i w:val="0"/>
-                <w:iCs w:val="0"/>
-                <w:color w:val="000000"/>
-                <w:sz w:val="18"/>
-                <w:szCs w:val="18"/>
-                <w:u w:val="none"/>
-              </w:rPr>
-            </w:pPr>
-            <w:r>
-              <w:rPr>
-                <w:rFonts w:hint="default" w:ascii="Times New Roman" w:hAnsi="Times New Roman" w:eastAsia="宋体" w:cs="Times New Roman"/>
-                <w:i w:val="0"/>
-                <w:iCs w:val="0"/>
-                <w:color w:val="000000"/>
-                <w:kern w:val="0"/>
-                <w:sz w:val="18"/>
-                <w:szCs w:val="18"/>
-                <w:u w:val="none"/>
-                <w:lang w:val="en-US" w:eastAsia="zh-CN" w:bidi="ar"/>
-              </w:rPr>
-              <w:t>Serplulimab</w:t>
-            </w:r>
-          </w:p>
-        </w:tc>
-        <w:tc>
-          <w:tcPr>
-            <w:tcW w:w="1630" w:type="dxa"/>
-            <w:tcBorders>
-              <w:tl2br w:val="nil"/>
-              <w:tr2bl w:val="nil"/>
-            </w:tcBorders>
-            <w:shd w:val="clear" w:color="auto" w:fill="auto"/>
-            <w:vAlign w:val="center"/>
-          </w:tcPr>
-          <w:p>
-            <w:pPr>
-              <w:keepNext w:val="0"/>
-              <w:keepLines w:val="0"/>
-              <w:widowControl/>
-              <w:suppressLineNumbers w:val="0"/>
-              <w:spacing w:line="240" w:lineRule="auto"/>
-              <w:jc w:val="center"/>
-              <w:textAlignment w:val="center"/>
-              <w:rPr>
-                <w:rFonts w:hint="eastAsia" w:ascii="微软雅黑" w:hAnsi="微软雅黑" w:eastAsia="微软雅黑" w:cs="微软雅黑"/>
-                <w:i w:val="0"/>
-                <w:iCs w:val="0"/>
-                <w:color w:val="000000"/>
-                <w:sz w:val="18"/>
-                <w:szCs w:val="18"/>
-                <w:u w:val="none"/>
-              </w:rPr>
-            </w:pPr>
-            <w:r>
-              <w:rPr>
-                <w:rFonts w:hint="eastAsia" w:ascii="微软雅黑" w:hAnsi="微软雅黑" w:eastAsia="微软雅黑" w:cs="微软雅黑"/>
-                <w:i w:val="0"/>
-                <w:iCs w:val="0"/>
-                <w:color w:val="000000"/>
-                <w:kern w:val="0"/>
-                <w:sz w:val="18"/>
-                <w:szCs w:val="18"/>
-                <w:u w:val="none"/>
-                <w:lang w:val="en-US" w:eastAsia="zh-CN" w:bidi="ar"/>
-              </w:rPr>
-              <w:t>斯鲁利单抗</w:t>
-            </w:r>
-          </w:p>
-        </w:tc>
-        <w:tc>
-          <w:tcPr>
-            <w:tcW w:w="903" w:type="dxa"/>
-            <w:tcBorders>
-              <w:tl2br w:val="nil"/>
-              <w:tr2bl w:val="nil"/>
-            </w:tcBorders>
-            <w:shd w:val="clear" w:color="auto" w:fill="auto"/>
-            <w:vAlign w:val="center"/>
-          </w:tcPr>
-          <w:p>
-            <w:pPr>
-              <w:keepNext w:val="0"/>
-              <w:keepLines w:val="0"/>
-              <w:widowControl/>
-              <w:suppressLineNumbers w:val="0"/>
-              <w:spacing w:line="240" w:lineRule="auto"/>
-              <w:jc w:val="center"/>
-              <w:textAlignment w:val="center"/>
-              <w:rPr>
-                <w:rFonts w:hint="default" w:ascii="Times New Roman" w:hAnsi="Times New Roman" w:eastAsia="宋体" w:cs="Times New Roman"/>
-                <w:i w:val="0"/>
-                <w:iCs w:val="0"/>
-                <w:color w:val="000000"/>
-                <w:sz w:val="18"/>
-                <w:szCs w:val="18"/>
-                <w:u w:val="none"/>
-              </w:rPr>
-            </w:pPr>
-            <w:r>
-              <w:rPr>
-                <w:rFonts w:hint="default" w:ascii="Times New Roman" w:hAnsi="Times New Roman" w:eastAsia="宋体" w:cs="Times New Roman"/>
-                <w:i w:val="0"/>
-                <w:iCs w:val="0"/>
-                <w:color w:val="000000"/>
-                <w:kern w:val="0"/>
-                <w:sz w:val="18"/>
-                <w:szCs w:val="18"/>
-                <w:u w:val="none"/>
-                <w:lang w:val="en-US" w:eastAsia="zh-CN" w:bidi="ar"/>
-              </w:rPr>
-              <w:t>PD-1</w:t>
-            </w:r>
-          </w:p>
-        </w:tc>
-        <w:tc>
-          <w:tcPr>
-            <w:tcW w:w="1658" w:type="dxa"/>
-            <w:tcBorders>
-              <w:tl2br w:val="nil"/>
-              <w:tr2bl w:val="nil"/>
-            </w:tcBorders>
-            <w:shd w:val="clear" w:color="auto" w:fill="auto"/>
-            <w:vAlign w:val="center"/>
-          </w:tcPr>
-          <w:p>
-            <w:pPr>
-              <w:keepNext w:val="0"/>
-              <w:keepLines w:val="0"/>
-              <w:widowControl/>
-              <w:suppressLineNumbers w:val="0"/>
-              <w:spacing w:line="240" w:lineRule="auto"/>
-              <w:jc w:val="center"/>
-              <w:textAlignment w:val="center"/>
-              <w:rPr>
-                <w:rFonts w:hint="default" w:ascii="Times New Roman" w:hAnsi="Times New Roman" w:eastAsia="宋体" w:cs="Times New Roman"/>
-                <w:i w:val="0"/>
-                <w:iCs w:val="0"/>
-                <w:color w:val="auto"/>
-                <w:sz w:val="18"/>
-                <w:szCs w:val="18"/>
-                <w:u w:val="none"/>
-              </w:rPr>
-            </w:pPr>
-            <w:r>
-              <w:rPr>
-                <w:rFonts w:hint="default" w:ascii="Times New Roman" w:hAnsi="Times New Roman" w:eastAsia="宋体" w:cs="Times New Roman"/>
-                <w:i w:val="0"/>
-                <w:iCs w:val="0"/>
-                <w:color w:val="auto"/>
-                <w:kern w:val="0"/>
-                <w:sz w:val="18"/>
-                <w:szCs w:val="18"/>
-                <w:u w:val="none"/>
-                <w:lang w:val="en-US" w:eastAsia="zh-CN" w:bidi="ar"/>
-              </w:rPr>
-              <w:t>/</w:t>
-            </w:r>
-          </w:p>
-        </w:tc>
-        <w:tc>
-          <w:tcPr>
-            <w:tcW w:w="1658" w:type="dxa"/>
-            <w:tcBorders>
-              <w:tl2br w:val="nil"/>
-              <w:tr2bl w:val="nil"/>
-            </w:tcBorders>
-            <w:shd w:val="clear" w:color="auto" w:fill="auto"/>
-            <w:vAlign w:val="center"/>
-          </w:tcPr>
-          <w:p>
-            <w:pPr>
-              <w:keepNext w:val="0"/>
-              <w:keepLines w:val="0"/>
-              <w:widowControl/>
-              <w:suppressLineNumbers w:val="0"/>
-              <w:spacing w:line="240" w:lineRule="auto"/>
-              <w:jc w:val="center"/>
-              <w:textAlignment w:val="center"/>
-              <w:rPr>
-                <w:rFonts w:hint="default" w:ascii="Times New Roman" w:hAnsi="Times New Roman" w:eastAsia="宋体" w:cs="Times New Roman"/>
-                <w:i w:val="0"/>
-                <w:iCs w:val="0"/>
-                <w:color w:val="auto"/>
-                <w:sz w:val="18"/>
-                <w:szCs w:val="18"/>
-                <w:u w:val="none"/>
-              </w:rPr>
-            </w:pPr>
-            <w:r>
-              <w:rPr>
-                <w:rFonts w:hint="default" w:ascii="Times New Roman" w:hAnsi="Times New Roman" w:eastAsia="宋体" w:cs="Times New Roman"/>
-                <w:i w:val="0"/>
-                <w:iCs w:val="0"/>
-                <w:color w:val="auto"/>
-                <w:kern w:val="0"/>
-                <w:sz w:val="18"/>
-                <w:szCs w:val="18"/>
-                <w:u w:val="none"/>
-                <w:lang w:val="en-US" w:eastAsia="zh-CN" w:bidi="ar"/>
-              </w:rPr>
-              <w:t>/</w:t>
-            </w:r>
-          </w:p>
-        </w:tc>
-        <w:tc>
-          <w:tcPr>
-            <w:tcW w:w="1658" w:type="dxa"/>
-            <w:tcBorders>
-              <w:tl2br w:val="nil"/>
-              <w:tr2bl w:val="nil"/>
-            </w:tcBorders>
-            <w:shd w:val="clear" w:color="auto" w:fill="auto"/>
-            <w:vAlign w:val="center"/>
-          </w:tcPr>
-          <w:p>
-            <w:pPr>
-              <w:keepNext w:val="0"/>
-              <w:keepLines w:val="0"/>
-              <w:widowControl/>
-              <w:suppressLineNumbers w:val="0"/>
-              <w:spacing w:line="240" w:lineRule="auto"/>
-              <w:jc w:val="center"/>
-              <w:textAlignment w:val="center"/>
-              <w:rPr>
-                <w:rFonts w:hint="default" w:ascii="Times New Roman" w:hAnsi="Times New Roman" w:eastAsia="宋体" w:cs="Times New Roman"/>
-                <w:i w:val="0"/>
-                <w:iCs w:val="0"/>
-                <w:color w:val="auto"/>
-                <w:kern w:val="0"/>
-                <w:sz w:val="18"/>
-                <w:szCs w:val="18"/>
-                <w:u w:val="none"/>
-                <w:lang w:val="en-US" w:eastAsia="zh-CN" w:bidi="ar"/>
-              </w:rPr>
-            </w:pPr>
-            <w:r>
-              <w:rPr>
-                <w:rFonts w:hint="default" w:ascii="Times New Roman" w:hAnsi="Times New Roman" w:eastAsia="宋体" w:cs="Times New Roman"/>
-                <w:i w:val="0"/>
-                <w:iCs w:val="0"/>
-                <w:color w:val="auto"/>
-                <w:kern w:val="0"/>
-                <w:sz w:val="18"/>
-                <w:szCs w:val="18"/>
-                <w:u w:val="none"/>
-                <w:lang w:val="en-US" w:eastAsia="zh-CN" w:bidi="ar"/>
-              </w:rPr>
-              <w:t>NMPA</w:t>
-            </w:r>
-          </w:p>
-        </w:tc>
-      </w:tr>
-      <w:tr>
-        <w:tblPrEx>
-          <w:tblBorders>
-            <w:top w:val="dotted" w:color="A5A5A5" w:sz="4" w:space="0"/>
-            <w:left w:val="dotted" w:color="A5A5A5" w:sz="4" w:space="0"/>
-            <w:bottom w:val="dotted" w:color="A5A5A5" w:sz="4" w:space="0"/>
-            <w:right w:val="dotted" w:color="A5A5A5" w:sz="4" w:space="0"/>
-            <w:insideH w:val="dotted" w:color="A5A5A5" w:sz="4" w:space="0"/>
-            <w:insideV w:val="dotted" w:color="A5A5A5" w:sz="4" w:space="0"/>
-          </w:tblBorders>
-          <w:tblCellMar>
-            <w:top w:w="0" w:type="dxa"/>
-            <w:left w:w="108" w:type="dxa"/>
-            <w:bottom w:w="0" w:type="dxa"/>
-            <w:right w:w="108" w:type="dxa"/>
-          </w:tblCellMar>
-        </w:tblPrEx>
-        <w:trPr>
-          <w:trHeight w:val="465" w:hRule="atLeast"/>
-        </w:trPr>
-        <w:tc>
-          <w:tcPr>
-            <w:tcW w:w="906" w:type="dxa"/>
-            <w:tcBorders>
-              <w:tl2br w:val="nil"/>
-              <w:tr2bl w:val="nil"/>
-            </w:tcBorders>
-            <w:shd w:val="clear" w:color="auto" w:fill="auto"/>
-            <w:vAlign w:val="center"/>
-          </w:tcPr>
-          <w:p>
-            <w:pPr>
-              <w:keepNext w:val="0"/>
-              <w:keepLines w:val="0"/>
-              <w:widowControl/>
-              <w:suppressLineNumbers w:val="0"/>
-              <w:spacing w:line="240" w:lineRule="auto"/>
-              <w:jc w:val="center"/>
-              <w:textAlignment w:val="center"/>
-              <w:rPr>
-                <w:rFonts w:hint="eastAsia" w:ascii="微软雅黑" w:hAnsi="微软雅黑" w:eastAsia="微软雅黑" w:cs="微软雅黑"/>
-                <w:i w:val="0"/>
-                <w:iCs w:val="0"/>
-                <w:color w:val="auto"/>
-                <w:sz w:val="18"/>
-                <w:szCs w:val="18"/>
-                <w:u w:val="none"/>
-              </w:rPr>
-            </w:pPr>
-            <w:r>
-              <w:rPr>
-                <w:rFonts w:hint="eastAsia" w:ascii="微软雅黑" w:hAnsi="微软雅黑" w:eastAsia="微软雅黑" w:cs="微软雅黑"/>
-                <w:i w:val="0"/>
-                <w:iCs w:val="0"/>
-                <w:color w:val="auto"/>
-                <w:kern w:val="0"/>
-                <w:sz w:val="18"/>
-                <w:szCs w:val="18"/>
-                <w:u w:val="none"/>
-                <w:lang w:val="en-US" w:eastAsia="zh-CN" w:bidi="ar"/>
-              </w:rPr>
-              <w:t>普佑恒</w:t>
-            </w:r>
-          </w:p>
-        </w:tc>
-        <w:tc>
-          <w:tcPr>
-            <w:tcW w:w="1486" w:type="dxa"/>
-            <w:tcBorders>
-              <w:tl2br w:val="nil"/>
-              <w:tr2bl w:val="nil"/>
-            </w:tcBorders>
-            <w:shd w:val="clear" w:color="auto" w:fill="auto"/>
-            <w:vAlign w:val="center"/>
-          </w:tcPr>
-          <w:p>
-            <w:pPr>
-              <w:keepNext w:val="0"/>
-              <w:keepLines w:val="0"/>
-              <w:widowControl/>
-              <w:suppressLineNumbers w:val="0"/>
-              <w:spacing w:line="240" w:lineRule="auto"/>
-              <w:jc w:val="center"/>
-              <w:textAlignment w:val="center"/>
-              <w:rPr>
-                <w:rFonts w:hint="default" w:ascii="Times New Roman" w:hAnsi="Times New Roman" w:eastAsia="宋体" w:cs="Times New Roman"/>
-                <w:i w:val="0"/>
-                <w:iCs w:val="0"/>
-                <w:color w:val="auto"/>
-                <w:sz w:val="18"/>
-                <w:szCs w:val="18"/>
-                <w:u w:val="none"/>
-              </w:rPr>
-            </w:pPr>
-            <w:r>
-              <w:rPr>
-                <w:rFonts w:hint="default" w:ascii="Times New Roman" w:hAnsi="Times New Roman" w:eastAsia="宋体" w:cs="Times New Roman"/>
-                <w:i w:val="0"/>
-                <w:iCs w:val="0"/>
-                <w:color w:val="auto"/>
-                <w:kern w:val="0"/>
-                <w:sz w:val="18"/>
-                <w:szCs w:val="18"/>
-                <w:u w:val="none"/>
-                <w:lang w:val="en-US" w:eastAsia="zh-CN" w:bidi="ar"/>
-              </w:rPr>
-              <w:t>Pucotenlimab</w:t>
-            </w:r>
-          </w:p>
-        </w:tc>
-        <w:tc>
-          <w:tcPr>
-            <w:tcW w:w="1630" w:type="dxa"/>
-            <w:tcBorders>
-              <w:tl2br w:val="nil"/>
-              <w:tr2bl w:val="nil"/>
-            </w:tcBorders>
-            <w:shd w:val="clear" w:color="auto" w:fill="auto"/>
-            <w:vAlign w:val="center"/>
-          </w:tcPr>
-          <w:p>
-            <w:pPr>
-              <w:keepNext w:val="0"/>
-              <w:keepLines w:val="0"/>
-              <w:widowControl/>
-              <w:suppressLineNumbers w:val="0"/>
-              <w:spacing w:line="240" w:lineRule="auto"/>
-              <w:jc w:val="center"/>
-              <w:textAlignment w:val="center"/>
-              <w:rPr>
-                <w:rFonts w:hint="eastAsia" w:ascii="微软雅黑" w:hAnsi="微软雅黑" w:eastAsia="微软雅黑" w:cs="微软雅黑"/>
-                <w:i w:val="0"/>
-                <w:iCs w:val="0"/>
-                <w:color w:val="auto"/>
-                <w:sz w:val="18"/>
-                <w:szCs w:val="18"/>
-                <w:u w:val="none"/>
-              </w:rPr>
-            </w:pPr>
-            <w:r>
-              <w:rPr>
-                <w:rFonts w:hint="eastAsia" w:ascii="微软雅黑" w:hAnsi="微软雅黑" w:eastAsia="微软雅黑" w:cs="微软雅黑"/>
-                <w:i w:val="0"/>
-                <w:iCs w:val="0"/>
-                <w:color w:val="auto"/>
-                <w:kern w:val="0"/>
-                <w:sz w:val="18"/>
-                <w:szCs w:val="18"/>
-                <w:u w:val="none"/>
-                <w:lang w:val="en-US" w:eastAsia="zh-CN" w:bidi="ar"/>
-              </w:rPr>
-              <w:t>普特利单抗</w:t>
-            </w:r>
-          </w:p>
-        </w:tc>
-        <w:tc>
-          <w:tcPr>
-            <w:tcW w:w="903" w:type="dxa"/>
-            <w:tcBorders>
-              <w:tl2br w:val="nil"/>
-              <w:tr2bl w:val="nil"/>
-            </w:tcBorders>
-            <w:shd w:val="clear" w:color="auto" w:fill="auto"/>
-            <w:vAlign w:val="center"/>
-          </w:tcPr>
-          <w:p>
-            <w:pPr>
-              <w:keepNext w:val="0"/>
-              <w:keepLines w:val="0"/>
-              <w:widowControl/>
-              <w:suppressLineNumbers w:val="0"/>
-              <w:spacing w:line="240" w:lineRule="auto"/>
-              <w:jc w:val="center"/>
-              <w:textAlignment w:val="center"/>
-              <w:rPr>
-                <w:rFonts w:hint="default" w:ascii="Times New Roman" w:hAnsi="Times New Roman" w:eastAsia="宋体" w:cs="Times New Roman"/>
-                <w:i w:val="0"/>
-                <w:iCs w:val="0"/>
-                <w:color w:val="auto"/>
-                <w:sz w:val="18"/>
-                <w:szCs w:val="18"/>
-                <w:u w:val="none"/>
-              </w:rPr>
-            </w:pPr>
-            <w:r>
-              <w:rPr>
-                <w:rFonts w:hint="default" w:ascii="Times New Roman" w:hAnsi="Times New Roman" w:eastAsia="宋体" w:cs="Times New Roman"/>
-                <w:i w:val="0"/>
-                <w:iCs w:val="0"/>
-                <w:color w:val="auto"/>
-                <w:kern w:val="0"/>
-                <w:sz w:val="18"/>
-                <w:szCs w:val="18"/>
-                <w:u w:val="none"/>
-                <w:lang w:val="en-US" w:eastAsia="zh-CN" w:bidi="ar"/>
-              </w:rPr>
-              <w:t>PD-1</w:t>
-            </w:r>
-          </w:p>
-        </w:tc>
-        <w:tc>
-          <w:tcPr>
-            <w:tcW w:w="1658" w:type="dxa"/>
-            <w:tcBorders>
-              <w:tl2br w:val="nil"/>
-              <w:tr2bl w:val="nil"/>
-            </w:tcBorders>
-            <w:shd w:val="clear" w:color="auto" w:fill="auto"/>
-            <w:vAlign w:val="center"/>
-          </w:tcPr>
-          <w:p>
-            <w:pPr>
-              <w:keepNext w:val="0"/>
-              <w:keepLines w:val="0"/>
-              <w:widowControl/>
-              <w:suppressLineNumbers w:val="0"/>
-              <w:spacing w:line="240" w:lineRule="auto"/>
-              <w:jc w:val="center"/>
-              <w:textAlignment w:val="center"/>
-              <w:rPr>
-                <w:rFonts w:hint="default" w:ascii="Times New Roman" w:hAnsi="Times New Roman" w:eastAsia="宋体" w:cs="Times New Roman"/>
-                <w:i w:val="0"/>
-                <w:iCs w:val="0"/>
-                <w:color w:val="auto"/>
-                <w:sz w:val="18"/>
-                <w:szCs w:val="18"/>
-                <w:u w:val="none"/>
-              </w:rPr>
-            </w:pPr>
-            <w:r>
-              <w:rPr>
-                <w:rFonts w:hint="default" w:ascii="Times New Roman" w:hAnsi="Times New Roman" w:eastAsia="宋体" w:cs="Times New Roman"/>
-                <w:i w:val="0"/>
-                <w:iCs w:val="0"/>
-                <w:color w:val="auto"/>
-                <w:kern w:val="0"/>
-                <w:sz w:val="18"/>
-                <w:szCs w:val="18"/>
-                <w:u w:val="none"/>
-                <w:lang w:val="en-US" w:eastAsia="zh-CN" w:bidi="ar"/>
-              </w:rPr>
-              <w:t>/</w:t>
-            </w:r>
-          </w:p>
-        </w:tc>
-        <w:tc>
-          <w:tcPr>
-            <w:tcW w:w="1658" w:type="dxa"/>
-            <w:tcBorders>
-              <w:tl2br w:val="nil"/>
-              <w:tr2bl w:val="nil"/>
-            </w:tcBorders>
-            <w:shd w:val="clear" w:color="auto" w:fill="auto"/>
-            <w:vAlign w:val="center"/>
-          </w:tcPr>
-          <w:p>
-            <w:pPr>
-              <w:keepNext w:val="0"/>
-              <w:keepLines w:val="0"/>
-              <w:widowControl/>
-              <w:suppressLineNumbers w:val="0"/>
-              <w:spacing w:line="240" w:lineRule="auto"/>
-              <w:jc w:val="center"/>
-              <w:textAlignment w:val="center"/>
-              <w:rPr>
-                <w:rFonts w:hint="default" w:ascii="Times New Roman" w:hAnsi="Times New Roman" w:eastAsia="宋体" w:cs="Times New Roman"/>
-                <w:i w:val="0"/>
-                <w:iCs w:val="0"/>
-                <w:color w:val="auto"/>
-                <w:sz w:val="18"/>
-                <w:szCs w:val="18"/>
-                <w:u w:val="none"/>
-              </w:rPr>
-            </w:pPr>
-            <w:r>
-              <w:rPr>
-                <w:rFonts w:hint="default" w:ascii="Times New Roman" w:hAnsi="Times New Roman" w:eastAsia="宋体" w:cs="Times New Roman"/>
-                <w:i w:val="0"/>
-                <w:iCs w:val="0"/>
-                <w:color w:val="auto"/>
-                <w:kern w:val="0"/>
-                <w:sz w:val="18"/>
-                <w:szCs w:val="18"/>
-                <w:u w:val="none"/>
-                <w:lang w:val="en-US" w:eastAsia="zh-CN" w:bidi="ar"/>
-              </w:rPr>
-              <w:t>/</w:t>
-            </w:r>
-          </w:p>
-        </w:tc>
-        <w:tc>
-          <w:tcPr>
-            <w:tcW w:w="1658" w:type="dxa"/>
-            <w:tcBorders>
-              <w:tl2br w:val="nil"/>
-              <w:tr2bl w:val="nil"/>
-            </w:tcBorders>
-            <w:shd w:val="clear" w:color="auto" w:fill="auto"/>
-            <w:vAlign w:val="center"/>
-          </w:tcPr>
-          <w:p>
-            <w:pPr>
-              <w:keepNext w:val="0"/>
-              <w:keepLines w:val="0"/>
-              <w:widowControl/>
-              <w:suppressLineNumbers w:val="0"/>
-              <w:spacing w:line="240" w:lineRule="auto"/>
-              <w:jc w:val="center"/>
-              <w:textAlignment w:val="center"/>
-              <w:rPr>
-                <w:rFonts w:hint="default" w:ascii="Times New Roman" w:hAnsi="Times New Roman" w:eastAsia="宋体" w:cs="Times New Roman"/>
-                <w:i w:val="0"/>
-                <w:iCs w:val="0"/>
-                <w:color w:val="auto"/>
-                <w:kern w:val="0"/>
-                <w:sz w:val="18"/>
-                <w:szCs w:val="18"/>
-                <w:u w:val="none"/>
-                <w:lang w:val="en-US" w:eastAsia="zh-CN" w:bidi="ar"/>
-              </w:rPr>
-            </w:pPr>
-            <w:r>
-              <w:rPr>
-                <w:rFonts w:hint="default" w:ascii="Times New Roman" w:hAnsi="Times New Roman" w:eastAsia="宋体" w:cs="Times New Roman"/>
-                <w:i w:val="0"/>
-                <w:iCs w:val="0"/>
-                <w:color w:val="auto"/>
-                <w:kern w:val="0"/>
-                <w:sz w:val="18"/>
-                <w:szCs w:val="18"/>
-                <w:u w:val="none"/>
-                <w:lang w:val="en-US" w:eastAsia="zh-CN" w:bidi="ar"/>
-              </w:rPr>
-              <w:t>NMPA</w:t>
-            </w:r>
-          </w:p>
-        </w:tc>
-      </w:tr>
-      <w:tr>
-        <w:tblPrEx>
-          <w:tblBorders>
-            <w:top w:val="dotted" w:color="A5A5A5" w:sz="4" w:space="0"/>
-            <w:left w:val="dotted" w:color="A5A5A5" w:sz="4" w:space="0"/>
-            <w:bottom w:val="dotted" w:color="A5A5A5" w:sz="4" w:space="0"/>
-            <w:right w:val="dotted" w:color="A5A5A5" w:sz="4" w:space="0"/>
-            <w:insideH w:val="dotted" w:color="A5A5A5" w:sz="4" w:space="0"/>
-            <w:insideV w:val="dotted" w:color="A5A5A5" w:sz="4" w:space="0"/>
-          </w:tblBorders>
-          <w:tblCellMar>
-            <w:top w:w="0" w:type="dxa"/>
-            <w:left w:w="108" w:type="dxa"/>
-            <w:bottom w:w="0" w:type="dxa"/>
-            <w:right w:w="108" w:type="dxa"/>
-          </w:tblCellMar>
-        </w:tblPrEx>
-        <w:trPr>
-          <w:trHeight w:val="465" w:hRule="atLeast"/>
-        </w:trPr>
-        <w:tc>
-          <w:tcPr>
-            <w:tcW w:w="906" w:type="dxa"/>
-            <w:tcBorders>
-              <w:tl2br w:val="nil"/>
-              <w:tr2bl w:val="nil"/>
-            </w:tcBorders>
-            <w:shd w:val="clear" w:color="auto" w:fill="auto"/>
-            <w:vAlign w:val="center"/>
-          </w:tcPr>
-          <w:p>
-            <w:pPr>
-              <w:keepNext w:val="0"/>
-              <w:keepLines w:val="0"/>
-              <w:widowControl/>
-              <w:suppressLineNumbers w:val="0"/>
-              <w:spacing w:line="240" w:lineRule="auto"/>
-              <w:jc w:val="center"/>
-              <w:textAlignment w:val="center"/>
-              <w:rPr>
-                <w:rFonts w:hint="default" w:ascii="Times New Roman" w:hAnsi="Times New Roman" w:eastAsia="宋体" w:cs="Times New Roman"/>
-                <w:i w:val="0"/>
-                <w:iCs w:val="0"/>
-                <w:color w:val="000000"/>
-                <w:sz w:val="18"/>
-                <w:szCs w:val="18"/>
-                <w:u w:val="none"/>
-              </w:rPr>
-            </w:pPr>
-            <w:r>
-              <w:rPr>
-                <w:rFonts w:hint="default" w:ascii="Times New Roman" w:hAnsi="Times New Roman" w:eastAsia="宋体" w:cs="Times New Roman"/>
-                <w:i w:val="0"/>
-                <w:iCs w:val="0"/>
-                <w:color w:val="000000"/>
-                <w:kern w:val="0"/>
-                <w:sz w:val="18"/>
-                <w:szCs w:val="18"/>
-                <w:u w:val="none"/>
-                <w:lang w:val="en-US" w:eastAsia="zh-CN" w:bidi="ar"/>
-              </w:rPr>
-              <w:t>IMJUDO</w:t>
-            </w:r>
-          </w:p>
-        </w:tc>
-        <w:tc>
-          <w:tcPr>
-            <w:tcW w:w="1486" w:type="dxa"/>
-            <w:tcBorders>
-              <w:tl2br w:val="nil"/>
-              <w:tr2bl w:val="nil"/>
-            </w:tcBorders>
-            <w:shd w:val="clear" w:color="auto" w:fill="auto"/>
-            <w:vAlign w:val="center"/>
-          </w:tcPr>
-          <w:p>
-            <w:pPr>
-              <w:keepNext w:val="0"/>
-              <w:keepLines w:val="0"/>
-              <w:widowControl/>
-              <w:suppressLineNumbers w:val="0"/>
-              <w:spacing w:line="240" w:lineRule="auto"/>
-              <w:jc w:val="center"/>
-              <w:textAlignment w:val="center"/>
-              <w:rPr>
-                <w:rFonts w:hint="default" w:ascii="Times New Roman" w:hAnsi="Times New Roman" w:eastAsia="宋体" w:cs="Times New Roman"/>
-                <w:i w:val="0"/>
-                <w:iCs w:val="0"/>
-                <w:color w:val="000000"/>
-                <w:sz w:val="18"/>
-                <w:szCs w:val="18"/>
-                <w:u w:val="none"/>
-              </w:rPr>
-            </w:pPr>
-            <w:r>
-              <w:rPr>
-                <w:rFonts w:hint="default" w:ascii="Times New Roman" w:hAnsi="Times New Roman" w:eastAsia="宋体" w:cs="Times New Roman"/>
-                <w:i w:val="0"/>
-                <w:iCs w:val="0"/>
-                <w:color w:val="000000"/>
-                <w:kern w:val="0"/>
-                <w:sz w:val="18"/>
-                <w:szCs w:val="18"/>
-                <w:u w:val="none"/>
-                <w:lang w:val="en-US" w:eastAsia="zh-CN" w:bidi="ar"/>
-              </w:rPr>
-              <w:t>Tremelimumab</w:t>
-            </w:r>
-          </w:p>
-        </w:tc>
-        <w:tc>
-          <w:tcPr>
-            <w:tcW w:w="1630" w:type="dxa"/>
-            <w:tcBorders>
-              <w:tl2br w:val="nil"/>
-              <w:tr2bl w:val="nil"/>
-            </w:tcBorders>
-            <w:shd w:val="clear" w:color="auto" w:fill="auto"/>
-            <w:vAlign w:val="center"/>
-          </w:tcPr>
-          <w:p>
-            <w:pPr>
-              <w:keepNext w:val="0"/>
-              <w:keepLines w:val="0"/>
-              <w:widowControl/>
-              <w:suppressLineNumbers w:val="0"/>
-              <w:spacing w:line="240" w:lineRule="auto"/>
-              <w:jc w:val="center"/>
-              <w:textAlignment w:val="center"/>
-              <w:rPr>
-                <w:rFonts w:hint="eastAsia" w:ascii="微软雅黑" w:hAnsi="微软雅黑" w:eastAsia="微软雅黑" w:cs="微软雅黑"/>
-                <w:i w:val="0"/>
-                <w:iCs w:val="0"/>
-                <w:color w:val="000000"/>
-                <w:sz w:val="18"/>
-                <w:szCs w:val="18"/>
-                <w:u w:val="none"/>
-              </w:rPr>
-            </w:pPr>
-            <w:r>
-              <w:rPr>
-                <w:rFonts w:hint="eastAsia" w:ascii="微软雅黑" w:hAnsi="微软雅黑" w:eastAsia="微软雅黑" w:cs="微软雅黑"/>
-                <w:i w:val="0"/>
-                <w:iCs w:val="0"/>
-                <w:color w:val="000000"/>
-                <w:kern w:val="0"/>
-                <w:sz w:val="18"/>
-                <w:szCs w:val="18"/>
-                <w:u w:val="none"/>
-                <w:lang w:val="en-US" w:eastAsia="zh-CN" w:bidi="ar"/>
-              </w:rPr>
-              <w:t>暂无</w:t>
-            </w:r>
-          </w:p>
-        </w:tc>
-        <w:tc>
-          <w:tcPr>
-            <w:tcW w:w="903" w:type="dxa"/>
-            <w:tcBorders>
-              <w:tl2br w:val="nil"/>
-              <w:tr2bl w:val="nil"/>
-            </w:tcBorders>
-            <w:shd w:val="clear" w:color="auto" w:fill="auto"/>
-            <w:vAlign w:val="center"/>
-          </w:tcPr>
-          <w:p>
-            <w:pPr>
-              <w:keepNext w:val="0"/>
-              <w:keepLines w:val="0"/>
-              <w:widowControl/>
-              <w:suppressLineNumbers w:val="0"/>
-              <w:spacing w:line="240" w:lineRule="auto"/>
-              <w:jc w:val="center"/>
-              <w:textAlignment w:val="center"/>
-              <w:rPr>
-                <w:rFonts w:hint="default" w:ascii="Times New Roman" w:hAnsi="Times New Roman" w:eastAsia="宋体" w:cs="Times New Roman"/>
-                <w:i w:val="0"/>
-                <w:iCs w:val="0"/>
-                <w:color w:val="000000"/>
-                <w:sz w:val="18"/>
-                <w:szCs w:val="18"/>
-                <w:u w:val="none"/>
-              </w:rPr>
-            </w:pPr>
-            <w:r>
-              <w:rPr>
-                <w:rFonts w:hint="default" w:ascii="Times New Roman" w:hAnsi="Times New Roman" w:eastAsia="宋体" w:cs="Times New Roman"/>
-                <w:i w:val="0"/>
-                <w:iCs w:val="0"/>
-                <w:color w:val="000000"/>
-                <w:kern w:val="0"/>
-                <w:sz w:val="18"/>
-                <w:szCs w:val="18"/>
-                <w:u w:val="none"/>
-                <w:lang w:val="en-US" w:eastAsia="zh-CN" w:bidi="ar"/>
-              </w:rPr>
-              <w:t>CTLA-4</w:t>
-            </w:r>
-          </w:p>
-        </w:tc>
-        <w:tc>
-          <w:tcPr>
-            <w:tcW w:w="1658" w:type="dxa"/>
-            <w:tcBorders>
-              <w:tl2br w:val="nil"/>
-              <w:tr2bl w:val="nil"/>
-            </w:tcBorders>
-            <w:shd w:val="clear" w:color="auto" w:fill="auto"/>
-            <w:vAlign w:val="center"/>
-          </w:tcPr>
-          <w:p>
-            <w:pPr>
-              <w:keepNext w:val="0"/>
-              <w:keepLines w:val="0"/>
-              <w:widowControl/>
-              <w:suppressLineNumbers w:val="0"/>
-              <w:spacing w:line="240" w:lineRule="auto"/>
-              <w:jc w:val="center"/>
-              <w:textAlignment w:val="center"/>
-              <w:rPr>
-                <w:rFonts w:hint="default" w:ascii="Times New Roman" w:hAnsi="Times New Roman" w:eastAsia="宋体" w:cs="Times New Roman"/>
-                <w:i w:val="0"/>
-                <w:iCs w:val="0"/>
-                <w:color w:val="auto"/>
-                <w:sz w:val="18"/>
-                <w:szCs w:val="18"/>
-                <w:u w:val="none"/>
-              </w:rPr>
-            </w:pPr>
-            <w:r>
-              <w:rPr>
-                <w:rFonts w:hint="default" w:ascii="Times New Roman" w:hAnsi="Times New Roman" w:eastAsia="宋体" w:cs="Times New Roman"/>
-                <w:i w:val="0"/>
-                <w:iCs w:val="0"/>
-                <w:color w:val="auto"/>
-                <w:kern w:val="0"/>
-                <w:sz w:val="18"/>
-                <w:szCs w:val="18"/>
-                <w:u w:val="none"/>
-                <w:lang w:val="en-US" w:eastAsia="zh-CN" w:bidi="ar"/>
-              </w:rPr>
-              <w:t>FDA</w:t>
-            </w:r>
-          </w:p>
-        </w:tc>
-        <w:tc>
-          <w:tcPr>
-            <w:tcW w:w="1658" w:type="dxa"/>
-            <w:tcBorders>
-              <w:tl2br w:val="nil"/>
-              <w:tr2bl w:val="nil"/>
-            </w:tcBorders>
-            <w:shd w:val="clear" w:color="auto" w:fill="auto"/>
-            <w:vAlign w:val="center"/>
-          </w:tcPr>
-          <w:p>
-            <w:pPr>
-              <w:keepNext w:val="0"/>
-              <w:keepLines w:val="0"/>
-              <w:widowControl/>
-              <w:suppressLineNumbers w:val="0"/>
-              <w:spacing w:line="240" w:lineRule="auto"/>
-              <w:jc w:val="center"/>
-              <w:textAlignment w:val="center"/>
-              <w:rPr>
-                <w:rFonts w:hint="default" w:ascii="Times New Roman" w:hAnsi="Times New Roman" w:eastAsia="宋体" w:cs="Times New Roman"/>
-                <w:i w:val="0"/>
-                <w:iCs w:val="0"/>
-                <w:color w:val="auto"/>
-                <w:sz w:val="18"/>
-                <w:szCs w:val="18"/>
-                <w:u w:val="none"/>
-              </w:rPr>
-            </w:pPr>
-            <w:r>
-              <w:rPr>
-                <w:rFonts w:hint="default" w:ascii="Times New Roman" w:hAnsi="Times New Roman" w:eastAsia="宋体" w:cs="Times New Roman"/>
-                <w:i w:val="0"/>
-                <w:iCs w:val="0"/>
-                <w:color w:val="auto"/>
-                <w:kern w:val="0"/>
-                <w:sz w:val="18"/>
-                <w:szCs w:val="18"/>
-                <w:u w:val="none"/>
-                <w:lang w:val="en-US" w:eastAsia="zh-CN" w:bidi="ar"/>
-              </w:rPr>
-              <w:t>/</w:t>
-            </w:r>
-          </w:p>
-        </w:tc>
-        <w:tc>
-          <w:tcPr>
-            <w:tcW w:w="1658" w:type="dxa"/>
-            <w:tcBorders>
               <w:tl2br w:val="nil"/>
               <w:tr2bl w:val="nil"/>
             </w:tcBorders>
@@ -20615,7 +17823,7 @@
                 <w:u w:val="none"/>
                 <w:lang w:val="en-US" w:eastAsia="zh-CN" w:bidi="ar"/>
               </w:rPr>
-              <w:t>Yervoy</w:t>
+              <w:t>Keytruda</w:t>
             </w:r>
           </w:p>
         </w:tc>
@@ -20660,7 +17868,7 @@
                 <w:u w:val="none"/>
                 <w:lang w:val="en-US" w:eastAsia="zh-CN" w:bidi="ar"/>
               </w:rPr>
-              <w:t>Ipilimumab</w:t>
+              <w:t>Pembrolizumab</w:t>
             </w:r>
           </w:p>
         </w:tc>
@@ -20705,7 +17913,35 @@
                 <w:u w:val="none"/>
                 <w:lang w:val="en-US" w:eastAsia="zh-CN" w:bidi="ar"/>
               </w:rPr>
-              <w:t>伊匹木单抗</w:t>
+              <w:t>帕博利珠单抗</w:t>
+            </w:r>
+            <w:r>
+              <w:rPr>
+                <w:rFonts w:hint="eastAsia" w:ascii="微软雅黑" w:hAnsi="微软雅黑" w:eastAsia="微软雅黑" w:cs="微软雅黑"/>
+                <w:i w:val="0"/>
+                <w:iCs w:val="0"/>
+                <w:color w:val="000000"/>
+                <w:kern w:val="0"/>
+                <w:sz w:val="18"/>
+                <w:szCs w:val="18"/>
+                <w:u w:val="none"/>
+                <w:lang w:val="en-US" w:eastAsia="zh-CN" w:bidi="ar"/>
+              </w:rPr>
+              <w:br w:type="textWrapping"/>
+            </w:r>
+            <w:r>
+              <w:rPr>
+                <w:rFonts w:hint="eastAsia" w:ascii="微软雅黑" w:hAnsi="微软雅黑" w:eastAsia="微软雅黑" w:cs="微软雅黑"/>
+                <w:i w:val="0"/>
+                <w:iCs w:val="0"/>
+                <w:color w:val="000000"/>
+                <w:kern w:val="0"/>
+                <w:sz w:val="18"/>
+                <w:szCs w:val="18"/>
+                <w:u w:val="none"/>
+                <w:lang w:val="en-US" w:eastAsia="zh-CN" w:bidi="ar"/>
+              </w:rPr>
+              <w:t>（可瑞达）</w:t>
             </w:r>
           </w:p>
         </w:tc>
@@ -20750,7 +17986,7 @@
                 <w:u w:val="none"/>
                 <w:lang w:val="en-US" w:eastAsia="zh-CN" w:bidi="ar"/>
               </w:rPr>
-              <w:t>CTLA-4</w:t>
+              <w:t>PD-1</w:t>
             </w:r>
           </w:p>
         </w:tc>
@@ -20797,6 +18033,34 @@
               </w:rPr>
               <w:t>FDA</w:t>
             </w:r>
+            <w:r>
+              <w:rPr>
+                <w:rFonts w:hint="eastAsia" w:ascii="宋体" w:hAnsi="宋体" w:eastAsia="宋体" w:cs="宋体"/>
+                <w:i w:val="0"/>
+                <w:iCs w:val="0"/>
+                <w:color w:val="auto"/>
+                <w:kern w:val="0"/>
+                <w:sz w:val="18"/>
+                <w:szCs w:val="18"/>
+                <w:u w:val="none"/>
+                <w:lang w:val="en-US" w:eastAsia="zh-CN" w:bidi="ar"/>
+              </w:rPr>
+              <w:t>、</w:t>
+            </w:r>
+            <w:r>
+              <w:rPr>
+                <w:rFonts w:hint="default" w:ascii="Times New Roman" w:hAnsi="Times New Roman" w:eastAsia="宋体" w:cs="Times New Roman"/>
+                <w:i w:val="0"/>
+                <w:iCs w:val="0"/>
+                <w:color w:val="auto"/>
+                <w:kern w:val="0"/>
+                <w:sz w:val="18"/>
+                <w:szCs w:val="18"/>
+                <w:u w:val="none"/>
+                <w:lang w:val="en-US" w:eastAsia="zh-CN" w:bidi="ar"/>
+              </w:rPr>
+              <w:t>NMPA</w:t>
+            </w:r>
           </w:p>
         </w:tc>
         <w:tc>
@@ -20840,7 +18104,35 @@
                 <w:u w:val="none"/>
                 <w:lang w:val="en-US" w:eastAsia="zh-CN" w:bidi="ar"/>
               </w:rPr>
-              <w:t>/</w:t>
+              <w:t>FDA</w:t>
+            </w:r>
+            <w:r>
+              <w:rPr>
+                <w:rFonts w:hint="eastAsia" w:ascii="宋体" w:hAnsi="宋体" w:eastAsia="宋体" w:cs="宋体"/>
+                <w:i w:val="0"/>
+                <w:iCs w:val="0"/>
+                <w:color w:val="auto"/>
+                <w:kern w:val="0"/>
+                <w:sz w:val="18"/>
+                <w:szCs w:val="18"/>
+                <w:u w:val="none"/>
+                <w:lang w:val="en-US" w:eastAsia="zh-CN" w:bidi="ar"/>
+              </w:rPr>
+              <w:t>、</w:t>
+            </w:r>
+            <w:r>
+              <w:rPr>
+                <w:rFonts w:hint="default" w:ascii="Times New Roman" w:hAnsi="Times New Roman" w:eastAsia="宋体" w:cs="Times New Roman"/>
+                <w:i w:val="0"/>
+                <w:iCs w:val="0"/>
+                <w:color w:val="auto"/>
+                <w:kern w:val="0"/>
+                <w:sz w:val="18"/>
+                <w:szCs w:val="18"/>
+                <w:u w:val="none"/>
+                <w:lang w:val="en-US" w:eastAsia="zh-CN" w:bidi="ar"/>
+              </w:rPr>
+              <w:t>NMPA</w:t>
             </w:r>
           </w:p>
         </w:tc>
@@ -20887,234 +18179,22 @@
                 <w:u w:val="none"/>
                 <w:lang w:val="en-US" w:eastAsia="zh-CN" w:bidi="ar"/>
               </w:rPr>
-              <w:t>/</w:t>
-            </w:r>
-          </w:p>
-        </w:tc>
-      </w:tr>
-      <w:tr>
-        <w:tblPrEx>
-          <w:tblBorders>
-            <w:top w:val="dotted" w:color="A5A5A5" w:sz="4" w:space="0"/>
-            <w:left w:val="dotted" w:color="A5A5A5" w:sz="4" w:space="0"/>
-            <w:bottom w:val="dotted" w:color="A5A5A5" w:sz="4" w:space="0"/>
-            <w:right w:val="dotted" w:color="A5A5A5" w:sz="4" w:space="0"/>
-            <w:insideH w:val="dotted" w:color="A5A5A5" w:sz="4" w:space="0"/>
-            <w:insideV w:val="dotted" w:color="A5A5A5" w:sz="4" w:space="0"/>
-          </w:tblBorders>
-        </w:tblPrEx>
-        <w:trPr>
-          <w:trHeight w:val="465" w:hRule="atLeast"/>
-        </w:trPr>
-        <w:tc>
-          <w:tcPr>
-            <w:tcW w:w="906" w:type="dxa"/>
-            <w:tcBorders>
-              <w:tl2br w:val="nil"/>
-              <w:tr2bl w:val="nil"/>
-            </w:tcBorders>
-            <w:shd w:val="clear" w:color="auto" w:fill="auto"/>
-            <w:vAlign w:val="center"/>
-          </w:tcPr>
-          <w:p>
-            <w:pPr>
-              <w:keepNext w:val="0"/>
-              <w:keepLines w:val="0"/>
-              <w:widowControl/>
-              <w:suppressLineNumbers w:val="0"/>
-              <w:spacing w:line="240" w:lineRule="auto"/>
-              <w:jc w:val="center"/>
-              <w:textAlignment w:val="center"/>
-              <w:rPr>
-                <w:rFonts w:hint="default" w:ascii="Times New Roman" w:hAnsi="Times New Roman" w:eastAsia="宋体" w:cs="Times New Roman"/>
-                <w:i w:val="0"/>
-                <w:iCs w:val="0"/>
-                <w:color w:val="000000"/>
-                <w:sz w:val="18"/>
-                <w:szCs w:val="18"/>
-                <w:u w:val="none"/>
-              </w:rPr>
-            </w:pPr>
-            <w:r>
-              <w:rPr>
-                <w:rFonts w:hint="default" w:ascii="Times New Roman" w:hAnsi="Times New Roman" w:eastAsia="宋体" w:cs="Times New Roman"/>
-                <w:i w:val="0"/>
-                <w:iCs w:val="0"/>
-                <w:color w:val="000000"/>
-                <w:kern w:val="0"/>
-                <w:sz w:val="18"/>
-                <w:szCs w:val="18"/>
-                <w:u w:val="none"/>
-                <w:lang w:val="en-US" w:eastAsia="zh-CN" w:bidi="ar"/>
-              </w:rPr>
-              <w:t>Tecentriq</w:t>
-            </w:r>
-          </w:p>
-        </w:tc>
-        <w:tc>
-          <w:tcPr>
-            <w:tcW w:w="1486" w:type="dxa"/>
-            <w:tcBorders>
-              <w:tl2br w:val="nil"/>
-              <w:tr2bl w:val="nil"/>
-            </w:tcBorders>
-            <w:shd w:val="clear" w:color="auto" w:fill="auto"/>
-            <w:vAlign w:val="center"/>
-          </w:tcPr>
-          <w:p>
-            <w:pPr>
-              <w:keepNext w:val="0"/>
-              <w:keepLines w:val="0"/>
-              <w:widowControl/>
-              <w:suppressLineNumbers w:val="0"/>
-              <w:spacing w:line="240" w:lineRule="auto"/>
-              <w:jc w:val="center"/>
-              <w:textAlignment w:val="center"/>
-              <w:rPr>
-                <w:rFonts w:hint="default" w:ascii="Times New Roman" w:hAnsi="Times New Roman" w:eastAsia="宋体" w:cs="Times New Roman"/>
-                <w:i w:val="0"/>
-                <w:iCs w:val="0"/>
-                <w:color w:val="000000"/>
-                <w:sz w:val="18"/>
-                <w:szCs w:val="18"/>
-                <w:u w:val="none"/>
-              </w:rPr>
-            </w:pPr>
-            <w:r>
-              <w:rPr>
-                <w:rFonts w:hint="default" w:ascii="Times New Roman" w:hAnsi="Times New Roman" w:eastAsia="宋体" w:cs="Times New Roman"/>
-                <w:i w:val="0"/>
-                <w:iCs w:val="0"/>
-                <w:color w:val="000000"/>
-                <w:kern w:val="0"/>
-                <w:sz w:val="18"/>
-                <w:szCs w:val="18"/>
-                <w:u w:val="none"/>
-                <w:lang w:val="en-US" w:eastAsia="zh-CN" w:bidi="ar"/>
-              </w:rPr>
-              <w:t>Atezolizumab</w:t>
-            </w:r>
-          </w:p>
-        </w:tc>
-        <w:tc>
-          <w:tcPr>
-            <w:tcW w:w="1630" w:type="dxa"/>
-            <w:tcBorders>
-              <w:tl2br w:val="nil"/>
-              <w:tr2bl w:val="nil"/>
-            </w:tcBorders>
-            <w:shd w:val="clear" w:color="auto" w:fill="auto"/>
-            <w:vAlign w:val="center"/>
-          </w:tcPr>
-          <w:p>
-            <w:pPr>
-              <w:keepNext w:val="0"/>
-              <w:keepLines w:val="0"/>
-              <w:widowControl/>
-              <w:suppressLineNumbers w:val="0"/>
-              <w:spacing w:line="240" w:lineRule="auto"/>
-              <w:jc w:val="center"/>
-              <w:textAlignment w:val="center"/>
-              <w:rPr>
-                <w:rFonts w:hint="eastAsia" w:ascii="微软雅黑" w:hAnsi="微软雅黑" w:eastAsia="微软雅黑" w:cs="微软雅黑"/>
-                <w:i w:val="0"/>
-                <w:iCs w:val="0"/>
-                <w:color w:val="000000"/>
-                <w:sz w:val="18"/>
-                <w:szCs w:val="18"/>
-                <w:u w:val="none"/>
-              </w:rPr>
-            </w:pPr>
-            <w:r>
-              <w:rPr>
-                <w:rFonts w:hint="eastAsia" w:ascii="微软雅黑" w:hAnsi="微软雅黑" w:eastAsia="微软雅黑" w:cs="微软雅黑"/>
-                <w:i w:val="0"/>
-                <w:iCs w:val="0"/>
-                <w:color w:val="000000"/>
-                <w:kern w:val="0"/>
-                <w:sz w:val="18"/>
-                <w:szCs w:val="18"/>
-                <w:u w:val="none"/>
-                <w:lang w:val="en-US" w:eastAsia="zh-CN" w:bidi="ar"/>
-              </w:rPr>
-              <w:t>阿替利珠单抗</w:t>
-            </w:r>
-          </w:p>
-        </w:tc>
-        <w:tc>
-          <w:tcPr>
-            <w:tcW w:w="903" w:type="dxa"/>
-            <w:tcBorders>
-              <w:tl2br w:val="nil"/>
-              <w:tr2bl w:val="nil"/>
-            </w:tcBorders>
-            <w:shd w:val="clear" w:color="auto" w:fill="auto"/>
-            <w:vAlign w:val="center"/>
-          </w:tcPr>
-          <w:p>
-            <w:pPr>
-              <w:keepNext w:val="0"/>
-              <w:keepLines w:val="0"/>
-              <w:widowControl/>
-              <w:suppressLineNumbers w:val="0"/>
-              <w:spacing w:line="240" w:lineRule="auto"/>
-              <w:jc w:val="center"/>
-              <w:textAlignment w:val="center"/>
-              <w:rPr>
-                <w:rFonts w:hint="default" w:ascii="Times New Roman" w:hAnsi="Times New Roman" w:eastAsia="宋体" w:cs="Times New Roman"/>
-                <w:i w:val="0"/>
-                <w:iCs w:val="0"/>
-                <w:color w:val="000000"/>
-                <w:sz w:val="18"/>
-                <w:szCs w:val="18"/>
-                <w:u w:val="none"/>
-              </w:rPr>
-            </w:pPr>
-            <w:r>
-              <w:rPr>
-                <w:rFonts w:hint="default" w:ascii="Times New Roman" w:hAnsi="Times New Roman" w:eastAsia="宋体" w:cs="Times New Roman"/>
-                <w:i w:val="0"/>
-                <w:iCs w:val="0"/>
-                <w:color w:val="000000"/>
-                <w:kern w:val="0"/>
-                <w:sz w:val="18"/>
-                <w:szCs w:val="18"/>
-                <w:u w:val="none"/>
-                <w:lang w:val="en-US" w:eastAsia="zh-CN" w:bidi="ar"/>
-              </w:rPr>
-              <w:t>PD-L1</w:t>
-            </w:r>
-          </w:p>
-        </w:tc>
-        <w:tc>
-          <w:tcPr>
-            <w:tcW w:w="1658" w:type="dxa"/>
-            <w:tcBorders>
-              <w:tl2br w:val="nil"/>
-              <w:tr2bl w:val="nil"/>
-            </w:tcBorders>
-            <w:shd w:val="clear" w:color="auto" w:fill="auto"/>
-            <w:vAlign w:val="center"/>
-          </w:tcPr>
-          <w:p>
-            <w:pPr>
-              <w:keepNext w:val="0"/>
-              <w:keepLines w:val="0"/>
-              <w:widowControl/>
-              <w:suppressLineNumbers w:val="0"/>
-              <w:spacing w:line="240" w:lineRule="auto"/>
-              <w:jc w:val="center"/>
-              <w:textAlignment w:val="center"/>
-              <w:rPr>
-                <w:rFonts w:hint="default" w:ascii="Times New Roman" w:hAnsi="Times New Roman" w:eastAsia="宋体" w:cs="Times New Roman"/>
+              <w:t>FDA</w:t>
+            </w:r>
+            <w:r>
+              <w:rPr>
+                <w:rFonts w:hint="eastAsia" w:ascii="宋体" w:hAnsi="宋体" w:eastAsia="宋体" w:cs="宋体"/>
                 <w:i w:val="0"/>
                 <w:iCs w:val="0"/>
                 <w:color w:val="auto"/>
+                <w:kern w:val="0"/>
                 <w:sz w:val="18"/>
                 <w:szCs w:val="18"/>
                 <w:u w:val="none"/>
-              </w:rPr>
-            </w:pPr>
+                <w:lang w:val="en-US" w:eastAsia="zh-CN" w:bidi="ar"/>
+              </w:rPr>
+              <w:t>、</w:t>
+            </w:r>
             <w:r>
               <w:rPr>
                 <w:rFonts w:hint="default" w:ascii="Times New Roman" w:hAnsi="Times New Roman" w:eastAsia="宋体" w:cs="Times New Roman"/>
@@ -21127,493 +18207,7 @@
                 <w:u w:val="none"/>
                 <w:lang w:val="en-US" w:eastAsia="zh-CN" w:bidi="ar"/>
               </w:rPr>
-              <w:t>FDA</w:t>
-            </w:r>
-            <w:r>
-              <w:rPr>
-                <w:rFonts w:hint="eastAsia" w:ascii="宋体" w:hAnsi="宋体" w:eastAsia="宋体" w:cs="宋体"/>
-                <w:i w:val="0"/>
-                <w:iCs w:val="0"/>
-                <w:color w:val="auto"/>
-                <w:kern w:val="0"/>
-                <w:sz w:val="18"/>
-                <w:szCs w:val="18"/>
-                <w:u w:val="none"/>
-                <w:lang w:val="en-US" w:eastAsia="zh-CN" w:bidi="ar"/>
-              </w:rPr>
-              <w:t>、</w:t>
-            </w:r>
-            <w:r>
-              <w:rPr>
-                <w:rFonts w:hint="default" w:ascii="Times New Roman" w:hAnsi="Times New Roman" w:eastAsia="宋体" w:cs="Times New Roman"/>
-                <w:i w:val="0"/>
-                <w:iCs w:val="0"/>
-                <w:color w:val="auto"/>
-                <w:kern w:val="0"/>
-                <w:sz w:val="18"/>
-                <w:szCs w:val="18"/>
-                <w:u w:val="none"/>
-                <w:lang w:val="en-US" w:eastAsia="zh-CN" w:bidi="ar"/>
-              </w:rPr>
               <w:t>NMPA</w:t>
-            </w:r>
-          </w:p>
-        </w:tc>
-        <w:tc>
-          <w:tcPr>
-            <w:tcW w:w="1658" w:type="dxa"/>
-            <w:tcBorders>
-              <w:tl2br w:val="nil"/>
-              <w:tr2bl w:val="nil"/>
-            </w:tcBorders>
-            <w:shd w:val="clear" w:color="auto" w:fill="auto"/>
-            <w:vAlign w:val="center"/>
-          </w:tcPr>
-          <w:p>
-            <w:pPr>
-              <w:keepNext w:val="0"/>
-              <w:keepLines w:val="0"/>
-              <w:widowControl/>
-              <w:suppressLineNumbers w:val="0"/>
-              <w:spacing w:line="240" w:lineRule="auto"/>
-              <w:jc w:val="center"/>
-              <w:textAlignment w:val="center"/>
-              <w:rPr>
-                <w:rFonts w:hint="default" w:ascii="Times New Roman" w:hAnsi="Times New Roman" w:eastAsia="宋体" w:cs="Times New Roman"/>
-                <w:i w:val="0"/>
-                <w:iCs w:val="0"/>
-                <w:color w:val="auto"/>
-                <w:sz w:val="18"/>
-                <w:szCs w:val="18"/>
-                <w:u w:val="none"/>
-              </w:rPr>
-            </w:pPr>
-            <w:r>
-              <w:rPr>
-                <w:rFonts w:hint="default" w:ascii="Times New Roman" w:hAnsi="Times New Roman" w:eastAsia="宋体" w:cs="Times New Roman"/>
-                <w:i w:val="0"/>
-                <w:iCs w:val="0"/>
-                <w:color w:val="auto"/>
-                <w:kern w:val="0"/>
-                <w:sz w:val="18"/>
-                <w:szCs w:val="18"/>
-                <w:u w:val="none"/>
-                <w:lang w:val="en-US" w:eastAsia="zh-CN" w:bidi="ar"/>
-              </w:rPr>
-              <w:t>/</w:t>
-            </w:r>
-          </w:p>
-        </w:tc>
-        <w:tc>
-          <w:tcPr>
-            <w:tcW w:w="1658" w:type="dxa"/>
-            <w:tcBorders>
-              <w:tl2br w:val="nil"/>
-              <w:tr2bl w:val="nil"/>
-            </w:tcBorders>
-            <w:shd w:val="clear" w:color="auto" w:fill="auto"/>
-            <w:vAlign w:val="center"/>
-          </w:tcPr>
-          <w:p>
-            <w:pPr>
-              <w:keepNext w:val="0"/>
-              <w:keepLines w:val="0"/>
-              <w:widowControl/>
-              <w:suppressLineNumbers w:val="0"/>
-              <w:spacing w:line="240" w:lineRule="auto"/>
-              <w:jc w:val="center"/>
-              <w:textAlignment w:val="center"/>
-              <w:rPr>
-                <w:rFonts w:hint="default" w:ascii="Times New Roman" w:hAnsi="Times New Roman" w:eastAsia="宋体" w:cs="Times New Roman"/>
-                <w:i w:val="0"/>
-                <w:iCs w:val="0"/>
-                <w:color w:val="auto"/>
-                <w:kern w:val="0"/>
-                <w:sz w:val="18"/>
-                <w:szCs w:val="18"/>
-                <w:u w:val="none"/>
-                <w:lang w:val="en-US" w:eastAsia="zh-CN" w:bidi="ar"/>
-              </w:rPr>
-            </w:pPr>
-            <w:r>
-              <w:rPr>
-                <w:rFonts w:hint="default" w:ascii="Times New Roman" w:hAnsi="Times New Roman" w:eastAsia="宋体" w:cs="Times New Roman"/>
-                <w:i w:val="0"/>
-                <w:iCs w:val="0"/>
-                <w:color w:val="auto"/>
-                <w:kern w:val="0"/>
-                <w:sz w:val="18"/>
-                <w:szCs w:val="18"/>
-                <w:u w:val="none"/>
-                <w:lang w:val="en-US" w:eastAsia="zh-CN" w:bidi="ar"/>
-              </w:rPr>
-              <w:t>/</w:t>
-            </w:r>
-          </w:p>
-        </w:tc>
-      </w:tr>
-      <w:tr>
-        <w:tblPrEx>
-          <w:tblBorders>
-            <w:top w:val="dotted" w:color="A5A5A5" w:sz="4" w:space="0"/>
-            <w:left w:val="dotted" w:color="A5A5A5" w:sz="4" w:space="0"/>
-            <w:bottom w:val="dotted" w:color="A5A5A5" w:sz="4" w:space="0"/>
-            <w:right w:val="dotted" w:color="A5A5A5" w:sz="4" w:space="0"/>
-            <w:insideH w:val="dotted" w:color="A5A5A5" w:sz="4" w:space="0"/>
-            <w:insideV w:val="dotted" w:color="A5A5A5" w:sz="4" w:space="0"/>
-          </w:tblBorders>
-          <w:tblCellMar>
-            <w:top w:w="0" w:type="dxa"/>
-            <w:left w:w="108" w:type="dxa"/>
-            <w:bottom w:w="0" w:type="dxa"/>
-            <w:right w:w="108" w:type="dxa"/>
-          </w:tblCellMar>
-        </w:tblPrEx>
-        <w:trPr>
-          <w:trHeight w:val="465" w:hRule="atLeast"/>
-        </w:trPr>
-        <w:tc>
-          <w:tcPr>
-            <w:tcW w:w="906" w:type="dxa"/>
-            <w:tcBorders>
-              <w:tl2br w:val="nil"/>
-              <w:tr2bl w:val="nil"/>
-            </w:tcBorders>
-            <w:shd w:val="clear" w:color="auto" w:fill="auto"/>
-            <w:vAlign w:val="center"/>
-          </w:tcPr>
-          <w:p>
-            <w:pPr>
-              <w:keepNext w:val="0"/>
-              <w:keepLines w:val="0"/>
-              <w:widowControl/>
-              <w:suppressLineNumbers w:val="0"/>
-              <w:spacing w:line="240" w:lineRule="auto"/>
-              <w:jc w:val="center"/>
-              <w:textAlignment w:val="center"/>
-              <w:rPr>
-                <w:rFonts w:hint="default" w:ascii="Times New Roman" w:hAnsi="Times New Roman" w:eastAsia="宋体" w:cs="Times New Roman"/>
-                <w:i w:val="0"/>
-                <w:iCs w:val="0"/>
-                <w:color w:val="000000"/>
-                <w:sz w:val="18"/>
-                <w:szCs w:val="18"/>
-                <w:u w:val="none"/>
-              </w:rPr>
-            </w:pPr>
-            <w:r>
-              <w:rPr>
-                <w:rFonts w:hint="default" w:ascii="Times New Roman" w:hAnsi="Times New Roman" w:eastAsia="宋体" w:cs="Times New Roman"/>
-                <w:i w:val="0"/>
-                <w:iCs w:val="0"/>
-                <w:color w:val="000000"/>
-                <w:kern w:val="0"/>
-                <w:sz w:val="18"/>
-                <w:szCs w:val="18"/>
-                <w:u w:val="none"/>
-                <w:lang w:val="en-US" w:eastAsia="zh-CN" w:bidi="ar"/>
-              </w:rPr>
-              <w:t>Imfinzi</w:t>
-            </w:r>
-          </w:p>
-        </w:tc>
-        <w:tc>
-          <w:tcPr>
-            <w:tcW w:w="1486" w:type="dxa"/>
-            <w:tcBorders>
-              <w:tl2br w:val="nil"/>
-              <w:tr2bl w:val="nil"/>
-            </w:tcBorders>
-            <w:shd w:val="clear" w:color="auto" w:fill="auto"/>
-            <w:vAlign w:val="center"/>
-          </w:tcPr>
-          <w:p>
-            <w:pPr>
-              <w:keepNext w:val="0"/>
-              <w:keepLines w:val="0"/>
-              <w:widowControl/>
-              <w:suppressLineNumbers w:val="0"/>
-              <w:spacing w:line="240" w:lineRule="auto"/>
-              <w:jc w:val="center"/>
-              <w:textAlignment w:val="center"/>
-              <w:rPr>
-                <w:rFonts w:hint="default" w:ascii="Times New Roman" w:hAnsi="Times New Roman" w:eastAsia="宋体" w:cs="Times New Roman"/>
-                <w:i w:val="0"/>
-                <w:iCs w:val="0"/>
-                <w:color w:val="000000"/>
-                <w:sz w:val="18"/>
-                <w:szCs w:val="18"/>
-                <w:u w:val="none"/>
-              </w:rPr>
-            </w:pPr>
-            <w:r>
-              <w:rPr>
-                <w:rFonts w:hint="default" w:ascii="Times New Roman" w:hAnsi="Times New Roman" w:eastAsia="宋体" w:cs="Times New Roman"/>
-                <w:i w:val="0"/>
-                <w:iCs w:val="0"/>
-                <w:color w:val="000000"/>
-                <w:kern w:val="0"/>
-                <w:sz w:val="18"/>
-                <w:szCs w:val="18"/>
-                <w:u w:val="none"/>
-                <w:lang w:val="en-US" w:eastAsia="zh-CN" w:bidi="ar"/>
-              </w:rPr>
-              <w:t>Durvalumab</w:t>
-            </w:r>
-          </w:p>
-        </w:tc>
-        <w:tc>
-          <w:tcPr>
-            <w:tcW w:w="1630" w:type="dxa"/>
-            <w:tcBorders>
-              <w:tl2br w:val="nil"/>
-              <w:tr2bl w:val="nil"/>
-            </w:tcBorders>
-            <w:shd w:val="clear" w:color="auto" w:fill="auto"/>
-            <w:vAlign w:val="center"/>
-          </w:tcPr>
-          <w:p>
-            <w:pPr>
-              <w:keepNext w:val="0"/>
-              <w:keepLines w:val="0"/>
-              <w:widowControl/>
-              <w:suppressLineNumbers w:val="0"/>
-              <w:spacing w:line="240" w:lineRule="auto"/>
-              <w:jc w:val="center"/>
-              <w:textAlignment w:val="center"/>
-              <w:rPr>
-                <w:rFonts w:hint="eastAsia" w:ascii="微软雅黑" w:hAnsi="微软雅黑" w:eastAsia="微软雅黑" w:cs="微软雅黑"/>
-                <w:i w:val="0"/>
-                <w:iCs w:val="0"/>
-                <w:color w:val="000000"/>
-                <w:sz w:val="18"/>
-                <w:szCs w:val="18"/>
-                <w:u w:val="none"/>
-              </w:rPr>
-            </w:pPr>
-            <w:r>
-              <w:rPr>
-                <w:rFonts w:hint="eastAsia" w:ascii="微软雅黑" w:hAnsi="微软雅黑" w:eastAsia="微软雅黑" w:cs="微软雅黑"/>
-                <w:i w:val="0"/>
-                <w:iCs w:val="0"/>
-                <w:color w:val="000000"/>
-                <w:kern w:val="0"/>
-                <w:sz w:val="18"/>
-                <w:szCs w:val="18"/>
-                <w:u w:val="none"/>
-                <w:lang w:val="en-US" w:eastAsia="zh-CN" w:bidi="ar"/>
-              </w:rPr>
-              <w:t>度伐利尤单抗</w:t>
-            </w:r>
-          </w:p>
-        </w:tc>
-        <w:tc>
-          <w:tcPr>
-            <w:tcW w:w="903" w:type="dxa"/>
-            <w:tcBorders>
-              <w:tl2br w:val="nil"/>
-              <w:tr2bl w:val="nil"/>
-            </w:tcBorders>
-            <w:shd w:val="clear" w:color="auto" w:fill="auto"/>
-            <w:vAlign w:val="center"/>
-          </w:tcPr>
-          <w:p>
-            <w:pPr>
-              <w:keepNext w:val="0"/>
-              <w:keepLines w:val="0"/>
-              <w:widowControl/>
-              <w:suppressLineNumbers w:val="0"/>
-              <w:spacing w:line="240" w:lineRule="auto"/>
-              <w:jc w:val="center"/>
-              <w:textAlignment w:val="center"/>
-              <w:rPr>
-                <w:rFonts w:hint="default" w:ascii="Times New Roman" w:hAnsi="Times New Roman" w:eastAsia="宋体" w:cs="Times New Roman"/>
-                <w:i w:val="0"/>
-                <w:iCs w:val="0"/>
-                <w:color w:val="000000"/>
-                <w:sz w:val="18"/>
-                <w:szCs w:val="18"/>
-                <w:u w:val="none"/>
-              </w:rPr>
-            </w:pPr>
-            <w:r>
-              <w:rPr>
-                <w:rFonts w:hint="default" w:ascii="Times New Roman" w:hAnsi="Times New Roman" w:eastAsia="宋体" w:cs="Times New Roman"/>
-                <w:i w:val="0"/>
-                <w:iCs w:val="0"/>
-                <w:color w:val="000000"/>
-                <w:kern w:val="0"/>
-                <w:sz w:val="18"/>
-                <w:szCs w:val="18"/>
-                <w:u w:val="none"/>
-                <w:lang w:val="en-US" w:eastAsia="zh-CN" w:bidi="ar"/>
-              </w:rPr>
-              <w:t>PD-L1</w:t>
-            </w:r>
-          </w:p>
-        </w:tc>
-        <w:tc>
-          <w:tcPr>
-            <w:tcW w:w="1658" w:type="dxa"/>
-            <w:tcBorders>
-              <w:tl2br w:val="nil"/>
-              <w:tr2bl w:val="nil"/>
-            </w:tcBorders>
-            <w:shd w:val="clear" w:color="auto" w:fill="auto"/>
-            <w:vAlign w:val="center"/>
-          </w:tcPr>
-          <w:p>
-            <w:pPr>
-              <w:keepNext w:val="0"/>
-              <w:keepLines w:val="0"/>
-              <w:widowControl/>
-              <w:suppressLineNumbers w:val="0"/>
-              <w:spacing w:line="240" w:lineRule="auto"/>
-              <w:jc w:val="center"/>
-              <w:textAlignment w:val="center"/>
-              <w:rPr>
-                <w:rFonts w:hint="default" w:ascii="Times New Roman" w:hAnsi="Times New Roman" w:eastAsia="宋体" w:cs="Times New Roman"/>
-                <w:i w:val="0"/>
-                <w:iCs w:val="0"/>
-                <w:color w:val="auto"/>
-                <w:sz w:val="18"/>
-                <w:szCs w:val="18"/>
-                <w:u w:val="none"/>
-              </w:rPr>
-            </w:pPr>
-            <w:r>
-              <w:rPr>
-                <w:rFonts w:hint="default" w:ascii="Times New Roman" w:hAnsi="Times New Roman" w:eastAsia="宋体" w:cs="Times New Roman"/>
-                <w:i w:val="0"/>
-                <w:iCs w:val="0"/>
-                <w:color w:val="auto"/>
-                <w:kern w:val="0"/>
-                <w:sz w:val="18"/>
-                <w:szCs w:val="18"/>
-                <w:u w:val="none"/>
-                <w:lang w:val="en-US" w:eastAsia="zh-CN" w:bidi="ar"/>
-              </w:rPr>
-              <w:t>FDA</w:t>
-            </w:r>
-          </w:p>
-        </w:tc>
-        <w:tc>
-          <w:tcPr>
-            <w:tcW w:w="1658" w:type="dxa"/>
-            <w:tcBorders>
-              <w:tl2br w:val="nil"/>
-              <w:tr2bl w:val="nil"/>
-            </w:tcBorders>
-            <w:shd w:val="clear" w:color="auto" w:fill="auto"/>
-            <w:vAlign w:val="center"/>
-          </w:tcPr>
-          <w:p>
-            <w:pPr>
-              <w:keepNext w:val="0"/>
-              <w:keepLines w:val="0"/>
-              <w:widowControl/>
-              <w:suppressLineNumbers w:val="0"/>
-              <w:spacing w:line="240" w:lineRule="auto"/>
-              <w:jc w:val="center"/>
-              <w:textAlignment w:val="center"/>
-              <w:rPr>
-                <w:rFonts w:hint="default" w:ascii="Times New Roman" w:hAnsi="Times New Roman" w:eastAsia="宋体" w:cs="Times New Roman"/>
-                <w:i w:val="0"/>
-                <w:iCs w:val="0"/>
-                <w:color w:val="auto"/>
-                <w:sz w:val="18"/>
-                <w:szCs w:val="18"/>
-                <w:u w:val="none"/>
-              </w:rPr>
-            </w:pPr>
-            <w:r>
-              <w:rPr>
-                <w:rFonts w:hint="default" w:ascii="Times New Roman" w:hAnsi="Times New Roman" w:eastAsia="宋体" w:cs="Times New Roman"/>
-                <w:i w:val="0"/>
-                <w:iCs w:val="0"/>
-                <w:color w:val="auto"/>
-                <w:kern w:val="0"/>
-                <w:sz w:val="18"/>
-                <w:szCs w:val="18"/>
-                <w:u w:val="none"/>
-                <w:lang w:val="en-US" w:eastAsia="zh-CN" w:bidi="ar"/>
-              </w:rPr>
-              <w:t>FDA</w:t>
-            </w:r>
-            <w:r>
-              <w:rPr>
-                <w:rFonts w:hint="eastAsia" w:ascii="宋体" w:hAnsi="宋体" w:eastAsia="宋体" w:cs="宋体"/>
-                <w:i w:val="0"/>
-                <w:iCs w:val="0"/>
-                <w:color w:val="auto"/>
-                <w:kern w:val="0"/>
-                <w:sz w:val="18"/>
-                <w:szCs w:val="18"/>
-                <w:u w:val="none"/>
-                <w:lang w:val="en-US" w:eastAsia="zh-CN" w:bidi="ar"/>
-              </w:rPr>
-              <w:t>、</w:t>
-            </w:r>
-            <w:r>
-              <w:rPr>
-                <w:rFonts w:hint="default" w:ascii="Times New Roman" w:hAnsi="Times New Roman" w:eastAsia="宋体" w:cs="Times New Roman"/>
-                <w:i w:val="0"/>
-                <w:iCs w:val="0"/>
-                <w:color w:val="auto"/>
-                <w:kern w:val="0"/>
-                <w:sz w:val="18"/>
-                <w:szCs w:val="18"/>
-                <w:u w:val="none"/>
-                <w:lang w:val="en-US" w:eastAsia="zh-CN" w:bidi="ar"/>
-              </w:rPr>
-              <w:t>NMPA</w:t>
-            </w:r>
-          </w:p>
-        </w:tc>
-        <w:tc>
-          <w:tcPr>
-            <w:tcW w:w="1658" w:type="dxa"/>
-            <w:tcBorders>
-              <w:tl2br w:val="nil"/>
-              <w:tr2bl w:val="nil"/>
-            </w:tcBorders>
-            <w:shd w:val="clear" w:color="auto" w:fill="auto"/>
-            <w:vAlign w:val="center"/>
-          </w:tcPr>
-          <w:p>
-            <w:pPr>
-              <w:keepNext w:val="0"/>
-              <w:keepLines w:val="0"/>
-              <w:widowControl/>
-              <w:suppressLineNumbers w:val="0"/>
-              <w:spacing w:line="240" w:lineRule="auto"/>
-              <w:jc w:val="center"/>
-              <w:textAlignment w:val="center"/>
-              <w:rPr>
-                <w:rFonts w:hint="default" w:ascii="Times New Roman" w:hAnsi="Times New Roman" w:eastAsia="宋体" w:cs="Times New Roman"/>
-                <w:i w:val="0"/>
-                <w:iCs w:val="0"/>
-                <w:color w:val="auto"/>
-                <w:kern w:val="0"/>
-                <w:sz w:val="18"/>
-                <w:szCs w:val="18"/>
-                <w:u w:val="none"/>
-                <w:lang w:val="en-US" w:eastAsia="zh-CN" w:bidi="ar"/>
-              </w:rPr>
-            </w:pPr>
-            <w:r>
-              <w:rPr>
-                <w:rFonts w:hint="default" w:ascii="Times New Roman" w:hAnsi="Times New Roman" w:eastAsia="宋体" w:cs="Times New Roman"/>
-                <w:i w:val="0"/>
-                <w:iCs w:val="0"/>
-                <w:color w:val="auto"/>
-                <w:kern w:val="0"/>
-                <w:sz w:val="18"/>
-                <w:szCs w:val="18"/>
-                <w:u w:val="none"/>
-                <w:lang w:val="en-US" w:eastAsia="zh-CN" w:bidi="ar"/>
-              </w:rPr>
-              <w:t>/</w:t>
             </w:r>
           </w:p>
         </w:tc>
@@ -21662,6 +18256,3452 @@
                 <w:rFonts w:hint="eastAsia" w:ascii="微软雅黑" w:hAnsi="微软雅黑" w:eastAsia="微软雅黑" w:cs="微软雅黑"/>
                 <w:i w:val="0"/>
                 <w:iCs w:val="0"/>
+                <w:color w:val="000000"/>
+                <w:sz w:val="18"/>
+                <w:szCs w:val="18"/>
+                <w:u w:val="none"/>
+              </w:rPr>
+            </w:pPr>
+            <w:r>
+              <w:rPr>
+                <w:rFonts w:hint="eastAsia" w:ascii="微软雅黑" w:hAnsi="微软雅黑" w:eastAsia="微软雅黑" w:cs="微软雅黑"/>
+                <w:i w:val="0"/>
+                <w:iCs w:val="0"/>
+                <w:color w:val="000000"/>
+                <w:kern w:val="0"/>
+                <w:sz w:val="18"/>
+                <w:szCs w:val="18"/>
+                <w:u w:val="none"/>
+                <w:lang w:val="en-US" w:eastAsia="zh-CN" w:bidi="ar"/>
+              </w:rPr>
+              <w:t>达伯舒</w:t>
+            </w:r>
+          </w:p>
+        </w:tc>
+        <w:tc>
+          <w:tcPr>
+            <w:tcW w:w="1486" w:type="dxa"/>
+            <w:tcBorders>
+              <w:tl2br w:val="nil"/>
+              <w:tr2bl w:val="nil"/>
+            </w:tcBorders>
+            <w:shd w:val="clear" w:color="auto" w:fill="auto"/>
+            <w:vAlign w:val="center"/>
+          </w:tcPr>
+          <w:p>
+            <w:pPr>
+              <w:keepNext w:val="0"/>
+              <w:keepLines w:val="0"/>
+              <w:widowControl/>
+              <w:suppressLineNumbers w:val="0"/>
+              <w:spacing w:line="240" w:lineRule="auto"/>
+              <w:jc w:val="center"/>
+              <w:textAlignment w:val="center"/>
+              <w:rPr>
+                <w:rFonts w:hint="default" w:ascii="Times New Roman" w:hAnsi="Times New Roman" w:eastAsia="宋体" w:cs="Times New Roman"/>
+                <w:i w:val="0"/>
+                <w:iCs w:val="0"/>
+                <w:color w:val="000000"/>
+                <w:sz w:val="18"/>
+                <w:szCs w:val="18"/>
+                <w:u w:val="none"/>
+              </w:rPr>
+            </w:pPr>
+            <w:r>
+              <w:rPr>
+                <w:rFonts w:hint="default" w:ascii="Times New Roman" w:hAnsi="Times New Roman" w:eastAsia="宋体" w:cs="Times New Roman"/>
+                <w:i w:val="0"/>
+                <w:iCs w:val="0"/>
+                <w:color w:val="000000"/>
+                <w:kern w:val="0"/>
+                <w:sz w:val="18"/>
+                <w:szCs w:val="18"/>
+                <w:u w:val="none"/>
+                <w:lang w:val="en-US" w:eastAsia="zh-CN" w:bidi="ar"/>
+              </w:rPr>
+              <w:t>Sintilimab</w:t>
+            </w:r>
+          </w:p>
+        </w:tc>
+        <w:tc>
+          <w:tcPr>
+            <w:tcW w:w="1630" w:type="dxa"/>
+            <w:tcBorders>
+              <w:tl2br w:val="nil"/>
+              <w:tr2bl w:val="nil"/>
+            </w:tcBorders>
+            <w:shd w:val="clear" w:color="auto" w:fill="auto"/>
+            <w:vAlign w:val="center"/>
+          </w:tcPr>
+          <w:p>
+            <w:pPr>
+              <w:keepNext w:val="0"/>
+              <w:keepLines w:val="0"/>
+              <w:widowControl/>
+              <w:suppressLineNumbers w:val="0"/>
+              <w:spacing w:line="240" w:lineRule="auto"/>
+              <w:jc w:val="center"/>
+              <w:textAlignment w:val="center"/>
+              <w:rPr>
+                <w:rFonts w:hint="eastAsia" w:ascii="微软雅黑" w:hAnsi="微软雅黑" w:eastAsia="微软雅黑" w:cs="微软雅黑"/>
+                <w:i w:val="0"/>
+                <w:iCs w:val="0"/>
+                <w:color w:val="000000"/>
+                <w:sz w:val="18"/>
+                <w:szCs w:val="18"/>
+                <w:u w:val="none"/>
+              </w:rPr>
+            </w:pPr>
+            <w:r>
+              <w:rPr>
+                <w:rFonts w:hint="eastAsia" w:ascii="微软雅黑" w:hAnsi="微软雅黑" w:eastAsia="微软雅黑" w:cs="微软雅黑"/>
+                <w:i w:val="0"/>
+                <w:iCs w:val="0"/>
+                <w:color w:val="000000"/>
+                <w:kern w:val="0"/>
+                <w:sz w:val="18"/>
+                <w:szCs w:val="18"/>
+                <w:u w:val="none"/>
+                <w:lang w:val="en-US" w:eastAsia="zh-CN" w:bidi="ar"/>
+              </w:rPr>
+              <w:t>信迪利单抗</w:t>
+            </w:r>
+          </w:p>
+        </w:tc>
+        <w:tc>
+          <w:tcPr>
+            <w:tcW w:w="903" w:type="dxa"/>
+            <w:tcBorders>
+              <w:tl2br w:val="nil"/>
+              <w:tr2bl w:val="nil"/>
+            </w:tcBorders>
+            <w:shd w:val="clear" w:color="auto" w:fill="auto"/>
+            <w:vAlign w:val="center"/>
+          </w:tcPr>
+          <w:p>
+            <w:pPr>
+              <w:keepNext w:val="0"/>
+              <w:keepLines w:val="0"/>
+              <w:widowControl/>
+              <w:suppressLineNumbers w:val="0"/>
+              <w:spacing w:line="240" w:lineRule="auto"/>
+              <w:jc w:val="center"/>
+              <w:textAlignment w:val="center"/>
+              <w:rPr>
+                <w:rFonts w:hint="default" w:ascii="Times New Roman" w:hAnsi="Times New Roman" w:eastAsia="宋体" w:cs="Times New Roman"/>
+                <w:i w:val="0"/>
+                <w:iCs w:val="0"/>
+                <w:color w:val="000000"/>
+                <w:sz w:val="18"/>
+                <w:szCs w:val="18"/>
+                <w:u w:val="none"/>
+              </w:rPr>
+            </w:pPr>
+            <w:r>
+              <w:rPr>
+                <w:rFonts w:hint="default" w:ascii="Times New Roman" w:hAnsi="Times New Roman" w:eastAsia="宋体" w:cs="Times New Roman"/>
+                <w:i w:val="0"/>
+                <w:iCs w:val="0"/>
+                <w:color w:val="000000"/>
+                <w:kern w:val="0"/>
+                <w:sz w:val="18"/>
+                <w:szCs w:val="18"/>
+                <w:u w:val="none"/>
+                <w:lang w:val="en-US" w:eastAsia="zh-CN" w:bidi="ar"/>
+              </w:rPr>
+              <w:t>PD-1</w:t>
+            </w:r>
+          </w:p>
+        </w:tc>
+        <w:tc>
+          <w:tcPr>
+            <w:tcW w:w="1658" w:type="dxa"/>
+            <w:tcBorders>
+              <w:tl2br w:val="nil"/>
+              <w:tr2bl w:val="nil"/>
+            </w:tcBorders>
+            <w:shd w:val="clear" w:color="auto" w:fill="auto"/>
+            <w:vAlign w:val="center"/>
+          </w:tcPr>
+          <w:p>
+            <w:pPr>
+              <w:keepNext w:val="0"/>
+              <w:keepLines w:val="0"/>
+              <w:widowControl/>
+              <w:suppressLineNumbers w:val="0"/>
+              <w:spacing w:line="240" w:lineRule="auto"/>
+              <w:jc w:val="center"/>
+              <w:textAlignment w:val="center"/>
+              <w:rPr>
+                <w:rFonts w:hint="default" w:ascii="Times New Roman" w:hAnsi="Times New Roman" w:eastAsia="宋体" w:cs="Times New Roman"/>
+                <w:i w:val="0"/>
+                <w:iCs w:val="0"/>
+                <w:color w:val="auto"/>
+                <w:sz w:val="18"/>
+                <w:szCs w:val="18"/>
+                <w:u w:val="none"/>
+              </w:rPr>
+            </w:pPr>
+            <w:r>
+              <w:rPr>
+                <w:rFonts w:hint="default" w:ascii="Times New Roman" w:hAnsi="Times New Roman" w:eastAsia="宋体" w:cs="Times New Roman"/>
+                <w:i w:val="0"/>
+                <w:iCs w:val="0"/>
+                <w:color w:val="auto"/>
+                <w:kern w:val="0"/>
+                <w:sz w:val="18"/>
+                <w:szCs w:val="18"/>
+                <w:u w:val="none"/>
+                <w:lang w:val="en-US" w:eastAsia="zh-CN" w:bidi="ar"/>
+              </w:rPr>
+              <w:t>NMPA</w:t>
+            </w:r>
+          </w:p>
+        </w:tc>
+        <w:tc>
+          <w:tcPr>
+            <w:tcW w:w="1658" w:type="dxa"/>
+            <w:tcBorders>
+              <w:tl2br w:val="nil"/>
+              <w:tr2bl w:val="nil"/>
+            </w:tcBorders>
+            <w:shd w:val="clear" w:color="auto" w:fill="auto"/>
+            <w:vAlign w:val="center"/>
+          </w:tcPr>
+          <w:p>
+            <w:pPr>
+              <w:keepNext w:val="0"/>
+              <w:keepLines w:val="0"/>
+              <w:widowControl/>
+              <w:suppressLineNumbers w:val="0"/>
+              <w:spacing w:line="240" w:lineRule="auto"/>
+              <w:jc w:val="center"/>
+              <w:textAlignment w:val="center"/>
+              <w:rPr>
+                <w:rFonts w:hint="default" w:ascii="Times New Roman" w:hAnsi="Times New Roman" w:eastAsia="宋体" w:cs="Times New Roman"/>
+                <w:i w:val="0"/>
+                <w:iCs w:val="0"/>
+                <w:color w:val="auto"/>
+                <w:sz w:val="18"/>
+                <w:szCs w:val="18"/>
+                <w:u w:val="none"/>
+              </w:rPr>
+            </w:pPr>
+            <w:r>
+              <w:rPr>
+                <w:rFonts w:hint="default" w:ascii="Times New Roman" w:hAnsi="Times New Roman" w:eastAsia="宋体" w:cs="Times New Roman"/>
+                <w:i w:val="0"/>
+                <w:iCs w:val="0"/>
+                <w:color w:val="auto"/>
+                <w:kern w:val="0"/>
+                <w:sz w:val="18"/>
+                <w:szCs w:val="18"/>
+                <w:u w:val="none"/>
+                <w:lang w:val="en-US" w:eastAsia="zh-CN" w:bidi="ar"/>
+              </w:rPr>
+              <w:t>/</w:t>
+            </w:r>
+          </w:p>
+        </w:tc>
+        <w:tc>
+          <w:tcPr>
+            <w:tcW w:w="1658" w:type="dxa"/>
+            <w:tcBorders>
+              <w:tl2br w:val="nil"/>
+              <w:tr2bl w:val="nil"/>
+            </w:tcBorders>
+            <w:shd w:val="clear" w:color="auto" w:fill="auto"/>
+            <w:vAlign w:val="center"/>
+          </w:tcPr>
+          <w:p>
+            <w:pPr>
+              <w:keepNext w:val="0"/>
+              <w:keepLines w:val="0"/>
+              <w:widowControl/>
+              <w:suppressLineNumbers w:val="0"/>
+              <w:spacing w:line="240" w:lineRule="auto"/>
+              <w:jc w:val="center"/>
+              <w:textAlignment w:val="center"/>
+              <w:rPr>
+                <w:rFonts w:hint="default" w:ascii="Times New Roman" w:hAnsi="Times New Roman" w:eastAsia="宋体" w:cs="Times New Roman"/>
+                <w:i w:val="0"/>
+                <w:iCs w:val="0"/>
+                <w:color w:val="auto"/>
+                <w:kern w:val="0"/>
+                <w:sz w:val="18"/>
+                <w:szCs w:val="18"/>
+                <w:u w:val="none"/>
+                <w:lang w:val="en-US" w:eastAsia="zh-CN" w:bidi="ar"/>
+              </w:rPr>
+            </w:pPr>
+            <w:r>
+              <w:rPr>
+                <w:rFonts w:hint="default" w:ascii="Times New Roman" w:hAnsi="Times New Roman" w:eastAsia="宋体" w:cs="Times New Roman"/>
+                <w:i w:val="0"/>
+                <w:iCs w:val="0"/>
+                <w:color w:val="auto"/>
+                <w:kern w:val="0"/>
+                <w:sz w:val="18"/>
+                <w:szCs w:val="18"/>
+                <w:u w:val="none"/>
+                <w:lang w:val="en-US" w:eastAsia="zh-CN" w:bidi="ar"/>
+              </w:rPr>
+              <w:t>/</w:t>
+            </w:r>
+          </w:p>
+        </w:tc>
+      </w:tr>
+      <w:tr>
+        <w:tblPrEx>
+          <w:tblBorders>
+            <w:top w:val="dotted" w:color="A5A5A5" w:sz="4" w:space="0"/>
+            <w:left w:val="dotted" w:color="A5A5A5" w:sz="4" w:space="0"/>
+            <w:bottom w:val="dotted" w:color="A5A5A5" w:sz="4" w:space="0"/>
+            <w:right w:val="dotted" w:color="A5A5A5" w:sz="4" w:space="0"/>
+            <w:insideH w:val="dotted" w:color="A5A5A5" w:sz="4" w:space="0"/>
+            <w:insideV w:val="dotted" w:color="A5A5A5" w:sz="4" w:space="0"/>
+          </w:tblBorders>
+          <w:shd w:val="clear" w:color="auto" w:fill="auto"/>
+          <w:tblCellMar>
+            <w:top w:w="0" w:type="dxa"/>
+            <w:left w:w="108" w:type="dxa"/>
+            <w:bottom w:w="0" w:type="dxa"/>
+            <w:right w:w="108" w:type="dxa"/>
+          </w:tblCellMar>
+        </w:tblPrEx>
+        <w:trPr>
+          <w:trHeight w:val="465" w:hRule="atLeast"/>
+        </w:trPr>
+        <w:tc>
+          <w:tcPr>
+            <w:tcW w:w="906" w:type="dxa"/>
+            <w:tcBorders>
+              <w:tl2br w:val="nil"/>
+              <w:tr2bl w:val="nil"/>
+            </w:tcBorders>
+            <w:shd w:val="clear" w:color="auto" w:fill="auto"/>
+            <w:vAlign w:val="center"/>
+          </w:tcPr>
+          <w:p>
+            <w:pPr>
+              <w:keepNext w:val="0"/>
+              <w:keepLines w:val="0"/>
+              <w:widowControl/>
+              <w:suppressLineNumbers w:val="0"/>
+              <w:spacing w:line="240" w:lineRule="auto"/>
+              <w:jc w:val="center"/>
+              <w:textAlignment w:val="center"/>
+              <w:rPr>
+                <w:rFonts w:hint="eastAsia" w:ascii="微软雅黑" w:hAnsi="微软雅黑" w:eastAsia="微软雅黑" w:cs="微软雅黑"/>
+                <w:i w:val="0"/>
+                <w:iCs w:val="0"/>
+                <w:color w:val="000000"/>
+                <w:sz w:val="18"/>
+                <w:szCs w:val="18"/>
+                <w:u w:val="none"/>
+              </w:rPr>
+            </w:pPr>
+            <w:r>
+              <w:rPr>
+                <w:rFonts w:hint="eastAsia" w:ascii="微软雅黑" w:hAnsi="微软雅黑" w:eastAsia="微软雅黑" w:cs="微软雅黑"/>
+                <w:i w:val="0"/>
+                <w:iCs w:val="0"/>
+                <w:color w:val="000000"/>
+                <w:kern w:val="0"/>
+                <w:sz w:val="18"/>
+                <w:szCs w:val="18"/>
+                <w:u w:val="none"/>
+                <w:lang w:val="en-US" w:eastAsia="zh-CN" w:bidi="ar"/>
+              </w:rPr>
+              <w:t>艾瑞卡</w:t>
+            </w:r>
+          </w:p>
+        </w:tc>
+        <w:tc>
+          <w:tcPr>
+            <w:tcW w:w="1486" w:type="dxa"/>
+            <w:tcBorders>
+              <w:tl2br w:val="nil"/>
+              <w:tr2bl w:val="nil"/>
+            </w:tcBorders>
+            <w:shd w:val="clear" w:color="auto" w:fill="auto"/>
+            <w:vAlign w:val="center"/>
+          </w:tcPr>
+          <w:p>
+            <w:pPr>
+              <w:keepNext w:val="0"/>
+              <w:keepLines w:val="0"/>
+              <w:widowControl/>
+              <w:suppressLineNumbers w:val="0"/>
+              <w:spacing w:line="240" w:lineRule="auto"/>
+              <w:jc w:val="center"/>
+              <w:textAlignment w:val="center"/>
+              <w:rPr>
+                <w:rFonts w:hint="default" w:ascii="Times New Roman" w:hAnsi="Times New Roman" w:eastAsia="宋体" w:cs="Times New Roman"/>
+                <w:i w:val="0"/>
+                <w:iCs w:val="0"/>
+                <w:color w:val="000000"/>
+                <w:sz w:val="18"/>
+                <w:szCs w:val="18"/>
+                <w:u w:val="none"/>
+              </w:rPr>
+            </w:pPr>
+            <w:r>
+              <w:rPr>
+                <w:rFonts w:hint="default" w:ascii="Times New Roman" w:hAnsi="Times New Roman" w:eastAsia="宋体" w:cs="Times New Roman"/>
+                <w:i w:val="0"/>
+                <w:iCs w:val="0"/>
+                <w:color w:val="000000"/>
+                <w:kern w:val="0"/>
+                <w:sz w:val="18"/>
+                <w:szCs w:val="18"/>
+                <w:u w:val="none"/>
+                <w:lang w:val="en-US" w:eastAsia="zh-CN" w:bidi="ar"/>
+              </w:rPr>
+              <w:t>Camrelizumab</w:t>
+            </w:r>
+          </w:p>
+        </w:tc>
+        <w:tc>
+          <w:tcPr>
+            <w:tcW w:w="1630" w:type="dxa"/>
+            <w:tcBorders>
+              <w:tl2br w:val="nil"/>
+              <w:tr2bl w:val="nil"/>
+            </w:tcBorders>
+            <w:shd w:val="clear" w:color="auto" w:fill="auto"/>
+            <w:vAlign w:val="center"/>
+          </w:tcPr>
+          <w:p>
+            <w:pPr>
+              <w:keepNext w:val="0"/>
+              <w:keepLines w:val="0"/>
+              <w:widowControl/>
+              <w:suppressLineNumbers w:val="0"/>
+              <w:spacing w:line="240" w:lineRule="auto"/>
+              <w:jc w:val="center"/>
+              <w:textAlignment w:val="center"/>
+              <w:rPr>
+                <w:rFonts w:hint="eastAsia" w:ascii="微软雅黑" w:hAnsi="微软雅黑" w:eastAsia="微软雅黑" w:cs="微软雅黑"/>
+                <w:i w:val="0"/>
+                <w:iCs w:val="0"/>
+                <w:color w:val="000000"/>
+                <w:sz w:val="18"/>
+                <w:szCs w:val="18"/>
+                <w:u w:val="none"/>
+              </w:rPr>
+            </w:pPr>
+            <w:r>
+              <w:rPr>
+                <w:rFonts w:hint="eastAsia" w:ascii="微软雅黑" w:hAnsi="微软雅黑" w:eastAsia="微软雅黑" w:cs="微软雅黑"/>
+                <w:i w:val="0"/>
+                <w:iCs w:val="0"/>
+                <w:color w:val="000000"/>
+                <w:kern w:val="0"/>
+                <w:sz w:val="18"/>
+                <w:szCs w:val="18"/>
+                <w:u w:val="none"/>
+                <w:lang w:val="en-US" w:eastAsia="zh-CN" w:bidi="ar"/>
+              </w:rPr>
+              <w:t>卡瑞利珠单抗</w:t>
+            </w:r>
+          </w:p>
+        </w:tc>
+        <w:tc>
+          <w:tcPr>
+            <w:tcW w:w="903" w:type="dxa"/>
+            <w:tcBorders>
+              <w:tl2br w:val="nil"/>
+              <w:tr2bl w:val="nil"/>
+            </w:tcBorders>
+            <w:shd w:val="clear" w:color="auto" w:fill="auto"/>
+            <w:vAlign w:val="center"/>
+          </w:tcPr>
+          <w:p>
+            <w:pPr>
+              <w:keepNext w:val="0"/>
+              <w:keepLines w:val="0"/>
+              <w:widowControl/>
+              <w:suppressLineNumbers w:val="0"/>
+              <w:spacing w:line="240" w:lineRule="auto"/>
+              <w:jc w:val="center"/>
+              <w:textAlignment w:val="center"/>
+              <w:rPr>
+                <w:rFonts w:hint="default" w:ascii="Times New Roman" w:hAnsi="Times New Roman" w:eastAsia="宋体" w:cs="Times New Roman"/>
+                <w:i w:val="0"/>
+                <w:iCs w:val="0"/>
+                <w:color w:val="000000"/>
+                <w:sz w:val="18"/>
+                <w:szCs w:val="18"/>
+                <w:u w:val="none"/>
+              </w:rPr>
+            </w:pPr>
+            <w:r>
+              <w:rPr>
+                <w:rFonts w:hint="default" w:ascii="Times New Roman" w:hAnsi="Times New Roman" w:eastAsia="宋体" w:cs="Times New Roman"/>
+                <w:i w:val="0"/>
+                <w:iCs w:val="0"/>
+                <w:color w:val="000000"/>
+                <w:kern w:val="0"/>
+                <w:sz w:val="18"/>
+                <w:szCs w:val="18"/>
+                <w:u w:val="none"/>
+                <w:lang w:val="en-US" w:eastAsia="zh-CN" w:bidi="ar"/>
+              </w:rPr>
+              <w:t>PD-1</w:t>
+            </w:r>
+          </w:p>
+        </w:tc>
+        <w:tc>
+          <w:tcPr>
+            <w:tcW w:w="1658" w:type="dxa"/>
+            <w:tcBorders>
+              <w:tl2br w:val="nil"/>
+              <w:tr2bl w:val="nil"/>
+            </w:tcBorders>
+            <w:shd w:val="clear" w:color="auto" w:fill="auto"/>
+            <w:vAlign w:val="center"/>
+          </w:tcPr>
+          <w:p>
+            <w:pPr>
+              <w:keepNext w:val="0"/>
+              <w:keepLines w:val="0"/>
+              <w:widowControl/>
+              <w:suppressLineNumbers w:val="0"/>
+              <w:spacing w:line="240" w:lineRule="auto"/>
+              <w:jc w:val="center"/>
+              <w:textAlignment w:val="center"/>
+              <w:rPr>
+                <w:rFonts w:hint="default" w:ascii="Times New Roman" w:hAnsi="Times New Roman" w:eastAsia="宋体" w:cs="Times New Roman"/>
+                <w:i w:val="0"/>
+                <w:iCs w:val="0"/>
+                <w:color w:val="auto"/>
+                <w:sz w:val="18"/>
+                <w:szCs w:val="18"/>
+                <w:u w:val="none"/>
+              </w:rPr>
+            </w:pPr>
+            <w:r>
+              <w:rPr>
+                <w:rFonts w:hint="default" w:ascii="Times New Roman" w:hAnsi="Times New Roman" w:eastAsia="宋体" w:cs="Times New Roman"/>
+                <w:i w:val="0"/>
+                <w:iCs w:val="0"/>
+                <w:color w:val="auto"/>
+                <w:kern w:val="0"/>
+                <w:sz w:val="18"/>
+                <w:szCs w:val="18"/>
+                <w:u w:val="none"/>
+                <w:lang w:val="en-US" w:eastAsia="zh-CN" w:bidi="ar"/>
+              </w:rPr>
+              <w:t>NMPA</w:t>
+            </w:r>
+          </w:p>
+        </w:tc>
+        <w:tc>
+          <w:tcPr>
+            <w:tcW w:w="1658" w:type="dxa"/>
+            <w:tcBorders>
+              <w:tl2br w:val="nil"/>
+              <w:tr2bl w:val="nil"/>
+            </w:tcBorders>
+            <w:shd w:val="clear" w:color="auto" w:fill="auto"/>
+            <w:vAlign w:val="center"/>
+          </w:tcPr>
+          <w:p>
+            <w:pPr>
+              <w:keepNext w:val="0"/>
+              <w:keepLines w:val="0"/>
+              <w:widowControl/>
+              <w:suppressLineNumbers w:val="0"/>
+              <w:spacing w:line="240" w:lineRule="auto"/>
+              <w:jc w:val="center"/>
+              <w:textAlignment w:val="center"/>
+              <w:rPr>
+                <w:rFonts w:hint="default" w:ascii="Times New Roman" w:hAnsi="Times New Roman" w:eastAsia="宋体" w:cs="Times New Roman"/>
+                <w:i w:val="0"/>
+                <w:iCs w:val="0"/>
+                <w:color w:val="auto"/>
+                <w:sz w:val="18"/>
+                <w:szCs w:val="18"/>
+                <w:u w:val="none"/>
+              </w:rPr>
+            </w:pPr>
+            <w:r>
+              <w:rPr>
+                <w:rFonts w:hint="default" w:ascii="Times New Roman" w:hAnsi="Times New Roman" w:eastAsia="宋体" w:cs="Times New Roman"/>
+                <w:i w:val="0"/>
+                <w:iCs w:val="0"/>
+                <w:color w:val="auto"/>
+                <w:kern w:val="0"/>
+                <w:sz w:val="18"/>
+                <w:szCs w:val="18"/>
+                <w:u w:val="none"/>
+                <w:lang w:val="en-US" w:eastAsia="zh-CN" w:bidi="ar"/>
+              </w:rPr>
+              <w:t>/</w:t>
+            </w:r>
+          </w:p>
+        </w:tc>
+        <w:tc>
+          <w:tcPr>
+            <w:tcW w:w="1658" w:type="dxa"/>
+            <w:tcBorders>
+              <w:tl2br w:val="nil"/>
+              <w:tr2bl w:val="nil"/>
+            </w:tcBorders>
+            <w:shd w:val="clear" w:color="auto" w:fill="auto"/>
+            <w:vAlign w:val="center"/>
+          </w:tcPr>
+          <w:p>
+            <w:pPr>
+              <w:keepNext w:val="0"/>
+              <w:keepLines w:val="0"/>
+              <w:widowControl/>
+              <w:suppressLineNumbers w:val="0"/>
+              <w:spacing w:line="240" w:lineRule="auto"/>
+              <w:jc w:val="center"/>
+              <w:textAlignment w:val="center"/>
+              <w:rPr>
+                <w:rFonts w:hint="default" w:ascii="Times New Roman" w:hAnsi="Times New Roman" w:eastAsia="宋体" w:cs="Times New Roman"/>
+                <w:i w:val="0"/>
+                <w:iCs w:val="0"/>
+                <w:color w:val="auto"/>
+                <w:kern w:val="0"/>
+                <w:sz w:val="18"/>
+                <w:szCs w:val="18"/>
+                <w:u w:val="none"/>
+                <w:lang w:val="en-US" w:eastAsia="zh-CN" w:bidi="ar"/>
+              </w:rPr>
+            </w:pPr>
+            <w:r>
+              <w:rPr>
+                <w:rFonts w:hint="default" w:ascii="Times New Roman" w:hAnsi="Times New Roman" w:eastAsia="宋体" w:cs="Times New Roman"/>
+                <w:i w:val="0"/>
+                <w:iCs w:val="0"/>
+                <w:color w:val="auto"/>
+                <w:kern w:val="0"/>
+                <w:sz w:val="18"/>
+                <w:szCs w:val="18"/>
+                <w:u w:val="none"/>
+                <w:lang w:val="en-US" w:eastAsia="zh-CN" w:bidi="ar"/>
+              </w:rPr>
+              <w:t>/</w:t>
+            </w:r>
+          </w:p>
+        </w:tc>
+      </w:tr>
+      <w:tr>
+        <w:tblPrEx>
+          <w:tblBorders>
+            <w:top w:val="dotted" w:color="A5A5A5" w:sz="4" w:space="0"/>
+            <w:left w:val="dotted" w:color="A5A5A5" w:sz="4" w:space="0"/>
+            <w:bottom w:val="dotted" w:color="A5A5A5" w:sz="4" w:space="0"/>
+            <w:right w:val="dotted" w:color="A5A5A5" w:sz="4" w:space="0"/>
+            <w:insideH w:val="dotted" w:color="A5A5A5" w:sz="4" w:space="0"/>
+            <w:insideV w:val="dotted" w:color="A5A5A5" w:sz="4" w:space="0"/>
+          </w:tblBorders>
+          <w:shd w:val="clear" w:color="auto" w:fill="auto"/>
+          <w:tblCellMar>
+            <w:top w:w="0" w:type="dxa"/>
+            <w:left w:w="108" w:type="dxa"/>
+            <w:bottom w:w="0" w:type="dxa"/>
+            <w:right w:w="108" w:type="dxa"/>
+          </w:tblCellMar>
+        </w:tblPrEx>
+        <w:trPr>
+          <w:trHeight w:val="465" w:hRule="atLeast"/>
+        </w:trPr>
+        <w:tc>
+          <w:tcPr>
+            <w:tcW w:w="906" w:type="dxa"/>
+            <w:tcBorders>
+              <w:tl2br w:val="nil"/>
+              <w:tr2bl w:val="nil"/>
+            </w:tcBorders>
+            <w:shd w:val="clear" w:color="auto" w:fill="auto"/>
+            <w:vAlign w:val="center"/>
+          </w:tcPr>
+          <w:p>
+            <w:pPr>
+              <w:keepNext w:val="0"/>
+              <w:keepLines w:val="0"/>
+              <w:widowControl/>
+              <w:suppressLineNumbers w:val="0"/>
+              <w:spacing w:line="240" w:lineRule="auto"/>
+              <w:jc w:val="center"/>
+              <w:textAlignment w:val="center"/>
+              <w:rPr>
+                <w:rFonts w:hint="eastAsia" w:ascii="微软雅黑" w:hAnsi="微软雅黑" w:eastAsia="微软雅黑" w:cs="微软雅黑"/>
+                <w:i w:val="0"/>
+                <w:iCs w:val="0"/>
+                <w:color w:val="000000"/>
+                <w:sz w:val="18"/>
+                <w:szCs w:val="18"/>
+                <w:u w:val="none"/>
+              </w:rPr>
+            </w:pPr>
+            <w:r>
+              <w:rPr>
+                <w:rFonts w:hint="eastAsia" w:ascii="微软雅黑" w:hAnsi="微软雅黑" w:eastAsia="微软雅黑" w:cs="微软雅黑"/>
+                <w:i w:val="0"/>
+                <w:iCs w:val="0"/>
+                <w:color w:val="000000"/>
+                <w:kern w:val="0"/>
+                <w:sz w:val="18"/>
+                <w:szCs w:val="18"/>
+                <w:u w:val="none"/>
+                <w:lang w:val="en-US" w:eastAsia="zh-CN" w:bidi="ar"/>
+              </w:rPr>
+              <w:t>百泽安</w:t>
+            </w:r>
+          </w:p>
+        </w:tc>
+        <w:tc>
+          <w:tcPr>
+            <w:tcW w:w="1486" w:type="dxa"/>
+            <w:tcBorders>
+              <w:tl2br w:val="nil"/>
+              <w:tr2bl w:val="nil"/>
+            </w:tcBorders>
+            <w:shd w:val="clear" w:color="auto" w:fill="auto"/>
+            <w:vAlign w:val="center"/>
+          </w:tcPr>
+          <w:p>
+            <w:pPr>
+              <w:keepNext w:val="0"/>
+              <w:keepLines w:val="0"/>
+              <w:widowControl/>
+              <w:suppressLineNumbers w:val="0"/>
+              <w:spacing w:line="240" w:lineRule="auto"/>
+              <w:jc w:val="center"/>
+              <w:textAlignment w:val="center"/>
+              <w:rPr>
+                <w:rFonts w:hint="default" w:ascii="Times New Roman" w:hAnsi="Times New Roman" w:eastAsia="宋体" w:cs="Times New Roman"/>
+                <w:i w:val="0"/>
+                <w:iCs w:val="0"/>
+                <w:color w:val="000000"/>
+                <w:sz w:val="18"/>
+                <w:szCs w:val="18"/>
+                <w:u w:val="none"/>
+              </w:rPr>
+            </w:pPr>
+            <w:r>
+              <w:rPr>
+                <w:rFonts w:hint="default" w:ascii="Times New Roman" w:hAnsi="Times New Roman" w:eastAsia="宋体" w:cs="Times New Roman"/>
+                <w:i w:val="0"/>
+                <w:iCs w:val="0"/>
+                <w:color w:val="000000"/>
+                <w:kern w:val="0"/>
+                <w:sz w:val="18"/>
+                <w:szCs w:val="18"/>
+                <w:u w:val="none"/>
+                <w:lang w:val="en-US" w:eastAsia="zh-CN" w:bidi="ar"/>
+              </w:rPr>
+              <w:t>Tislelizumab</w:t>
+            </w:r>
+          </w:p>
+        </w:tc>
+        <w:tc>
+          <w:tcPr>
+            <w:tcW w:w="1630" w:type="dxa"/>
+            <w:tcBorders>
+              <w:tl2br w:val="nil"/>
+              <w:tr2bl w:val="nil"/>
+            </w:tcBorders>
+            <w:shd w:val="clear" w:color="auto" w:fill="auto"/>
+            <w:vAlign w:val="center"/>
+          </w:tcPr>
+          <w:p>
+            <w:pPr>
+              <w:keepNext w:val="0"/>
+              <w:keepLines w:val="0"/>
+              <w:widowControl/>
+              <w:suppressLineNumbers w:val="0"/>
+              <w:spacing w:line="240" w:lineRule="auto"/>
+              <w:jc w:val="center"/>
+              <w:textAlignment w:val="center"/>
+              <w:rPr>
+                <w:rFonts w:hint="eastAsia" w:ascii="微软雅黑" w:hAnsi="微软雅黑" w:eastAsia="微软雅黑" w:cs="微软雅黑"/>
+                <w:i w:val="0"/>
+                <w:iCs w:val="0"/>
+                <w:color w:val="000000"/>
+                <w:sz w:val="18"/>
+                <w:szCs w:val="18"/>
+                <w:u w:val="none"/>
+              </w:rPr>
+            </w:pPr>
+            <w:r>
+              <w:rPr>
+                <w:rFonts w:hint="eastAsia" w:ascii="微软雅黑" w:hAnsi="微软雅黑" w:eastAsia="微软雅黑" w:cs="微软雅黑"/>
+                <w:i w:val="0"/>
+                <w:iCs w:val="0"/>
+                <w:color w:val="000000"/>
+                <w:kern w:val="0"/>
+                <w:sz w:val="18"/>
+                <w:szCs w:val="18"/>
+                <w:u w:val="none"/>
+                <w:lang w:val="en-US" w:eastAsia="zh-CN" w:bidi="ar"/>
+              </w:rPr>
+              <w:t>替雷利珠单抗</w:t>
+            </w:r>
+          </w:p>
+        </w:tc>
+        <w:tc>
+          <w:tcPr>
+            <w:tcW w:w="903" w:type="dxa"/>
+            <w:tcBorders>
+              <w:tl2br w:val="nil"/>
+              <w:tr2bl w:val="nil"/>
+            </w:tcBorders>
+            <w:shd w:val="clear" w:color="auto" w:fill="auto"/>
+            <w:vAlign w:val="center"/>
+          </w:tcPr>
+          <w:p>
+            <w:pPr>
+              <w:keepNext w:val="0"/>
+              <w:keepLines w:val="0"/>
+              <w:widowControl/>
+              <w:suppressLineNumbers w:val="0"/>
+              <w:spacing w:line="240" w:lineRule="auto"/>
+              <w:jc w:val="center"/>
+              <w:textAlignment w:val="center"/>
+              <w:rPr>
+                <w:rFonts w:hint="default" w:ascii="Times New Roman" w:hAnsi="Times New Roman" w:eastAsia="宋体" w:cs="Times New Roman"/>
+                <w:i w:val="0"/>
+                <w:iCs w:val="0"/>
+                <w:color w:val="000000"/>
+                <w:sz w:val="18"/>
+                <w:szCs w:val="18"/>
+                <w:u w:val="none"/>
+              </w:rPr>
+            </w:pPr>
+            <w:r>
+              <w:rPr>
+                <w:rFonts w:hint="default" w:ascii="Times New Roman" w:hAnsi="Times New Roman" w:eastAsia="宋体" w:cs="Times New Roman"/>
+                <w:i w:val="0"/>
+                <w:iCs w:val="0"/>
+                <w:color w:val="000000"/>
+                <w:kern w:val="0"/>
+                <w:sz w:val="18"/>
+                <w:szCs w:val="18"/>
+                <w:u w:val="none"/>
+                <w:lang w:val="en-US" w:eastAsia="zh-CN" w:bidi="ar"/>
+              </w:rPr>
+              <w:t>PD-1</w:t>
+            </w:r>
+          </w:p>
+        </w:tc>
+        <w:tc>
+          <w:tcPr>
+            <w:tcW w:w="1658" w:type="dxa"/>
+            <w:tcBorders>
+              <w:tl2br w:val="nil"/>
+              <w:tr2bl w:val="nil"/>
+            </w:tcBorders>
+            <w:shd w:val="clear" w:color="auto" w:fill="auto"/>
+            <w:vAlign w:val="center"/>
+          </w:tcPr>
+          <w:p>
+            <w:pPr>
+              <w:keepNext w:val="0"/>
+              <w:keepLines w:val="0"/>
+              <w:widowControl/>
+              <w:suppressLineNumbers w:val="0"/>
+              <w:spacing w:line="240" w:lineRule="auto"/>
+              <w:jc w:val="center"/>
+              <w:textAlignment w:val="center"/>
+              <w:rPr>
+                <w:rFonts w:hint="default" w:ascii="Times New Roman" w:hAnsi="Times New Roman" w:eastAsia="宋体" w:cs="Times New Roman"/>
+                <w:i w:val="0"/>
+                <w:iCs w:val="0"/>
+                <w:color w:val="auto"/>
+                <w:sz w:val="18"/>
+                <w:szCs w:val="18"/>
+                <w:u w:val="none"/>
+              </w:rPr>
+            </w:pPr>
+            <w:r>
+              <w:rPr>
+                <w:rFonts w:hint="default" w:ascii="Times New Roman" w:hAnsi="Times New Roman" w:eastAsia="宋体" w:cs="Times New Roman"/>
+                <w:i w:val="0"/>
+                <w:iCs w:val="0"/>
+                <w:color w:val="auto"/>
+                <w:kern w:val="0"/>
+                <w:sz w:val="18"/>
+                <w:szCs w:val="18"/>
+                <w:u w:val="none"/>
+                <w:lang w:val="en-US" w:eastAsia="zh-CN" w:bidi="ar"/>
+              </w:rPr>
+              <w:t>NMPA</w:t>
+            </w:r>
+          </w:p>
+        </w:tc>
+        <w:tc>
+          <w:tcPr>
+            <w:tcW w:w="1658" w:type="dxa"/>
+            <w:tcBorders>
+              <w:tl2br w:val="nil"/>
+              <w:tr2bl w:val="nil"/>
+            </w:tcBorders>
+            <w:shd w:val="clear" w:color="auto" w:fill="auto"/>
+            <w:vAlign w:val="center"/>
+          </w:tcPr>
+          <w:p>
+            <w:pPr>
+              <w:keepNext w:val="0"/>
+              <w:keepLines w:val="0"/>
+              <w:widowControl/>
+              <w:suppressLineNumbers w:val="0"/>
+              <w:spacing w:line="240" w:lineRule="auto"/>
+              <w:jc w:val="center"/>
+              <w:textAlignment w:val="center"/>
+              <w:rPr>
+                <w:rFonts w:hint="default" w:ascii="Times New Roman" w:hAnsi="Times New Roman" w:eastAsia="宋体" w:cs="Times New Roman"/>
+                <w:i w:val="0"/>
+                <w:iCs w:val="0"/>
+                <w:color w:val="auto"/>
+                <w:sz w:val="18"/>
+                <w:szCs w:val="18"/>
+                <w:u w:val="none"/>
+              </w:rPr>
+            </w:pPr>
+            <w:r>
+              <w:rPr>
+                <w:rFonts w:hint="default" w:ascii="Times New Roman" w:hAnsi="Times New Roman" w:eastAsia="宋体" w:cs="Times New Roman"/>
+                <w:i w:val="0"/>
+                <w:iCs w:val="0"/>
+                <w:color w:val="auto"/>
+                <w:kern w:val="0"/>
+                <w:sz w:val="18"/>
+                <w:szCs w:val="18"/>
+                <w:u w:val="none"/>
+                <w:lang w:val="en-US" w:eastAsia="zh-CN" w:bidi="ar"/>
+              </w:rPr>
+              <w:t>/</w:t>
+            </w:r>
+          </w:p>
+        </w:tc>
+        <w:tc>
+          <w:tcPr>
+            <w:tcW w:w="1658" w:type="dxa"/>
+            <w:tcBorders>
+              <w:tl2br w:val="nil"/>
+              <w:tr2bl w:val="nil"/>
+            </w:tcBorders>
+            <w:shd w:val="clear" w:color="auto" w:fill="auto"/>
+            <w:vAlign w:val="center"/>
+          </w:tcPr>
+          <w:p>
+            <w:pPr>
+              <w:keepNext w:val="0"/>
+              <w:keepLines w:val="0"/>
+              <w:widowControl/>
+              <w:suppressLineNumbers w:val="0"/>
+              <w:spacing w:line="240" w:lineRule="auto"/>
+              <w:jc w:val="center"/>
+              <w:textAlignment w:val="center"/>
+              <w:rPr>
+                <w:rFonts w:hint="default" w:ascii="Times New Roman" w:hAnsi="Times New Roman" w:eastAsia="宋体" w:cs="Times New Roman"/>
+                <w:i w:val="0"/>
+                <w:iCs w:val="0"/>
+                <w:color w:val="auto"/>
+                <w:kern w:val="0"/>
+                <w:sz w:val="18"/>
+                <w:szCs w:val="18"/>
+                <w:u w:val="none"/>
+                <w:lang w:val="en-US" w:eastAsia="zh-CN" w:bidi="ar"/>
+              </w:rPr>
+            </w:pPr>
+            <w:r>
+              <w:rPr>
+                <w:rFonts w:hint="default" w:ascii="Times New Roman" w:hAnsi="Times New Roman" w:eastAsia="宋体" w:cs="Times New Roman"/>
+                <w:i w:val="0"/>
+                <w:iCs w:val="0"/>
+                <w:color w:val="auto"/>
+                <w:kern w:val="0"/>
+                <w:sz w:val="18"/>
+                <w:szCs w:val="18"/>
+                <w:u w:val="none"/>
+                <w:lang w:val="en-US" w:eastAsia="zh-CN" w:bidi="ar"/>
+              </w:rPr>
+              <w:t>NMPA</w:t>
+            </w:r>
+          </w:p>
+        </w:tc>
+      </w:tr>
+      <w:tr>
+        <w:tblPrEx>
+          <w:tblBorders>
+            <w:top w:val="dotted" w:color="A5A5A5" w:sz="4" w:space="0"/>
+            <w:left w:val="dotted" w:color="A5A5A5" w:sz="4" w:space="0"/>
+            <w:bottom w:val="dotted" w:color="A5A5A5" w:sz="4" w:space="0"/>
+            <w:right w:val="dotted" w:color="A5A5A5" w:sz="4" w:space="0"/>
+            <w:insideH w:val="dotted" w:color="A5A5A5" w:sz="4" w:space="0"/>
+            <w:insideV w:val="dotted" w:color="A5A5A5" w:sz="4" w:space="0"/>
+          </w:tblBorders>
+          <w:shd w:val="clear" w:color="auto" w:fill="auto"/>
+          <w:tblCellMar>
+            <w:top w:w="0" w:type="dxa"/>
+            <w:left w:w="108" w:type="dxa"/>
+            <w:bottom w:w="0" w:type="dxa"/>
+            <w:right w:w="108" w:type="dxa"/>
+          </w:tblCellMar>
+        </w:tblPrEx>
+        <w:trPr>
+          <w:trHeight w:val="465" w:hRule="atLeast"/>
+        </w:trPr>
+        <w:tc>
+          <w:tcPr>
+            <w:tcW w:w="906" w:type="dxa"/>
+            <w:tcBorders>
+              <w:tl2br w:val="nil"/>
+              <w:tr2bl w:val="nil"/>
+            </w:tcBorders>
+            <w:shd w:val="clear" w:color="auto" w:fill="auto"/>
+            <w:vAlign w:val="center"/>
+          </w:tcPr>
+          <w:p>
+            <w:pPr>
+              <w:keepNext w:val="0"/>
+              <w:keepLines w:val="0"/>
+              <w:widowControl/>
+              <w:suppressLineNumbers w:val="0"/>
+              <w:spacing w:line="240" w:lineRule="auto"/>
+              <w:jc w:val="center"/>
+              <w:textAlignment w:val="center"/>
+              <w:rPr>
+                <w:rFonts w:hint="default" w:ascii="Times New Roman" w:hAnsi="Times New Roman" w:eastAsia="宋体" w:cs="Times New Roman"/>
+                <w:i w:val="0"/>
+                <w:iCs w:val="0"/>
+                <w:color w:val="auto"/>
+                <w:sz w:val="18"/>
+                <w:szCs w:val="18"/>
+                <w:u w:val="none"/>
+              </w:rPr>
+            </w:pPr>
+            <w:r>
+              <w:rPr>
+                <w:rFonts w:hint="default" w:ascii="Times New Roman" w:hAnsi="Times New Roman" w:eastAsia="宋体" w:cs="Times New Roman"/>
+                <w:i w:val="0"/>
+                <w:iCs w:val="0"/>
+                <w:color w:val="auto"/>
+                <w:kern w:val="0"/>
+                <w:sz w:val="18"/>
+                <w:szCs w:val="18"/>
+                <w:u w:val="none"/>
+                <w:lang w:val="en-US" w:eastAsia="zh-CN" w:bidi="ar"/>
+              </w:rPr>
+              <w:t>Jemperli</w:t>
+            </w:r>
+          </w:p>
+        </w:tc>
+        <w:tc>
+          <w:tcPr>
+            <w:tcW w:w="1486" w:type="dxa"/>
+            <w:tcBorders>
+              <w:tl2br w:val="nil"/>
+              <w:tr2bl w:val="nil"/>
+            </w:tcBorders>
+            <w:shd w:val="clear" w:color="auto" w:fill="auto"/>
+            <w:vAlign w:val="center"/>
+          </w:tcPr>
+          <w:p>
+            <w:pPr>
+              <w:keepNext w:val="0"/>
+              <w:keepLines w:val="0"/>
+              <w:widowControl/>
+              <w:suppressLineNumbers w:val="0"/>
+              <w:spacing w:line="240" w:lineRule="auto"/>
+              <w:jc w:val="center"/>
+              <w:textAlignment w:val="center"/>
+              <w:rPr>
+                <w:rFonts w:hint="default" w:ascii="Times New Roman" w:hAnsi="Times New Roman" w:eastAsia="宋体" w:cs="Times New Roman"/>
+                <w:i w:val="0"/>
+                <w:iCs w:val="0"/>
+                <w:color w:val="auto"/>
+                <w:sz w:val="18"/>
+                <w:szCs w:val="18"/>
+                <w:u w:val="none"/>
+              </w:rPr>
+            </w:pPr>
+            <w:r>
+              <w:rPr>
+                <w:rFonts w:hint="default" w:ascii="Times New Roman" w:hAnsi="Times New Roman" w:eastAsia="宋体" w:cs="Times New Roman"/>
+                <w:i w:val="0"/>
+                <w:iCs w:val="0"/>
+                <w:color w:val="auto"/>
+                <w:kern w:val="0"/>
+                <w:sz w:val="18"/>
+                <w:szCs w:val="18"/>
+                <w:u w:val="none"/>
+                <w:lang w:val="en-US" w:eastAsia="zh-CN" w:bidi="ar"/>
+              </w:rPr>
+              <w:t>Dostarlimab</w:t>
+            </w:r>
+          </w:p>
+        </w:tc>
+        <w:tc>
+          <w:tcPr>
+            <w:tcW w:w="1630" w:type="dxa"/>
+            <w:tcBorders>
+              <w:tl2br w:val="nil"/>
+              <w:tr2bl w:val="nil"/>
+            </w:tcBorders>
+            <w:shd w:val="clear" w:color="auto" w:fill="auto"/>
+            <w:vAlign w:val="center"/>
+          </w:tcPr>
+          <w:p>
+            <w:pPr>
+              <w:keepNext w:val="0"/>
+              <w:keepLines w:val="0"/>
+              <w:widowControl/>
+              <w:suppressLineNumbers w:val="0"/>
+              <w:spacing w:line="240" w:lineRule="auto"/>
+              <w:jc w:val="center"/>
+              <w:textAlignment w:val="center"/>
+              <w:rPr>
+                <w:rFonts w:hint="eastAsia" w:ascii="微软雅黑" w:hAnsi="微软雅黑" w:eastAsia="微软雅黑" w:cs="微软雅黑"/>
+                <w:i w:val="0"/>
+                <w:iCs w:val="0"/>
+                <w:color w:val="auto"/>
+                <w:sz w:val="18"/>
+                <w:szCs w:val="18"/>
+                <w:u w:val="none"/>
+              </w:rPr>
+            </w:pPr>
+            <w:r>
+              <w:rPr>
+                <w:rFonts w:hint="eastAsia" w:ascii="微软雅黑" w:hAnsi="微软雅黑" w:eastAsia="微软雅黑" w:cs="微软雅黑"/>
+                <w:i w:val="0"/>
+                <w:iCs w:val="0"/>
+                <w:color w:val="auto"/>
+                <w:kern w:val="0"/>
+                <w:sz w:val="18"/>
+                <w:szCs w:val="18"/>
+                <w:u w:val="none"/>
+                <w:lang w:val="en-US" w:eastAsia="zh-CN" w:bidi="ar"/>
+              </w:rPr>
+              <w:t>暂无</w:t>
+            </w:r>
+          </w:p>
+        </w:tc>
+        <w:tc>
+          <w:tcPr>
+            <w:tcW w:w="903" w:type="dxa"/>
+            <w:tcBorders>
+              <w:tl2br w:val="nil"/>
+              <w:tr2bl w:val="nil"/>
+            </w:tcBorders>
+            <w:shd w:val="clear" w:color="auto" w:fill="auto"/>
+            <w:vAlign w:val="center"/>
+          </w:tcPr>
+          <w:p>
+            <w:pPr>
+              <w:keepNext w:val="0"/>
+              <w:keepLines w:val="0"/>
+              <w:widowControl/>
+              <w:suppressLineNumbers w:val="0"/>
+              <w:spacing w:line="240" w:lineRule="auto"/>
+              <w:jc w:val="center"/>
+              <w:textAlignment w:val="center"/>
+              <w:rPr>
+                <w:rFonts w:hint="default" w:ascii="Times New Roman" w:hAnsi="Times New Roman" w:eastAsia="宋体" w:cs="Times New Roman"/>
+                <w:i w:val="0"/>
+                <w:iCs w:val="0"/>
+                <w:color w:val="auto"/>
+                <w:sz w:val="18"/>
+                <w:szCs w:val="18"/>
+                <w:u w:val="none"/>
+              </w:rPr>
+            </w:pPr>
+            <w:r>
+              <w:rPr>
+                <w:rFonts w:hint="default" w:ascii="Times New Roman" w:hAnsi="Times New Roman" w:eastAsia="宋体" w:cs="Times New Roman"/>
+                <w:i w:val="0"/>
+                <w:iCs w:val="0"/>
+                <w:color w:val="auto"/>
+                <w:kern w:val="0"/>
+                <w:sz w:val="18"/>
+                <w:szCs w:val="18"/>
+                <w:u w:val="none"/>
+                <w:lang w:val="en-US" w:eastAsia="zh-CN" w:bidi="ar"/>
+              </w:rPr>
+              <w:t>PD-1</w:t>
+            </w:r>
+          </w:p>
+        </w:tc>
+        <w:tc>
+          <w:tcPr>
+            <w:tcW w:w="1658" w:type="dxa"/>
+            <w:tcBorders>
+              <w:tl2br w:val="nil"/>
+              <w:tr2bl w:val="nil"/>
+            </w:tcBorders>
+            <w:shd w:val="clear" w:color="auto" w:fill="auto"/>
+            <w:vAlign w:val="center"/>
+          </w:tcPr>
+          <w:p>
+            <w:pPr>
+              <w:keepNext w:val="0"/>
+              <w:keepLines w:val="0"/>
+              <w:widowControl/>
+              <w:suppressLineNumbers w:val="0"/>
+              <w:spacing w:line="240" w:lineRule="auto"/>
+              <w:jc w:val="center"/>
+              <w:textAlignment w:val="center"/>
+              <w:rPr>
+                <w:rFonts w:hint="default" w:ascii="Times New Roman" w:hAnsi="Times New Roman" w:eastAsia="宋体" w:cs="Times New Roman"/>
+                <w:i w:val="0"/>
+                <w:iCs w:val="0"/>
+                <w:color w:val="auto"/>
+                <w:sz w:val="18"/>
+                <w:szCs w:val="18"/>
+                <w:u w:val="none"/>
+              </w:rPr>
+            </w:pPr>
+            <w:r>
+              <w:rPr>
+                <w:rFonts w:hint="default" w:ascii="Times New Roman" w:hAnsi="Times New Roman" w:eastAsia="宋体" w:cs="Times New Roman"/>
+                <w:i w:val="0"/>
+                <w:iCs w:val="0"/>
+                <w:color w:val="auto"/>
+                <w:kern w:val="0"/>
+                <w:sz w:val="18"/>
+                <w:szCs w:val="18"/>
+                <w:u w:val="none"/>
+                <w:lang w:val="en-US" w:eastAsia="zh-CN" w:bidi="ar"/>
+              </w:rPr>
+              <w:t>/</w:t>
+            </w:r>
+          </w:p>
+        </w:tc>
+        <w:tc>
+          <w:tcPr>
+            <w:tcW w:w="1658" w:type="dxa"/>
+            <w:tcBorders>
+              <w:tl2br w:val="nil"/>
+              <w:tr2bl w:val="nil"/>
+            </w:tcBorders>
+            <w:shd w:val="clear" w:color="auto" w:fill="auto"/>
+            <w:vAlign w:val="center"/>
+          </w:tcPr>
+          <w:p>
+            <w:pPr>
+              <w:keepNext w:val="0"/>
+              <w:keepLines w:val="0"/>
+              <w:widowControl/>
+              <w:suppressLineNumbers w:val="0"/>
+              <w:spacing w:line="240" w:lineRule="auto"/>
+              <w:jc w:val="center"/>
+              <w:textAlignment w:val="center"/>
+              <w:rPr>
+                <w:rFonts w:hint="default" w:ascii="Times New Roman" w:hAnsi="Times New Roman" w:eastAsia="宋体" w:cs="Times New Roman"/>
+                <w:i w:val="0"/>
+                <w:iCs w:val="0"/>
+                <w:color w:val="auto"/>
+                <w:sz w:val="18"/>
+                <w:szCs w:val="18"/>
+                <w:u w:val="none"/>
+              </w:rPr>
+            </w:pPr>
+            <w:r>
+              <w:rPr>
+                <w:rFonts w:hint="default" w:ascii="Times New Roman" w:hAnsi="Times New Roman" w:eastAsia="宋体" w:cs="Times New Roman"/>
+                <w:i w:val="0"/>
+                <w:iCs w:val="0"/>
+                <w:color w:val="auto"/>
+                <w:kern w:val="0"/>
+                <w:sz w:val="18"/>
+                <w:szCs w:val="18"/>
+                <w:u w:val="none"/>
+                <w:lang w:val="en-US" w:eastAsia="zh-CN" w:bidi="ar"/>
+              </w:rPr>
+              <w:t>/</w:t>
+            </w:r>
+          </w:p>
+        </w:tc>
+        <w:tc>
+          <w:tcPr>
+            <w:tcW w:w="1658" w:type="dxa"/>
+            <w:tcBorders>
+              <w:tl2br w:val="nil"/>
+              <w:tr2bl w:val="nil"/>
+            </w:tcBorders>
+            <w:shd w:val="clear" w:color="auto" w:fill="auto"/>
+            <w:vAlign w:val="center"/>
+          </w:tcPr>
+          <w:p>
+            <w:pPr>
+              <w:keepNext w:val="0"/>
+              <w:keepLines w:val="0"/>
+              <w:widowControl/>
+              <w:suppressLineNumbers w:val="0"/>
+              <w:spacing w:line="240" w:lineRule="auto"/>
+              <w:jc w:val="center"/>
+              <w:textAlignment w:val="center"/>
+              <w:rPr>
+                <w:rFonts w:hint="default" w:ascii="Times New Roman" w:hAnsi="Times New Roman" w:eastAsia="宋体" w:cs="Times New Roman"/>
+                <w:i w:val="0"/>
+                <w:iCs w:val="0"/>
+                <w:color w:val="auto"/>
+                <w:kern w:val="0"/>
+                <w:sz w:val="18"/>
+                <w:szCs w:val="18"/>
+                <w:u w:val="none"/>
+                <w:lang w:val="en-US" w:eastAsia="zh-CN" w:bidi="ar"/>
+              </w:rPr>
+            </w:pPr>
+            <w:r>
+              <w:rPr>
+                <w:rFonts w:hint="default" w:ascii="Times New Roman" w:hAnsi="Times New Roman" w:eastAsia="宋体" w:cs="Times New Roman"/>
+                <w:i w:val="0"/>
+                <w:iCs w:val="0"/>
+                <w:color w:val="auto"/>
+                <w:kern w:val="0"/>
+                <w:sz w:val="18"/>
+                <w:szCs w:val="18"/>
+                <w:u w:val="none"/>
+                <w:lang w:val="en-US" w:eastAsia="zh-CN" w:bidi="ar"/>
+              </w:rPr>
+              <w:t>FDA</w:t>
+            </w:r>
+          </w:p>
+        </w:tc>
+      </w:tr>
+      <w:tr>
+        <w:tblPrEx>
+          <w:tblBorders>
+            <w:top w:val="dotted" w:color="A5A5A5" w:sz="4" w:space="0"/>
+            <w:left w:val="dotted" w:color="A5A5A5" w:sz="4" w:space="0"/>
+            <w:bottom w:val="dotted" w:color="A5A5A5" w:sz="4" w:space="0"/>
+            <w:right w:val="dotted" w:color="A5A5A5" w:sz="4" w:space="0"/>
+            <w:insideH w:val="dotted" w:color="A5A5A5" w:sz="4" w:space="0"/>
+            <w:insideV w:val="dotted" w:color="A5A5A5" w:sz="4" w:space="0"/>
+          </w:tblBorders>
+          <w:shd w:val="clear" w:color="auto" w:fill="auto"/>
+          <w:tblCellMar>
+            <w:top w:w="0" w:type="dxa"/>
+            <w:left w:w="108" w:type="dxa"/>
+            <w:bottom w:w="0" w:type="dxa"/>
+            <w:right w:w="108" w:type="dxa"/>
+          </w:tblCellMar>
+        </w:tblPrEx>
+        <w:trPr>
+          <w:trHeight w:val="465" w:hRule="atLeast"/>
+        </w:trPr>
+        <w:tc>
+          <w:tcPr>
+            <w:tcW w:w="906" w:type="dxa"/>
+            <w:tcBorders>
+              <w:tl2br w:val="nil"/>
+              <w:tr2bl w:val="nil"/>
+            </w:tcBorders>
+            <w:shd w:val="clear" w:color="auto" w:fill="auto"/>
+            <w:vAlign w:val="center"/>
+          </w:tcPr>
+          <w:p>
+            <w:pPr>
+              <w:keepNext w:val="0"/>
+              <w:keepLines w:val="0"/>
+              <w:widowControl/>
+              <w:suppressLineNumbers w:val="0"/>
+              <w:spacing w:line="240" w:lineRule="auto"/>
+              <w:jc w:val="center"/>
+              <w:textAlignment w:val="center"/>
+              <w:rPr>
+                <w:rFonts w:hint="eastAsia" w:ascii="微软雅黑" w:hAnsi="微软雅黑" w:eastAsia="微软雅黑" w:cs="微软雅黑"/>
+                <w:i w:val="0"/>
+                <w:iCs w:val="0"/>
+                <w:color w:val="000000"/>
+                <w:sz w:val="18"/>
+                <w:szCs w:val="18"/>
+                <w:u w:val="none"/>
+              </w:rPr>
+            </w:pPr>
+            <w:r>
+              <w:rPr>
+                <w:rFonts w:hint="eastAsia" w:ascii="微软雅黑" w:hAnsi="微软雅黑" w:eastAsia="微软雅黑" w:cs="微软雅黑"/>
+                <w:i w:val="0"/>
+                <w:iCs w:val="0"/>
+                <w:color w:val="000000"/>
+                <w:kern w:val="0"/>
+                <w:sz w:val="18"/>
+                <w:szCs w:val="18"/>
+                <w:u w:val="none"/>
+                <w:lang w:val="en-US" w:eastAsia="zh-CN" w:bidi="ar"/>
+              </w:rPr>
+              <w:t>汉斯状</w:t>
+            </w:r>
+          </w:p>
+        </w:tc>
+        <w:tc>
+          <w:tcPr>
+            <w:tcW w:w="1486" w:type="dxa"/>
+            <w:tcBorders>
+              <w:tl2br w:val="nil"/>
+              <w:tr2bl w:val="nil"/>
+            </w:tcBorders>
+            <w:shd w:val="clear" w:color="auto" w:fill="auto"/>
+            <w:vAlign w:val="center"/>
+          </w:tcPr>
+          <w:p>
+            <w:pPr>
+              <w:keepNext w:val="0"/>
+              <w:keepLines w:val="0"/>
+              <w:widowControl/>
+              <w:suppressLineNumbers w:val="0"/>
+              <w:spacing w:line="240" w:lineRule="auto"/>
+              <w:jc w:val="center"/>
+              <w:textAlignment w:val="center"/>
+              <w:rPr>
+                <w:rFonts w:hint="default" w:ascii="Times New Roman" w:hAnsi="Times New Roman" w:eastAsia="宋体" w:cs="Times New Roman"/>
+                <w:i w:val="0"/>
+                <w:iCs w:val="0"/>
+                <w:color w:val="000000"/>
+                <w:sz w:val="18"/>
+                <w:szCs w:val="18"/>
+                <w:u w:val="none"/>
+              </w:rPr>
+            </w:pPr>
+            <w:r>
+              <w:rPr>
+                <w:rFonts w:hint="default" w:ascii="Times New Roman" w:hAnsi="Times New Roman" w:eastAsia="宋体" w:cs="Times New Roman"/>
+                <w:i w:val="0"/>
+                <w:iCs w:val="0"/>
+                <w:color w:val="000000"/>
+                <w:kern w:val="0"/>
+                <w:sz w:val="18"/>
+                <w:szCs w:val="18"/>
+                <w:u w:val="none"/>
+                <w:lang w:val="en-US" w:eastAsia="zh-CN" w:bidi="ar"/>
+              </w:rPr>
+              <w:t>Serplulimab</w:t>
+            </w:r>
+          </w:p>
+        </w:tc>
+        <w:tc>
+          <w:tcPr>
+            <w:tcW w:w="1630" w:type="dxa"/>
+            <w:tcBorders>
+              <w:tl2br w:val="nil"/>
+              <w:tr2bl w:val="nil"/>
+            </w:tcBorders>
+            <w:shd w:val="clear" w:color="auto" w:fill="auto"/>
+            <w:vAlign w:val="center"/>
+          </w:tcPr>
+          <w:p>
+            <w:pPr>
+              <w:keepNext w:val="0"/>
+              <w:keepLines w:val="0"/>
+              <w:widowControl/>
+              <w:suppressLineNumbers w:val="0"/>
+              <w:spacing w:line="240" w:lineRule="auto"/>
+              <w:jc w:val="center"/>
+              <w:textAlignment w:val="center"/>
+              <w:rPr>
+                <w:rFonts w:hint="eastAsia" w:ascii="微软雅黑" w:hAnsi="微软雅黑" w:eastAsia="微软雅黑" w:cs="微软雅黑"/>
+                <w:i w:val="0"/>
+                <w:iCs w:val="0"/>
+                <w:color w:val="000000"/>
+                <w:sz w:val="18"/>
+                <w:szCs w:val="18"/>
+                <w:u w:val="none"/>
+              </w:rPr>
+            </w:pPr>
+            <w:r>
+              <w:rPr>
+                <w:rFonts w:hint="eastAsia" w:ascii="微软雅黑" w:hAnsi="微软雅黑" w:eastAsia="微软雅黑" w:cs="微软雅黑"/>
+                <w:i w:val="0"/>
+                <w:iCs w:val="0"/>
+                <w:color w:val="000000"/>
+                <w:kern w:val="0"/>
+                <w:sz w:val="18"/>
+                <w:szCs w:val="18"/>
+                <w:u w:val="none"/>
+                <w:lang w:val="en-US" w:eastAsia="zh-CN" w:bidi="ar"/>
+              </w:rPr>
+              <w:t>斯鲁利单抗</w:t>
+            </w:r>
+          </w:p>
+        </w:tc>
+        <w:tc>
+          <w:tcPr>
+            <w:tcW w:w="903" w:type="dxa"/>
+            <w:tcBorders>
+              <w:tl2br w:val="nil"/>
+              <w:tr2bl w:val="nil"/>
+            </w:tcBorders>
+            <w:shd w:val="clear" w:color="auto" w:fill="auto"/>
+            <w:vAlign w:val="center"/>
+          </w:tcPr>
+          <w:p>
+            <w:pPr>
+              <w:keepNext w:val="0"/>
+              <w:keepLines w:val="0"/>
+              <w:widowControl/>
+              <w:suppressLineNumbers w:val="0"/>
+              <w:spacing w:line="240" w:lineRule="auto"/>
+              <w:jc w:val="center"/>
+              <w:textAlignment w:val="center"/>
+              <w:rPr>
+                <w:rFonts w:hint="default" w:ascii="Times New Roman" w:hAnsi="Times New Roman" w:eastAsia="宋体" w:cs="Times New Roman"/>
+                <w:i w:val="0"/>
+                <w:iCs w:val="0"/>
+                <w:color w:val="000000"/>
+                <w:sz w:val="18"/>
+                <w:szCs w:val="18"/>
+                <w:u w:val="none"/>
+              </w:rPr>
+            </w:pPr>
+            <w:r>
+              <w:rPr>
+                <w:rFonts w:hint="default" w:ascii="Times New Roman" w:hAnsi="Times New Roman" w:eastAsia="宋体" w:cs="Times New Roman"/>
+                <w:i w:val="0"/>
+                <w:iCs w:val="0"/>
+                <w:color w:val="000000"/>
+                <w:kern w:val="0"/>
+                <w:sz w:val="18"/>
+                <w:szCs w:val="18"/>
+                <w:u w:val="none"/>
+                <w:lang w:val="en-US" w:eastAsia="zh-CN" w:bidi="ar"/>
+              </w:rPr>
+              <w:t>PD-1</w:t>
+            </w:r>
+          </w:p>
+        </w:tc>
+        <w:tc>
+          <w:tcPr>
+            <w:tcW w:w="1658" w:type="dxa"/>
+            <w:tcBorders>
+              <w:tl2br w:val="nil"/>
+              <w:tr2bl w:val="nil"/>
+            </w:tcBorders>
+            <w:shd w:val="clear" w:color="auto" w:fill="auto"/>
+            <w:vAlign w:val="center"/>
+          </w:tcPr>
+          <w:p>
+            <w:pPr>
+              <w:keepNext w:val="0"/>
+              <w:keepLines w:val="0"/>
+              <w:widowControl/>
+              <w:suppressLineNumbers w:val="0"/>
+              <w:spacing w:line="240" w:lineRule="auto"/>
+              <w:jc w:val="center"/>
+              <w:textAlignment w:val="center"/>
+              <w:rPr>
+                <w:rFonts w:hint="default" w:ascii="Times New Roman" w:hAnsi="Times New Roman" w:eastAsia="宋体" w:cs="Times New Roman"/>
+                <w:i w:val="0"/>
+                <w:iCs w:val="0"/>
+                <w:color w:val="auto"/>
+                <w:sz w:val="18"/>
+                <w:szCs w:val="18"/>
+                <w:u w:val="none"/>
+              </w:rPr>
+            </w:pPr>
+            <w:r>
+              <w:rPr>
+                <w:rFonts w:hint="default" w:ascii="Times New Roman" w:hAnsi="Times New Roman" w:eastAsia="宋体" w:cs="Times New Roman"/>
+                <w:i w:val="0"/>
+                <w:iCs w:val="0"/>
+                <w:color w:val="auto"/>
+                <w:kern w:val="0"/>
+                <w:sz w:val="18"/>
+                <w:szCs w:val="18"/>
+                <w:u w:val="none"/>
+                <w:lang w:val="en-US" w:eastAsia="zh-CN" w:bidi="ar"/>
+              </w:rPr>
+              <w:t>/</w:t>
+            </w:r>
+          </w:p>
+        </w:tc>
+        <w:tc>
+          <w:tcPr>
+            <w:tcW w:w="1658" w:type="dxa"/>
+            <w:tcBorders>
+              <w:tl2br w:val="nil"/>
+              <w:tr2bl w:val="nil"/>
+            </w:tcBorders>
+            <w:shd w:val="clear" w:color="auto" w:fill="auto"/>
+            <w:vAlign w:val="center"/>
+          </w:tcPr>
+          <w:p>
+            <w:pPr>
+              <w:keepNext w:val="0"/>
+              <w:keepLines w:val="0"/>
+              <w:widowControl/>
+              <w:suppressLineNumbers w:val="0"/>
+              <w:spacing w:line="240" w:lineRule="auto"/>
+              <w:jc w:val="center"/>
+              <w:textAlignment w:val="center"/>
+              <w:rPr>
+                <w:rFonts w:hint="default" w:ascii="Times New Roman" w:hAnsi="Times New Roman" w:eastAsia="宋体" w:cs="Times New Roman"/>
+                <w:i w:val="0"/>
+                <w:iCs w:val="0"/>
+                <w:color w:val="auto"/>
+                <w:sz w:val="18"/>
+                <w:szCs w:val="18"/>
+                <w:u w:val="none"/>
+              </w:rPr>
+            </w:pPr>
+            <w:r>
+              <w:rPr>
+                <w:rFonts w:hint="default" w:ascii="Times New Roman" w:hAnsi="Times New Roman" w:eastAsia="宋体" w:cs="Times New Roman"/>
+                <w:i w:val="0"/>
+                <w:iCs w:val="0"/>
+                <w:color w:val="auto"/>
+                <w:kern w:val="0"/>
+                <w:sz w:val="18"/>
+                <w:szCs w:val="18"/>
+                <w:u w:val="none"/>
+                <w:lang w:val="en-US" w:eastAsia="zh-CN" w:bidi="ar"/>
+              </w:rPr>
+              <w:t>/</w:t>
+            </w:r>
+          </w:p>
+        </w:tc>
+        <w:tc>
+          <w:tcPr>
+            <w:tcW w:w="1658" w:type="dxa"/>
+            <w:tcBorders>
+              <w:tl2br w:val="nil"/>
+              <w:tr2bl w:val="nil"/>
+            </w:tcBorders>
+            <w:shd w:val="clear" w:color="auto" w:fill="auto"/>
+            <w:vAlign w:val="center"/>
+          </w:tcPr>
+          <w:p>
+            <w:pPr>
+              <w:keepNext w:val="0"/>
+              <w:keepLines w:val="0"/>
+              <w:widowControl/>
+              <w:suppressLineNumbers w:val="0"/>
+              <w:spacing w:line="240" w:lineRule="auto"/>
+              <w:jc w:val="center"/>
+              <w:textAlignment w:val="center"/>
+              <w:rPr>
+                <w:rFonts w:hint="default" w:ascii="Times New Roman" w:hAnsi="Times New Roman" w:eastAsia="宋体" w:cs="Times New Roman"/>
+                <w:i w:val="0"/>
+                <w:iCs w:val="0"/>
+                <w:color w:val="auto"/>
+                <w:kern w:val="0"/>
+                <w:sz w:val="18"/>
+                <w:szCs w:val="18"/>
+                <w:u w:val="none"/>
+                <w:lang w:val="en-US" w:eastAsia="zh-CN" w:bidi="ar"/>
+              </w:rPr>
+            </w:pPr>
+            <w:r>
+              <w:rPr>
+                <w:rFonts w:hint="default" w:ascii="Times New Roman" w:hAnsi="Times New Roman" w:eastAsia="宋体" w:cs="Times New Roman"/>
+                <w:i w:val="0"/>
+                <w:iCs w:val="0"/>
+                <w:color w:val="auto"/>
+                <w:kern w:val="0"/>
+                <w:sz w:val="18"/>
+                <w:szCs w:val="18"/>
+                <w:u w:val="none"/>
+                <w:lang w:val="en-US" w:eastAsia="zh-CN" w:bidi="ar"/>
+              </w:rPr>
+              <w:t>NMPA</w:t>
+            </w:r>
+          </w:p>
+        </w:tc>
+      </w:tr>
+      <w:tr>
+        <w:tblPrEx>
+          <w:tblBorders>
+            <w:top w:val="dotted" w:color="A5A5A5" w:sz="4" w:space="0"/>
+            <w:left w:val="dotted" w:color="A5A5A5" w:sz="4" w:space="0"/>
+            <w:bottom w:val="dotted" w:color="A5A5A5" w:sz="4" w:space="0"/>
+            <w:right w:val="dotted" w:color="A5A5A5" w:sz="4" w:space="0"/>
+            <w:insideH w:val="dotted" w:color="A5A5A5" w:sz="4" w:space="0"/>
+            <w:insideV w:val="dotted" w:color="A5A5A5" w:sz="4" w:space="0"/>
+          </w:tblBorders>
+          <w:shd w:val="clear" w:color="auto" w:fill="auto"/>
+          <w:tblCellMar>
+            <w:top w:w="0" w:type="dxa"/>
+            <w:left w:w="108" w:type="dxa"/>
+            <w:bottom w:w="0" w:type="dxa"/>
+            <w:right w:w="108" w:type="dxa"/>
+          </w:tblCellMar>
+        </w:tblPrEx>
+        <w:trPr>
+          <w:trHeight w:val="465" w:hRule="atLeast"/>
+        </w:trPr>
+        <w:tc>
+          <w:tcPr>
+            <w:tcW w:w="906" w:type="dxa"/>
+            <w:tcBorders>
+              <w:tl2br w:val="nil"/>
+              <w:tr2bl w:val="nil"/>
+            </w:tcBorders>
+            <w:shd w:val="clear" w:color="auto" w:fill="auto"/>
+            <w:vAlign w:val="center"/>
+          </w:tcPr>
+          <w:p>
+            <w:pPr>
+              <w:keepNext w:val="0"/>
+              <w:keepLines w:val="0"/>
+              <w:widowControl/>
+              <w:suppressLineNumbers w:val="0"/>
+              <w:spacing w:line="240" w:lineRule="auto"/>
+              <w:jc w:val="center"/>
+              <w:textAlignment w:val="center"/>
+              <w:rPr>
+                <w:rFonts w:hint="eastAsia" w:ascii="微软雅黑" w:hAnsi="微软雅黑" w:eastAsia="微软雅黑" w:cs="微软雅黑"/>
+                <w:i w:val="0"/>
+                <w:iCs w:val="0"/>
+                <w:color w:val="auto"/>
+                <w:sz w:val="18"/>
+                <w:szCs w:val="18"/>
+                <w:u w:val="none"/>
+              </w:rPr>
+            </w:pPr>
+            <w:r>
+              <w:rPr>
+                <w:rFonts w:hint="eastAsia" w:ascii="微软雅黑" w:hAnsi="微软雅黑" w:eastAsia="微软雅黑" w:cs="微软雅黑"/>
+                <w:i w:val="0"/>
+                <w:iCs w:val="0"/>
+                <w:color w:val="auto"/>
+                <w:kern w:val="0"/>
+                <w:sz w:val="18"/>
+                <w:szCs w:val="18"/>
+                <w:u w:val="none"/>
+                <w:lang w:val="en-US" w:eastAsia="zh-CN" w:bidi="ar"/>
+              </w:rPr>
+              <w:t>普佑恒</w:t>
+            </w:r>
+          </w:p>
+        </w:tc>
+        <w:tc>
+          <w:tcPr>
+            <w:tcW w:w="1486" w:type="dxa"/>
+            <w:tcBorders>
+              <w:tl2br w:val="nil"/>
+              <w:tr2bl w:val="nil"/>
+            </w:tcBorders>
+            <w:shd w:val="clear" w:color="auto" w:fill="auto"/>
+            <w:vAlign w:val="center"/>
+          </w:tcPr>
+          <w:p>
+            <w:pPr>
+              <w:keepNext w:val="0"/>
+              <w:keepLines w:val="0"/>
+              <w:widowControl/>
+              <w:suppressLineNumbers w:val="0"/>
+              <w:spacing w:line="240" w:lineRule="auto"/>
+              <w:jc w:val="center"/>
+              <w:textAlignment w:val="center"/>
+              <w:rPr>
+                <w:rFonts w:hint="default" w:ascii="Times New Roman" w:hAnsi="Times New Roman" w:eastAsia="宋体" w:cs="Times New Roman"/>
+                <w:i w:val="0"/>
+                <w:iCs w:val="0"/>
+                <w:color w:val="auto"/>
+                <w:sz w:val="18"/>
+                <w:szCs w:val="18"/>
+                <w:u w:val="none"/>
+              </w:rPr>
+            </w:pPr>
+            <w:r>
+              <w:rPr>
+                <w:rFonts w:hint="default" w:ascii="Times New Roman" w:hAnsi="Times New Roman" w:eastAsia="宋体" w:cs="Times New Roman"/>
+                <w:i w:val="0"/>
+                <w:iCs w:val="0"/>
+                <w:color w:val="auto"/>
+                <w:kern w:val="0"/>
+                <w:sz w:val="18"/>
+                <w:szCs w:val="18"/>
+                <w:u w:val="none"/>
+                <w:lang w:val="en-US" w:eastAsia="zh-CN" w:bidi="ar"/>
+              </w:rPr>
+              <w:t>Pucotenlimab</w:t>
+            </w:r>
+          </w:p>
+        </w:tc>
+        <w:tc>
+          <w:tcPr>
+            <w:tcW w:w="1630" w:type="dxa"/>
+            <w:tcBorders>
+              <w:tl2br w:val="nil"/>
+              <w:tr2bl w:val="nil"/>
+            </w:tcBorders>
+            <w:shd w:val="clear" w:color="auto" w:fill="auto"/>
+            <w:vAlign w:val="center"/>
+          </w:tcPr>
+          <w:p>
+            <w:pPr>
+              <w:keepNext w:val="0"/>
+              <w:keepLines w:val="0"/>
+              <w:widowControl/>
+              <w:suppressLineNumbers w:val="0"/>
+              <w:spacing w:line="240" w:lineRule="auto"/>
+              <w:jc w:val="center"/>
+              <w:textAlignment w:val="center"/>
+              <w:rPr>
+                <w:rFonts w:hint="eastAsia" w:ascii="微软雅黑" w:hAnsi="微软雅黑" w:eastAsia="微软雅黑" w:cs="微软雅黑"/>
+                <w:i w:val="0"/>
+                <w:iCs w:val="0"/>
+                <w:color w:val="auto"/>
+                <w:sz w:val="18"/>
+                <w:szCs w:val="18"/>
+                <w:u w:val="none"/>
+              </w:rPr>
+            </w:pPr>
+            <w:r>
+              <w:rPr>
+                <w:rFonts w:hint="eastAsia" w:ascii="微软雅黑" w:hAnsi="微软雅黑" w:eastAsia="微软雅黑" w:cs="微软雅黑"/>
+                <w:i w:val="0"/>
+                <w:iCs w:val="0"/>
+                <w:color w:val="auto"/>
+                <w:kern w:val="0"/>
+                <w:sz w:val="18"/>
+                <w:szCs w:val="18"/>
+                <w:u w:val="none"/>
+                <w:lang w:val="en-US" w:eastAsia="zh-CN" w:bidi="ar"/>
+              </w:rPr>
+              <w:t>普特利单抗</w:t>
+            </w:r>
+          </w:p>
+        </w:tc>
+        <w:tc>
+          <w:tcPr>
+            <w:tcW w:w="903" w:type="dxa"/>
+            <w:tcBorders>
+              <w:tl2br w:val="nil"/>
+              <w:tr2bl w:val="nil"/>
+            </w:tcBorders>
+            <w:shd w:val="clear" w:color="auto" w:fill="auto"/>
+            <w:vAlign w:val="center"/>
+          </w:tcPr>
+          <w:p>
+            <w:pPr>
+              <w:keepNext w:val="0"/>
+              <w:keepLines w:val="0"/>
+              <w:widowControl/>
+              <w:suppressLineNumbers w:val="0"/>
+              <w:spacing w:line="240" w:lineRule="auto"/>
+              <w:jc w:val="center"/>
+              <w:textAlignment w:val="center"/>
+              <w:rPr>
+                <w:rFonts w:hint="default" w:ascii="Times New Roman" w:hAnsi="Times New Roman" w:eastAsia="宋体" w:cs="Times New Roman"/>
+                <w:i w:val="0"/>
+                <w:iCs w:val="0"/>
+                <w:color w:val="auto"/>
+                <w:sz w:val="18"/>
+                <w:szCs w:val="18"/>
+                <w:u w:val="none"/>
+              </w:rPr>
+            </w:pPr>
+            <w:r>
+              <w:rPr>
+                <w:rFonts w:hint="default" w:ascii="Times New Roman" w:hAnsi="Times New Roman" w:eastAsia="宋体" w:cs="Times New Roman"/>
+                <w:i w:val="0"/>
+                <w:iCs w:val="0"/>
+                <w:color w:val="auto"/>
+                <w:kern w:val="0"/>
+                <w:sz w:val="18"/>
+                <w:szCs w:val="18"/>
+                <w:u w:val="none"/>
+                <w:lang w:val="en-US" w:eastAsia="zh-CN" w:bidi="ar"/>
+              </w:rPr>
+              <w:t>PD-1</w:t>
+            </w:r>
+          </w:p>
+        </w:tc>
+        <w:tc>
+          <w:tcPr>
+            <w:tcW w:w="1658" w:type="dxa"/>
+            <w:tcBorders>
+              <w:tl2br w:val="nil"/>
+              <w:tr2bl w:val="nil"/>
+            </w:tcBorders>
+            <w:shd w:val="clear" w:color="auto" w:fill="auto"/>
+            <w:vAlign w:val="center"/>
+          </w:tcPr>
+          <w:p>
+            <w:pPr>
+              <w:keepNext w:val="0"/>
+              <w:keepLines w:val="0"/>
+              <w:widowControl/>
+              <w:suppressLineNumbers w:val="0"/>
+              <w:spacing w:line="240" w:lineRule="auto"/>
+              <w:jc w:val="center"/>
+              <w:textAlignment w:val="center"/>
+              <w:rPr>
+                <w:rFonts w:hint="default" w:ascii="Times New Roman" w:hAnsi="Times New Roman" w:eastAsia="宋体" w:cs="Times New Roman"/>
+                <w:i w:val="0"/>
+                <w:iCs w:val="0"/>
+                <w:color w:val="auto"/>
+                <w:sz w:val="18"/>
+                <w:szCs w:val="18"/>
+                <w:u w:val="none"/>
+              </w:rPr>
+            </w:pPr>
+            <w:r>
+              <w:rPr>
+                <w:rFonts w:hint="default" w:ascii="Times New Roman" w:hAnsi="Times New Roman" w:eastAsia="宋体" w:cs="Times New Roman"/>
+                <w:i w:val="0"/>
+                <w:iCs w:val="0"/>
+                <w:color w:val="auto"/>
+                <w:kern w:val="0"/>
+                <w:sz w:val="18"/>
+                <w:szCs w:val="18"/>
+                <w:u w:val="none"/>
+                <w:lang w:val="en-US" w:eastAsia="zh-CN" w:bidi="ar"/>
+              </w:rPr>
+              <w:t>/</w:t>
+            </w:r>
+          </w:p>
+        </w:tc>
+        <w:tc>
+          <w:tcPr>
+            <w:tcW w:w="1658" w:type="dxa"/>
+            <w:tcBorders>
+              <w:tl2br w:val="nil"/>
+              <w:tr2bl w:val="nil"/>
+            </w:tcBorders>
+            <w:shd w:val="clear" w:color="auto" w:fill="auto"/>
+            <w:vAlign w:val="center"/>
+          </w:tcPr>
+          <w:p>
+            <w:pPr>
+              <w:keepNext w:val="0"/>
+              <w:keepLines w:val="0"/>
+              <w:widowControl/>
+              <w:suppressLineNumbers w:val="0"/>
+              <w:spacing w:line="240" w:lineRule="auto"/>
+              <w:jc w:val="center"/>
+              <w:textAlignment w:val="center"/>
+              <w:rPr>
+                <w:rFonts w:hint="default" w:ascii="Times New Roman" w:hAnsi="Times New Roman" w:eastAsia="宋体" w:cs="Times New Roman"/>
+                <w:i w:val="0"/>
+                <w:iCs w:val="0"/>
+                <w:color w:val="auto"/>
+                <w:sz w:val="18"/>
+                <w:szCs w:val="18"/>
+                <w:u w:val="none"/>
+              </w:rPr>
+            </w:pPr>
+            <w:r>
+              <w:rPr>
+                <w:rFonts w:hint="default" w:ascii="Times New Roman" w:hAnsi="Times New Roman" w:eastAsia="宋体" w:cs="Times New Roman"/>
+                <w:i w:val="0"/>
+                <w:iCs w:val="0"/>
+                <w:color w:val="auto"/>
+                <w:kern w:val="0"/>
+                <w:sz w:val="18"/>
+                <w:szCs w:val="18"/>
+                <w:u w:val="none"/>
+                <w:lang w:val="en-US" w:eastAsia="zh-CN" w:bidi="ar"/>
+              </w:rPr>
+              <w:t>/</w:t>
+            </w:r>
+          </w:p>
+        </w:tc>
+        <w:tc>
+          <w:tcPr>
+            <w:tcW w:w="1658" w:type="dxa"/>
+            <w:tcBorders>
+              <w:tl2br w:val="nil"/>
+              <w:tr2bl w:val="nil"/>
+            </w:tcBorders>
+            <w:shd w:val="clear" w:color="auto" w:fill="auto"/>
+            <w:vAlign w:val="center"/>
+          </w:tcPr>
+          <w:p>
+            <w:pPr>
+              <w:keepNext w:val="0"/>
+              <w:keepLines w:val="0"/>
+              <w:widowControl/>
+              <w:suppressLineNumbers w:val="0"/>
+              <w:spacing w:line="240" w:lineRule="auto"/>
+              <w:jc w:val="center"/>
+              <w:textAlignment w:val="center"/>
+              <w:rPr>
+                <w:rFonts w:hint="default" w:ascii="Times New Roman" w:hAnsi="Times New Roman" w:eastAsia="宋体" w:cs="Times New Roman"/>
+                <w:i w:val="0"/>
+                <w:iCs w:val="0"/>
+                <w:color w:val="auto"/>
+                <w:kern w:val="0"/>
+                <w:sz w:val="18"/>
+                <w:szCs w:val="18"/>
+                <w:u w:val="none"/>
+                <w:lang w:val="en-US" w:eastAsia="zh-CN" w:bidi="ar"/>
+              </w:rPr>
+            </w:pPr>
+            <w:r>
+              <w:rPr>
+                <w:rFonts w:hint="default" w:ascii="Times New Roman" w:hAnsi="Times New Roman" w:eastAsia="宋体" w:cs="Times New Roman"/>
+                <w:i w:val="0"/>
+                <w:iCs w:val="0"/>
+                <w:color w:val="auto"/>
+                <w:kern w:val="0"/>
+                <w:sz w:val="18"/>
+                <w:szCs w:val="18"/>
+                <w:u w:val="none"/>
+                <w:lang w:val="en-US" w:eastAsia="zh-CN" w:bidi="ar"/>
+              </w:rPr>
+              <w:t>NMPA</w:t>
+            </w:r>
+          </w:p>
+        </w:tc>
+      </w:tr>
+      <w:tr>
+        <w:tblPrEx>
+          <w:tblBorders>
+            <w:top w:val="dotted" w:color="A5A5A5" w:sz="4" w:space="0"/>
+            <w:left w:val="dotted" w:color="A5A5A5" w:sz="4" w:space="0"/>
+            <w:bottom w:val="dotted" w:color="A5A5A5" w:sz="4" w:space="0"/>
+            <w:right w:val="dotted" w:color="A5A5A5" w:sz="4" w:space="0"/>
+            <w:insideH w:val="dotted" w:color="A5A5A5" w:sz="4" w:space="0"/>
+            <w:insideV w:val="dotted" w:color="A5A5A5" w:sz="4" w:space="0"/>
+          </w:tblBorders>
+          <w:shd w:val="clear" w:color="auto" w:fill="auto"/>
+          <w:tblCellMar>
+            <w:top w:w="0" w:type="dxa"/>
+            <w:left w:w="108" w:type="dxa"/>
+            <w:bottom w:w="0" w:type="dxa"/>
+            <w:right w:w="108" w:type="dxa"/>
+          </w:tblCellMar>
+        </w:tblPrEx>
+        <w:trPr>
+          <w:trHeight w:val="465" w:hRule="atLeast"/>
+        </w:trPr>
+        <w:tc>
+          <w:tcPr>
+            <w:tcW w:w="906" w:type="dxa"/>
+            <w:tcBorders>
+              <w:tl2br w:val="nil"/>
+              <w:tr2bl w:val="nil"/>
+            </w:tcBorders>
+            <w:shd w:val="clear" w:color="auto" w:fill="auto"/>
+            <w:vAlign w:val="center"/>
+          </w:tcPr>
+          <w:p>
+            <w:pPr>
+              <w:keepNext w:val="0"/>
+              <w:keepLines w:val="0"/>
+              <w:widowControl/>
+              <w:suppressLineNumbers w:val="0"/>
+              <w:spacing w:line="240" w:lineRule="auto"/>
+              <w:jc w:val="center"/>
+              <w:textAlignment w:val="center"/>
+              <w:rPr>
+                <w:rFonts w:hint="default" w:ascii="Times New Roman" w:hAnsi="Times New Roman" w:eastAsia="宋体" w:cs="Times New Roman"/>
+                <w:i w:val="0"/>
+                <w:iCs w:val="0"/>
+                <w:color w:val="000000"/>
+                <w:sz w:val="18"/>
+                <w:szCs w:val="18"/>
+                <w:u w:val="none"/>
+              </w:rPr>
+            </w:pPr>
+            <w:r>
+              <w:rPr>
+                <w:rFonts w:hint="default" w:ascii="Times New Roman" w:hAnsi="Times New Roman" w:eastAsia="宋体" w:cs="Times New Roman"/>
+                <w:i w:val="0"/>
+                <w:iCs w:val="0"/>
+                <w:color w:val="000000"/>
+                <w:kern w:val="0"/>
+                <w:sz w:val="18"/>
+                <w:szCs w:val="18"/>
+                <w:u w:val="none"/>
+                <w:lang w:val="en-US" w:eastAsia="zh-CN" w:bidi="ar"/>
+              </w:rPr>
+              <w:t>IMJUDO</w:t>
+            </w:r>
+          </w:p>
+        </w:tc>
+        <w:tc>
+          <w:tcPr>
+            <w:tcW w:w="1486" w:type="dxa"/>
+            <w:tcBorders>
+              <w:tl2br w:val="nil"/>
+              <w:tr2bl w:val="nil"/>
+            </w:tcBorders>
+            <w:shd w:val="clear" w:color="auto" w:fill="auto"/>
+            <w:vAlign w:val="center"/>
+          </w:tcPr>
+          <w:p>
+            <w:pPr>
+              <w:keepNext w:val="0"/>
+              <w:keepLines w:val="0"/>
+              <w:widowControl/>
+              <w:suppressLineNumbers w:val="0"/>
+              <w:spacing w:line="240" w:lineRule="auto"/>
+              <w:jc w:val="center"/>
+              <w:textAlignment w:val="center"/>
+              <w:rPr>
+                <w:rFonts w:hint="default" w:ascii="Times New Roman" w:hAnsi="Times New Roman" w:eastAsia="宋体" w:cs="Times New Roman"/>
+                <w:i w:val="0"/>
+                <w:iCs w:val="0"/>
+                <w:color w:val="000000"/>
+                <w:sz w:val="18"/>
+                <w:szCs w:val="18"/>
+                <w:u w:val="none"/>
+              </w:rPr>
+            </w:pPr>
+            <w:r>
+              <w:rPr>
+                <w:rFonts w:hint="default" w:ascii="Times New Roman" w:hAnsi="Times New Roman" w:eastAsia="宋体" w:cs="Times New Roman"/>
+                <w:i w:val="0"/>
+                <w:iCs w:val="0"/>
+                <w:color w:val="000000"/>
+                <w:kern w:val="0"/>
+                <w:sz w:val="18"/>
+                <w:szCs w:val="18"/>
+                <w:u w:val="none"/>
+                <w:lang w:val="en-US" w:eastAsia="zh-CN" w:bidi="ar"/>
+              </w:rPr>
+              <w:t>Tremelimumab</w:t>
+            </w:r>
+          </w:p>
+        </w:tc>
+        <w:tc>
+          <w:tcPr>
+            <w:tcW w:w="1630" w:type="dxa"/>
+            <w:tcBorders>
+              <w:tl2br w:val="nil"/>
+              <w:tr2bl w:val="nil"/>
+            </w:tcBorders>
+            <w:shd w:val="clear" w:color="auto" w:fill="auto"/>
+            <w:vAlign w:val="center"/>
+          </w:tcPr>
+          <w:p>
+            <w:pPr>
+              <w:keepNext w:val="0"/>
+              <w:keepLines w:val="0"/>
+              <w:widowControl/>
+              <w:suppressLineNumbers w:val="0"/>
+              <w:spacing w:line="240" w:lineRule="auto"/>
+              <w:jc w:val="center"/>
+              <w:textAlignment w:val="center"/>
+              <w:rPr>
+                <w:rFonts w:hint="eastAsia" w:ascii="微软雅黑" w:hAnsi="微软雅黑" w:eastAsia="微软雅黑" w:cs="微软雅黑"/>
+                <w:i w:val="0"/>
+                <w:iCs w:val="0"/>
+                <w:color w:val="000000"/>
+                <w:sz w:val="18"/>
+                <w:szCs w:val="18"/>
+                <w:u w:val="none"/>
+              </w:rPr>
+            </w:pPr>
+            <w:r>
+              <w:rPr>
+                <w:rFonts w:hint="eastAsia" w:ascii="微软雅黑" w:hAnsi="微软雅黑" w:eastAsia="微软雅黑" w:cs="微软雅黑"/>
+                <w:i w:val="0"/>
+                <w:iCs w:val="0"/>
+                <w:color w:val="000000"/>
+                <w:kern w:val="0"/>
+                <w:sz w:val="18"/>
+                <w:szCs w:val="18"/>
+                <w:u w:val="none"/>
+                <w:lang w:val="en-US" w:eastAsia="zh-CN" w:bidi="ar"/>
+              </w:rPr>
+              <w:t>暂无</w:t>
+            </w:r>
+          </w:p>
+        </w:tc>
+        <w:tc>
+          <w:tcPr>
+            <w:tcW w:w="903" w:type="dxa"/>
+            <w:tcBorders>
+              <w:tl2br w:val="nil"/>
+              <w:tr2bl w:val="nil"/>
+            </w:tcBorders>
+            <w:shd w:val="clear" w:color="auto" w:fill="auto"/>
+            <w:vAlign w:val="center"/>
+          </w:tcPr>
+          <w:p>
+            <w:pPr>
+              <w:keepNext w:val="0"/>
+              <w:keepLines w:val="0"/>
+              <w:widowControl/>
+              <w:suppressLineNumbers w:val="0"/>
+              <w:spacing w:line="240" w:lineRule="auto"/>
+              <w:jc w:val="center"/>
+              <w:textAlignment w:val="center"/>
+              <w:rPr>
+                <w:rFonts w:hint="default" w:ascii="Times New Roman" w:hAnsi="Times New Roman" w:eastAsia="宋体" w:cs="Times New Roman"/>
+                <w:i w:val="0"/>
+                <w:iCs w:val="0"/>
+                <w:color w:val="000000"/>
+                <w:sz w:val="18"/>
+                <w:szCs w:val="18"/>
+                <w:u w:val="none"/>
+              </w:rPr>
+            </w:pPr>
+            <w:r>
+              <w:rPr>
+                <w:rFonts w:hint="default" w:ascii="Times New Roman" w:hAnsi="Times New Roman" w:eastAsia="宋体" w:cs="Times New Roman"/>
+                <w:i w:val="0"/>
+                <w:iCs w:val="0"/>
+                <w:color w:val="000000"/>
+                <w:kern w:val="0"/>
+                <w:sz w:val="18"/>
+                <w:szCs w:val="18"/>
+                <w:u w:val="none"/>
+                <w:lang w:val="en-US" w:eastAsia="zh-CN" w:bidi="ar"/>
+              </w:rPr>
+              <w:t>CTLA-4</w:t>
+            </w:r>
+          </w:p>
+        </w:tc>
+        <w:tc>
+          <w:tcPr>
+            <w:tcW w:w="1658" w:type="dxa"/>
+            <w:tcBorders>
+              <w:tl2br w:val="nil"/>
+              <w:tr2bl w:val="nil"/>
+            </w:tcBorders>
+            <w:shd w:val="clear" w:color="auto" w:fill="auto"/>
+            <w:vAlign w:val="center"/>
+          </w:tcPr>
+          <w:p>
+            <w:pPr>
+              <w:keepNext w:val="0"/>
+              <w:keepLines w:val="0"/>
+              <w:widowControl/>
+              <w:suppressLineNumbers w:val="0"/>
+              <w:spacing w:line="240" w:lineRule="auto"/>
+              <w:jc w:val="center"/>
+              <w:textAlignment w:val="center"/>
+              <w:rPr>
+                <w:rFonts w:hint="default" w:ascii="Times New Roman" w:hAnsi="Times New Roman" w:eastAsia="宋体" w:cs="Times New Roman"/>
+                <w:i w:val="0"/>
+                <w:iCs w:val="0"/>
+                <w:color w:val="auto"/>
+                <w:sz w:val="18"/>
+                <w:szCs w:val="18"/>
+                <w:u w:val="none"/>
+              </w:rPr>
+            </w:pPr>
+            <w:r>
+              <w:rPr>
+                <w:rFonts w:hint="default" w:ascii="Times New Roman" w:hAnsi="Times New Roman" w:eastAsia="宋体" w:cs="Times New Roman"/>
+                <w:i w:val="0"/>
+                <w:iCs w:val="0"/>
+                <w:color w:val="auto"/>
+                <w:kern w:val="0"/>
+                <w:sz w:val="18"/>
+                <w:szCs w:val="18"/>
+                <w:u w:val="none"/>
+                <w:lang w:val="en-US" w:eastAsia="zh-CN" w:bidi="ar"/>
+              </w:rPr>
+              <w:t>FDA</w:t>
+            </w:r>
+          </w:p>
+        </w:tc>
+        <w:tc>
+          <w:tcPr>
+            <w:tcW w:w="1658" w:type="dxa"/>
+            <w:tcBorders>
+              <w:tl2br w:val="nil"/>
+              <w:tr2bl w:val="nil"/>
+            </w:tcBorders>
+            <w:shd w:val="clear" w:color="auto" w:fill="auto"/>
+            <w:vAlign w:val="center"/>
+          </w:tcPr>
+          <w:p>
+            <w:pPr>
+              <w:keepNext w:val="0"/>
+              <w:keepLines w:val="0"/>
+              <w:widowControl/>
+              <w:suppressLineNumbers w:val="0"/>
+              <w:spacing w:line="240" w:lineRule="auto"/>
+              <w:jc w:val="center"/>
+              <w:textAlignment w:val="center"/>
+              <w:rPr>
+                <w:rFonts w:hint="default" w:ascii="Times New Roman" w:hAnsi="Times New Roman" w:eastAsia="宋体" w:cs="Times New Roman"/>
+                <w:i w:val="0"/>
+                <w:iCs w:val="0"/>
+                <w:color w:val="auto"/>
+                <w:sz w:val="18"/>
+                <w:szCs w:val="18"/>
+                <w:u w:val="none"/>
+              </w:rPr>
+            </w:pPr>
+            <w:r>
+              <w:rPr>
+                <w:rFonts w:hint="default" w:ascii="Times New Roman" w:hAnsi="Times New Roman" w:eastAsia="宋体" w:cs="Times New Roman"/>
+                <w:i w:val="0"/>
+                <w:iCs w:val="0"/>
+                <w:color w:val="auto"/>
+                <w:kern w:val="0"/>
+                <w:sz w:val="18"/>
+                <w:szCs w:val="18"/>
+                <w:u w:val="none"/>
+                <w:lang w:val="en-US" w:eastAsia="zh-CN" w:bidi="ar"/>
+              </w:rPr>
+              <w:t>/</w:t>
+            </w:r>
+          </w:p>
+        </w:tc>
+        <w:tc>
+          <w:tcPr>
+            <w:tcW w:w="1658" w:type="dxa"/>
+            <w:tcBorders>
+              <w:tl2br w:val="nil"/>
+              <w:tr2bl w:val="nil"/>
+            </w:tcBorders>
+            <w:shd w:val="clear" w:color="auto" w:fill="auto"/>
+            <w:vAlign w:val="center"/>
+          </w:tcPr>
+          <w:p>
+            <w:pPr>
+              <w:keepNext w:val="0"/>
+              <w:keepLines w:val="0"/>
+              <w:widowControl/>
+              <w:suppressLineNumbers w:val="0"/>
+              <w:spacing w:line="240" w:lineRule="auto"/>
+              <w:jc w:val="center"/>
+              <w:textAlignment w:val="center"/>
+              <w:rPr>
+                <w:rFonts w:hint="default" w:ascii="Times New Roman" w:hAnsi="Times New Roman" w:eastAsia="宋体" w:cs="Times New Roman"/>
+                <w:i w:val="0"/>
+                <w:iCs w:val="0"/>
+                <w:color w:val="auto"/>
+                <w:kern w:val="0"/>
+                <w:sz w:val="18"/>
+                <w:szCs w:val="18"/>
+                <w:u w:val="none"/>
+                <w:lang w:val="en-US" w:eastAsia="zh-CN" w:bidi="ar"/>
+              </w:rPr>
+            </w:pPr>
+            <w:r>
+              <w:rPr>
+                <w:rFonts w:hint="default" w:ascii="Times New Roman" w:hAnsi="Times New Roman" w:eastAsia="宋体" w:cs="Times New Roman"/>
+                <w:i w:val="0"/>
+                <w:iCs w:val="0"/>
+                <w:color w:val="auto"/>
+                <w:kern w:val="0"/>
+                <w:sz w:val="18"/>
+                <w:szCs w:val="18"/>
+                <w:u w:val="none"/>
+                <w:lang w:val="en-US" w:eastAsia="zh-CN" w:bidi="ar"/>
+              </w:rPr>
+              <w:t>/</w:t>
+            </w:r>
+          </w:p>
+        </w:tc>
+      </w:tr>
+      <w:tr>
+        <w:tblPrEx>
+          <w:tblBorders>
+            <w:top w:val="dotted" w:color="A5A5A5" w:sz="4" w:space="0"/>
+            <w:left w:val="dotted" w:color="A5A5A5" w:sz="4" w:space="0"/>
+            <w:bottom w:val="dotted" w:color="A5A5A5" w:sz="4" w:space="0"/>
+            <w:right w:val="dotted" w:color="A5A5A5" w:sz="4" w:space="0"/>
+            <w:insideH w:val="dotted" w:color="A5A5A5" w:sz="4" w:space="0"/>
+            <w:insideV w:val="dotted" w:color="A5A5A5" w:sz="4" w:space="0"/>
+          </w:tblBorders>
+          <w:shd w:val="clear" w:color="auto" w:fill="auto"/>
+          <w:tblCellMar>
+            <w:top w:w="0" w:type="dxa"/>
+            <w:left w:w="108" w:type="dxa"/>
+            <w:bottom w:w="0" w:type="dxa"/>
+            <w:right w:w="108" w:type="dxa"/>
+          </w:tblCellMar>
+        </w:tblPrEx>
+        <w:trPr>
+          <w:trHeight w:val="465" w:hRule="atLeast"/>
+        </w:trPr>
+        <w:tc>
+          <w:tcPr>
+            <w:tcW w:w="906" w:type="dxa"/>
+            <w:tcBorders>
+              <w:tl2br w:val="nil"/>
+              <w:tr2bl w:val="nil"/>
+            </w:tcBorders>
+            <w:shd w:val="clear" w:color="auto" w:fill="auto"/>
+            <w:vAlign w:val="center"/>
+          </w:tcPr>
+          <w:p>
+            <w:pPr>
+              <w:keepNext w:val="0"/>
+              <w:keepLines w:val="0"/>
+              <w:widowControl/>
+              <w:suppressLineNumbers w:val="0"/>
+              <w:spacing w:line="240" w:lineRule="auto"/>
+              <w:jc w:val="center"/>
+              <w:textAlignment w:val="center"/>
+              <w:rPr>
+                <w:rFonts w:hint="default" w:ascii="Times New Roman" w:hAnsi="Times New Roman" w:eastAsia="宋体" w:cs="Times New Roman"/>
+                <w:i w:val="0"/>
+                <w:iCs w:val="0"/>
+                <w:color w:val="000000"/>
+                <w:sz w:val="18"/>
+                <w:szCs w:val="18"/>
+                <w:u w:val="none"/>
+              </w:rPr>
+            </w:pPr>
+            <w:r>
+              <w:rPr>
+                <w:rFonts w:hint="default" w:ascii="Times New Roman" w:hAnsi="Times New Roman" w:eastAsia="宋体" w:cs="Times New Roman"/>
+                <w:i w:val="0"/>
+                <w:iCs w:val="0"/>
+                <w:color w:val="000000"/>
+                <w:kern w:val="0"/>
+                <w:sz w:val="18"/>
+                <w:szCs w:val="18"/>
+                <w:u w:val="none"/>
+                <w:lang w:val="en-US" w:eastAsia="zh-CN" w:bidi="ar"/>
+              </w:rPr>
+              <w:t>Yervoy</w:t>
+            </w:r>
+          </w:p>
+        </w:tc>
+        <w:tc>
+          <w:tcPr>
+            <w:tcW w:w="1486" w:type="dxa"/>
+            <w:tcBorders>
+              <w:tl2br w:val="nil"/>
+              <w:tr2bl w:val="nil"/>
+            </w:tcBorders>
+            <w:shd w:val="clear" w:color="auto" w:fill="auto"/>
+            <w:vAlign w:val="center"/>
+          </w:tcPr>
+          <w:p>
+            <w:pPr>
+              <w:keepNext w:val="0"/>
+              <w:keepLines w:val="0"/>
+              <w:widowControl/>
+              <w:suppressLineNumbers w:val="0"/>
+              <w:spacing w:line="240" w:lineRule="auto"/>
+              <w:jc w:val="center"/>
+              <w:textAlignment w:val="center"/>
+              <w:rPr>
+                <w:rFonts w:hint="default" w:ascii="Times New Roman" w:hAnsi="Times New Roman" w:eastAsia="宋体" w:cs="Times New Roman"/>
+                <w:i w:val="0"/>
+                <w:iCs w:val="0"/>
+                <w:color w:val="000000"/>
+                <w:sz w:val="18"/>
+                <w:szCs w:val="18"/>
+                <w:u w:val="none"/>
+              </w:rPr>
+            </w:pPr>
+            <w:r>
+              <w:rPr>
+                <w:rFonts w:hint="default" w:ascii="Times New Roman" w:hAnsi="Times New Roman" w:eastAsia="宋体" w:cs="Times New Roman"/>
+                <w:i w:val="0"/>
+                <w:iCs w:val="0"/>
+                <w:color w:val="000000"/>
+                <w:kern w:val="0"/>
+                <w:sz w:val="18"/>
+                <w:szCs w:val="18"/>
+                <w:u w:val="none"/>
+                <w:lang w:val="en-US" w:eastAsia="zh-CN" w:bidi="ar"/>
+              </w:rPr>
+              <w:t>Ipilimumab</w:t>
+            </w:r>
+          </w:p>
+        </w:tc>
+        <w:tc>
+          <w:tcPr>
+            <w:tcW w:w="1630" w:type="dxa"/>
+            <w:tcBorders>
+              <w:tl2br w:val="nil"/>
+              <w:tr2bl w:val="nil"/>
+            </w:tcBorders>
+            <w:shd w:val="clear" w:color="auto" w:fill="auto"/>
+            <w:vAlign w:val="center"/>
+          </w:tcPr>
+          <w:p>
+            <w:pPr>
+              <w:keepNext w:val="0"/>
+              <w:keepLines w:val="0"/>
+              <w:widowControl/>
+              <w:suppressLineNumbers w:val="0"/>
+              <w:spacing w:line="240" w:lineRule="auto"/>
+              <w:jc w:val="center"/>
+              <w:textAlignment w:val="center"/>
+              <w:rPr>
+                <w:rFonts w:hint="eastAsia" w:ascii="微软雅黑" w:hAnsi="微软雅黑" w:eastAsia="微软雅黑" w:cs="微软雅黑"/>
+                <w:i w:val="0"/>
+                <w:iCs w:val="0"/>
+                <w:color w:val="000000"/>
+                <w:sz w:val="18"/>
+                <w:szCs w:val="18"/>
+                <w:u w:val="none"/>
+              </w:rPr>
+            </w:pPr>
+            <w:r>
+              <w:rPr>
+                <w:rFonts w:hint="eastAsia" w:ascii="微软雅黑" w:hAnsi="微软雅黑" w:eastAsia="微软雅黑" w:cs="微软雅黑"/>
+                <w:i w:val="0"/>
+                <w:iCs w:val="0"/>
+                <w:color w:val="000000"/>
+                <w:kern w:val="0"/>
+                <w:sz w:val="18"/>
+                <w:szCs w:val="18"/>
+                <w:u w:val="none"/>
+                <w:lang w:val="en-US" w:eastAsia="zh-CN" w:bidi="ar"/>
+              </w:rPr>
+              <w:t>伊匹木单抗</w:t>
+            </w:r>
+          </w:p>
+        </w:tc>
+        <w:tc>
+          <w:tcPr>
+            <w:tcW w:w="903" w:type="dxa"/>
+            <w:tcBorders>
+              <w:tl2br w:val="nil"/>
+              <w:tr2bl w:val="nil"/>
+            </w:tcBorders>
+            <w:shd w:val="clear" w:color="auto" w:fill="auto"/>
+            <w:vAlign w:val="center"/>
+          </w:tcPr>
+          <w:p>
+            <w:pPr>
+              <w:keepNext w:val="0"/>
+              <w:keepLines w:val="0"/>
+              <w:widowControl/>
+              <w:suppressLineNumbers w:val="0"/>
+              <w:spacing w:line="240" w:lineRule="auto"/>
+              <w:jc w:val="center"/>
+              <w:textAlignment w:val="center"/>
+              <w:rPr>
+                <w:rFonts w:hint="default" w:ascii="Times New Roman" w:hAnsi="Times New Roman" w:eastAsia="宋体" w:cs="Times New Roman"/>
+                <w:i w:val="0"/>
+                <w:iCs w:val="0"/>
+                <w:color w:val="000000"/>
+                <w:sz w:val="18"/>
+                <w:szCs w:val="18"/>
+                <w:u w:val="none"/>
+              </w:rPr>
+            </w:pPr>
+            <w:r>
+              <w:rPr>
+                <w:rFonts w:hint="default" w:ascii="Times New Roman" w:hAnsi="Times New Roman" w:eastAsia="宋体" w:cs="Times New Roman"/>
+                <w:i w:val="0"/>
+                <w:iCs w:val="0"/>
+                <w:color w:val="000000"/>
+                <w:kern w:val="0"/>
+                <w:sz w:val="18"/>
+                <w:szCs w:val="18"/>
+                <w:u w:val="none"/>
+                <w:lang w:val="en-US" w:eastAsia="zh-CN" w:bidi="ar"/>
+              </w:rPr>
+              <w:t>CTLA-4</w:t>
+            </w:r>
+          </w:p>
+        </w:tc>
+        <w:tc>
+          <w:tcPr>
+            <w:tcW w:w="1658" w:type="dxa"/>
+            <w:tcBorders>
+              <w:tl2br w:val="nil"/>
+              <w:tr2bl w:val="nil"/>
+            </w:tcBorders>
+            <w:shd w:val="clear" w:color="auto" w:fill="auto"/>
+            <w:vAlign w:val="center"/>
+          </w:tcPr>
+          <w:p>
+            <w:pPr>
+              <w:keepNext w:val="0"/>
+              <w:keepLines w:val="0"/>
+              <w:widowControl/>
+              <w:suppressLineNumbers w:val="0"/>
+              <w:spacing w:line="240" w:lineRule="auto"/>
+              <w:jc w:val="center"/>
+              <w:textAlignment w:val="center"/>
+              <w:rPr>
+                <w:rFonts w:hint="default" w:ascii="Times New Roman" w:hAnsi="Times New Roman" w:eastAsia="宋体" w:cs="Times New Roman"/>
+                <w:i w:val="0"/>
+                <w:iCs w:val="0"/>
+                <w:color w:val="auto"/>
+                <w:sz w:val="18"/>
+                <w:szCs w:val="18"/>
+                <w:u w:val="none"/>
+              </w:rPr>
+            </w:pPr>
+            <w:r>
+              <w:rPr>
+                <w:rFonts w:hint="default" w:ascii="Times New Roman" w:hAnsi="Times New Roman" w:eastAsia="宋体" w:cs="Times New Roman"/>
+                <w:i w:val="0"/>
+                <w:iCs w:val="0"/>
+                <w:color w:val="auto"/>
+                <w:kern w:val="0"/>
+                <w:sz w:val="18"/>
+                <w:szCs w:val="18"/>
+                <w:u w:val="none"/>
+                <w:lang w:val="en-US" w:eastAsia="zh-CN" w:bidi="ar"/>
+              </w:rPr>
+              <w:t>FDA</w:t>
+            </w:r>
+          </w:p>
+        </w:tc>
+        <w:tc>
+          <w:tcPr>
+            <w:tcW w:w="1658" w:type="dxa"/>
+            <w:tcBorders>
+              <w:tl2br w:val="nil"/>
+              <w:tr2bl w:val="nil"/>
+            </w:tcBorders>
+            <w:shd w:val="clear" w:color="auto" w:fill="auto"/>
+            <w:vAlign w:val="center"/>
+          </w:tcPr>
+          <w:p>
+            <w:pPr>
+              <w:keepNext w:val="0"/>
+              <w:keepLines w:val="0"/>
+              <w:widowControl/>
+              <w:suppressLineNumbers w:val="0"/>
+              <w:spacing w:line="240" w:lineRule="auto"/>
+              <w:jc w:val="center"/>
+              <w:textAlignment w:val="center"/>
+              <w:rPr>
+                <w:rFonts w:hint="default" w:ascii="Times New Roman" w:hAnsi="Times New Roman" w:eastAsia="宋体" w:cs="Times New Roman"/>
+                <w:i w:val="0"/>
+                <w:iCs w:val="0"/>
+                <w:color w:val="auto"/>
+                <w:sz w:val="18"/>
+                <w:szCs w:val="18"/>
+                <w:u w:val="none"/>
+              </w:rPr>
+            </w:pPr>
+            <w:r>
+              <w:rPr>
+                <w:rFonts w:hint="default" w:ascii="Times New Roman" w:hAnsi="Times New Roman" w:eastAsia="宋体" w:cs="Times New Roman"/>
+                <w:i w:val="0"/>
+                <w:iCs w:val="0"/>
+                <w:color w:val="auto"/>
+                <w:kern w:val="0"/>
+                <w:sz w:val="18"/>
+                <w:szCs w:val="18"/>
+                <w:u w:val="none"/>
+                <w:lang w:val="en-US" w:eastAsia="zh-CN" w:bidi="ar"/>
+              </w:rPr>
+              <w:t>/</w:t>
+            </w:r>
+          </w:p>
+        </w:tc>
+        <w:tc>
+          <w:tcPr>
+            <w:tcW w:w="1658" w:type="dxa"/>
+            <w:tcBorders>
+              <w:tl2br w:val="nil"/>
+              <w:tr2bl w:val="nil"/>
+            </w:tcBorders>
+            <w:shd w:val="clear" w:color="auto" w:fill="auto"/>
+            <w:vAlign w:val="center"/>
+          </w:tcPr>
+          <w:p>
+            <w:pPr>
+              <w:keepNext w:val="0"/>
+              <w:keepLines w:val="0"/>
+              <w:widowControl/>
+              <w:suppressLineNumbers w:val="0"/>
+              <w:spacing w:line="240" w:lineRule="auto"/>
+              <w:jc w:val="center"/>
+              <w:textAlignment w:val="center"/>
+              <w:rPr>
+                <w:rFonts w:hint="default" w:ascii="Times New Roman" w:hAnsi="Times New Roman" w:eastAsia="宋体" w:cs="Times New Roman"/>
+                <w:i w:val="0"/>
+                <w:iCs w:val="0"/>
+                <w:color w:val="auto"/>
+                <w:kern w:val="0"/>
+                <w:sz w:val="18"/>
+                <w:szCs w:val="18"/>
+                <w:u w:val="none"/>
+                <w:lang w:val="en-US" w:eastAsia="zh-CN" w:bidi="ar"/>
+              </w:rPr>
+            </w:pPr>
+            <w:r>
+              <w:rPr>
+                <w:rFonts w:hint="default" w:ascii="Times New Roman" w:hAnsi="Times New Roman" w:eastAsia="宋体" w:cs="Times New Roman"/>
+                <w:i w:val="0"/>
+                <w:iCs w:val="0"/>
+                <w:color w:val="auto"/>
+                <w:kern w:val="0"/>
+                <w:sz w:val="18"/>
+                <w:szCs w:val="18"/>
+                <w:u w:val="none"/>
+                <w:lang w:val="en-US" w:eastAsia="zh-CN" w:bidi="ar"/>
+              </w:rPr>
+              <w:t>/</w:t>
+            </w:r>
+          </w:p>
+        </w:tc>
+      </w:tr>
+      <w:tr>
+        <w:tblPrEx>
+          <w:tblBorders>
+            <w:top w:val="dotted" w:color="A5A5A5" w:sz="4" w:space="0"/>
+            <w:left w:val="dotted" w:color="A5A5A5" w:sz="4" w:space="0"/>
+            <w:bottom w:val="dotted" w:color="A5A5A5" w:sz="4" w:space="0"/>
+            <w:right w:val="dotted" w:color="A5A5A5" w:sz="4" w:space="0"/>
+            <w:insideH w:val="dotted" w:color="A5A5A5" w:sz="4" w:space="0"/>
+            <w:insideV w:val="dotted" w:color="A5A5A5" w:sz="4" w:space="0"/>
+          </w:tblBorders>
+          <w:shd w:val="clear" w:color="auto" w:fill="auto"/>
+          <w:tblCellMar>
+            <w:top w:w="0" w:type="dxa"/>
+            <w:left w:w="108" w:type="dxa"/>
+            <w:bottom w:w="0" w:type="dxa"/>
+            <w:right w:w="108" w:type="dxa"/>
+          </w:tblCellMar>
+        </w:tblPrEx>
+        <w:trPr>
+          <w:trHeight w:val="465" w:hRule="atLeast"/>
+        </w:trPr>
+        <w:tc>
+          <w:tcPr>
+            <w:tcW w:w="906" w:type="dxa"/>
+            <w:tcBorders>
+              <w:tl2br w:val="nil"/>
+              <w:tr2bl w:val="nil"/>
+            </w:tcBorders>
+            <w:shd w:val="clear" w:color="auto" w:fill="auto"/>
+            <w:vAlign w:val="center"/>
+          </w:tcPr>
+          <w:p>
+            <w:pPr>
+              <w:keepNext w:val="0"/>
+              <w:keepLines w:val="0"/>
+              <w:widowControl/>
+              <w:suppressLineNumbers w:val="0"/>
+              <w:spacing w:line="240" w:lineRule="auto"/>
+              <w:jc w:val="center"/>
+              <w:textAlignment w:val="center"/>
+              <w:rPr>
+                <w:rFonts w:hint="default" w:ascii="Times New Roman" w:hAnsi="Times New Roman" w:eastAsia="宋体" w:cs="Times New Roman"/>
+                <w:i w:val="0"/>
+                <w:iCs w:val="0"/>
+                <w:color w:val="000000"/>
+                <w:sz w:val="18"/>
+                <w:szCs w:val="18"/>
+                <w:u w:val="none"/>
+              </w:rPr>
+            </w:pPr>
+            <w:r>
+              <w:rPr>
+                <w:rFonts w:hint="default" w:ascii="Times New Roman" w:hAnsi="Times New Roman" w:eastAsia="宋体" w:cs="Times New Roman"/>
+                <w:i w:val="0"/>
+                <w:iCs w:val="0"/>
+                <w:color w:val="000000"/>
+                <w:kern w:val="0"/>
+                <w:sz w:val="18"/>
+                <w:szCs w:val="18"/>
+                <w:u w:val="none"/>
+                <w:lang w:val="en-US" w:eastAsia="zh-CN" w:bidi="ar"/>
+              </w:rPr>
+              <w:t>Tecentriq</w:t>
+            </w:r>
+          </w:p>
+        </w:tc>
+        <w:tc>
+          <w:tcPr>
+            <w:tcW w:w="1486" w:type="dxa"/>
+            <w:tcBorders>
+              <w:tl2br w:val="nil"/>
+              <w:tr2bl w:val="nil"/>
+            </w:tcBorders>
+            <w:shd w:val="clear" w:color="auto" w:fill="auto"/>
+            <w:vAlign w:val="center"/>
+          </w:tcPr>
+          <w:p>
+            <w:pPr>
+              <w:keepNext w:val="0"/>
+              <w:keepLines w:val="0"/>
+              <w:widowControl/>
+              <w:suppressLineNumbers w:val="0"/>
+              <w:spacing w:line="240" w:lineRule="auto"/>
+              <w:jc w:val="center"/>
+              <w:textAlignment w:val="center"/>
+              <w:rPr>
+                <w:rFonts w:hint="default" w:ascii="Times New Roman" w:hAnsi="Times New Roman" w:eastAsia="宋体" w:cs="Times New Roman"/>
+                <w:i w:val="0"/>
+                <w:iCs w:val="0"/>
+                <w:color w:val="000000"/>
+                <w:sz w:val="18"/>
+                <w:szCs w:val="18"/>
+                <w:u w:val="none"/>
+              </w:rPr>
+            </w:pPr>
+            <w:r>
+              <w:rPr>
+                <w:rFonts w:hint="default" w:ascii="Times New Roman" w:hAnsi="Times New Roman" w:eastAsia="宋体" w:cs="Times New Roman"/>
+                <w:i w:val="0"/>
+                <w:iCs w:val="0"/>
+                <w:color w:val="000000"/>
+                <w:kern w:val="0"/>
+                <w:sz w:val="18"/>
+                <w:szCs w:val="18"/>
+                <w:u w:val="none"/>
+                <w:lang w:val="en-US" w:eastAsia="zh-CN" w:bidi="ar"/>
+              </w:rPr>
+              <w:t>Atezolizumab</w:t>
+            </w:r>
+          </w:p>
+        </w:tc>
+        <w:tc>
+          <w:tcPr>
+            <w:tcW w:w="1630" w:type="dxa"/>
+            <w:tcBorders>
+              <w:tl2br w:val="nil"/>
+              <w:tr2bl w:val="nil"/>
+            </w:tcBorders>
+            <w:shd w:val="clear" w:color="auto" w:fill="auto"/>
+            <w:vAlign w:val="center"/>
+          </w:tcPr>
+          <w:p>
+            <w:pPr>
+              <w:keepNext w:val="0"/>
+              <w:keepLines w:val="0"/>
+              <w:widowControl/>
+              <w:suppressLineNumbers w:val="0"/>
+              <w:spacing w:line="240" w:lineRule="auto"/>
+              <w:jc w:val="center"/>
+              <w:textAlignment w:val="center"/>
+              <w:rPr>
+                <w:rFonts w:hint="eastAsia" w:ascii="微软雅黑" w:hAnsi="微软雅黑" w:eastAsia="微软雅黑" w:cs="微软雅黑"/>
+                <w:i w:val="0"/>
+                <w:iCs w:val="0"/>
+                <w:color w:val="000000"/>
+                <w:sz w:val="18"/>
+                <w:szCs w:val="18"/>
+                <w:u w:val="none"/>
+              </w:rPr>
+            </w:pPr>
+            <w:r>
+              <w:rPr>
+                <w:rFonts w:hint="eastAsia" w:ascii="微软雅黑" w:hAnsi="微软雅黑" w:eastAsia="微软雅黑" w:cs="微软雅黑"/>
+                <w:i w:val="0"/>
+                <w:iCs w:val="0"/>
+                <w:color w:val="000000"/>
+                <w:kern w:val="0"/>
+                <w:sz w:val="18"/>
+                <w:szCs w:val="18"/>
+                <w:u w:val="none"/>
+                <w:lang w:val="en-US" w:eastAsia="zh-CN" w:bidi="ar"/>
+              </w:rPr>
+              <w:t>阿替利珠单抗</w:t>
+            </w:r>
+          </w:p>
+        </w:tc>
+        <w:tc>
+          <w:tcPr>
+            <w:tcW w:w="903" w:type="dxa"/>
+            <w:tcBorders>
+              <w:tl2br w:val="nil"/>
+              <w:tr2bl w:val="nil"/>
+            </w:tcBorders>
+            <w:shd w:val="clear" w:color="auto" w:fill="auto"/>
+            <w:vAlign w:val="center"/>
+          </w:tcPr>
+          <w:p>
+            <w:pPr>
+              <w:keepNext w:val="0"/>
+              <w:keepLines w:val="0"/>
+              <w:widowControl/>
+              <w:suppressLineNumbers w:val="0"/>
+              <w:spacing w:line="240" w:lineRule="auto"/>
+              <w:jc w:val="center"/>
+              <w:textAlignment w:val="center"/>
+              <w:rPr>
+                <w:rFonts w:hint="default" w:ascii="Times New Roman" w:hAnsi="Times New Roman" w:eastAsia="宋体" w:cs="Times New Roman"/>
+                <w:i w:val="0"/>
+                <w:iCs w:val="0"/>
+                <w:color w:val="000000"/>
+                <w:sz w:val="18"/>
+                <w:szCs w:val="18"/>
+                <w:u w:val="none"/>
+              </w:rPr>
+            </w:pPr>
+            <w:r>
+              <w:rPr>
+                <w:rFonts w:hint="default" w:ascii="Times New Roman" w:hAnsi="Times New Roman" w:eastAsia="宋体" w:cs="Times New Roman"/>
+                <w:i w:val="0"/>
+                <w:iCs w:val="0"/>
+                <w:color w:val="000000"/>
+                <w:kern w:val="0"/>
+                <w:sz w:val="18"/>
+                <w:szCs w:val="18"/>
+                <w:u w:val="none"/>
+                <w:lang w:val="en-US" w:eastAsia="zh-CN" w:bidi="ar"/>
+              </w:rPr>
+              <w:t>PD-L1</w:t>
+            </w:r>
+          </w:p>
+        </w:tc>
+        <w:tc>
+          <w:tcPr>
+            <w:tcW w:w="1658" w:type="dxa"/>
+            <w:tcBorders>
+              <w:tl2br w:val="nil"/>
+              <w:tr2bl w:val="nil"/>
+            </w:tcBorders>
+            <w:shd w:val="clear" w:color="auto" w:fill="auto"/>
+            <w:vAlign w:val="center"/>
+          </w:tcPr>
+          <w:p>
+            <w:pPr>
+              <w:keepNext w:val="0"/>
+              <w:keepLines w:val="0"/>
+              <w:widowControl/>
+              <w:suppressLineNumbers w:val="0"/>
+              <w:spacing w:line="240" w:lineRule="auto"/>
+              <w:jc w:val="center"/>
+              <w:textAlignment w:val="center"/>
+              <w:rPr>
+                <w:rFonts w:hint="default" w:ascii="Times New Roman" w:hAnsi="Times New Roman" w:eastAsia="宋体" w:cs="Times New Roman"/>
+                <w:i w:val="0"/>
+                <w:iCs w:val="0"/>
+                <w:color w:val="auto"/>
+                <w:sz w:val="18"/>
+                <w:szCs w:val="18"/>
+                <w:u w:val="none"/>
+              </w:rPr>
+            </w:pPr>
+            <w:r>
+              <w:rPr>
+                <w:rFonts w:hint="default" w:ascii="Times New Roman" w:hAnsi="Times New Roman" w:eastAsia="宋体" w:cs="Times New Roman"/>
+                <w:i w:val="0"/>
+                <w:iCs w:val="0"/>
+                <w:color w:val="auto"/>
+                <w:kern w:val="0"/>
+                <w:sz w:val="18"/>
+                <w:szCs w:val="18"/>
+                <w:u w:val="none"/>
+                <w:lang w:val="en-US" w:eastAsia="zh-CN" w:bidi="ar"/>
+              </w:rPr>
+              <w:t>FDA</w:t>
+            </w:r>
+            <w:r>
+              <w:rPr>
+                <w:rFonts w:hint="eastAsia" w:ascii="宋体" w:hAnsi="宋体" w:eastAsia="宋体" w:cs="宋体"/>
+                <w:i w:val="0"/>
+                <w:iCs w:val="0"/>
+                <w:color w:val="auto"/>
+                <w:kern w:val="0"/>
+                <w:sz w:val="18"/>
+                <w:szCs w:val="18"/>
+                <w:u w:val="none"/>
+                <w:lang w:val="en-US" w:eastAsia="zh-CN" w:bidi="ar"/>
+              </w:rPr>
+              <w:t>、</w:t>
+            </w:r>
+            <w:r>
+              <w:rPr>
+                <w:rFonts w:hint="default" w:ascii="Times New Roman" w:hAnsi="Times New Roman" w:eastAsia="宋体" w:cs="Times New Roman"/>
+                <w:i w:val="0"/>
+                <w:iCs w:val="0"/>
+                <w:color w:val="auto"/>
+                <w:kern w:val="0"/>
+                <w:sz w:val="18"/>
+                <w:szCs w:val="18"/>
+                <w:u w:val="none"/>
+                <w:lang w:val="en-US" w:eastAsia="zh-CN" w:bidi="ar"/>
+              </w:rPr>
+              <w:t>NMPA</w:t>
+            </w:r>
+          </w:p>
+        </w:tc>
+        <w:tc>
+          <w:tcPr>
+            <w:tcW w:w="1658" w:type="dxa"/>
+            <w:tcBorders>
+              <w:tl2br w:val="nil"/>
+              <w:tr2bl w:val="nil"/>
+            </w:tcBorders>
+            <w:shd w:val="clear" w:color="auto" w:fill="auto"/>
+            <w:vAlign w:val="center"/>
+          </w:tcPr>
+          <w:p>
+            <w:pPr>
+              <w:keepNext w:val="0"/>
+              <w:keepLines w:val="0"/>
+              <w:widowControl/>
+              <w:suppressLineNumbers w:val="0"/>
+              <w:spacing w:line="240" w:lineRule="auto"/>
+              <w:jc w:val="center"/>
+              <w:textAlignment w:val="center"/>
+              <w:rPr>
+                <w:rFonts w:hint="default" w:ascii="Times New Roman" w:hAnsi="Times New Roman" w:eastAsia="宋体" w:cs="Times New Roman"/>
+                <w:i w:val="0"/>
+                <w:iCs w:val="0"/>
+                <w:color w:val="auto"/>
+                <w:sz w:val="18"/>
+                <w:szCs w:val="18"/>
+                <w:u w:val="none"/>
+              </w:rPr>
+            </w:pPr>
+            <w:r>
+              <w:rPr>
+                <w:rFonts w:hint="default" w:ascii="Times New Roman" w:hAnsi="Times New Roman" w:eastAsia="宋体" w:cs="Times New Roman"/>
+                <w:i w:val="0"/>
+                <w:iCs w:val="0"/>
+                <w:color w:val="auto"/>
+                <w:kern w:val="0"/>
+                <w:sz w:val="18"/>
+                <w:szCs w:val="18"/>
+                <w:u w:val="none"/>
+                <w:lang w:val="en-US" w:eastAsia="zh-CN" w:bidi="ar"/>
+              </w:rPr>
+              <w:t>/</w:t>
+            </w:r>
+          </w:p>
+        </w:tc>
+        <w:tc>
+          <w:tcPr>
+            <w:tcW w:w="1658" w:type="dxa"/>
+            <w:tcBorders>
+              <w:tl2br w:val="nil"/>
+              <w:tr2bl w:val="nil"/>
+            </w:tcBorders>
+            <w:shd w:val="clear" w:color="auto" w:fill="auto"/>
+            <w:vAlign w:val="center"/>
+          </w:tcPr>
+          <w:p>
+            <w:pPr>
+              <w:keepNext w:val="0"/>
+              <w:keepLines w:val="0"/>
+              <w:widowControl/>
+              <w:suppressLineNumbers w:val="0"/>
+              <w:spacing w:line="240" w:lineRule="auto"/>
+              <w:jc w:val="center"/>
+              <w:textAlignment w:val="center"/>
+              <w:rPr>
+                <w:rFonts w:hint="default" w:ascii="Times New Roman" w:hAnsi="Times New Roman" w:eastAsia="宋体" w:cs="Times New Roman"/>
+                <w:i w:val="0"/>
+                <w:iCs w:val="0"/>
+                <w:color w:val="auto"/>
+                <w:kern w:val="0"/>
+                <w:sz w:val="18"/>
+                <w:szCs w:val="18"/>
+                <w:u w:val="none"/>
+                <w:lang w:val="en-US" w:eastAsia="zh-CN" w:bidi="ar"/>
+              </w:rPr>
+            </w:pPr>
+            <w:r>
+              <w:rPr>
+                <w:rFonts w:hint="default" w:ascii="Times New Roman" w:hAnsi="Times New Roman" w:eastAsia="宋体" w:cs="Times New Roman"/>
+                <w:i w:val="0"/>
+                <w:iCs w:val="0"/>
+                <w:color w:val="auto"/>
+                <w:kern w:val="0"/>
+                <w:sz w:val="18"/>
+                <w:szCs w:val="18"/>
+                <w:u w:val="none"/>
+                <w:lang w:val="en-US" w:eastAsia="zh-CN" w:bidi="ar"/>
+              </w:rPr>
+              <w:t>/</w:t>
+            </w:r>
+          </w:p>
+        </w:tc>
+      </w:tr>
+      <w:tr>
+        <w:tblPrEx>
+          <w:tblBorders>
+            <w:top w:val="dotted" w:color="A5A5A5" w:sz="4" w:space="0"/>
+            <w:left w:val="dotted" w:color="A5A5A5" w:sz="4" w:space="0"/>
+            <w:bottom w:val="dotted" w:color="A5A5A5" w:sz="4" w:space="0"/>
+            <w:right w:val="dotted" w:color="A5A5A5" w:sz="4" w:space="0"/>
+            <w:insideH w:val="dotted" w:color="A5A5A5" w:sz="4" w:space="0"/>
+            <w:insideV w:val="dotted" w:color="A5A5A5" w:sz="4" w:space="0"/>
+          </w:tblBorders>
+          <w:shd w:val="clear" w:color="auto" w:fill="auto"/>
+          <w:tblCellMar>
+            <w:top w:w="0" w:type="dxa"/>
+            <w:left w:w="108" w:type="dxa"/>
+            <w:bottom w:w="0" w:type="dxa"/>
+            <w:right w:w="108" w:type="dxa"/>
+          </w:tblCellMar>
+        </w:tblPrEx>
+        <w:trPr>
+          <w:trHeight w:val="465" w:hRule="atLeast"/>
+        </w:trPr>
+        <w:tc>
+          <w:tcPr>
+            <w:tcW w:w="906" w:type="dxa"/>
+            <w:tcBorders>
+              <w:tl2br w:val="nil"/>
+              <w:tr2bl w:val="nil"/>
+            </w:tcBorders>
+            <w:shd w:val="clear" w:color="auto" w:fill="auto"/>
+            <w:vAlign w:val="center"/>
+          </w:tcPr>
+          <w:p>
+            <w:pPr>
+              <w:keepNext w:val="0"/>
+              <w:keepLines w:val="0"/>
+              <w:widowControl/>
+              <w:suppressLineNumbers w:val="0"/>
+              <w:spacing w:line="240" w:lineRule="auto"/>
+              <w:jc w:val="center"/>
+              <w:textAlignment w:val="center"/>
+              <w:rPr>
+                <w:rFonts w:hint="default" w:ascii="Times New Roman" w:hAnsi="Times New Roman" w:eastAsia="宋体" w:cs="Times New Roman"/>
+                <w:i w:val="0"/>
+                <w:iCs w:val="0"/>
+                <w:color w:val="000000"/>
+                <w:sz w:val="18"/>
+                <w:szCs w:val="18"/>
+                <w:u w:val="none"/>
+              </w:rPr>
+            </w:pPr>
+            <w:r>
+              <w:rPr>
+                <w:rFonts w:hint="default" w:ascii="Times New Roman" w:hAnsi="Times New Roman" w:eastAsia="宋体" w:cs="Times New Roman"/>
+                <w:i w:val="0"/>
+                <w:iCs w:val="0"/>
+                <w:color w:val="000000"/>
+                <w:kern w:val="0"/>
+                <w:sz w:val="18"/>
+                <w:szCs w:val="18"/>
+                <w:u w:val="none"/>
+                <w:lang w:val="en-US" w:eastAsia="zh-CN" w:bidi="ar"/>
+              </w:rPr>
+              <w:t>Imfinzi</w:t>
+            </w:r>
+          </w:p>
+        </w:tc>
+        <w:tc>
+          <w:tcPr>
+            <w:tcW w:w="1486" w:type="dxa"/>
+            <w:tcBorders>
+              <w:tl2br w:val="nil"/>
+              <w:tr2bl w:val="nil"/>
+            </w:tcBorders>
+            <w:shd w:val="clear" w:color="auto" w:fill="auto"/>
+            <w:vAlign w:val="center"/>
+          </w:tcPr>
+          <w:p>
+            <w:pPr>
+              <w:keepNext w:val="0"/>
+              <w:keepLines w:val="0"/>
+              <w:widowControl/>
+              <w:suppressLineNumbers w:val="0"/>
+              <w:spacing w:line="240" w:lineRule="auto"/>
+              <w:jc w:val="center"/>
+              <w:textAlignment w:val="center"/>
+              <w:rPr>
+                <w:rFonts w:hint="default" w:ascii="Times New Roman" w:hAnsi="Times New Roman" w:eastAsia="宋体" w:cs="Times New Roman"/>
+                <w:i w:val="0"/>
+                <w:iCs w:val="0"/>
+                <w:color w:val="000000"/>
+                <w:sz w:val="18"/>
+                <w:szCs w:val="18"/>
+                <w:u w:val="none"/>
+              </w:rPr>
+            </w:pPr>
+            <w:r>
+              <w:rPr>
+                <w:rFonts w:hint="default" w:ascii="Times New Roman" w:hAnsi="Times New Roman" w:eastAsia="宋体" w:cs="Times New Roman"/>
+                <w:i w:val="0"/>
+                <w:iCs w:val="0"/>
+                <w:color w:val="000000"/>
+                <w:kern w:val="0"/>
+                <w:sz w:val="18"/>
+                <w:szCs w:val="18"/>
+                <w:u w:val="none"/>
+                <w:lang w:val="en-US" w:eastAsia="zh-CN" w:bidi="ar"/>
+              </w:rPr>
+              <w:t>Durvalumab</w:t>
+            </w:r>
+          </w:p>
+        </w:tc>
+        <w:tc>
+          <w:tcPr>
+            <w:tcW w:w="1630" w:type="dxa"/>
+            <w:tcBorders>
+              <w:tl2br w:val="nil"/>
+              <w:tr2bl w:val="nil"/>
+            </w:tcBorders>
+            <w:shd w:val="clear" w:color="auto" w:fill="auto"/>
+            <w:vAlign w:val="center"/>
+          </w:tcPr>
+          <w:p>
+            <w:pPr>
+              <w:keepNext w:val="0"/>
+              <w:keepLines w:val="0"/>
+              <w:widowControl/>
+              <w:suppressLineNumbers w:val="0"/>
+              <w:spacing w:line="240" w:lineRule="auto"/>
+              <w:jc w:val="center"/>
+              <w:textAlignment w:val="center"/>
+              <w:rPr>
+                <w:rFonts w:hint="eastAsia" w:ascii="微软雅黑" w:hAnsi="微软雅黑" w:eastAsia="微软雅黑" w:cs="微软雅黑"/>
+                <w:i w:val="0"/>
+                <w:iCs w:val="0"/>
+                <w:color w:val="000000"/>
+                <w:sz w:val="18"/>
+                <w:szCs w:val="18"/>
+                <w:u w:val="none"/>
+              </w:rPr>
+            </w:pPr>
+            <w:r>
+              <w:rPr>
+                <w:rFonts w:hint="eastAsia" w:ascii="微软雅黑" w:hAnsi="微软雅黑" w:eastAsia="微软雅黑" w:cs="微软雅黑"/>
+                <w:i w:val="0"/>
+                <w:iCs w:val="0"/>
+                <w:color w:val="000000"/>
+                <w:kern w:val="0"/>
+                <w:sz w:val="18"/>
+                <w:szCs w:val="18"/>
+                <w:u w:val="none"/>
+                <w:lang w:val="en-US" w:eastAsia="zh-CN" w:bidi="ar"/>
+              </w:rPr>
+              <w:t>度伐利尤单抗</w:t>
+            </w:r>
+          </w:p>
+        </w:tc>
+        <w:tc>
+          <w:tcPr>
+            <w:tcW w:w="903" w:type="dxa"/>
+            <w:tcBorders>
+              <w:tl2br w:val="nil"/>
+              <w:tr2bl w:val="nil"/>
+            </w:tcBorders>
+            <w:shd w:val="clear" w:color="auto" w:fill="auto"/>
+            <w:vAlign w:val="center"/>
+          </w:tcPr>
+          <w:p>
+            <w:pPr>
+              <w:keepNext w:val="0"/>
+              <w:keepLines w:val="0"/>
+              <w:widowControl/>
+              <w:suppressLineNumbers w:val="0"/>
+              <w:spacing w:line="240" w:lineRule="auto"/>
+              <w:jc w:val="center"/>
+              <w:textAlignment w:val="center"/>
+              <w:rPr>
+                <w:rFonts w:hint="default" w:ascii="Times New Roman" w:hAnsi="Times New Roman" w:eastAsia="宋体" w:cs="Times New Roman"/>
+                <w:i w:val="0"/>
+                <w:iCs w:val="0"/>
+                <w:color w:val="000000"/>
+                <w:sz w:val="18"/>
+                <w:szCs w:val="18"/>
+                <w:u w:val="none"/>
+              </w:rPr>
+            </w:pPr>
+            <w:r>
+              <w:rPr>
+                <w:rFonts w:hint="default" w:ascii="Times New Roman" w:hAnsi="Times New Roman" w:eastAsia="宋体" w:cs="Times New Roman"/>
+                <w:i w:val="0"/>
+                <w:iCs w:val="0"/>
+                <w:color w:val="000000"/>
+                <w:kern w:val="0"/>
+                <w:sz w:val="18"/>
+                <w:szCs w:val="18"/>
+                <w:u w:val="none"/>
+                <w:lang w:val="en-US" w:eastAsia="zh-CN" w:bidi="ar"/>
+              </w:rPr>
+              <w:t>PD-L1</w:t>
+            </w:r>
+          </w:p>
+        </w:tc>
+        <w:tc>
+          <w:tcPr>
+            <w:tcW w:w="1658" w:type="dxa"/>
+            <w:tcBorders>
+              <w:tl2br w:val="nil"/>
+              <w:tr2bl w:val="nil"/>
+            </w:tcBorders>
+            <w:shd w:val="clear" w:color="auto" w:fill="auto"/>
+            <w:vAlign w:val="center"/>
+          </w:tcPr>
+          <w:p>
+            <w:pPr>
+              <w:keepNext w:val="0"/>
+              <w:keepLines w:val="0"/>
+              <w:widowControl/>
+              <w:suppressLineNumbers w:val="0"/>
+              <w:spacing w:line="240" w:lineRule="auto"/>
+              <w:jc w:val="center"/>
+              <w:textAlignment w:val="center"/>
+              <w:rPr>
+                <w:rFonts w:hint="default" w:ascii="Times New Roman" w:hAnsi="Times New Roman" w:eastAsia="宋体" w:cs="Times New Roman"/>
+                <w:i w:val="0"/>
+                <w:iCs w:val="0"/>
+                <w:color w:val="auto"/>
+                <w:sz w:val="18"/>
+                <w:szCs w:val="18"/>
+                <w:u w:val="none"/>
+              </w:rPr>
+            </w:pPr>
+            <w:r>
+              <w:rPr>
+                <w:rFonts w:hint="default" w:ascii="Times New Roman" w:hAnsi="Times New Roman" w:eastAsia="宋体" w:cs="Times New Roman"/>
+                <w:i w:val="0"/>
+                <w:iCs w:val="0"/>
+                <w:color w:val="auto"/>
+                <w:kern w:val="0"/>
+                <w:sz w:val="18"/>
+                <w:szCs w:val="18"/>
+                <w:u w:val="none"/>
+                <w:lang w:val="en-US" w:eastAsia="zh-CN" w:bidi="ar"/>
+              </w:rPr>
+              <w:t>FDA</w:t>
+            </w:r>
+          </w:p>
+        </w:tc>
+        <w:tc>
+          <w:tcPr>
+            <w:tcW w:w="1658" w:type="dxa"/>
+            <w:tcBorders>
+              <w:tl2br w:val="nil"/>
+              <w:tr2bl w:val="nil"/>
+            </w:tcBorders>
+            <w:shd w:val="clear" w:color="auto" w:fill="auto"/>
+            <w:vAlign w:val="center"/>
+          </w:tcPr>
+          <w:p>
+            <w:pPr>
+              <w:keepNext w:val="0"/>
+              <w:keepLines w:val="0"/>
+              <w:widowControl/>
+              <w:suppressLineNumbers w:val="0"/>
+              <w:spacing w:line="240" w:lineRule="auto"/>
+              <w:jc w:val="center"/>
+              <w:textAlignment w:val="center"/>
+              <w:rPr>
+                <w:rFonts w:hint="default" w:ascii="Times New Roman" w:hAnsi="Times New Roman" w:eastAsia="宋体" w:cs="Times New Roman"/>
+                <w:i w:val="0"/>
+                <w:iCs w:val="0"/>
+                <w:color w:val="auto"/>
+                <w:sz w:val="18"/>
+                <w:szCs w:val="18"/>
+                <w:u w:val="none"/>
+              </w:rPr>
+            </w:pPr>
+            <w:r>
+              <w:rPr>
+                <w:rFonts w:hint="default" w:ascii="Times New Roman" w:hAnsi="Times New Roman" w:eastAsia="宋体" w:cs="Times New Roman"/>
+                <w:i w:val="0"/>
+                <w:iCs w:val="0"/>
+                <w:color w:val="auto"/>
+                <w:kern w:val="0"/>
+                <w:sz w:val="18"/>
+                <w:szCs w:val="18"/>
+                <w:u w:val="none"/>
+                <w:lang w:val="en-US" w:eastAsia="zh-CN" w:bidi="ar"/>
+              </w:rPr>
+              <w:t>FDA</w:t>
+            </w:r>
+            <w:r>
+              <w:rPr>
+                <w:rFonts w:hint="eastAsia" w:ascii="宋体" w:hAnsi="宋体" w:eastAsia="宋体" w:cs="宋体"/>
+                <w:i w:val="0"/>
+                <w:iCs w:val="0"/>
+                <w:color w:val="auto"/>
+                <w:kern w:val="0"/>
+                <w:sz w:val="18"/>
+                <w:szCs w:val="18"/>
+                <w:u w:val="none"/>
+                <w:lang w:val="en-US" w:eastAsia="zh-CN" w:bidi="ar"/>
+              </w:rPr>
+              <w:t>、</w:t>
+            </w:r>
+            <w:r>
+              <w:rPr>
+                <w:rFonts w:hint="default" w:ascii="Times New Roman" w:hAnsi="Times New Roman" w:eastAsia="宋体" w:cs="Times New Roman"/>
+                <w:i w:val="0"/>
+                <w:iCs w:val="0"/>
+                <w:color w:val="auto"/>
+                <w:kern w:val="0"/>
+                <w:sz w:val="18"/>
+                <w:szCs w:val="18"/>
+                <w:u w:val="none"/>
+                <w:lang w:val="en-US" w:eastAsia="zh-CN" w:bidi="ar"/>
+              </w:rPr>
+              <w:t>NMPA</w:t>
+            </w:r>
+          </w:p>
+        </w:tc>
+        <w:tc>
+          <w:tcPr>
+            <w:tcW w:w="1658" w:type="dxa"/>
+            <w:tcBorders>
+              <w:tl2br w:val="nil"/>
+              <w:tr2bl w:val="nil"/>
+            </w:tcBorders>
+            <w:shd w:val="clear" w:color="auto" w:fill="auto"/>
+            <w:vAlign w:val="center"/>
+          </w:tcPr>
+          <w:p>
+            <w:pPr>
+              <w:keepNext w:val="0"/>
+              <w:keepLines w:val="0"/>
+              <w:widowControl/>
+              <w:suppressLineNumbers w:val="0"/>
+              <w:spacing w:line="240" w:lineRule="auto"/>
+              <w:jc w:val="center"/>
+              <w:textAlignment w:val="center"/>
+              <w:rPr>
+                <w:rFonts w:hint="default" w:ascii="Times New Roman" w:hAnsi="Times New Roman" w:eastAsia="宋体" w:cs="Times New Roman"/>
+                <w:i w:val="0"/>
+                <w:iCs w:val="0"/>
+                <w:color w:val="auto"/>
+                <w:kern w:val="0"/>
+                <w:sz w:val="18"/>
+                <w:szCs w:val="18"/>
+                <w:u w:val="none"/>
+                <w:lang w:val="en-US" w:eastAsia="zh-CN" w:bidi="ar"/>
+              </w:rPr>
+            </w:pPr>
+            <w:r>
+              <w:rPr>
+                <w:rFonts w:hint="default" w:ascii="Times New Roman" w:hAnsi="Times New Roman" w:eastAsia="宋体" w:cs="Times New Roman"/>
+                <w:i w:val="0"/>
+                <w:iCs w:val="0"/>
+                <w:color w:val="auto"/>
+                <w:kern w:val="0"/>
+                <w:sz w:val="18"/>
+                <w:szCs w:val="18"/>
+                <w:u w:val="none"/>
+                <w:lang w:val="en-US" w:eastAsia="zh-CN" w:bidi="ar"/>
+              </w:rPr>
+              <w:t>/</w:t>
+            </w:r>
+          </w:p>
+        </w:tc>
+      </w:tr>
+      <w:tr>
+        <w:tblPrEx>
+          <w:tblBorders>
+            <w:top w:val="dotted" w:color="A5A5A5" w:sz="4" w:space="0"/>
+            <w:left w:val="dotted" w:color="A5A5A5" w:sz="4" w:space="0"/>
+            <w:bottom w:val="dotted" w:color="A5A5A5" w:sz="4" w:space="0"/>
+            <w:right w:val="dotted" w:color="A5A5A5" w:sz="4" w:space="0"/>
+            <w:insideH w:val="dotted" w:color="A5A5A5" w:sz="4" w:space="0"/>
+            <w:insideV w:val="dotted" w:color="A5A5A5" w:sz="4" w:space="0"/>
+          </w:tblBorders>
+          <w:shd w:val="clear" w:color="auto" w:fill="auto"/>
+          <w:tblCellMar>
+            <w:top w:w="0" w:type="dxa"/>
+            <w:left w:w="108" w:type="dxa"/>
+            <w:bottom w:w="0" w:type="dxa"/>
+            <w:right w:w="108" w:type="dxa"/>
+          </w:tblCellMar>
+        </w:tblPrEx>
+        <w:trPr>
+          <w:trHeight w:val="465" w:hRule="atLeast"/>
+        </w:trPr>
+        <w:tc>
+          <w:tcPr>
+            <w:tcW w:w="906" w:type="dxa"/>
+            <w:tcBorders>
+              <w:tl2br w:val="nil"/>
+              <w:tr2bl w:val="nil"/>
+            </w:tcBorders>
+            <w:shd w:val="clear" w:color="auto" w:fill="auto"/>
+            <w:vAlign w:val="center"/>
+          </w:tcPr>
+          <w:p>
+            <w:pPr>
+              <w:keepNext w:val="0"/>
+              <w:keepLines w:val="0"/>
+              <w:widowControl/>
+              <w:suppressLineNumbers w:val="0"/>
+              <w:spacing w:line="240" w:lineRule="auto"/>
+              <w:jc w:val="center"/>
+              <w:textAlignment w:val="center"/>
+              <w:rPr>
+                <w:rFonts w:hint="eastAsia" w:ascii="微软雅黑" w:hAnsi="微软雅黑" w:eastAsia="微软雅黑" w:cs="微软雅黑"/>
+                <w:i w:val="0"/>
+                <w:iCs w:val="0"/>
                 <w:color w:val="auto"/>
                 <w:sz w:val="18"/>
                 <w:szCs w:val="18"/>
@@ -22026,12 +22066,12 @@
           </w14:shadow>
         </w:rPr>
       </w:pPr>
-      <w:bookmarkStart w:id="81" w:name="_Toc5598"/>
+      <w:bookmarkStart w:id="81" w:name="_Toc23903"/>
       <w:bookmarkStart w:id="82" w:name="_Toc32443_WPSOffice_Level1"/>
-      <w:bookmarkStart w:id="83" w:name="_Toc23903"/>
-      <w:bookmarkStart w:id="84" w:name="_Toc3978"/>
-      <w:bookmarkStart w:id="85" w:name="_Toc32661"/>
-      <w:bookmarkStart w:id="86" w:name="_Toc4331_WPSOffice_Level1"/>
+      <w:bookmarkStart w:id="83" w:name="_Toc32661"/>
+      <w:bookmarkStart w:id="84" w:name="_Toc4331_WPSOffice_Level1"/>
+      <w:bookmarkStart w:id="85" w:name="_Toc5598"/>
+      <w:bookmarkStart w:id="86" w:name="_Toc3978"/>
       <w:bookmarkStart w:id="87" w:name="_Toc28194"/>
       <w:bookmarkStart w:id="88" w:name="_Toc25727"/>
       <w:bookmarkStart w:id="89" w:name="_Toc23846_WPSOffice_Level1"/>
@@ -22098,12 +22138,12 @@
         </w:rPr>
       </w:pPr>
       <w:bookmarkStart w:id="92" w:name="_Toc32443_WPSOffice_Level2"/>
-      <w:bookmarkStart w:id="93" w:name="_Toc32302"/>
-      <w:bookmarkStart w:id="94" w:name="_Toc29195"/>
-      <w:bookmarkStart w:id="95" w:name="_Toc23606"/>
-      <w:bookmarkStart w:id="96" w:name="_Toc4331_WPSOffice_Level2"/>
-      <w:bookmarkStart w:id="97" w:name="_Toc19553"/>
-      <w:bookmarkStart w:id="98" w:name="_Toc149837264"/>
+      <w:bookmarkStart w:id="93" w:name="_Toc4331_WPSOffice_Level2"/>
+      <w:bookmarkStart w:id="94" w:name="_Toc23606"/>
+      <w:bookmarkStart w:id="95" w:name="_Toc29195"/>
+      <w:bookmarkStart w:id="96" w:name="_Toc32302"/>
+      <w:bookmarkStart w:id="97" w:name="_Toc149837264"/>
+      <w:bookmarkStart w:id="98" w:name="_Toc19553"/>
       <w:bookmarkStart w:id="99" w:name="_Toc9699"/>
       <w:bookmarkStart w:id="100" w:name="_Toc20503"/>
       <w:bookmarkStart w:id="101" w:name="_Toc4743"/>
@@ -26862,7 +26902,27 @@
           <w:szCs w:val="24"/>
           <w:lang w:eastAsia="zh-CN"/>
         </w:rPr>
-        <w:t>{{ tdd.comutation }}</w:t>
+        <w:t>{{ tdd.comutation</w:t>
+      </w:r>
+      <w:r>
+        <w:rPr>
+          <w:rFonts w:hint="eastAsia" w:ascii="Times New Roman" w:hAnsi="Times New Roman" w:eastAsia="微软雅黑" w:cs="Times New Roman"/>
+          <w:b/>
+          <w:sz w:val="24"/>
+          <w:szCs w:val="24"/>
+          <w:lang w:val="en-US" w:eastAsia="zh-CN"/>
+        </w:rPr>
+        <w:t>1</w:t>
+      </w:r>
+      <w:r>
+        <w:rPr>
+          <w:rFonts w:hint="eastAsia" w:ascii="Times New Roman" w:hAnsi="Times New Roman" w:eastAsia="微软雅黑" w:cs="Times New Roman"/>
+          <w:b/>
+          <w:sz w:val="24"/>
+          <w:szCs w:val="24"/>
+          <w:lang w:eastAsia="zh-CN"/>
+        </w:rPr>
+        <w:t xml:space="preserve"> }}</w:t>
       </w:r>
     </w:p>
     <w:tbl>
@@ -26996,8 +27056,10 @@
                 <w:szCs w:val="18"/>
                 <w:lang w:val="en-US" w:eastAsia="zh-CN"/>
               </w:rPr>
-              <w:t>-</w:t>
-            </w:r>
+              <w:t>{{tdd.comutation}}</w:t>
+            </w:r>
+            <w:bookmarkStart w:id="171" w:name="_GoBack"/>
+            <w:bookmarkEnd w:id="171"/>
           </w:p>
         </w:tc>
       </w:tr>
@@ -31162,10 +31224,10 @@
         </w:rPr>
       </w:pPr>
       <w:bookmarkStart w:id="102" w:name="_Toc32468"/>
-      <w:bookmarkStart w:id="103" w:name="_Toc6784"/>
-      <w:bookmarkStart w:id="104" w:name="_Toc20694"/>
-      <w:bookmarkStart w:id="105" w:name="_Toc5036"/>
-      <w:bookmarkStart w:id="106" w:name="_Toc29383"/>
+      <w:bookmarkStart w:id="103" w:name="_Toc5036"/>
+      <w:bookmarkStart w:id="104" w:name="_Toc29383"/>
+      <w:bookmarkStart w:id="105" w:name="_Toc20694"/>
+      <w:bookmarkStart w:id="106" w:name="_Toc6784"/>
       <w:r>
         <w:rPr>
           <w:rFonts w:hint="eastAsia" w:ascii="Times New Roman" w:hAnsi="Times New Roman"/>
@@ -31194,9 +31256,9 @@
         </w:rPr>
       </w:pPr>
       <w:bookmarkStart w:id="107" w:name="_Toc26651"/>
-      <w:bookmarkStart w:id="108" w:name="_Toc23518"/>
-      <w:bookmarkStart w:id="109" w:name="_Toc13456"/>
-      <w:bookmarkStart w:id="110" w:name="_Toc20674"/>
+      <w:bookmarkStart w:id="108" w:name="_Toc20674"/>
+      <w:bookmarkStart w:id="109" w:name="_Toc23518"/>
+      <w:bookmarkStart w:id="110" w:name="_Toc13456"/>
       <w:bookmarkStart w:id="111" w:name="_Toc11562_WPSOffice_Level3"/>
       <w:bookmarkStart w:id="112" w:name="_Toc12977"/>
       <w:bookmarkStart w:id="113" w:name="_Toc107825560"/>
@@ -32320,15 +32382,15 @@
           <w:color w:val="auto"/>
         </w:rPr>
       </w:pPr>
-      <w:bookmarkStart w:id="116" w:name="_Toc2409"/>
-      <w:bookmarkStart w:id="117" w:name="_Toc28240"/>
-      <w:bookmarkStart w:id="118" w:name="_Toc16594"/>
-      <w:bookmarkStart w:id="119" w:name="_Toc18680"/>
-      <w:bookmarkStart w:id="120" w:name="_Toc1707_WPSOffice_Level1"/>
-      <w:bookmarkStart w:id="121" w:name="_Toc13196_WPSOffice_Level1"/>
-      <w:bookmarkStart w:id="122" w:name="_Toc21764_WPSOffice_Level1"/>
-      <w:bookmarkStart w:id="123" w:name="_Toc27302"/>
-      <w:bookmarkStart w:id="124" w:name="_Toc12505"/>
+      <w:bookmarkStart w:id="116" w:name="_Toc13196_WPSOffice_Level1"/>
+      <w:bookmarkStart w:id="117" w:name="_Toc27302"/>
+      <w:bookmarkStart w:id="118" w:name="_Toc1707_WPSOffice_Level1"/>
+      <w:bookmarkStart w:id="119" w:name="_Toc12505"/>
+      <w:bookmarkStart w:id="120" w:name="_Toc18680"/>
+      <w:bookmarkStart w:id="121" w:name="_Toc21764_WPSOffice_Level1"/>
+      <w:bookmarkStart w:id="122" w:name="_Toc2409"/>
+      <w:bookmarkStart w:id="123" w:name="_Toc16594"/>
+      <w:bookmarkStart w:id="124" w:name="_Toc28240"/>
       <w:r>
         <w:rPr>
           <w:rFonts w:ascii="Times New Roman" w:hAnsi="Times New Roman" w:eastAsia="微软雅黑" w:cs="Times New Roman"/>
@@ -32375,12 +32437,6 @@
             <w:insideH w:val="none" w:color="auto" w:sz="0" w:space="0"/>
             <w:insideV w:val="none" w:color="auto" w:sz="0" w:space="0"/>
           </w:tblBorders>
-          <w:tblCellMar>
-            <w:top w:w="0" w:type="dxa"/>
-            <w:left w:w="108" w:type="dxa"/>
-            <w:bottom w:w="0" w:type="dxa"/>
-            <w:right w:w="108" w:type="dxa"/>
-          </w:tblCellMar>
         </w:tblPrEx>
         <w:trPr>
           <w:trHeight w:val="321" w:hRule="atLeast"/>
@@ -34562,11 +34618,11 @@
           <w:lang w:val="en-US" w:eastAsia="zh-CN"/>
         </w:rPr>
       </w:pPr>
-      <w:bookmarkStart w:id="126" w:name="_Toc15840_WPSOffice_Level1"/>
-      <w:bookmarkStart w:id="127" w:name="_Toc9914"/>
-      <w:bookmarkStart w:id="128" w:name="_Toc24085_WPSOffice_Level1"/>
-      <w:bookmarkStart w:id="129" w:name="_Toc14255_WPSOffice_Level1"/>
-      <w:bookmarkStart w:id="130" w:name="_Toc8395"/>
+      <w:bookmarkStart w:id="126" w:name="_Toc24085_WPSOffice_Level1"/>
+      <w:bookmarkStart w:id="127" w:name="_Toc8395"/>
+      <w:bookmarkStart w:id="128" w:name="_Toc9914"/>
+      <w:bookmarkStart w:id="129" w:name="_Toc15840_WPSOffice_Level1"/>
+      <w:bookmarkStart w:id="130" w:name="_Toc14255_WPSOffice_Level1"/>
       <w:bookmarkStart w:id="131" w:name="_Toc3674"/>
       <w:bookmarkStart w:id="132" w:name="_Toc9066"/>
       <w:r>
@@ -34630,6 +34686,12 @@
             <w:insideH w:val="single" w:color="A4A4A4" w:sz="4" w:space="0"/>
             <w:insideV w:val="single" w:color="A4A4A4" w:sz="4" w:space="0"/>
           </w:tblBorders>
+          <w:tblCellMar>
+            <w:top w:w="0" w:type="dxa"/>
+            <w:left w:w="0" w:type="dxa"/>
+            <w:bottom w:w="0" w:type="dxa"/>
+            <w:right w:w="0" w:type="dxa"/>
+          </w:tblCellMar>
         </w:tblPrEx>
         <w:trPr>
           <w:trHeight w:val="513" w:hRule="atLeast"/>
@@ -37136,12 +37198,12 @@
     </w:p>
     <w:p>
       <w:bookmarkStart w:id="133" w:name="_Toc4979"/>
-      <w:bookmarkStart w:id="134" w:name="_Toc1779"/>
-      <w:bookmarkStart w:id="135" w:name="_Toc11812"/>
-      <w:bookmarkStart w:id="136" w:name="_Toc11896_WPSOffice_Level1"/>
-      <w:bookmarkStart w:id="137" w:name="_Toc20303"/>
-      <w:bookmarkStart w:id="138" w:name="_Toc28810_WPSOffice_Level1"/>
-      <w:bookmarkStart w:id="139" w:name="_Toc11193_WPSOffice_Level1"/>
+      <w:bookmarkStart w:id="134" w:name="_Toc11896_WPSOffice_Level1"/>
+      <w:bookmarkStart w:id="135" w:name="_Toc20303"/>
+      <w:bookmarkStart w:id="136" w:name="_Toc11812"/>
+      <w:bookmarkStart w:id="137" w:name="_Toc1779"/>
+      <w:bookmarkStart w:id="138" w:name="_Toc11193_WPSOffice_Level1"/>
+      <w:bookmarkStart w:id="139" w:name="_Toc28810_WPSOffice_Level1"/>
       <w:r>
         <w:br w:type="page"/>
       </w:r>
@@ -37871,12 +37933,12 @@
       <w:bookmarkStart w:id="142" w:name="_Toc19099"/>
       <w:bookmarkStart w:id="143" w:name="_Toc22484_WPSOffice_Level1"/>
       <w:bookmarkStart w:id="144" w:name="_Toc28537"/>
-      <w:bookmarkStart w:id="145" w:name="_Toc29730"/>
-      <w:bookmarkStart w:id="146" w:name="_Toc7549"/>
-      <w:bookmarkStart w:id="147" w:name="_Toc16368_WPSOffice_Level1"/>
-      <w:bookmarkStart w:id="148" w:name="_Toc28910_WPSOffice_Level1"/>
-      <w:bookmarkStart w:id="149" w:name="_Toc159"/>
-      <w:bookmarkStart w:id="150" w:name="_Toc6864"/>
+      <w:bookmarkStart w:id="145" w:name="_Toc16368_WPSOffice_Level1"/>
+      <w:bookmarkStart w:id="146" w:name="_Toc28910_WPSOffice_Level1"/>
+      <w:bookmarkStart w:id="147" w:name="_Toc6864"/>
+      <w:bookmarkStart w:id="148" w:name="_Toc159"/>
+      <w:bookmarkStart w:id="149" w:name="_Toc29730"/>
+      <w:bookmarkStart w:id="150" w:name="_Toc7549"/>
       <w:r>
         <w:rPr>
           <w:rFonts w:hint="eastAsia" w:ascii="Times New Roman" w:hAnsi="Times New Roman"/>
@@ -38358,22 +38420,22 @@
           <w:lang w:eastAsia="zh-CN"/>
         </w:rPr>
       </w:pPr>
-      <w:bookmarkStart w:id="154" w:name="_Toc7234"/>
-      <w:bookmarkStart w:id="155" w:name="_Toc15114"/>
+      <w:bookmarkStart w:id="154" w:name="_Toc15114"/>
+      <w:bookmarkStart w:id="155" w:name="_Toc7234"/>
       <w:bookmarkStart w:id="156" w:name="_Toc3409"/>
       <w:bookmarkStart w:id="157" w:name="_Toc8911"/>
       <w:bookmarkStart w:id="158" w:name="_Toc107825570"/>
       <w:bookmarkStart w:id="159" w:name="_Toc27034"/>
-      <w:bookmarkStart w:id="160" w:name="_Toc4503"/>
+      <w:bookmarkStart w:id="160" w:name="_Toc15630"/>
       <w:bookmarkStart w:id="161" w:name="_Toc11901"/>
-      <w:bookmarkStart w:id="162" w:name="_Toc15630"/>
-      <w:bookmarkStart w:id="163" w:name="_Toc27809"/>
-      <w:bookmarkStart w:id="164" w:name="_Toc22623"/>
-      <w:bookmarkStart w:id="165" w:name="_Toc14611_WPSOffice_Level1"/>
-      <w:bookmarkStart w:id="166" w:name="_Toc22162_WPSOffice_Level1"/>
-      <w:bookmarkStart w:id="167" w:name="_Toc19584_WPSOffice_Level1"/>
+      <w:bookmarkStart w:id="162" w:name="_Toc27809"/>
+      <w:bookmarkStart w:id="163" w:name="_Toc4503"/>
+      <w:bookmarkStart w:id="164" w:name="_Toc19584_WPSOffice_Level1"/>
+      <w:bookmarkStart w:id="165" w:name="_Toc22623"/>
+      <w:bookmarkStart w:id="166" w:name="_Toc14611_WPSOffice_Level1"/>
+      <w:bookmarkStart w:id="167" w:name="_Toc17792_WPSOffice_Level2"/>
       <w:bookmarkStart w:id="168" w:name="_Toc13275"/>
-      <w:bookmarkStart w:id="169" w:name="_Toc17792_WPSOffice_Level2"/>
+      <w:bookmarkStart w:id="169" w:name="_Toc22162_WPSOffice_Level1"/>
       <w:r>
         <w:rPr>
           <w:rFonts w:hint="eastAsia"/>

--- a/WebContent/docx/肝胆胰腺肿瘤120基因检测报告-单样本-重庆分子.docx
+++ b/WebContent/docx/肝胆胰腺肿瘤120基因检测报告-单样本-重庆分子.docx
@@ -3196,16 +3196,16 @@
           <w:lang w:eastAsia="zh-CN"/>
         </w:rPr>
       </w:pPr>
-      <w:bookmarkStart w:id="0" w:name="_Toc13806"/>
-      <w:bookmarkStart w:id="1" w:name="_Toc10446"/>
-      <w:bookmarkStart w:id="2" w:name="_Toc27500"/>
-      <w:bookmarkStart w:id="3" w:name="_Toc19944"/>
-      <w:bookmarkStart w:id="4" w:name="_Toc24397"/>
-      <w:bookmarkStart w:id="5" w:name="_Toc21009_WPSOffice_Level1"/>
-      <w:bookmarkStart w:id="6" w:name="_Toc24178_WPSOffice_Level1"/>
-      <w:bookmarkStart w:id="7" w:name="_Toc32054"/>
-      <w:bookmarkStart w:id="8" w:name="_Toc30143_WPSOffice_Level1"/>
-      <w:bookmarkStart w:id="9" w:name="_Toc21669"/>
+      <w:bookmarkStart w:id="0" w:name="_Toc21009_WPSOffice_Level1"/>
+      <w:bookmarkStart w:id="1" w:name="_Toc27500"/>
+      <w:bookmarkStart w:id="2" w:name="_Toc19944"/>
+      <w:bookmarkStart w:id="3" w:name="_Toc32054"/>
+      <w:bookmarkStart w:id="4" w:name="_Toc21669"/>
+      <w:bookmarkStart w:id="5" w:name="_Toc30143_WPSOffice_Level1"/>
+      <w:bookmarkStart w:id="6" w:name="_Toc10446"/>
+      <w:bookmarkStart w:id="7" w:name="_Toc13806"/>
+      <w:bookmarkStart w:id="8" w:name="_Toc24397"/>
+      <w:bookmarkStart w:id="9" w:name="_Toc24178_WPSOffice_Level1"/>
       <w:r>
         <w:rPr>
           <w:rFonts w:ascii="Times New Roman" w:hAnsi="Times New Roman"/>
@@ -3426,6 +3426,7 @@
             <w:insideH w:val="single" w:color="BEBEBE" w:themeColor="background1" w:themeShade="BF" w:sz="4" w:space="0"/>
             <w:insideV w:val="single" w:color="BEBEBE" w:themeColor="background1" w:themeShade="BF" w:sz="4" w:space="0"/>
           </w:tblBorders>
+          <w:shd w:val="clear" w:color="auto" w:fill="FFFFFF" w:themeFill="background1"/>
           <w:tblCellMar>
             <w:top w:w="0" w:type="dxa"/>
             <w:left w:w="108" w:type="dxa"/>
@@ -3612,6 +3613,7 @@
             <w:insideH w:val="single" w:color="BEBEBE" w:themeColor="background1" w:themeShade="BF" w:sz="4" w:space="0"/>
             <w:insideV w:val="single" w:color="BEBEBE" w:themeColor="background1" w:themeShade="BF" w:sz="4" w:space="0"/>
           </w:tblBorders>
+          <w:shd w:val="clear" w:color="auto" w:fill="FFFFFF" w:themeFill="background1"/>
           <w:tblCellMar>
             <w:top w:w="0" w:type="dxa"/>
             <w:left w:w="108" w:type="dxa"/>
@@ -3758,6 +3760,7 @@
             <w:insideH w:val="single" w:color="BEBEBE" w:themeColor="background1" w:themeShade="BF" w:sz="4" w:space="0"/>
             <w:insideV w:val="single" w:color="BEBEBE" w:themeColor="background1" w:themeShade="BF" w:sz="4" w:space="0"/>
           </w:tblBorders>
+          <w:shd w:val="clear" w:color="auto" w:fill="FFFFFF" w:themeFill="background1"/>
           <w:tblCellMar>
             <w:top w:w="0" w:type="dxa"/>
             <w:left w:w="108" w:type="dxa"/>
@@ -3944,14 +3947,14 @@
         </w:rPr>
       </w:pPr>
       <w:bookmarkStart w:id="10" w:name="_Toc10518"/>
-      <w:bookmarkStart w:id="11" w:name="_Toc17451"/>
-      <w:bookmarkStart w:id="12" w:name="_Toc13931"/>
-      <w:bookmarkStart w:id="13" w:name="_Toc18062_WPSOffice_Level1"/>
-      <w:bookmarkStart w:id="14" w:name="_Toc7021_WPSOffice_Level1"/>
-      <w:bookmarkStart w:id="15" w:name="_Toc19594"/>
-      <w:bookmarkStart w:id="16" w:name="_Toc6031"/>
-      <w:bookmarkStart w:id="17" w:name="_Toc11465"/>
-      <w:bookmarkStart w:id="18" w:name="_Toc11015_WPSOffice_Level1"/>
+      <w:bookmarkStart w:id="11" w:name="_Toc19594"/>
+      <w:bookmarkStart w:id="12" w:name="_Toc17451"/>
+      <w:bookmarkStart w:id="13" w:name="_Toc11015_WPSOffice_Level1"/>
+      <w:bookmarkStart w:id="14" w:name="_Toc6031"/>
+      <w:bookmarkStart w:id="15" w:name="_Toc18062_WPSOffice_Level1"/>
+      <w:bookmarkStart w:id="16" w:name="_Toc11465"/>
+      <w:bookmarkStart w:id="17" w:name="_Toc13931"/>
+      <w:bookmarkStart w:id="18" w:name="_Toc7021_WPSOffice_Level1"/>
       <w:bookmarkStart w:id="19" w:name="_Toc3823"/>
       <w:r>
         <w:rPr>
@@ -4226,16 +4229,16 @@
       </w:pPr>
       <w:bookmarkStart w:id="21" w:name="_Toc16576"/>
       <w:bookmarkStart w:id="22" w:name="_Toc18058"/>
-      <w:bookmarkStart w:id="23" w:name="_Toc23369_WPSOffice_Level1"/>
-      <w:bookmarkStart w:id="24" w:name="_Toc1410"/>
-      <w:bookmarkStart w:id="25" w:name="_Toc149826002"/>
-      <w:bookmarkStart w:id="26" w:name="_Toc4088"/>
-      <w:bookmarkStart w:id="27" w:name="_Toc6221_WPSOffice_Level1"/>
-      <w:bookmarkStart w:id="28" w:name="_Toc2563"/>
-      <w:bookmarkStart w:id="29" w:name="_Toc25920"/>
-      <w:bookmarkStart w:id="30" w:name="_Toc149832727"/>
-      <w:bookmarkStart w:id="31" w:name="_Toc29731"/>
-      <w:bookmarkStart w:id="32" w:name="_Toc3871"/>
+      <w:bookmarkStart w:id="23" w:name="_Toc6221_WPSOffice_Level1"/>
+      <w:bookmarkStart w:id="24" w:name="_Toc25920"/>
+      <w:bookmarkStart w:id="25" w:name="_Toc3871"/>
+      <w:bookmarkStart w:id="26" w:name="_Toc2563"/>
+      <w:bookmarkStart w:id="27" w:name="_Toc1410"/>
+      <w:bookmarkStart w:id="28" w:name="_Toc4088"/>
+      <w:bookmarkStart w:id="29" w:name="_Toc149826002"/>
+      <w:bookmarkStart w:id="30" w:name="_Toc29731"/>
+      <w:bookmarkStart w:id="31" w:name="_Toc23369_WPSOffice_Level1"/>
+      <w:bookmarkStart w:id="32" w:name="_Toc149832727"/>
       <w:r>
         <w:rPr>
           <w:rStyle w:val="45"/>
@@ -5518,17 +5521,17 @@
           <w:lang w:eastAsia="zh-CN"/>
         </w:rPr>
       </w:pPr>
-      <w:bookmarkStart w:id="34" w:name="_Toc31425"/>
-      <w:bookmarkStart w:id="35" w:name="_Toc24836"/>
+      <w:bookmarkStart w:id="34" w:name="_Toc24836"/>
+      <w:bookmarkStart w:id="35" w:name="_Toc31425"/>
       <w:bookmarkStart w:id="36" w:name="_Toc149832729"/>
       <w:bookmarkStart w:id="37" w:name="_Toc22132"/>
       <w:bookmarkStart w:id="38" w:name="_Toc12381"/>
-      <w:bookmarkStart w:id="39" w:name="_Toc284"/>
-      <w:bookmarkStart w:id="40" w:name="_Toc19898_WPSOffice_Level1"/>
-      <w:bookmarkStart w:id="41" w:name="_Toc2781"/>
-      <w:bookmarkStart w:id="42" w:name="_Toc19184"/>
+      <w:bookmarkStart w:id="39" w:name="_Toc19898_WPSOffice_Level1"/>
+      <w:bookmarkStart w:id="40" w:name="_Toc2781"/>
+      <w:bookmarkStart w:id="41" w:name="_Toc284"/>
+      <w:bookmarkStart w:id="42" w:name="_Toc20136_WPSOffice_Level1"/>
       <w:bookmarkStart w:id="43" w:name="_Toc14062"/>
-      <w:bookmarkStart w:id="44" w:name="_Toc20136_WPSOffice_Level1"/>
+      <w:bookmarkStart w:id="44" w:name="_Toc19184"/>
       <w:r>
         <w:rPr>
           <w:rFonts w:hint="eastAsia"/>
@@ -7625,15 +7628,15 @@
           <w:sz w:val="30"/>
         </w:rPr>
       </w:pPr>
-      <w:bookmarkStart w:id="46" w:name="_Toc23375"/>
-      <w:bookmarkStart w:id="47" w:name="_Toc9088"/>
-      <w:bookmarkStart w:id="48" w:name="_Toc24979"/>
+      <w:bookmarkStart w:id="46" w:name="_Toc22976"/>
+      <w:bookmarkStart w:id="47" w:name="_Toc20643"/>
+      <w:bookmarkStart w:id="48" w:name="_Toc9088"/>
       <w:bookmarkStart w:id="49" w:name="_Toc11015_WPSOffice_Level2"/>
-      <w:bookmarkStart w:id="50" w:name="_Toc18062_WPSOffice_Level2"/>
+      <w:bookmarkStart w:id="50" w:name="_Toc24979"/>
       <w:bookmarkStart w:id="51" w:name="_Toc9977"/>
-      <w:bookmarkStart w:id="52" w:name="_Toc22976"/>
-      <w:bookmarkStart w:id="53" w:name="_Toc30265"/>
-      <w:bookmarkStart w:id="54" w:name="_Toc20643"/>
+      <w:bookmarkStart w:id="52" w:name="_Toc18062_WPSOffice_Level2"/>
+      <w:bookmarkStart w:id="53" w:name="_Toc23375"/>
+      <w:bookmarkStart w:id="54" w:name="_Toc30265"/>
       <w:r>
         <w:rPr>
           <w:rFonts w:ascii="Times New Roman" w:hAnsi="Times New Roman"/>
@@ -12601,19 +12604,19 @@
         </w:rPr>
       </w:pPr>
       <w:bookmarkStart w:id="55" w:name="_Toc22163"/>
-      <w:bookmarkStart w:id="56" w:name="_Toc16483"/>
-      <w:bookmarkStart w:id="57" w:name="_Toc23479"/>
+      <w:bookmarkStart w:id="56" w:name="_Toc23479"/>
+      <w:bookmarkStart w:id="57" w:name="_Toc16483"/>
       <w:bookmarkStart w:id="58" w:name="_Toc2919"/>
       <w:bookmarkStart w:id="59" w:name="_Toc15206"/>
       <w:bookmarkStart w:id="60" w:name="_Toc149837260"/>
-      <w:bookmarkStart w:id="61" w:name="_Toc626"/>
+      <w:bookmarkStart w:id="61" w:name="_Toc4339"/>
       <w:bookmarkStart w:id="62" w:name="_Toc1549"/>
-      <w:bookmarkStart w:id="63" w:name="_Toc6221_WPSOffice_Level2"/>
-      <w:bookmarkStart w:id="64" w:name="_Toc25737"/>
-      <w:bookmarkStart w:id="65" w:name="_Toc7551_WPSOffice_Level2"/>
-      <w:bookmarkStart w:id="66" w:name="_Toc17410"/>
-      <w:bookmarkStart w:id="67" w:name="_Toc4339"/>
-      <w:bookmarkStart w:id="68" w:name="_Toc25675"/>
+      <w:bookmarkStart w:id="63" w:name="_Toc25675"/>
+      <w:bookmarkStart w:id="64" w:name="_Toc6221_WPSOffice_Level2"/>
+      <w:bookmarkStart w:id="65" w:name="_Toc17410"/>
+      <w:bookmarkStart w:id="66" w:name="_Toc25737"/>
+      <w:bookmarkStart w:id="67" w:name="_Toc626"/>
+      <w:bookmarkStart w:id="68" w:name="_Toc7551_WPSOffice_Level2"/>
       <w:r>
         <w:rPr>
           <w:rFonts w:hint="eastAsia"/>
@@ -13239,10 +13242,10 @@
           <w:lang w:eastAsia="zh-CN"/>
         </w:rPr>
       </w:pPr>
-      <w:bookmarkStart w:id="70" w:name="_Toc2577"/>
+      <w:bookmarkStart w:id="70" w:name="_Toc3816"/>
       <w:bookmarkStart w:id="71" w:name="_Toc10994"/>
-      <w:bookmarkStart w:id="72" w:name="_Toc3816"/>
-      <w:bookmarkStart w:id="73" w:name="_Toc24055"/>
+      <w:bookmarkStart w:id="72" w:name="_Toc24055"/>
+      <w:bookmarkStart w:id="73" w:name="_Toc2577"/>
       <w:r>
         <w:rPr>
           <w:rFonts w:hint="eastAsia" w:ascii="Times New Roman" w:hAnsi="Times New Roman" w:eastAsia="微软雅黑" w:cs="Times New Roman"/>
@@ -13838,13 +13841,13 @@
           <w:lang w:eastAsia="zh-CN"/>
         </w:rPr>
       </w:pPr>
-      <w:bookmarkStart w:id="74" w:name="_Toc819"/>
-      <w:bookmarkStart w:id="75" w:name="_Toc21662"/>
-      <w:bookmarkStart w:id="76" w:name="_Toc1361"/>
-      <w:bookmarkStart w:id="77" w:name="_Toc19763"/>
+      <w:bookmarkStart w:id="74" w:name="_Toc1361"/>
+      <w:bookmarkStart w:id="75" w:name="_Toc819"/>
+      <w:bookmarkStart w:id="76" w:name="_Toc9691"/>
+      <w:bookmarkStart w:id="77" w:name="_Toc149837262"/>
       <w:bookmarkStart w:id="78" w:name="_Toc3791"/>
-      <w:bookmarkStart w:id="79" w:name="_Toc149837262"/>
-      <w:bookmarkStart w:id="80" w:name="_Toc9691"/>
+      <w:bookmarkStart w:id="79" w:name="_Toc21662"/>
+      <w:bookmarkStart w:id="80" w:name="_Toc19763"/>
       <w:r>
         <w:rPr>
           <w:rFonts w:hint="eastAsia"/>
@@ -18222,7 +18225,6 @@
             <w:insideH w:val="dotted" w:color="A5A5A5" w:sz="4" w:space="0"/>
             <w:insideV w:val="dotted" w:color="A5A5A5" w:sz="4" w:space="0"/>
           </w:tblBorders>
-          <w:shd w:val="clear" w:color="auto" w:fill="auto"/>
           <w:tblCellMar>
             <w:top w:w="0" w:type="dxa"/>
             <w:left w:w="108" w:type="dxa"/>
@@ -19917,7 +19919,6 @@
             <w:insideH w:val="dotted" w:color="A5A5A5" w:sz="4" w:space="0"/>
             <w:insideV w:val="dotted" w:color="A5A5A5" w:sz="4" w:space="0"/>
           </w:tblBorders>
-          <w:shd w:val="clear" w:color="auto" w:fill="auto"/>
           <w:tblCellMar>
             <w:top w:w="0" w:type="dxa"/>
             <w:left w:w="108" w:type="dxa"/>
@@ -22066,16 +22067,16 @@
           </w14:shadow>
         </w:rPr>
       </w:pPr>
-      <w:bookmarkStart w:id="81" w:name="_Toc23903"/>
-      <w:bookmarkStart w:id="82" w:name="_Toc32443_WPSOffice_Level1"/>
+      <w:bookmarkStart w:id="81" w:name="_Toc5598"/>
+      <w:bookmarkStart w:id="82" w:name="_Toc4331_WPSOffice_Level1"/>
       <w:bookmarkStart w:id="83" w:name="_Toc32661"/>
-      <w:bookmarkStart w:id="84" w:name="_Toc4331_WPSOffice_Level1"/>
-      <w:bookmarkStart w:id="85" w:name="_Toc5598"/>
-      <w:bookmarkStart w:id="86" w:name="_Toc3978"/>
-      <w:bookmarkStart w:id="87" w:name="_Toc28194"/>
-      <w:bookmarkStart w:id="88" w:name="_Toc25727"/>
+      <w:bookmarkStart w:id="84" w:name="_Toc25727"/>
+      <w:bookmarkStart w:id="85" w:name="_Toc3978"/>
+      <w:bookmarkStart w:id="86" w:name="_Toc28194"/>
+      <w:bookmarkStart w:id="87" w:name="_Toc32443_WPSOffice_Level1"/>
+      <w:bookmarkStart w:id="88" w:name="_Toc19559"/>
       <w:bookmarkStart w:id="89" w:name="_Toc23846_WPSOffice_Level1"/>
-      <w:bookmarkStart w:id="90" w:name="_Toc19559"/>
+      <w:bookmarkStart w:id="90" w:name="_Toc23903"/>
       <w:r>
         <w:rPr>
           <w:rFonts w:ascii="Times New Roman" w:hAnsi="Times New Roman"/>
@@ -22138,15 +22139,15 @@
         </w:rPr>
       </w:pPr>
       <w:bookmarkStart w:id="92" w:name="_Toc32443_WPSOffice_Level2"/>
-      <w:bookmarkStart w:id="93" w:name="_Toc4331_WPSOffice_Level2"/>
-      <w:bookmarkStart w:id="94" w:name="_Toc23606"/>
-      <w:bookmarkStart w:id="95" w:name="_Toc29195"/>
-      <w:bookmarkStart w:id="96" w:name="_Toc32302"/>
+      <w:bookmarkStart w:id="93" w:name="_Toc32302"/>
+      <w:bookmarkStart w:id="94" w:name="_Toc29195"/>
+      <w:bookmarkStart w:id="95" w:name="_Toc4331_WPSOffice_Level2"/>
+      <w:bookmarkStart w:id="96" w:name="_Toc23606"/>
       <w:bookmarkStart w:id="97" w:name="_Toc149837264"/>
-      <w:bookmarkStart w:id="98" w:name="_Toc19553"/>
+      <w:bookmarkStart w:id="98" w:name="_Toc4743"/>
       <w:bookmarkStart w:id="99" w:name="_Toc9699"/>
       <w:bookmarkStart w:id="100" w:name="_Toc20503"/>
-      <w:bookmarkStart w:id="101" w:name="_Toc4743"/>
+      <w:bookmarkStart w:id="101" w:name="_Toc19553"/>
       <w:r>
         <w:rPr>
           <w:rFonts w:hint="eastAsia"/>
@@ -27058,8 +27059,6 @@
               </w:rPr>
               <w:t>{{tdd.comutation}}</w:t>
             </w:r>
-            <w:bookmarkStart w:id="171" w:name="_GoBack"/>
-            <w:bookmarkEnd w:id="171"/>
           </w:p>
         </w:tc>
       </w:tr>
@@ -31223,11 +31222,11 @@
           <w:lang w:eastAsia="zh-CN"/>
         </w:rPr>
       </w:pPr>
-      <w:bookmarkStart w:id="102" w:name="_Toc32468"/>
-      <w:bookmarkStart w:id="103" w:name="_Toc5036"/>
+      <w:bookmarkStart w:id="102" w:name="_Toc6784"/>
+      <w:bookmarkStart w:id="103" w:name="_Toc20694"/>
       <w:bookmarkStart w:id="104" w:name="_Toc29383"/>
-      <w:bookmarkStart w:id="105" w:name="_Toc20694"/>
-      <w:bookmarkStart w:id="106" w:name="_Toc6784"/>
+      <w:bookmarkStart w:id="105" w:name="_Toc32468"/>
+      <w:bookmarkStart w:id="106" w:name="_Toc5036"/>
       <w:r>
         <w:rPr>
           <w:rFonts w:hint="eastAsia" w:ascii="Times New Roman" w:hAnsi="Times New Roman"/>
@@ -31255,14 +31254,14 @@
           <w:lang w:eastAsia="zh-CN"/>
         </w:rPr>
       </w:pPr>
-      <w:bookmarkStart w:id="107" w:name="_Toc26651"/>
-      <w:bookmarkStart w:id="108" w:name="_Toc20674"/>
-      <w:bookmarkStart w:id="109" w:name="_Toc23518"/>
-      <w:bookmarkStart w:id="110" w:name="_Toc13456"/>
+      <w:bookmarkStart w:id="107" w:name="_Toc23518"/>
+      <w:bookmarkStart w:id="108" w:name="_Toc13456"/>
+      <w:bookmarkStart w:id="109" w:name="_Toc20674"/>
+      <w:bookmarkStart w:id="110" w:name="_Toc26651"/>
       <w:bookmarkStart w:id="111" w:name="_Toc11562_WPSOffice_Level3"/>
-      <w:bookmarkStart w:id="112" w:name="_Toc12977"/>
-      <w:bookmarkStart w:id="113" w:name="_Toc107825560"/>
-      <w:bookmarkStart w:id="114" w:name="_Toc14132"/>
+      <w:bookmarkStart w:id="112" w:name="_Toc107825560"/>
+      <w:bookmarkStart w:id="113" w:name="_Toc14132"/>
+      <w:bookmarkStart w:id="114" w:name="_Toc12977"/>
       <w:r>
         <w:rPr>
           <w:rFonts w:hint="eastAsia" w:ascii="Times New Roman" w:hAnsi="Times New Roman" w:eastAsia="微软雅黑" w:cs="Times New Roman"/>
@@ -32382,15 +32381,15 @@
           <w:color w:val="auto"/>
         </w:rPr>
       </w:pPr>
-      <w:bookmarkStart w:id="116" w:name="_Toc13196_WPSOffice_Level1"/>
-      <w:bookmarkStart w:id="117" w:name="_Toc27302"/>
-      <w:bookmarkStart w:id="118" w:name="_Toc1707_WPSOffice_Level1"/>
-      <w:bookmarkStart w:id="119" w:name="_Toc12505"/>
-      <w:bookmarkStart w:id="120" w:name="_Toc18680"/>
-      <w:bookmarkStart w:id="121" w:name="_Toc21764_WPSOffice_Level1"/>
-      <w:bookmarkStart w:id="122" w:name="_Toc2409"/>
-      <w:bookmarkStart w:id="123" w:name="_Toc16594"/>
-      <w:bookmarkStart w:id="124" w:name="_Toc28240"/>
+      <w:bookmarkStart w:id="116" w:name="_Toc12505"/>
+      <w:bookmarkStart w:id="117" w:name="_Toc21764_WPSOffice_Level1"/>
+      <w:bookmarkStart w:id="118" w:name="_Toc18680"/>
+      <w:bookmarkStart w:id="119" w:name="_Toc2409"/>
+      <w:bookmarkStart w:id="120" w:name="_Toc16594"/>
+      <w:bookmarkStart w:id="121" w:name="_Toc28240"/>
+      <w:bookmarkStart w:id="122" w:name="_Toc1707_WPSOffice_Level1"/>
+      <w:bookmarkStart w:id="123" w:name="_Toc13196_WPSOffice_Level1"/>
+      <w:bookmarkStart w:id="124" w:name="_Toc27302"/>
       <w:r>
         <w:rPr>
           <w:rFonts w:ascii="Times New Roman" w:hAnsi="Times New Roman" w:eastAsia="微软雅黑" w:cs="Times New Roman"/>
@@ -32437,6 +32436,12 @@
             <w:insideH w:val="none" w:color="auto" w:sz="0" w:space="0"/>
             <w:insideV w:val="none" w:color="auto" w:sz="0" w:space="0"/>
           </w:tblBorders>
+          <w:tblCellMar>
+            <w:top w:w="0" w:type="dxa"/>
+            <w:left w:w="108" w:type="dxa"/>
+            <w:bottom w:w="0" w:type="dxa"/>
+            <w:right w:w="108" w:type="dxa"/>
+          </w:tblCellMar>
         </w:tblPrEx>
         <w:trPr>
           <w:trHeight w:val="321" w:hRule="atLeast"/>
@@ -34620,11 +34625,11 @@
       </w:pPr>
       <w:bookmarkStart w:id="126" w:name="_Toc24085_WPSOffice_Level1"/>
       <w:bookmarkStart w:id="127" w:name="_Toc8395"/>
-      <w:bookmarkStart w:id="128" w:name="_Toc9914"/>
-      <w:bookmarkStart w:id="129" w:name="_Toc15840_WPSOffice_Level1"/>
-      <w:bookmarkStart w:id="130" w:name="_Toc14255_WPSOffice_Level1"/>
-      <w:bookmarkStart w:id="131" w:name="_Toc3674"/>
-      <w:bookmarkStart w:id="132" w:name="_Toc9066"/>
+      <w:bookmarkStart w:id="128" w:name="_Toc14255_WPSOffice_Level1"/>
+      <w:bookmarkStart w:id="129" w:name="_Toc3674"/>
+      <w:bookmarkStart w:id="130" w:name="_Toc9066"/>
+      <w:bookmarkStart w:id="131" w:name="_Toc9914"/>
+      <w:bookmarkStart w:id="132" w:name="_Toc15840_WPSOffice_Level1"/>
       <w:r>
         <w:rPr>
           <w:rFonts w:hint="eastAsia" w:ascii="Times New Roman" w:hAnsi="Times New Roman"/>
@@ -37197,11 +37202,11 @@
       </w:r>
     </w:p>
     <w:p>
-      <w:bookmarkStart w:id="133" w:name="_Toc4979"/>
+      <w:bookmarkStart w:id="133" w:name="_Toc20303"/>
       <w:bookmarkStart w:id="134" w:name="_Toc11896_WPSOffice_Level1"/>
-      <w:bookmarkStart w:id="135" w:name="_Toc20303"/>
+      <w:bookmarkStart w:id="135" w:name="_Toc1779"/>
       <w:bookmarkStart w:id="136" w:name="_Toc11812"/>
-      <w:bookmarkStart w:id="137" w:name="_Toc1779"/>
+      <w:bookmarkStart w:id="137" w:name="_Toc4979"/>
       <w:bookmarkStart w:id="138" w:name="_Toc11193_WPSOffice_Level1"/>
       <w:bookmarkStart w:id="139" w:name="_Toc28810_WPSOffice_Level1"/>
       <w:r>
@@ -37929,13 +37934,13 @@
           <w:lang w:eastAsia="zh-CN"/>
         </w:rPr>
       </w:pPr>
-      <w:bookmarkStart w:id="141" w:name="_Toc8182"/>
-      <w:bookmarkStart w:id="142" w:name="_Toc19099"/>
-      <w:bookmarkStart w:id="143" w:name="_Toc22484_WPSOffice_Level1"/>
-      <w:bookmarkStart w:id="144" w:name="_Toc28537"/>
-      <w:bookmarkStart w:id="145" w:name="_Toc16368_WPSOffice_Level1"/>
-      <w:bookmarkStart w:id="146" w:name="_Toc28910_WPSOffice_Level1"/>
-      <w:bookmarkStart w:id="147" w:name="_Toc6864"/>
+      <w:bookmarkStart w:id="141" w:name="_Toc22484_WPSOffice_Level1"/>
+      <w:bookmarkStart w:id="142" w:name="_Toc28537"/>
+      <w:bookmarkStart w:id="143" w:name="_Toc19099"/>
+      <w:bookmarkStart w:id="144" w:name="_Toc16368_WPSOffice_Level1"/>
+      <w:bookmarkStart w:id="145" w:name="_Toc28910_WPSOffice_Level1"/>
+      <w:bookmarkStart w:id="146" w:name="_Toc6864"/>
+      <w:bookmarkStart w:id="147" w:name="_Toc8182"/>
       <w:bookmarkStart w:id="148" w:name="_Toc159"/>
       <w:bookmarkStart w:id="149" w:name="_Toc29730"/>
       <w:bookmarkStart w:id="150" w:name="_Toc7549"/>
@@ -38392,8 +38397,8 @@
           <w:lang w:eastAsia="zh-CN"/>
         </w:rPr>
       </w:pPr>
-      <w:bookmarkStart w:id="151" w:name="_Toc28454_WPSOffice_Level1"/>
-      <w:bookmarkStart w:id="152" w:name="_Toc26985_WPSOffice_Level1"/>
+      <w:bookmarkStart w:id="151" w:name="_Toc26985_WPSOffice_Level1"/>
+      <w:bookmarkStart w:id="152" w:name="_Toc28454_WPSOffice_Level1"/>
       <w:bookmarkStart w:id="153" w:name="_Toc20170_WPSOffice_Level1"/>
       <w:r>
         <w:rPr>
@@ -38420,22 +38425,22 @@
           <w:lang w:eastAsia="zh-CN"/>
         </w:rPr>
       </w:pPr>
-      <w:bookmarkStart w:id="154" w:name="_Toc15114"/>
-      <w:bookmarkStart w:id="155" w:name="_Toc7234"/>
+      <w:bookmarkStart w:id="154" w:name="_Toc7234"/>
+      <w:bookmarkStart w:id="155" w:name="_Toc15114"/>
       <w:bookmarkStart w:id="156" w:name="_Toc3409"/>
-      <w:bookmarkStart w:id="157" w:name="_Toc8911"/>
+      <w:bookmarkStart w:id="157" w:name="_Toc27034"/>
       <w:bookmarkStart w:id="158" w:name="_Toc107825570"/>
-      <w:bookmarkStart w:id="159" w:name="_Toc27034"/>
-      <w:bookmarkStart w:id="160" w:name="_Toc15630"/>
-      <w:bookmarkStart w:id="161" w:name="_Toc11901"/>
-      <w:bookmarkStart w:id="162" w:name="_Toc27809"/>
-      <w:bookmarkStart w:id="163" w:name="_Toc4503"/>
+      <w:bookmarkStart w:id="159" w:name="_Toc8911"/>
+      <w:bookmarkStart w:id="160" w:name="_Toc4503"/>
+      <w:bookmarkStart w:id="161" w:name="_Toc15630"/>
+      <w:bookmarkStart w:id="162" w:name="_Toc11901"/>
+      <w:bookmarkStart w:id="163" w:name="_Toc27809"/>
       <w:bookmarkStart w:id="164" w:name="_Toc19584_WPSOffice_Level1"/>
       <w:bookmarkStart w:id="165" w:name="_Toc22623"/>
       <w:bookmarkStart w:id="166" w:name="_Toc14611_WPSOffice_Level1"/>
-      <w:bookmarkStart w:id="167" w:name="_Toc17792_WPSOffice_Level2"/>
-      <w:bookmarkStart w:id="168" w:name="_Toc13275"/>
-      <w:bookmarkStart w:id="169" w:name="_Toc22162_WPSOffice_Level1"/>
+      <w:bookmarkStart w:id="167" w:name="_Toc13275"/>
+      <w:bookmarkStart w:id="168" w:name="_Toc22162_WPSOffice_Level1"/>
+      <w:bookmarkStart w:id="169" w:name="_Toc17792_WPSOffice_Level2"/>
       <w:r>
         <w:rPr>
           <w:rFonts w:hint="eastAsia"/>
@@ -38645,7 +38650,7 @@
         <w:ind w:firstLine="420" w:firstLineChars="200"/>
         <w:jc w:val="both"/>
         <w:rPr>
-          <w:rFonts w:ascii="Times New Roman" w:hAnsi="Times New Roman" w:eastAsia="微软雅黑" w:cs="Times New Roman"/>
+          <w:rFonts w:hint="eastAsia" w:ascii="Times New Roman" w:hAnsi="Times New Roman" w:eastAsia="微软雅黑" w:cs="Times New Roman"/>
           <w:bCs/>
           <w:sz w:val="21"/>
           <w:szCs w:val="21"/>
@@ -38669,22 +38674,22 @@
         <w:ind w:firstLine="420" w:firstLineChars="200"/>
         <w:jc w:val="both"/>
         <w:rPr>
-          <w:rFonts w:ascii="Times New Roman" w:hAnsi="Times New Roman" w:eastAsia="微软雅黑" w:cs="Times New Roman"/>
-          <w:bCs/>
-          <w:sz w:val="21"/>
-          <w:szCs w:val="21"/>
-          <w:lang w:eastAsia="zh-CN"/>
-        </w:rPr>
-      </w:pPr>
-      <w:r>
-        <w:rPr>
           <w:rFonts w:hint="eastAsia" w:ascii="Times New Roman" w:hAnsi="Times New Roman" w:eastAsia="微软雅黑" w:cs="Times New Roman"/>
           <w:bCs/>
           <w:sz w:val="21"/>
           <w:szCs w:val="21"/>
           <w:lang w:eastAsia="zh-CN"/>
         </w:rPr>
-        <w:t>5.肿瘤是一种复杂的系统性疾病，评定是否为恶性肿瘤需要由临床医生综合多种检查结果进行判定。本检测不能用于确认或排除恶性肿瘤的存在。</w:t>
+      </w:pPr>
+      <w:r>
+        <w:rPr>
+          <w:rFonts w:hint="eastAsia" w:ascii="Times New Roman" w:hAnsi="Times New Roman" w:eastAsia="微软雅黑" w:cs="Times New Roman"/>
+          <w:bCs/>
+          <w:sz w:val="21"/>
+          <w:szCs w:val="21"/>
+          <w:lang w:eastAsia="zh-CN"/>
+        </w:rPr>
+        <w:t>5.NGS检测得到的拷贝数可能会被所检测DNA样本中含有的正常细胞DNA所稀释，因此并不代表每个细胞内所含有的基因拷贝数。</w:t>
       </w:r>
     </w:p>
     <w:p>
@@ -38706,9 +38711,19 @@
           <w:bCs/>
           <w:sz w:val="21"/>
           <w:szCs w:val="21"/>
-          <w:lang w:eastAsia="zh-CN"/>
-        </w:rPr>
-        <w:t>6.部分患者不存在明确的靶向药物对应的基因突变，所以并非所有受检者都可以找到对应靶向药物或明确耐药机制。</w:t>
+          <w:lang w:val="en-US" w:eastAsia="zh-CN"/>
+        </w:rPr>
+        <w:t>6</w:t>
+      </w:r>
+      <w:r>
+        <w:rPr>
+          <w:rFonts w:hint="eastAsia" w:ascii="Times New Roman" w:hAnsi="Times New Roman" w:eastAsia="微软雅黑" w:cs="Times New Roman"/>
+          <w:bCs/>
+          <w:sz w:val="21"/>
+          <w:szCs w:val="21"/>
+          <w:lang w:eastAsia="zh-CN"/>
+        </w:rPr>
+        <w:t>.肿瘤是一种复杂的系统性疾病，评定是否为恶性肿瘤需要由临床医生综合多种检查结果进行判定。本检测不能用于确认或排除恶性肿瘤的存在。</w:t>
       </w:r>
     </w:p>
     <w:p>
@@ -38730,9 +38745,19 @@
           <w:bCs/>
           <w:sz w:val="21"/>
           <w:szCs w:val="21"/>
-          <w:lang w:eastAsia="zh-CN"/>
-        </w:rPr>
-        <w:t>7.检测范围外的基因变异和/或药物间相互作用等非基因变异因素均可能影响药物效果等临床表型。</w:t>
+          <w:lang w:val="en-US" w:eastAsia="zh-CN"/>
+        </w:rPr>
+        <w:t>7</w:t>
+      </w:r>
+      <w:r>
+        <w:rPr>
+          <w:rFonts w:hint="eastAsia" w:ascii="Times New Roman" w:hAnsi="Times New Roman" w:eastAsia="微软雅黑" w:cs="Times New Roman"/>
+          <w:bCs/>
+          <w:sz w:val="21"/>
+          <w:szCs w:val="21"/>
+          <w:lang w:eastAsia="zh-CN"/>
+        </w:rPr>
+        <w:t>.部分患者不存在明确的靶向药物对应的基因突变，所以并非所有受检者都可以找到对应靶向药物或明确耐药机制。</w:t>
       </w:r>
     </w:p>
     <w:p>
@@ -38741,13 +38766,23 @@
         <w:ind w:firstLine="420" w:firstLineChars="200"/>
         <w:jc w:val="both"/>
         <w:rPr>
+          <w:rFonts w:ascii="Times New Roman" w:hAnsi="Times New Roman" w:eastAsia="微软雅黑" w:cs="Times New Roman"/>
+          <w:bCs/>
+          <w:sz w:val="21"/>
+          <w:szCs w:val="21"/>
+          <w:lang w:eastAsia="zh-CN"/>
+        </w:rPr>
+      </w:pPr>
+      <w:r>
+        <w:rPr>
           <w:rFonts w:hint="eastAsia" w:ascii="Times New Roman" w:hAnsi="Times New Roman" w:eastAsia="微软雅黑" w:cs="Times New Roman"/>
           <w:bCs/>
           <w:sz w:val="21"/>
           <w:szCs w:val="21"/>
-          <w:lang w:eastAsia="zh-CN"/>
-        </w:rPr>
-      </w:pPr>
+          <w:lang w:val="en-US" w:eastAsia="zh-CN"/>
+        </w:rPr>
+        <w:t>8</w:t>
+      </w:r>
       <w:r>
         <w:rPr>
           <w:rFonts w:hint="eastAsia" w:ascii="Times New Roman" w:hAnsi="Times New Roman" w:eastAsia="微软雅黑" w:cs="Times New Roman"/>
@@ -38756,7 +38791,7 @@
           <w:szCs w:val="21"/>
           <w:lang w:eastAsia="zh-CN"/>
         </w:rPr>
-        <w:t>8.变异检出的敏感性受到送检样本中恶性肿瘤细胞比例的影响。{% if summaryOfRresults.type == “tissue” %}</w:t>
+        <w:t>.检测范围外的基因变异和/或药物间相互作用等非基因变异因素均可能影响药物效果等临床表型。</w:t>
       </w:r>
     </w:p>
     <w:p>
@@ -38765,13 +38800,23 @@
         <w:ind w:firstLine="420" w:firstLineChars="200"/>
         <w:jc w:val="both"/>
         <w:rPr>
+          <w:rFonts w:ascii="Times New Roman" w:hAnsi="Times New Roman" w:eastAsia="微软雅黑" w:cs="Times New Roman"/>
+          <w:bCs/>
+          <w:sz w:val="21"/>
+          <w:szCs w:val="21"/>
+          <w:lang w:eastAsia="zh-CN"/>
+        </w:rPr>
+      </w:pPr>
+      <w:r>
+        <w:rPr>
           <w:rFonts w:hint="eastAsia" w:ascii="Times New Roman" w:hAnsi="Times New Roman" w:eastAsia="微软雅黑" w:cs="Times New Roman"/>
           <w:bCs/>
           <w:sz w:val="21"/>
           <w:szCs w:val="21"/>
-          <w:lang w:eastAsia="zh-CN"/>
-        </w:rPr>
-      </w:pPr>
+          <w:lang w:val="en-US" w:eastAsia="zh-CN"/>
+        </w:rPr>
+        <w:t>9</w:t>
+      </w:r>
       <w:r>
         <w:rPr>
           <w:rFonts w:hint="eastAsia" w:ascii="Times New Roman" w:hAnsi="Times New Roman" w:eastAsia="微软雅黑" w:cs="Times New Roman"/>
@@ -38780,7 +38825,7 @@
           <w:szCs w:val="21"/>
           <w:lang w:eastAsia="zh-CN"/>
         </w:rPr>
-        <w:t>9.本检测仅包括肿瘤组织，未包括对照样本。变异是否为体细胞突变来源是基于数据库和变异丰度的算法综合预测，不能完全排除胚系突变来源的可能性。</w:t>
+        <w:t>.变异检出的敏感性受到送检样本中恶性肿瘤细胞比例的影响。{% if summaryOfRresults.type == “tissue” %}</w:t>
       </w:r>
     </w:p>
     <w:p>
@@ -38789,23 +38834,13 @@
         <w:ind w:firstLine="420" w:firstLineChars="200"/>
         <w:jc w:val="both"/>
         <w:rPr>
-          <w:rFonts w:hint="eastAsia" w:ascii="Times New Roman" w:hAnsi="Times New Roman" w:eastAsia="微软雅黑" w:cs="Times New Roman"/>
+          <w:rFonts w:ascii="Times New Roman" w:hAnsi="Times New Roman" w:eastAsia="微软雅黑" w:cs="Times New Roman"/>
           <w:bCs/>
           <w:sz w:val="21"/>
           <w:szCs w:val="21"/>
           <w:lang w:eastAsia="zh-CN"/>
         </w:rPr>
       </w:pPr>
-      <w:r>
-        <w:rPr>
-          <w:rFonts w:hint="eastAsia" w:ascii="Times New Roman" w:hAnsi="Times New Roman" w:eastAsia="微软雅黑" w:cs="Times New Roman"/>
-          <w:bCs/>
-          <w:sz w:val="21"/>
-          <w:szCs w:val="21"/>
-          <w:lang w:eastAsia="zh-CN"/>
-        </w:rPr>
-        <w:t>10.肿瘤发展或治疗过程中可能出现获得性基因变异，从而使癌症的突变谱发生变化，同时肿瘤也可能存在肿瘤间和肿瘤内的异质性。{% endif %}{% if summaryOfRresults.type == “</w:t>
-      </w:r>
       <w:r>
         <w:rPr>
           <w:rFonts w:hint="eastAsia" w:ascii="Times New Roman" w:hAnsi="Times New Roman" w:eastAsia="微软雅黑" w:cs="Times New Roman"/>
@@ -38814,7 +38849,7 @@
           <w:szCs w:val="21"/>
           <w:lang w:val="en-US" w:eastAsia="zh-CN"/>
         </w:rPr>
-        <w:t>blood</w:t>
+        <w:t>10</w:t>
       </w:r>
       <w:r>
         <w:rPr>
@@ -38824,7 +38859,7 @@
           <w:szCs w:val="21"/>
           <w:lang w:eastAsia="zh-CN"/>
         </w:rPr>
-        <w:t>” %}</w:t>
+        <w:t>.本检测仅包括肿瘤组织，未包括对照样本。变异是否为体细胞突变来源是基于数据库和变异丰度的算法综合预测，不能完全排除胚系突变来源的可能性。</w:t>
       </w:r>
     </w:p>
     <w:p>
@@ -38848,7 +38883,47 @@
           <w:szCs w:val="21"/>
           <w:lang w:eastAsia="zh-CN"/>
         </w:rPr>
-        <w:t>9.外周血游离DNA(cfDNA)主要来自于正常细胞，其中的循环肿瘤DNA(ctDNA)占比一般极低。由于ctDNA占比受到肿瘤分期、肿瘤全身负荷、转移部位及当前治疗状况等多种因素的影响，ctDNA变异丰度与组织中的变异丰度不具备直接关联性；血浆中循环 DNA 源自病灶部位细胞释放入血液，并非所有病变细胞的变异都能释放入血，因此血浆中可检测到的变异可能无法完全反映病灶部位全部细胞变异情况。</w:t>
+        <w:t>1</w:t>
+      </w:r>
+      <w:r>
+        <w:rPr>
+          <w:rFonts w:hint="eastAsia" w:ascii="Times New Roman" w:hAnsi="Times New Roman" w:eastAsia="微软雅黑" w:cs="Times New Roman"/>
+          <w:bCs/>
+          <w:sz w:val="21"/>
+          <w:szCs w:val="21"/>
+          <w:lang w:val="en-US" w:eastAsia="zh-CN"/>
+        </w:rPr>
+        <w:t>1</w:t>
+      </w:r>
+      <w:r>
+        <w:rPr>
+          <w:rFonts w:hint="eastAsia" w:ascii="Times New Roman" w:hAnsi="Times New Roman" w:eastAsia="微软雅黑" w:cs="Times New Roman"/>
+          <w:bCs/>
+          <w:sz w:val="21"/>
+          <w:szCs w:val="21"/>
+          <w:lang w:eastAsia="zh-CN"/>
+        </w:rPr>
+        <w:t>.肿瘤发展或治疗过程中可能出现获得性基因变异，从而使癌症的突变谱发生变化，同时肿瘤也可能存在肿瘤间和肿瘤内的异质性。{% endif %}{% if summaryOfRresults.type == “</w:t>
+      </w:r>
+      <w:r>
+        <w:rPr>
+          <w:rFonts w:hint="eastAsia" w:ascii="Times New Roman" w:hAnsi="Times New Roman" w:eastAsia="微软雅黑" w:cs="Times New Roman"/>
+          <w:bCs/>
+          <w:sz w:val="21"/>
+          <w:szCs w:val="21"/>
+          <w:lang w:val="en-US" w:eastAsia="zh-CN"/>
+        </w:rPr>
+        <w:t>blood</w:t>
+      </w:r>
+      <w:r>
+        <w:rPr>
+          <w:rFonts w:hint="eastAsia" w:ascii="Times New Roman" w:hAnsi="Times New Roman" w:eastAsia="微软雅黑" w:cs="Times New Roman"/>
+          <w:bCs/>
+          <w:sz w:val="21"/>
+          <w:szCs w:val="21"/>
+          <w:lang w:eastAsia="zh-CN"/>
+        </w:rPr>
+        <w:t>” %}</w:t>
       </w:r>
     </w:p>
     <w:p>
@@ -38857,13 +38932,23 @@
         <w:ind w:firstLine="420" w:firstLineChars="200"/>
         <w:jc w:val="both"/>
         <w:rPr>
+          <w:rFonts w:ascii="Times New Roman" w:hAnsi="Times New Roman" w:eastAsia="微软雅黑" w:cs="Times New Roman"/>
+          <w:bCs/>
+          <w:sz w:val="21"/>
+          <w:szCs w:val="21"/>
+          <w:lang w:eastAsia="zh-CN"/>
+        </w:rPr>
+      </w:pPr>
+      <w:r>
+        <w:rPr>
           <w:rFonts w:hint="eastAsia" w:ascii="Times New Roman" w:hAnsi="Times New Roman" w:eastAsia="微软雅黑" w:cs="Times New Roman"/>
           <w:bCs/>
           <w:sz w:val="21"/>
           <w:szCs w:val="21"/>
-          <w:lang w:eastAsia="zh-CN"/>
-        </w:rPr>
-      </w:pPr>
+          <w:lang w:val="en-US" w:eastAsia="zh-CN"/>
+        </w:rPr>
+        <w:t>10</w:t>
+      </w:r>
       <w:r>
         <w:rPr>
           <w:rFonts w:hint="eastAsia" w:ascii="Times New Roman" w:hAnsi="Times New Roman" w:eastAsia="微软雅黑" w:cs="Times New Roman"/>
@@ -38872,7 +38957,7 @@
           <w:szCs w:val="21"/>
           <w:lang w:eastAsia="zh-CN"/>
         </w:rPr>
-        <w:t>10.本检测仅包括cfDNA样本，未包括对照样本。变异是否为体细胞突变来源是基于数据库和变异丰度的算法综合预测，不能完全排除胚系突变来源或克隆性造血来源的可能性。</w:t>
+        <w:t>.外周血游离DNA(cfDNA)主要来自于正常细胞，其中的循环肿瘤DNA(ctDNA)占比一般极低。由于ctDNA占比受到肿瘤分期、肿瘤全身负荷、转移部位及当前治疗状况等多种因素的影响，ctDNA变异丰度与组织中的变异丰度不具备直接关联性；血浆中循环 DNA 源自病灶部位细胞释放入血液，并非所有病变细胞的变异都能释放入血，因此血浆中可检测到的变异可能无法完全反映病灶部位全部细胞变异情况。</w:t>
       </w:r>
     </w:p>
     <w:p>
@@ -38881,6 +38966,50 @@
         <w:ind w:firstLine="420" w:firstLineChars="200"/>
         <w:jc w:val="both"/>
         <w:rPr>
+          <w:rFonts w:ascii="Times New Roman" w:hAnsi="Times New Roman" w:eastAsia="微软雅黑" w:cs="Times New Roman"/>
+          <w:bCs/>
+          <w:sz w:val="21"/>
+          <w:szCs w:val="21"/>
+          <w:lang w:eastAsia="zh-CN"/>
+        </w:rPr>
+      </w:pPr>
+      <w:r>
+        <w:rPr>
+          <w:rFonts w:hint="eastAsia" w:ascii="Times New Roman" w:hAnsi="Times New Roman" w:eastAsia="微软雅黑" w:cs="Times New Roman"/>
+          <w:bCs/>
+          <w:sz w:val="21"/>
+          <w:szCs w:val="21"/>
+          <w:lang w:eastAsia="zh-CN"/>
+        </w:rPr>
+        <w:t>1</w:t>
+      </w:r>
+      <w:r>
+        <w:rPr>
+          <w:rFonts w:hint="eastAsia" w:ascii="Times New Roman" w:hAnsi="Times New Roman" w:eastAsia="微软雅黑" w:cs="Times New Roman"/>
+          <w:bCs/>
+          <w:sz w:val="21"/>
+          <w:szCs w:val="21"/>
+          <w:lang w:val="en-US" w:eastAsia="zh-CN"/>
+        </w:rPr>
+        <w:t>1</w:t>
+      </w:r>
+      <w:r>
+        <w:rPr>
+          <w:rFonts w:hint="eastAsia" w:ascii="Times New Roman" w:hAnsi="Times New Roman" w:eastAsia="微软雅黑" w:cs="Times New Roman"/>
+          <w:bCs/>
+          <w:sz w:val="21"/>
+          <w:szCs w:val="21"/>
+          <w:lang w:eastAsia="zh-CN"/>
+        </w:rPr>
+        <w:t>.本检测仅包括cfDNA样本，未包括对照样本。变异是否为体细胞突变来源是基于数据库和变异丰度的算法综合预测，不能完全排除胚系突变来源或克隆性造血来源的可能性。</w:t>
+      </w:r>
+    </w:p>
+    <w:p>
+      <w:pPr>
+        <w:spacing w:line="276" w:lineRule="auto"/>
+        <w:ind w:firstLine="420" w:firstLineChars="200"/>
+        <w:jc w:val="both"/>
+        <w:rPr>
           <w:rFonts w:hint="eastAsia" w:ascii="Times New Roman" w:hAnsi="Times New Roman" w:eastAsia="微软雅黑" w:cs="Times New Roman"/>
           <w:bCs/>
           <w:sz w:val="21"/>
@@ -38897,8 +39026,30 @@
           <w:szCs w:val="21"/>
           <w:lang w:eastAsia="zh-CN"/>
         </w:rPr>
-        <w:t>11.肿瘤发展或治疗过程中可能出现获得性基因变异，从而使癌症的突变谱发生变化，同时肿瘤也可能存在肿瘤间和肿瘤内的异质性。{% endif %}</w:t>
-      </w:r>
+        <w:t>1</w:t>
+      </w:r>
+      <w:r>
+        <w:rPr>
+          <w:rFonts w:hint="eastAsia" w:ascii="Times New Roman" w:hAnsi="Times New Roman" w:eastAsia="微软雅黑" w:cs="Times New Roman"/>
+          <w:bCs/>
+          <w:sz w:val="21"/>
+          <w:szCs w:val="21"/>
+          <w:lang w:val="en-US" w:eastAsia="zh-CN"/>
+        </w:rPr>
+        <w:t>2</w:t>
+      </w:r>
+      <w:r>
+        <w:rPr>
+          <w:rFonts w:hint="eastAsia" w:ascii="Times New Roman" w:hAnsi="Times New Roman" w:eastAsia="微软雅黑" w:cs="Times New Roman"/>
+          <w:bCs/>
+          <w:sz w:val="21"/>
+          <w:szCs w:val="21"/>
+          <w:lang w:eastAsia="zh-CN"/>
+        </w:rPr>
+        <w:t>.肿瘤发展或治疗过程中可能出现获得性基因变异，从而使癌症的突变谱发生变化，同时肿瘤也可能存在肿瘤间和肿瘤内的异质性。{% endif %}</w:t>
+      </w:r>
+      <w:bookmarkStart w:id="171" w:name="_GoBack"/>
+      <w:bookmarkEnd w:id="171"/>
     </w:p>
     <w:p>
       <w:pPr>
